--- a/Archives/송광민/유니티 엔진의 주요 고급 기능.docx
+++ b/Archives/송광민/유니티 엔진의 주요 고급 기능.docx
@@ -31,7 +31,6 @@
     <w:p>
       <w:pPr>
         <w:rPr>
-          <w:rFonts w:hint="eastAsia"/>
           <w:b/>
           <w:bCs/>
           <w:szCs w:val="22"/>
@@ -69,25 +68,7 @@
           <w:bCs/>
           <w:szCs w:val="22"/>
         </w:rPr>
-        <w:t xml:space="preserve">1. 고성능 </w:t>
-      </w:r>
-      <w:proofErr w:type="gramStart"/>
-      <w:r>
-        <w:rPr>
-          <w:b/>
-          <w:bCs/>
-          <w:szCs w:val="22"/>
-        </w:rPr>
-        <w:t>프로그래밍 /</w:t>
-      </w:r>
-      <w:proofErr w:type="gramEnd"/>
-      <w:r>
-        <w:rPr>
-          <w:b/>
-          <w:bCs/>
-          <w:szCs w:val="22"/>
-        </w:rPr>
-        <w:t xml:space="preserve"> DOTS</w:t>
+        <w:t>1. 고성능 프로그래밍 / DOTS</w:t>
       </w:r>
     </w:p>
     <w:tbl>
@@ -907,7 +888,6 @@
     <w:p>
       <w:pPr>
         <w:rPr>
-          <w:rFonts w:hint="eastAsia"/>
           <w:b/>
           <w:bCs/>
           <w:szCs w:val="22"/>
@@ -2143,7 +2123,6 @@
     <w:p>
       <w:pPr>
         <w:rPr>
-          <w:rFonts w:hint="eastAsia"/>
           <w:b/>
           <w:bCs/>
           <w:szCs w:val="22"/>
@@ -2187,7 +2166,6 @@
     <w:p>
       <w:pPr>
         <w:rPr>
-          <w:rFonts w:hint="eastAsia"/>
           <w:b/>
           <w:bCs/>
           <w:szCs w:val="22"/>
@@ -2200,25 +2178,7 @@
           <w:szCs w:val="22"/>
         </w:rPr>
         <w:lastRenderedPageBreak/>
-        <w:t xml:space="preserve">3. </w:t>
-      </w:r>
-      <w:proofErr w:type="gramStart"/>
-      <w:r>
-        <w:rPr>
-          <w:b/>
-          <w:bCs/>
-          <w:szCs w:val="22"/>
-        </w:rPr>
-        <w:t>VFX /</w:t>
-      </w:r>
-      <w:proofErr w:type="gramEnd"/>
-      <w:r>
-        <w:rPr>
-          <w:b/>
-          <w:bCs/>
-          <w:szCs w:val="22"/>
-        </w:rPr>
-        <w:t xml:space="preserve"> GPU 시뮬레이션</w:t>
+        <w:t>3. VFX / GPU 시뮬레이션</w:t>
       </w:r>
     </w:p>
     <w:tbl>
@@ -2938,7 +2898,6 @@
     <w:p>
       <w:pPr>
         <w:rPr>
-          <w:rFonts w:hint="eastAsia"/>
           <w:b/>
           <w:bCs/>
           <w:szCs w:val="22"/>
@@ -2948,7 +2907,6 @@
     <w:p>
       <w:pPr>
         <w:rPr>
-          <w:rFonts w:hint="eastAsia"/>
           <w:b/>
           <w:bCs/>
           <w:szCs w:val="22"/>
@@ -4241,7 +4199,6 @@
     <w:p>
       <w:pPr>
         <w:rPr>
-          <w:rFonts w:hint="eastAsia"/>
           <w:sz w:val="20"/>
           <w:szCs w:val="20"/>
         </w:rPr>
@@ -4330,7 +4287,6 @@
     <w:p>
       <w:pPr>
         <w:rPr>
-          <w:rFonts w:hint="eastAsia"/>
           <w:sz w:val="20"/>
           <w:szCs w:val="20"/>
         </w:rPr>
@@ -4339,7 +4295,6596 @@
     <w:p>
       <w:pPr>
         <w:rPr>
+          <w:szCs w:val="22"/>
+        </w:rPr>
+      </w:pPr>
+    </w:p>
+    <w:p>
+      <w:pPr>
+        <w:rPr>
+          <w:szCs w:val="22"/>
+        </w:rPr>
+      </w:pPr>
+    </w:p>
+    <w:p>
+      <w:pPr>
+        <w:rPr>
+          <w:b/>
+          <w:bCs/>
+          <w:szCs w:val="22"/>
+        </w:rPr>
+      </w:pPr>
+      <w:r>
+        <w:rPr>
+          <w:b/>
+          <w:bCs/>
+          <w:szCs w:val="22"/>
+        </w:rPr>
+        <w:lastRenderedPageBreak/>
+        <w:t>5. XR / VR / AR</w:t>
+      </w:r>
+    </w:p>
+    <w:tbl>
+      <w:tblPr>
+        <w:tblW w:w="0" w:type="auto"/>
+        <w:tblCellSpacing w:w="15" w:type="dxa"/>
+        <w:tblBorders>
+          <w:top w:val="single" w:sz="4" w:space="0" w:color="auto"/>
+          <w:left w:val="single" w:sz="4" w:space="0" w:color="auto"/>
+          <w:bottom w:val="single" w:sz="4" w:space="0" w:color="auto"/>
+          <w:right w:val="single" w:sz="4" w:space="0" w:color="auto"/>
+          <w:insideH w:val="single" w:sz="4" w:space="0" w:color="auto"/>
+          <w:insideV w:val="single" w:sz="4" w:space="0" w:color="auto"/>
+        </w:tblBorders>
+        <w:tblCellMar>
+          <w:top w:w="15" w:type="dxa"/>
+          <w:left w:w="15" w:type="dxa"/>
+          <w:bottom w:w="15" w:type="dxa"/>
+          <w:right w:w="15" w:type="dxa"/>
+        </w:tblCellMar>
+        <w:tblLook w:val="04A0" w:firstRow="1" w:lastRow="0" w:firstColumn="1" w:lastColumn="0" w:noHBand="0" w:noVBand="1"/>
+      </w:tblPr>
+      <w:tblGrid>
+        <w:gridCol w:w="2676"/>
+        <w:gridCol w:w="3647"/>
+        <w:gridCol w:w="2369"/>
+      </w:tblGrid>
+      <w:tr>
+        <w:trPr>
+          <w:tblHeader/>
+          <w:tblCellSpacing w:w="15" w:type="dxa"/>
+        </w:trPr>
+        <w:tc>
+          <w:tcPr>
+            <w:tcW w:w="0" w:type="auto"/>
+            <w:vAlign w:val="center"/>
+            <w:hideMark/>
+          </w:tcPr>
+          <w:p>
+            <w:pPr>
+              <w:rPr>
+                <w:b/>
+                <w:bCs/>
+                <w:szCs w:val="22"/>
+              </w:rPr>
+            </w:pPr>
+            <w:r>
+              <w:rPr>
+                <w:b/>
+                <w:bCs/>
+                <w:szCs w:val="22"/>
+              </w:rPr>
+              <w:t>기능</w:t>
+            </w:r>
+          </w:p>
+        </w:tc>
+        <w:tc>
+          <w:tcPr>
+            <w:tcW w:w="0" w:type="auto"/>
+            <w:vAlign w:val="center"/>
+            <w:hideMark/>
+          </w:tcPr>
+          <w:p>
+            <w:pPr>
+              <w:rPr>
+                <w:b/>
+                <w:bCs/>
+                <w:szCs w:val="22"/>
+              </w:rPr>
+            </w:pPr>
+            <w:r>
+              <w:rPr>
+                <w:b/>
+                <w:bCs/>
+                <w:szCs w:val="22"/>
+              </w:rPr>
+              <w:t>무엇을 하는가</w:t>
+            </w:r>
+          </w:p>
+        </w:tc>
+        <w:tc>
+          <w:tcPr>
+            <w:tcW w:w="0" w:type="auto"/>
+            <w:vAlign w:val="center"/>
+            <w:hideMark/>
+          </w:tcPr>
+          <w:p>
+            <w:pPr>
+              <w:rPr>
+                <w:b/>
+                <w:bCs/>
+                <w:szCs w:val="22"/>
+              </w:rPr>
+            </w:pPr>
+            <w:r>
+              <w:rPr>
+                <w:b/>
+                <w:bCs/>
+                <w:szCs w:val="22"/>
+              </w:rPr>
+              <w:t>고급 활용 예</w:t>
+            </w:r>
+          </w:p>
+        </w:tc>
+      </w:tr>
+      <w:tr>
+        <w:trPr>
+          <w:tblCellSpacing w:w="15" w:type="dxa"/>
+        </w:trPr>
+        <w:tc>
+          <w:tcPr>
+            <w:tcW w:w="0" w:type="auto"/>
+            <w:vAlign w:val="center"/>
+            <w:hideMark/>
+          </w:tcPr>
+          <w:p>
+            <w:pPr>
+              <w:rPr>
+                <w:szCs w:val="22"/>
+              </w:rPr>
+            </w:pPr>
+            <w:r>
+              <w:rPr>
+                <w:b/>
+                <w:bCs/>
+                <w:szCs w:val="22"/>
+              </w:rPr>
+              <w:t>XR Plug-in Management</w:t>
+            </w:r>
+          </w:p>
+        </w:tc>
+        <w:tc>
+          <w:tcPr>
+            <w:tcW w:w="0" w:type="auto"/>
+            <w:vAlign w:val="center"/>
+            <w:hideMark/>
+          </w:tcPr>
+          <w:p>
+            <w:pPr>
+              <w:rPr>
+                <w:szCs w:val="22"/>
+              </w:rPr>
+            </w:pPr>
+            <w:r>
+              <w:rPr>
+                <w:szCs w:val="22"/>
+              </w:rPr>
+              <w:t>XR 플랫폼 플러그인 통합 관리</w:t>
+            </w:r>
+          </w:p>
+        </w:tc>
+        <w:tc>
+          <w:tcPr>
+            <w:tcW w:w="0" w:type="auto"/>
+            <w:vAlign w:val="center"/>
+            <w:hideMark/>
+          </w:tcPr>
+          <w:p>
+            <w:pPr>
+              <w:rPr>
+                <w:szCs w:val="22"/>
+              </w:rPr>
+            </w:pPr>
+            <w:proofErr w:type="spellStart"/>
+            <w:r>
+              <w:rPr>
+                <w:szCs w:val="22"/>
+              </w:rPr>
+              <w:t>Quest·PCVR</w:t>
+            </w:r>
+            <w:proofErr w:type="spellEnd"/>
+            <w:r>
+              <w:rPr>
+                <w:szCs w:val="22"/>
+              </w:rPr>
+              <w:t xml:space="preserve"> 빌드 관리</w:t>
+            </w:r>
+          </w:p>
+        </w:tc>
+      </w:tr>
+      <w:tr>
+        <w:trPr>
+          <w:tblCellSpacing w:w="15" w:type="dxa"/>
+        </w:trPr>
+        <w:tc>
+          <w:tcPr>
+            <w:tcW w:w="0" w:type="auto"/>
+            <w:vAlign w:val="center"/>
+            <w:hideMark/>
+          </w:tcPr>
+          <w:p>
+            <w:pPr>
+              <w:rPr>
+                <w:szCs w:val="22"/>
+              </w:rPr>
+            </w:pPr>
+            <w:proofErr w:type="spellStart"/>
+            <w:r>
+              <w:rPr>
+                <w:b/>
+                <w:bCs/>
+                <w:szCs w:val="22"/>
+              </w:rPr>
+              <w:t>OpenXR</w:t>
+            </w:r>
+            <w:proofErr w:type="spellEnd"/>
+          </w:p>
+        </w:tc>
+        <w:tc>
+          <w:tcPr>
+            <w:tcW w:w="0" w:type="auto"/>
+            <w:vAlign w:val="center"/>
+            <w:hideMark/>
+          </w:tcPr>
+          <w:p>
+            <w:pPr>
+              <w:rPr>
+                <w:szCs w:val="22"/>
+              </w:rPr>
+            </w:pPr>
+            <w:r>
+              <w:rPr>
+                <w:szCs w:val="22"/>
+              </w:rPr>
+              <w:t>다양한 XR 기기를 표준 API로 지원</w:t>
+            </w:r>
+          </w:p>
+        </w:tc>
+        <w:tc>
+          <w:tcPr>
+            <w:tcW w:w="0" w:type="auto"/>
+            <w:vAlign w:val="center"/>
+            <w:hideMark/>
+          </w:tcPr>
+          <w:p>
+            <w:pPr>
+              <w:rPr>
+                <w:szCs w:val="22"/>
+              </w:rPr>
+            </w:pPr>
+            <w:r>
+              <w:rPr>
+                <w:szCs w:val="22"/>
+              </w:rPr>
+              <w:t>HMD 종속성 감소</w:t>
+            </w:r>
+          </w:p>
+        </w:tc>
+      </w:tr>
+      <w:tr>
+        <w:trPr>
+          <w:tblCellSpacing w:w="15" w:type="dxa"/>
+        </w:trPr>
+        <w:tc>
+          <w:tcPr>
+            <w:tcW w:w="0" w:type="auto"/>
+            <w:vAlign w:val="center"/>
+            <w:hideMark/>
+          </w:tcPr>
+          <w:p>
+            <w:pPr>
+              <w:rPr>
+                <w:szCs w:val="22"/>
+              </w:rPr>
+            </w:pPr>
+            <w:r>
+              <w:rPr>
+                <w:b/>
+                <w:bCs/>
+                <w:szCs w:val="22"/>
+              </w:rPr>
+              <w:t>XR Interaction Toolkit</w:t>
+            </w:r>
+          </w:p>
+        </w:tc>
+        <w:tc>
+          <w:tcPr>
+            <w:tcW w:w="0" w:type="auto"/>
+            <w:vAlign w:val="center"/>
+            <w:hideMark/>
+          </w:tcPr>
+          <w:p>
+            <w:pPr>
+              <w:rPr>
+                <w:szCs w:val="22"/>
+              </w:rPr>
+            </w:pPr>
+            <w:r>
+              <w:rPr>
+                <w:szCs w:val="22"/>
+              </w:rPr>
+              <w:t>VR/AR 상호작용 Framework</w:t>
+            </w:r>
+          </w:p>
+        </w:tc>
+        <w:tc>
+          <w:tcPr>
+            <w:tcW w:w="0" w:type="auto"/>
+            <w:vAlign w:val="center"/>
+            <w:hideMark/>
+          </w:tcPr>
+          <w:p>
+            <w:pPr>
+              <w:rPr>
+                <w:szCs w:val="22"/>
+              </w:rPr>
+            </w:pPr>
+            <w:r>
+              <w:rPr>
+                <w:szCs w:val="22"/>
+              </w:rPr>
+              <w:t>전차 내부 장비 조작</w:t>
+            </w:r>
+          </w:p>
+        </w:tc>
+      </w:tr>
+      <w:tr>
+        <w:trPr>
+          <w:tblCellSpacing w:w="15" w:type="dxa"/>
+        </w:trPr>
+        <w:tc>
+          <w:tcPr>
+            <w:tcW w:w="0" w:type="auto"/>
+            <w:vAlign w:val="center"/>
+            <w:hideMark/>
+          </w:tcPr>
+          <w:p>
+            <w:pPr>
+              <w:rPr>
+                <w:szCs w:val="22"/>
+              </w:rPr>
+            </w:pPr>
+            <w:r>
+              <w:rPr>
+                <w:b/>
+                <w:bCs/>
+                <w:szCs w:val="22"/>
+              </w:rPr>
+              <w:t>XR Grab Interactable</w:t>
+            </w:r>
+          </w:p>
+        </w:tc>
+        <w:tc>
+          <w:tcPr>
+            <w:tcW w:w="0" w:type="auto"/>
+            <w:vAlign w:val="center"/>
+            <w:hideMark/>
+          </w:tcPr>
+          <w:p>
+            <w:pPr>
+              <w:rPr>
+                <w:szCs w:val="22"/>
+              </w:rPr>
+            </w:pPr>
+            <w:r>
+              <w:rPr>
+                <w:szCs w:val="22"/>
+              </w:rPr>
+              <w:t>오브젝트 잡기 구현</w:t>
+            </w:r>
+          </w:p>
+        </w:tc>
+        <w:tc>
+          <w:tcPr>
+            <w:tcW w:w="0" w:type="auto"/>
+            <w:vAlign w:val="center"/>
+            <w:hideMark/>
+          </w:tcPr>
+          <w:p>
+            <w:pPr>
+              <w:rPr>
+                <w:szCs w:val="22"/>
+              </w:rPr>
+            </w:pPr>
+            <w:r>
+              <w:rPr>
+                <w:szCs w:val="22"/>
+              </w:rPr>
+              <w:t>포탄·레버 조작</w:t>
+            </w:r>
+          </w:p>
+        </w:tc>
+      </w:tr>
+      <w:tr>
+        <w:trPr>
+          <w:tblCellSpacing w:w="15" w:type="dxa"/>
+        </w:trPr>
+        <w:tc>
+          <w:tcPr>
+            <w:tcW w:w="0" w:type="auto"/>
+            <w:vAlign w:val="center"/>
+            <w:hideMark/>
+          </w:tcPr>
+          <w:p>
+            <w:pPr>
+              <w:rPr>
+                <w:szCs w:val="22"/>
+              </w:rPr>
+            </w:pPr>
+            <w:r>
+              <w:rPr>
+                <w:b/>
+                <w:bCs/>
+                <w:szCs w:val="22"/>
+              </w:rPr>
+              <w:t>XR Direct Interactor</w:t>
+            </w:r>
+          </w:p>
+        </w:tc>
+        <w:tc>
+          <w:tcPr>
+            <w:tcW w:w="0" w:type="auto"/>
+            <w:vAlign w:val="center"/>
+            <w:hideMark/>
+          </w:tcPr>
+          <w:p>
+            <w:pPr>
+              <w:rPr>
+                <w:szCs w:val="22"/>
+              </w:rPr>
+            </w:pPr>
+            <w:r>
+              <w:rPr>
+                <w:szCs w:val="22"/>
+              </w:rPr>
+              <w:t>손 근처 직접 상호작용</w:t>
+            </w:r>
+          </w:p>
+        </w:tc>
+        <w:tc>
+          <w:tcPr>
+            <w:tcW w:w="0" w:type="auto"/>
+            <w:vAlign w:val="center"/>
+            <w:hideMark/>
+          </w:tcPr>
+          <w:p>
+            <w:pPr>
+              <w:rPr>
+                <w:szCs w:val="22"/>
+              </w:rPr>
+            </w:pPr>
+            <w:r>
+              <w:rPr>
+                <w:szCs w:val="22"/>
+              </w:rPr>
+              <w:t>버튼·핸들 조작</w:t>
+            </w:r>
+          </w:p>
+        </w:tc>
+      </w:tr>
+      <w:tr>
+        <w:trPr>
+          <w:tblCellSpacing w:w="15" w:type="dxa"/>
+        </w:trPr>
+        <w:tc>
+          <w:tcPr>
+            <w:tcW w:w="0" w:type="auto"/>
+            <w:vAlign w:val="center"/>
+            <w:hideMark/>
+          </w:tcPr>
+          <w:p>
+            <w:pPr>
+              <w:rPr>
+                <w:szCs w:val="22"/>
+              </w:rPr>
+            </w:pPr>
+            <w:r>
+              <w:rPr>
+                <w:b/>
+                <w:bCs/>
+                <w:szCs w:val="22"/>
+              </w:rPr>
+              <w:t>XR Ray Interactor</w:t>
+            </w:r>
+          </w:p>
+        </w:tc>
+        <w:tc>
+          <w:tcPr>
+            <w:tcW w:w="0" w:type="auto"/>
+            <w:vAlign w:val="center"/>
+            <w:hideMark/>
+          </w:tcPr>
+          <w:p>
+            <w:pPr>
+              <w:rPr>
+                <w:szCs w:val="22"/>
+              </w:rPr>
+            </w:pPr>
+            <w:r>
+              <w:rPr>
+                <w:szCs w:val="22"/>
+              </w:rPr>
+              <w:t>Ray 기반 원거리 상호작용</w:t>
+            </w:r>
+          </w:p>
+        </w:tc>
+        <w:tc>
+          <w:tcPr>
+            <w:tcW w:w="0" w:type="auto"/>
+            <w:vAlign w:val="center"/>
+            <w:hideMark/>
+          </w:tcPr>
+          <w:p>
+            <w:pPr>
+              <w:rPr>
+                <w:szCs w:val="22"/>
+              </w:rPr>
+            </w:pPr>
+            <w:r>
+              <w:rPr>
+                <w:szCs w:val="22"/>
+              </w:rPr>
+              <w:t>VR 메뉴·원거리 UI</w:t>
+            </w:r>
+          </w:p>
+        </w:tc>
+      </w:tr>
+      <w:tr>
+        <w:trPr>
+          <w:tblCellSpacing w:w="15" w:type="dxa"/>
+        </w:trPr>
+        <w:tc>
+          <w:tcPr>
+            <w:tcW w:w="0" w:type="auto"/>
+            <w:vAlign w:val="center"/>
+            <w:hideMark/>
+          </w:tcPr>
+          <w:p>
+            <w:pPr>
+              <w:rPr>
+                <w:szCs w:val="22"/>
+              </w:rPr>
+            </w:pPr>
+            <w:r>
+              <w:rPr>
+                <w:b/>
+                <w:bCs/>
+                <w:szCs w:val="22"/>
+              </w:rPr>
+              <w:t>XR Socket Interactor</w:t>
+            </w:r>
+          </w:p>
+        </w:tc>
+        <w:tc>
+          <w:tcPr>
+            <w:tcW w:w="0" w:type="auto"/>
+            <w:vAlign w:val="center"/>
+            <w:hideMark/>
+          </w:tcPr>
+          <w:p>
+            <w:pPr>
+              <w:rPr>
+                <w:szCs w:val="22"/>
+              </w:rPr>
+            </w:pPr>
+            <w:r>
+              <w:rPr>
+                <w:szCs w:val="22"/>
+              </w:rPr>
+              <w:t>특정 위치에 물체 장착</w:t>
+            </w:r>
+          </w:p>
+        </w:tc>
+        <w:tc>
+          <w:tcPr>
+            <w:tcW w:w="0" w:type="auto"/>
+            <w:vAlign w:val="center"/>
+            <w:hideMark/>
+          </w:tcPr>
+          <w:p>
+            <w:pPr>
+              <w:rPr>
+                <w:szCs w:val="22"/>
+              </w:rPr>
+            </w:pPr>
+            <w:r>
+              <w:rPr>
+                <w:szCs w:val="22"/>
+              </w:rPr>
+              <w:t>포탄 장전 위치</w:t>
+            </w:r>
+          </w:p>
+        </w:tc>
+      </w:tr>
+      <w:tr>
+        <w:trPr>
+          <w:tblCellSpacing w:w="15" w:type="dxa"/>
+        </w:trPr>
+        <w:tc>
+          <w:tcPr>
+            <w:tcW w:w="0" w:type="auto"/>
+            <w:vAlign w:val="center"/>
+            <w:hideMark/>
+          </w:tcPr>
+          <w:p>
+            <w:pPr>
+              <w:rPr>
+                <w:szCs w:val="22"/>
+              </w:rPr>
+            </w:pPr>
+            <w:r>
+              <w:rPr>
+                <w:b/>
+                <w:bCs/>
+                <w:szCs w:val="22"/>
+              </w:rPr>
+              <w:t>XR Interaction Manager</w:t>
+            </w:r>
+          </w:p>
+        </w:tc>
+        <w:tc>
+          <w:tcPr>
+            <w:tcW w:w="0" w:type="auto"/>
+            <w:vAlign w:val="center"/>
+            <w:hideMark/>
+          </w:tcPr>
+          <w:p>
+            <w:pPr>
+              <w:rPr>
+                <w:szCs w:val="22"/>
+              </w:rPr>
+            </w:pPr>
+            <w:r>
+              <w:rPr>
+                <w:szCs w:val="22"/>
+              </w:rPr>
+              <w:t>Interactor와 Interactable 관계 관리</w:t>
+            </w:r>
+          </w:p>
+        </w:tc>
+        <w:tc>
+          <w:tcPr>
+            <w:tcW w:w="0" w:type="auto"/>
+            <w:vAlign w:val="center"/>
+            <w:hideMark/>
+          </w:tcPr>
+          <w:p>
+            <w:pPr>
+              <w:rPr>
+                <w:szCs w:val="22"/>
+              </w:rPr>
+            </w:pPr>
+            <w:r>
+              <w:rPr>
+                <w:szCs w:val="22"/>
+              </w:rPr>
+              <w:t>상호작용 충돌 관리</w:t>
+            </w:r>
+          </w:p>
+        </w:tc>
+      </w:tr>
+      <w:tr>
+        <w:trPr>
+          <w:tblCellSpacing w:w="15" w:type="dxa"/>
+        </w:trPr>
+        <w:tc>
+          <w:tcPr>
+            <w:tcW w:w="0" w:type="auto"/>
+            <w:vAlign w:val="center"/>
+            <w:hideMark/>
+          </w:tcPr>
+          <w:p>
+            <w:pPr>
+              <w:rPr>
+                <w:szCs w:val="22"/>
+              </w:rPr>
+            </w:pPr>
+            <w:r>
+              <w:rPr>
+                <w:b/>
+                <w:bCs/>
+                <w:szCs w:val="22"/>
+              </w:rPr>
+              <w:t>XR Locomotion</w:t>
+            </w:r>
+          </w:p>
+        </w:tc>
+        <w:tc>
+          <w:tcPr>
+            <w:tcW w:w="0" w:type="auto"/>
+            <w:vAlign w:val="center"/>
+            <w:hideMark/>
+          </w:tcPr>
+          <w:p>
+            <w:pPr>
+              <w:rPr>
+                <w:szCs w:val="22"/>
+              </w:rPr>
+            </w:pPr>
+            <w:r>
+              <w:rPr>
+                <w:szCs w:val="22"/>
+              </w:rPr>
+              <w:t>VR 이동 기능 관리</w:t>
+            </w:r>
+          </w:p>
+        </w:tc>
+        <w:tc>
+          <w:tcPr>
+            <w:tcW w:w="0" w:type="auto"/>
+            <w:vAlign w:val="center"/>
+            <w:hideMark/>
+          </w:tcPr>
+          <w:p>
+            <w:pPr>
+              <w:rPr>
+                <w:szCs w:val="22"/>
+              </w:rPr>
+            </w:pPr>
+            <w:r>
+              <w:rPr>
+                <w:szCs w:val="22"/>
+              </w:rPr>
+              <w:t>순간이동·이동</w:t>
+            </w:r>
+          </w:p>
+        </w:tc>
+      </w:tr>
+      <w:tr>
+        <w:trPr>
+          <w:tblCellSpacing w:w="15" w:type="dxa"/>
+        </w:trPr>
+        <w:tc>
+          <w:tcPr>
+            <w:tcW w:w="0" w:type="auto"/>
+            <w:vAlign w:val="center"/>
+            <w:hideMark/>
+          </w:tcPr>
+          <w:p>
+            <w:pPr>
+              <w:rPr>
+                <w:szCs w:val="22"/>
+              </w:rPr>
+            </w:pPr>
+            <w:r>
+              <w:rPr>
+                <w:b/>
+                <w:bCs/>
+                <w:szCs w:val="22"/>
+              </w:rPr>
+              <w:t>XR UI Interaction</w:t>
+            </w:r>
+          </w:p>
+        </w:tc>
+        <w:tc>
+          <w:tcPr>
+            <w:tcW w:w="0" w:type="auto"/>
+            <w:vAlign w:val="center"/>
+            <w:hideMark/>
+          </w:tcPr>
+          <w:p>
+            <w:pPr>
+              <w:rPr>
+                <w:szCs w:val="22"/>
+              </w:rPr>
+            </w:pPr>
+            <w:r>
+              <w:rPr>
+                <w:szCs w:val="22"/>
+              </w:rPr>
+              <w:t>VR Controller로 UI 조작</w:t>
+            </w:r>
+          </w:p>
+        </w:tc>
+        <w:tc>
+          <w:tcPr>
+            <w:tcW w:w="0" w:type="auto"/>
+            <w:vAlign w:val="center"/>
+            <w:hideMark/>
+          </w:tcPr>
+          <w:p>
+            <w:pPr>
+              <w:rPr>
+                <w:szCs w:val="22"/>
+              </w:rPr>
+            </w:pPr>
+            <w:r>
+              <w:rPr>
+                <w:szCs w:val="22"/>
+              </w:rPr>
+              <w:t>전차 제어 패널</w:t>
+            </w:r>
+          </w:p>
+        </w:tc>
+      </w:tr>
+      <w:tr>
+        <w:trPr>
+          <w:tblCellSpacing w:w="15" w:type="dxa"/>
+        </w:trPr>
+        <w:tc>
+          <w:tcPr>
+            <w:tcW w:w="0" w:type="auto"/>
+            <w:vAlign w:val="center"/>
+            <w:hideMark/>
+          </w:tcPr>
+          <w:p>
+            <w:pPr>
+              <w:rPr>
+                <w:szCs w:val="22"/>
+              </w:rPr>
+            </w:pPr>
+            <w:r>
+              <w:rPr>
+                <w:b/>
+                <w:bCs/>
+                <w:szCs w:val="22"/>
+              </w:rPr>
+              <w:t>Haptic Feedback</w:t>
+            </w:r>
+          </w:p>
+        </w:tc>
+        <w:tc>
+          <w:tcPr>
+            <w:tcW w:w="0" w:type="auto"/>
+            <w:vAlign w:val="center"/>
+            <w:hideMark/>
+          </w:tcPr>
+          <w:p>
+            <w:pPr>
+              <w:rPr>
+                <w:szCs w:val="22"/>
+              </w:rPr>
+            </w:pPr>
+            <w:r>
+              <w:rPr>
+                <w:szCs w:val="22"/>
+              </w:rPr>
+              <w:t>Controller 진동 출력</w:t>
+            </w:r>
+          </w:p>
+        </w:tc>
+        <w:tc>
+          <w:tcPr>
+            <w:tcW w:w="0" w:type="auto"/>
+            <w:vAlign w:val="center"/>
+            <w:hideMark/>
+          </w:tcPr>
+          <w:p>
+            <w:pPr>
+              <w:rPr>
+                <w:szCs w:val="22"/>
+              </w:rPr>
+            </w:pPr>
+            <w:r>
+              <w:rPr>
+                <w:szCs w:val="22"/>
+              </w:rPr>
+              <w:t>발사·피격 피드백</w:t>
+            </w:r>
+          </w:p>
+        </w:tc>
+      </w:tr>
+      <w:tr>
+        <w:trPr>
+          <w:tblCellSpacing w:w="15" w:type="dxa"/>
+        </w:trPr>
+        <w:tc>
+          <w:tcPr>
+            <w:tcW w:w="0" w:type="auto"/>
+            <w:vAlign w:val="center"/>
+            <w:hideMark/>
+          </w:tcPr>
+          <w:p>
+            <w:pPr>
+              <w:rPr>
+                <w:szCs w:val="22"/>
+              </w:rPr>
+            </w:pPr>
+            <w:r>
+              <w:rPr>
+                <w:b/>
+                <w:bCs/>
+                <w:szCs w:val="22"/>
+              </w:rPr>
+              <w:t>XR Hands</w:t>
+            </w:r>
+          </w:p>
+        </w:tc>
+        <w:tc>
+          <w:tcPr>
+            <w:tcW w:w="0" w:type="auto"/>
+            <w:vAlign w:val="center"/>
+            <w:hideMark/>
+          </w:tcPr>
+          <w:p>
+            <w:pPr>
+              <w:rPr>
+                <w:szCs w:val="22"/>
+              </w:rPr>
+            </w:pPr>
+            <w:r>
+              <w:rPr>
+                <w:szCs w:val="22"/>
+              </w:rPr>
+              <w:t>Controller 없이 손 추적</w:t>
+            </w:r>
+          </w:p>
+        </w:tc>
+        <w:tc>
+          <w:tcPr>
+            <w:tcW w:w="0" w:type="auto"/>
+            <w:vAlign w:val="center"/>
+            <w:hideMark/>
+          </w:tcPr>
+          <w:p>
+            <w:pPr>
+              <w:rPr>
+                <w:szCs w:val="22"/>
+              </w:rPr>
+            </w:pPr>
+            <w:r>
+              <w:rPr>
+                <w:szCs w:val="22"/>
+              </w:rPr>
+              <w:t>실제 손 기반 조작</w:t>
+            </w:r>
+          </w:p>
+        </w:tc>
+      </w:tr>
+      <w:tr>
+        <w:trPr>
+          <w:tblCellSpacing w:w="15" w:type="dxa"/>
+        </w:trPr>
+        <w:tc>
+          <w:tcPr>
+            <w:tcW w:w="0" w:type="auto"/>
+            <w:vAlign w:val="center"/>
+            <w:hideMark/>
+          </w:tcPr>
+          <w:p>
+            <w:pPr>
+              <w:rPr>
+                <w:szCs w:val="22"/>
+              </w:rPr>
+            </w:pPr>
+            <w:r>
+              <w:rPr>
+                <w:b/>
+                <w:bCs/>
+                <w:szCs w:val="22"/>
+              </w:rPr>
+              <w:t>Hand Tracking</w:t>
+            </w:r>
+          </w:p>
+        </w:tc>
+        <w:tc>
+          <w:tcPr>
+            <w:tcW w:w="0" w:type="auto"/>
+            <w:vAlign w:val="center"/>
+            <w:hideMark/>
+          </w:tcPr>
+          <w:p>
+            <w:pPr>
+              <w:rPr>
+                <w:szCs w:val="22"/>
+              </w:rPr>
+            </w:pPr>
+            <w:r>
+              <w:rPr>
+                <w:szCs w:val="22"/>
+              </w:rPr>
+              <w:t>손 위치·관절 추적</w:t>
+            </w:r>
+          </w:p>
+        </w:tc>
+        <w:tc>
+          <w:tcPr>
+            <w:tcW w:w="0" w:type="auto"/>
+            <w:vAlign w:val="center"/>
+            <w:hideMark/>
+          </w:tcPr>
+          <w:p>
+            <w:pPr>
+              <w:rPr>
+                <w:szCs w:val="22"/>
+              </w:rPr>
+            </w:pPr>
+            <w:r>
+              <w:rPr>
+                <w:szCs w:val="22"/>
+              </w:rPr>
+              <w:t>레버 조작</w:t>
+            </w:r>
+          </w:p>
+        </w:tc>
+      </w:tr>
+      <w:tr>
+        <w:trPr>
+          <w:tblCellSpacing w:w="15" w:type="dxa"/>
+        </w:trPr>
+        <w:tc>
+          <w:tcPr>
+            <w:tcW w:w="0" w:type="auto"/>
+            <w:vAlign w:val="center"/>
+            <w:hideMark/>
+          </w:tcPr>
+          <w:p>
+            <w:pPr>
+              <w:rPr>
+                <w:szCs w:val="22"/>
+              </w:rPr>
+            </w:pPr>
+            <w:r>
+              <w:rPr>
+                <w:b/>
+                <w:bCs/>
+                <w:szCs w:val="22"/>
+              </w:rPr>
+              <w:t>AR Foundation</w:t>
+            </w:r>
+          </w:p>
+        </w:tc>
+        <w:tc>
+          <w:tcPr>
+            <w:tcW w:w="0" w:type="auto"/>
+            <w:vAlign w:val="center"/>
+            <w:hideMark/>
+          </w:tcPr>
+          <w:p>
+            <w:pPr>
+              <w:rPr>
+                <w:szCs w:val="22"/>
+              </w:rPr>
+            </w:pPr>
+            <w:r>
+              <w:rPr>
+                <w:szCs w:val="22"/>
+              </w:rPr>
+              <w:t>AR 기능 통합 Framework</w:t>
+            </w:r>
+          </w:p>
+        </w:tc>
+        <w:tc>
+          <w:tcPr>
+            <w:tcW w:w="0" w:type="auto"/>
+            <w:vAlign w:val="center"/>
+            <w:hideMark/>
+          </w:tcPr>
+          <w:p>
+            <w:pPr>
+              <w:rPr>
+                <w:szCs w:val="22"/>
+              </w:rPr>
+            </w:pPr>
+            <w:r>
+              <w:rPr>
+                <w:szCs w:val="22"/>
+              </w:rPr>
+              <w:t>AR 기반 확장 기능</w:t>
+            </w:r>
+          </w:p>
+        </w:tc>
+      </w:tr>
+      <w:tr>
+        <w:trPr>
+          <w:tblCellSpacing w:w="15" w:type="dxa"/>
+        </w:trPr>
+        <w:tc>
+          <w:tcPr>
+            <w:tcW w:w="0" w:type="auto"/>
+            <w:vAlign w:val="center"/>
+            <w:hideMark/>
+          </w:tcPr>
+          <w:p>
+            <w:pPr>
+              <w:rPr>
+                <w:szCs w:val="22"/>
+              </w:rPr>
+            </w:pPr>
+            <w:r>
+              <w:rPr>
+                <w:b/>
+                <w:bCs/>
+                <w:szCs w:val="22"/>
+              </w:rPr>
+              <w:t>Spatial Anchor</w:t>
+            </w:r>
+          </w:p>
+        </w:tc>
+        <w:tc>
+          <w:tcPr>
+            <w:tcW w:w="0" w:type="auto"/>
+            <w:vAlign w:val="center"/>
+            <w:hideMark/>
+          </w:tcPr>
+          <w:p>
+            <w:pPr>
+              <w:rPr>
+                <w:szCs w:val="22"/>
+              </w:rPr>
+            </w:pPr>
+            <w:r>
+              <w:rPr>
+                <w:szCs w:val="22"/>
+              </w:rPr>
+              <w:t>실제 공간 기준 위치 고정</w:t>
+            </w:r>
+          </w:p>
+        </w:tc>
+        <w:tc>
+          <w:tcPr>
+            <w:tcW w:w="0" w:type="auto"/>
+            <w:vAlign w:val="center"/>
+            <w:hideMark/>
+          </w:tcPr>
+          <w:p>
+            <w:pPr>
+              <w:rPr>
+                <w:szCs w:val="22"/>
+              </w:rPr>
+            </w:pPr>
+            <w:r>
+              <w:rPr>
+                <w:szCs w:val="22"/>
+              </w:rPr>
+              <w:t>XR 공간 정합</w:t>
+            </w:r>
+          </w:p>
+        </w:tc>
+      </w:tr>
+    </w:tbl>
+    <w:p>
+      <w:pPr>
+        <w:rPr>
+          <w:b/>
+          <w:bCs/>
+          <w:szCs w:val="22"/>
+        </w:rPr>
+      </w:pPr>
+      <w:r>
+        <w:rPr>
+          <w:b/>
+          <w:bCs/>
+          <w:szCs w:val="22"/>
+        </w:rPr>
+        <w:t>XR Interaction Toolkit</w:t>
+      </w:r>
+      <w:r>
+        <w:rPr>
           <w:rFonts w:hint="eastAsia"/>
+          <w:b/>
+          <w:bCs/>
+          <w:szCs w:val="22"/>
+        </w:rPr>
+        <w:t>: 회의에서 채택됨</w:t>
+      </w:r>
+    </w:p>
+    <w:p>
+      <w:pPr>
+        <w:rPr>
+          <w:rFonts w:hint="eastAsia"/>
+          <w:szCs w:val="22"/>
+        </w:rPr>
+      </w:pPr>
+    </w:p>
+    <w:p>
+      <w:pPr>
+        <w:rPr>
+          <w:szCs w:val="22"/>
+        </w:rPr>
+      </w:pPr>
+    </w:p>
+    <w:p>
+      <w:pPr>
+        <w:rPr>
+          <w:szCs w:val="22"/>
+        </w:rPr>
+      </w:pPr>
+    </w:p>
+    <w:p>
+      <w:pPr>
+        <w:rPr>
+          <w:szCs w:val="22"/>
+        </w:rPr>
+      </w:pPr>
+    </w:p>
+    <w:p>
+      <w:pPr>
+        <w:rPr>
+          <w:szCs w:val="22"/>
+        </w:rPr>
+      </w:pPr>
+    </w:p>
+    <w:p>
+      <w:pPr>
+        <w:rPr>
+          <w:b/>
+          <w:bCs/>
+          <w:szCs w:val="22"/>
+        </w:rPr>
+      </w:pPr>
+      <w:r>
+        <w:rPr>
+          <w:b/>
+          <w:bCs/>
+          <w:szCs w:val="22"/>
+        </w:rPr>
+        <w:lastRenderedPageBreak/>
+        <w:t>6. AI / Navigation</w:t>
+      </w:r>
+    </w:p>
+    <w:tbl>
+      <w:tblPr>
+        <w:tblW w:w="0" w:type="auto"/>
+        <w:tblCellSpacing w:w="15" w:type="dxa"/>
+        <w:tblBorders>
+          <w:top w:val="single" w:sz="4" w:space="0" w:color="auto"/>
+          <w:left w:val="single" w:sz="4" w:space="0" w:color="auto"/>
+          <w:bottom w:val="single" w:sz="4" w:space="0" w:color="auto"/>
+          <w:right w:val="single" w:sz="4" w:space="0" w:color="auto"/>
+          <w:insideH w:val="single" w:sz="4" w:space="0" w:color="auto"/>
+          <w:insideV w:val="single" w:sz="4" w:space="0" w:color="auto"/>
+        </w:tblBorders>
+        <w:tblCellMar>
+          <w:top w:w="15" w:type="dxa"/>
+          <w:left w:w="15" w:type="dxa"/>
+          <w:bottom w:w="15" w:type="dxa"/>
+          <w:right w:w="15" w:type="dxa"/>
+        </w:tblCellMar>
+        <w:tblLook w:val="04A0" w:firstRow="1" w:lastRow="0" w:firstColumn="1" w:lastColumn="0" w:noHBand="0" w:noVBand="1"/>
+      </w:tblPr>
+      <w:tblGrid>
+        <w:gridCol w:w="2821"/>
+        <w:gridCol w:w="4173"/>
+        <w:gridCol w:w="2022"/>
+      </w:tblGrid>
+      <w:tr>
+        <w:trPr>
+          <w:tblHeader/>
+          <w:tblCellSpacing w:w="15" w:type="dxa"/>
+        </w:trPr>
+        <w:tc>
+          <w:tcPr>
+            <w:tcW w:w="0" w:type="auto"/>
+            <w:vAlign w:val="center"/>
+            <w:hideMark/>
+          </w:tcPr>
+          <w:p>
+            <w:pPr>
+              <w:rPr>
+                <w:b/>
+                <w:bCs/>
+                <w:szCs w:val="22"/>
+              </w:rPr>
+            </w:pPr>
+            <w:r>
+              <w:rPr>
+                <w:b/>
+                <w:bCs/>
+                <w:szCs w:val="22"/>
+              </w:rPr>
+              <w:t>기능</w:t>
+            </w:r>
+          </w:p>
+        </w:tc>
+        <w:tc>
+          <w:tcPr>
+            <w:tcW w:w="0" w:type="auto"/>
+            <w:vAlign w:val="center"/>
+            <w:hideMark/>
+          </w:tcPr>
+          <w:p>
+            <w:pPr>
+              <w:rPr>
+                <w:b/>
+                <w:bCs/>
+                <w:szCs w:val="22"/>
+              </w:rPr>
+            </w:pPr>
+            <w:r>
+              <w:rPr>
+                <w:b/>
+                <w:bCs/>
+                <w:szCs w:val="22"/>
+              </w:rPr>
+              <w:t>무엇을 하는가</w:t>
+            </w:r>
+          </w:p>
+        </w:tc>
+        <w:tc>
+          <w:tcPr>
+            <w:tcW w:w="0" w:type="auto"/>
+            <w:vAlign w:val="center"/>
+            <w:hideMark/>
+          </w:tcPr>
+          <w:p>
+            <w:pPr>
+              <w:rPr>
+                <w:b/>
+                <w:bCs/>
+                <w:szCs w:val="22"/>
+              </w:rPr>
+            </w:pPr>
+            <w:r>
+              <w:rPr>
+                <w:b/>
+                <w:bCs/>
+                <w:szCs w:val="22"/>
+              </w:rPr>
+              <w:t>고급 활용 예</w:t>
+            </w:r>
+          </w:p>
+        </w:tc>
+      </w:tr>
+      <w:tr>
+        <w:trPr>
+          <w:tblCellSpacing w:w="15" w:type="dxa"/>
+        </w:trPr>
+        <w:tc>
+          <w:tcPr>
+            <w:tcW w:w="0" w:type="auto"/>
+            <w:vAlign w:val="center"/>
+            <w:hideMark/>
+          </w:tcPr>
+          <w:p>
+            <w:pPr>
+              <w:rPr>
+                <w:szCs w:val="22"/>
+              </w:rPr>
+            </w:pPr>
+            <w:proofErr w:type="spellStart"/>
+            <w:r>
+              <w:rPr>
+                <w:b/>
+                <w:bCs/>
+                <w:szCs w:val="22"/>
+              </w:rPr>
+              <w:t>NavMesh</w:t>
+            </w:r>
+            <w:proofErr w:type="spellEnd"/>
+          </w:p>
+        </w:tc>
+        <w:tc>
+          <w:tcPr>
+            <w:tcW w:w="0" w:type="auto"/>
+            <w:vAlign w:val="center"/>
+            <w:hideMark/>
+          </w:tcPr>
+          <w:p>
+            <w:pPr>
+              <w:rPr>
+                <w:szCs w:val="22"/>
+              </w:rPr>
+            </w:pPr>
+            <w:r>
+              <w:rPr>
+                <w:szCs w:val="22"/>
+              </w:rPr>
+              <w:t>AI 이동 가능 영역 계산</w:t>
+            </w:r>
+          </w:p>
+        </w:tc>
+        <w:tc>
+          <w:tcPr>
+            <w:tcW w:w="0" w:type="auto"/>
+            <w:vAlign w:val="center"/>
+            <w:hideMark/>
+          </w:tcPr>
+          <w:p>
+            <w:pPr>
+              <w:rPr>
+                <w:szCs w:val="22"/>
+              </w:rPr>
+            </w:pPr>
+            <w:r>
+              <w:rPr>
+                <w:szCs w:val="22"/>
+              </w:rPr>
+              <w:t>적 전차 이동</w:t>
+            </w:r>
+          </w:p>
+        </w:tc>
+      </w:tr>
+      <w:tr>
+        <w:trPr>
+          <w:tblCellSpacing w:w="15" w:type="dxa"/>
+        </w:trPr>
+        <w:tc>
+          <w:tcPr>
+            <w:tcW w:w="0" w:type="auto"/>
+            <w:vAlign w:val="center"/>
+            <w:hideMark/>
+          </w:tcPr>
+          <w:p>
+            <w:pPr>
+              <w:rPr>
+                <w:szCs w:val="22"/>
+              </w:rPr>
+            </w:pPr>
+            <w:proofErr w:type="spellStart"/>
+            <w:r>
+              <w:rPr>
+                <w:b/>
+                <w:bCs/>
+                <w:szCs w:val="22"/>
+              </w:rPr>
+              <w:t>NavMesh</w:t>
+            </w:r>
+            <w:proofErr w:type="spellEnd"/>
+            <w:r>
+              <w:rPr>
+                <w:b/>
+                <w:bCs/>
+                <w:szCs w:val="22"/>
+              </w:rPr>
+              <w:t xml:space="preserve"> Agent</w:t>
+            </w:r>
+          </w:p>
+        </w:tc>
+        <w:tc>
+          <w:tcPr>
+            <w:tcW w:w="0" w:type="auto"/>
+            <w:vAlign w:val="center"/>
+            <w:hideMark/>
+          </w:tcPr>
+          <w:p>
+            <w:pPr>
+              <w:rPr>
+                <w:szCs w:val="22"/>
+              </w:rPr>
+            </w:pPr>
+            <w:proofErr w:type="spellStart"/>
+            <w:r>
+              <w:rPr>
+                <w:szCs w:val="22"/>
+              </w:rPr>
+              <w:t>NavMesh</w:t>
+            </w:r>
+            <w:proofErr w:type="spellEnd"/>
+            <w:r>
+              <w:rPr>
+                <w:szCs w:val="22"/>
+              </w:rPr>
+              <w:t xml:space="preserve"> 위에서 AI 이동</w:t>
+            </w:r>
+          </w:p>
+        </w:tc>
+        <w:tc>
+          <w:tcPr>
+            <w:tcW w:w="0" w:type="auto"/>
+            <w:vAlign w:val="center"/>
+            <w:hideMark/>
+          </w:tcPr>
+          <w:p>
+            <w:pPr>
+              <w:rPr>
+                <w:szCs w:val="22"/>
+              </w:rPr>
+            </w:pPr>
+            <w:r>
+              <w:rPr>
+                <w:szCs w:val="22"/>
+              </w:rPr>
+              <w:t>플레이어 추적</w:t>
+            </w:r>
+          </w:p>
+        </w:tc>
+      </w:tr>
+      <w:tr>
+        <w:trPr>
+          <w:tblCellSpacing w:w="15" w:type="dxa"/>
+        </w:trPr>
+        <w:tc>
+          <w:tcPr>
+            <w:tcW w:w="0" w:type="auto"/>
+            <w:vAlign w:val="center"/>
+            <w:hideMark/>
+          </w:tcPr>
+          <w:p>
+            <w:pPr>
+              <w:rPr>
+                <w:szCs w:val="22"/>
+              </w:rPr>
+            </w:pPr>
+            <w:proofErr w:type="spellStart"/>
+            <w:r>
+              <w:rPr>
+                <w:b/>
+                <w:bCs/>
+                <w:szCs w:val="22"/>
+              </w:rPr>
+              <w:t>NavMesh</w:t>
+            </w:r>
+            <w:proofErr w:type="spellEnd"/>
+            <w:r>
+              <w:rPr>
+                <w:b/>
+                <w:bCs/>
+                <w:szCs w:val="22"/>
+              </w:rPr>
+              <w:t xml:space="preserve"> Surface</w:t>
+            </w:r>
+          </w:p>
+        </w:tc>
+        <w:tc>
+          <w:tcPr>
+            <w:tcW w:w="0" w:type="auto"/>
+            <w:vAlign w:val="center"/>
+            <w:hideMark/>
+          </w:tcPr>
+          <w:p>
+            <w:pPr>
+              <w:rPr>
+                <w:szCs w:val="22"/>
+              </w:rPr>
+            </w:pPr>
+            <w:r>
+              <w:rPr>
+                <w:szCs w:val="22"/>
+              </w:rPr>
+              <w:t xml:space="preserve">특정 Scene 영역의 </w:t>
+            </w:r>
+            <w:proofErr w:type="spellStart"/>
+            <w:r>
+              <w:rPr>
+                <w:szCs w:val="22"/>
+              </w:rPr>
+              <w:t>NavMesh</w:t>
+            </w:r>
+            <w:proofErr w:type="spellEnd"/>
+            <w:r>
+              <w:rPr>
+                <w:szCs w:val="22"/>
+              </w:rPr>
+              <w:t xml:space="preserve"> 생성</w:t>
+            </w:r>
+          </w:p>
+        </w:tc>
+        <w:tc>
+          <w:tcPr>
+            <w:tcW w:w="0" w:type="auto"/>
+            <w:vAlign w:val="center"/>
+            <w:hideMark/>
+          </w:tcPr>
+          <w:p>
+            <w:pPr>
+              <w:rPr>
+                <w:szCs w:val="22"/>
+              </w:rPr>
+            </w:pPr>
+            <w:r>
+              <w:rPr>
+                <w:szCs w:val="22"/>
+              </w:rPr>
+              <w:t>전장별 Navigation</w:t>
+            </w:r>
+          </w:p>
+        </w:tc>
+      </w:tr>
+      <w:tr>
+        <w:trPr>
+          <w:tblCellSpacing w:w="15" w:type="dxa"/>
+        </w:trPr>
+        <w:tc>
+          <w:tcPr>
+            <w:tcW w:w="0" w:type="auto"/>
+            <w:vAlign w:val="center"/>
+            <w:hideMark/>
+          </w:tcPr>
+          <w:p>
+            <w:pPr>
+              <w:rPr>
+                <w:szCs w:val="22"/>
+              </w:rPr>
+            </w:pPr>
+            <w:proofErr w:type="spellStart"/>
+            <w:r>
+              <w:rPr>
+                <w:b/>
+                <w:bCs/>
+                <w:szCs w:val="22"/>
+              </w:rPr>
+              <w:t>NavMesh</w:t>
+            </w:r>
+            <w:proofErr w:type="spellEnd"/>
+            <w:r>
+              <w:rPr>
+                <w:b/>
+                <w:bCs/>
+                <w:szCs w:val="22"/>
+              </w:rPr>
+              <w:t xml:space="preserve"> Modifier</w:t>
+            </w:r>
+          </w:p>
+        </w:tc>
+        <w:tc>
+          <w:tcPr>
+            <w:tcW w:w="0" w:type="auto"/>
+            <w:vAlign w:val="center"/>
+            <w:hideMark/>
+          </w:tcPr>
+          <w:p>
+            <w:pPr>
+              <w:rPr>
+                <w:szCs w:val="22"/>
+              </w:rPr>
+            </w:pPr>
+            <w:r>
+              <w:rPr>
+                <w:szCs w:val="22"/>
+              </w:rPr>
+              <w:t>이동 비용·가능 영역 수정</w:t>
+            </w:r>
+          </w:p>
+        </w:tc>
+        <w:tc>
+          <w:tcPr>
+            <w:tcW w:w="0" w:type="auto"/>
+            <w:vAlign w:val="center"/>
+            <w:hideMark/>
+          </w:tcPr>
+          <w:p>
+            <w:pPr>
+              <w:rPr>
+                <w:szCs w:val="22"/>
+              </w:rPr>
+            </w:pPr>
+            <w:r>
+              <w:rPr>
+                <w:szCs w:val="22"/>
+              </w:rPr>
+              <w:t>도로·진흙 구분</w:t>
+            </w:r>
+          </w:p>
+        </w:tc>
+      </w:tr>
+      <w:tr>
+        <w:trPr>
+          <w:tblCellSpacing w:w="15" w:type="dxa"/>
+        </w:trPr>
+        <w:tc>
+          <w:tcPr>
+            <w:tcW w:w="0" w:type="auto"/>
+            <w:vAlign w:val="center"/>
+            <w:hideMark/>
+          </w:tcPr>
+          <w:p>
+            <w:pPr>
+              <w:rPr>
+                <w:szCs w:val="22"/>
+              </w:rPr>
+            </w:pPr>
+            <w:proofErr w:type="spellStart"/>
+            <w:r>
+              <w:rPr>
+                <w:b/>
+                <w:bCs/>
+                <w:szCs w:val="22"/>
+              </w:rPr>
+              <w:t>NavMesh</w:t>
+            </w:r>
+            <w:proofErr w:type="spellEnd"/>
+            <w:r>
+              <w:rPr>
+                <w:b/>
+                <w:bCs/>
+                <w:szCs w:val="22"/>
+              </w:rPr>
+              <w:t xml:space="preserve"> Modifier Volume</w:t>
+            </w:r>
+          </w:p>
+        </w:tc>
+        <w:tc>
+          <w:tcPr>
+            <w:tcW w:w="0" w:type="auto"/>
+            <w:vAlign w:val="center"/>
+            <w:hideMark/>
+          </w:tcPr>
+          <w:p>
+            <w:pPr>
+              <w:rPr>
+                <w:szCs w:val="22"/>
+              </w:rPr>
+            </w:pPr>
+            <w:r>
+              <w:rPr>
+                <w:szCs w:val="22"/>
+              </w:rPr>
+              <w:t>특정 공간의 Navigation 속성 변경</w:t>
+            </w:r>
+          </w:p>
+        </w:tc>
+        <w:tc>
+          <w:tcPr>
+            <w:tcW w:w="0" w:type="auto"/>
+            <w:vAlign w:val="center"/>
+            <w:hideMark/>
+          </w:tcPr>
+          <w:p>
+            <w:pPr>
+              <w:rPr>
+                <w:szCs w:val="22"/>
+              </w:rPr>
+            </w:pPr>
+            <w:r>
+              <w:rPr>
+                <w:szCs w:val="22"/>
+              </w:rPr>
+              <w:t>위험지역 비용 증가</w:t>
+            </w:r>
+          </w:p>
+        </w:tc>
+      </w:tr>
+      <w:tr>
+        <w:trPr>
+          <w:tblCellSpacing w:w="15" w:type="dxa"/>
+        </w:trPr>
+        <w:tc>
+          <w:tcPr>
+            <w:tcW w:w="0" w:type="auto"/>
+            <w:vAlign w:val="center"/>
+            <w:hideMark/>
+          </w:tcPr>
+          <w:p>
+            <w:pPr>
+              <w:rPr>
+                <w:szCs w:val="22"/>
+              </w:rPr>
+            </w:pPr>
+            <w:proofErr w:type="spellStart"/>
+            <w:r>
+              <w:rPr>
+                <w:b/>
+                <w:bCs/>
+                <w:szCs w:val="22"/>
+              </w:rPr>
+              <w:t>NavMesh</w:t>
+            </w:r>
+            <w:proofErr w:type="spellEnd"/>
+            <w:r>
+              <w:rPr>
+                <w:b/>
+                <w:bCs/>
+                <w:szCs w:val="22"/>
+              </w:rPr>
+              <w:t xml:space="preserve"> Obstacle</w:t>
+            </w:r>
+          </w:p>
+        </w:tc>
+        <w:tc>
+          <w:tcPr>
+            <w:tcW w:w="0" w:type="auto"/>
+            <w:vAlign w:val="center"/>
+            <w:hideMark/>
+          </w:tcPr>
+          <w:p>
+            <w:pPr>
+              <w:rPr>
+                <w:szCs w:val="22"/>
+              </w:rPr>
+            </w:pPr>
+            <w:r>
+              <w:rPr>
+                <w:szCs w:val="22"/>
+              </w:rPr>
+              <w:t>동적 장애물 처리</w:t>
+            </w:r>
+          </w:p>
+        </w:tc>
+        <w:tc>
+          <w:tcPr>
+            <w:tcW w:w="0" w:type="auto"/>
+            <w:vAlign w:val="center"/>
+            <w:hideMark/>
+          </w:tcPr>
+          <w:p>
+            <w:pPr>
+              <w:rPr>
+                <w:szCs w:val="22"/>
+              </w:rPr>
+            </w:pPr>
+            <w:proofErr w:type="spellStart"/>
+            <w:r>
+              <w:rPr>
+                <w:szCs w:val="22"/>
+              </w:rPr>
+              <w:t>파괴물</w:t>
+            </w:r>
+            <w:proofErr w:type="spellEnd"/>
+            <w:r>
+              <w:rPr>
+                <w:szCs w:val="22"/>
+              </w:rPr>
+              <w:t>·차량</w:t>
+            </w:r>
+          </w:p>
+        </w:tc>
+      </w:tr>
+      <w:tr>
+        <w:trPr>
+          <w:tblCellSpacing w:w="15" w:type="dxa"/>
+        </w:trPr>
+        <w:tc>
+          <w:tcPr>
+            <w:tcW w:w="0" w:type="auto"/>
+            <w:vAlign w:val="center"/>
+            <w:hideMark/>
+          </w:tcPr>
+          <w:p>
+            <w:pPr>
+              <w:rPr>
+                <w:szCs w:val="22"/>
+              </w:rPr>
+            </w:pPr>
+            <w:r>
+              <w:rPr>
+                <w:b/>
+                <w:bCs/>
+                <w:szCs w:val="22"/>
+              </w:rPr>
+              <w:t>Obstacle Carving</w:t>
+            </w:r>
+          </w:p>
+        </w:tc>
+        <w:tc>
+          <w:tcPr>
+            <w:tcW w:w="0" w:type="auto"/>
+            <w:vAlign w:val="center"/>
+            <w:hideMark/>
+          </w:tcPr>
+          <w:p>
+            <w:pPr>
+              <w:rPr>
+                <w:szCs w:val="22"/>
+              </w:rPr>
+            </w:pPr>
+            <w:r>
+              <w:rPr>
+                <w:szCs w:val="22"/>
+              </w:rPr>
+              <w:t xml:space="preserve">장애물이 </w:t>
+            </w:r>
+            <w:proofErr w:type="spellStart"/>
+            <w:r>
+              <w:rPr>
+                <w:szCs w:val="22"/>
+              </w:rPr>
+              <w:t>NavMesh</w:t>
+            </w:r>
+            <w:proofErr w:type="spellEnd"/>
+            <w:r>
+              <w:rPr>
+                <w:szCs w:val="22"/>
+              </w:rPr>
+              <w:t>에 구멍 생성</w:t>
+            </w:r>
+          </w:p>
+        </w:tc>
+        <w:tc>
+          <w:tcPr>
+            <w:tcW w:w="0" w:type="auto"/>
+            <w:vAlign w:val="center"/>
+            <w:hideMark/>
+          </w:tcPr>
+          <w:p>
+            <w:pPr>
+              <w:rPr>
+                <w:szCs w:val="22"/>
+              </w:rPr>
+            </w:pPr>
+            <w:r>
+              <w:rPr>
+                <w:szCs w:val="22"/>
+              </w:rPr>
+              <w:t>막힌 도로 반영</w:t>
+            </w:r>
+          </w:p>
+        </w:tc>
+      </w:tr>
+      <w:tr>
+        <w:trPr>
+          <w:tblCellSpacing w:w="15" w:type="dxa"/>
+        </w:trPr>
+        <w:tc>
+          <w:tcPr>
+            <w:tcW w:w="0" w:type="auto"/>
+            <w:vAlign w:val="center"/>
+            <w:hideMark/>
+          </w:tcPr>
+          <w:p>
+            <w:pPr>
+              <w:rPr>
+                <w:szCs w:val="22"/>
+              </w:rPr>
+            </w:pPr>
+            <w:proofErr w:type="spellStart"/>
+            <w:r>
+              <w:rPr>
+                <w:b/>
+                <w:bCs/>
+                <w:szCs w:val="22"/>
+              </w:rPr>
+              <w:t>NavMesh</w:t>
+            </w:r>
+            <w:proofErr w:type="spellEnd"/>
+            <w:r>
+              <w:rPr>
+                <w:b/>
+                <w:bCs/>
+                <w:szCs w:val="22"/>
+              </w:rPr>
+              <w:t xml:space="preserve"> Link</w:t>
+            </w:r>
+          </w:p>
+        </w:tc>
+        <w:tc>
+          <w:tcPr>
+            <w:tcW w:w="0" w:type="auto"/>
+            <w:vAlign w:val="center"/>
+            <w:hideMark/>
+          </w:tcPr>
+          <w:p>
+            <w:pPr>
+              <w:rPr>
+                <w:szCs w:val="22"/>
+              </w:rPr>
+            </w:pPr>
+            <w:r>
+              <w:rPr>
+                <w:szCs w:val="22"/>
+              </w:rPr>
+              <w:t xml:space="preserve">분리된 </w:t>
+            </w:r>
+            <w:proofErr w:type="spellStart"/>
+            <w:r>
+              <w:rPr>
+                <w:szCs w:val="22"/>
+              </w:rPr>
+              <w:t>NavMesh</w:t>
+            </w:r>
+            <w:proofErr w:type="spellEnd"/>
+            <w:r>
+              <w:rPr>
+                <w:szCs w:val="22"/>
+              </w:rPr>
+              <w:t xml:space="preserve"> 연결</w:t>
+            </w:r>
+          </w:p>
+        </w:tc>
+        <w:tc>
+          <w:tcPr>
+            <w:tcW w:w="0" w:type="auto"/>
+            <w:vAlign w:val="center"/>
+            <w:hideMark/>
+          </w:tcPr>
+          <w:p>
+            <w:pPr>
+              <w:rPr>
+                <w:szCs w:val="22"/>
+              </w:rPr>
+            </w:pPr>
+            <w:r>
+              <w:rPr>
+                <w:szCs w:val="22"/>
+              </w:rPr>
+              <w:t>경사·다리 이동</w:t>
+            </w:r>
+          </w:p>
+        </w:tc>
+      </w:tr>
+      <w:tr>
+        <w:trPr>
+          <w:tblCellSpacing w:w="15" w:type="dxa"/>
+        </w:trPr>
+        <w:tc>
+          <w:tcPr>
+            <w:tcW w:w="0" w:type="auto"/>
+            <w:vAlign w:val="center"/>
+            <w:hideMark/>
+          </w:tcPr>
+          <w:p>
+            <w:pPr>
+              <w:rPr>
+                <w:szCs w:val="22"/>
+              </w:rPr>
+            </w:pPr>
+            <w:r>
+              <w:rPr>
+                <w:b/>
+                <w:bCs/>
+                <w:szCs w:val="22"/>
+              </w:rPr>
+              <w:t xml:space="preserve">Runtime </w:t>
+            </w:r>
+            <w:proofErr w:type="spellStart"/>
+            <w:r>
+              <w:rPr>
+                <w:b/>
+                <w:bCs/>
+                <w:szCs w:val="22"/>
+              </w:rPr>
+              <w:t>NavMesh</w:t>
+            </w:r>
+            <w:proofErr w:type="spellEnd"/>
+            <w:r>
+              <w:rPr>
+                <w:b/>
+                <w:bCs/>
+                <w:szCs w:val="22"/>
+              </w:rPr>
+              <w:t xml:space="preserve"> Baking</w:t>
+            </w:r>
+          </w:p>
+        </w:tc>
+        <w:tc>
+          <w:tcPr>
+            <w:tcW w:w="0" w:type="auto"/>
+            <w:vAlign w:val="center"/>
+            <w:hideMark/>
+          </w:tcPr>
+          <w:p>
+            <w:pPr>
+              <w:rPr>
+                <w:szCs w:val="22"/>
+              </w:rPr>
+            </w:pPr>
+            <w:r>
+              <w:rPr>
+                <w:szCs w:val="22"/>
+              </w:rPr>
+              <w:t xml:space="preserve">게임 중 </w:t>
+            </w:r>
+            <w:proofErr w:type="spellStart"/>
+            <w:r>
+              <w:rPr>
+                <w:szCs w:val="22"/>
+              </w:rPr>
+              <w:t>NavMesh</w:t>
+            </w:r>
+            <w:proofErr w:type="spellEnd"/>
+            <w:r>
+              <w:rPr>
+                <w:szCs w:val="22"/>
+              </w:rPr>
+              <w:t xml:space="preserve"> 생성</w:t>
+            </w:r>
+          </w:p>
+        </w:tc>
+        <w:tc>
+          <w:tcPr>
+            <w:tcW w:w="0" w:type="auto"/>
+            <w:vAlign w:val="center"/>
+            <w:hideMark/>
+          </w:tcPr>
+          <w:p>
+            <w:pPr>
+              <w:rPr>
+                <w:szCs w:val="22"/>
+              </w:rPr>
+            </w:pPr>
+            <w:r>
+              <w:rPr>
+                <w:szCs w:val="22"/>
+              </w:rPr>
+              <w:t>지형 변화 대응</w:t>
+            </w:r>
+          </w:p>
+        </w:tc>
+      </w:tr>
+      <w:tr>
+        <w:trPr>
+          <w:tblCellSpacing w:w="15" w:type="dxa"/>
+        </w:trPr>
+        <w:tc>
+          <w:tcPr>
+            <w:tcW w:w="0" w:type="auto"/>
+            <w:vAlign w:val="center"/>
+            <w:hideMark/>
+          </w:tcPr>
+          <w:p>
+            <w:pPr>
+              <w:rPr>
+                <w:szCs w:val="22"/>
+              </w:rPr>
+            </w:pPr>
+            <w:r>
+              <w:rPr>
+                <w:b/>
+                <w:bCs/>
+                <w:szCs w:val="22"/>
+              </w:rPr>
+              <w:t>ML-Agents</w:t>
+            </w:r>
+          </w:p>
+        </w:tc>
+        <w:tc>
+          <w:tcPr>
+            <w:tcW w:w="0" w:type="auto"/>
+            <w:vAlign w:val="center"/>
+            <w:hideMark/>
+          </w:tcPr>
+          <w:p>
+            <w:pPr>
+              <w:rPr>
+                <w:szCs w:val="22"/>
+              </w:rPr>
+            </w:pPr>
+            <w:r>
+              <w:rPr>
+                <w:szCs w:val="22"/>
+              </w:rPr>
+              <w:t>강화학습 기반 Agent 학습</w:t>
+            </w:r>
+          </w:p>
+        </w:tc>
+        <w:tc>
+          <w:tcPr>
+            <w:tcW w:w="0" w:type="auto"/>
+            <w:vAlign w:val="center"/>
+            <w:hideMark/>
+          </w:tcPr>
+          <w:p>
+            <w:pPr>
+              <w:rPr>
+                <w:szCs w:val="22"/>
+              </w:rPr>
+            </w:pPr>
+            <w:r>
+              <w:rPr>
+                <w:szCs w:val="22"/>
+              </w:rPr>
+              <w:t>적 전차 전술 행동</w:t>
+            </w:r>
+          </w:p>
+        </w:tc>
+      </w:tr>
+      <w:tr>
+        <w:trPr>
+          <w:tblCellSpacing w:w="15" w:type="dxa"/>
+        </w:trPr>
+        <w:tc>
+          <w:tcPr>
+            <w:tcW w:w="0" w:type="auto"/>
+            <w:vAlign w:val="center"/>
+            <w:hideMark/>
+          </w:tcPr>
+          <w:p>
+            <w:pPr>
+              <w:rPr>
+                <w:szCs w:val="22"/>
+              </w:rPr>
+            </w:pPr>
+            <w:r>
+              <w:rPr>
+                <w:b/>
+                <w:bCs/>
+                <w:szCs w:val="22"/>
+              </w:rPr>
+              <w:t xml:space="preserve">AI Inference / </w:t>
+            </w:r>
+            <w:proofErr w:type="spellStart"/>
+            <w:r>
+              <w:rPr>
+                <w:b/>
+                <w:bCs/>
+                <w:szCs w:val="22"/>
+              </w:rPr>
+              <w:t>Sentis</w:t>
+            </w:r>
+            <w:proofErr w:type="spellEnd"/>
+          </w:p>
+        </w:tc>
+        <w:tc>
+          <w:tcPr>
+            <w:tcW w:w="0" w:type="auto"/>
+            <w:vAlign w:val="center"/>
+            <w:hideMark/>
+          </w:tcPr>
+          <w:p>
+            <w:pPr>
+              <w:rPr>
+                <w:szCs w:val="22"/>
+              </w:rPr>
+            </w:pPr>
+            <w:r>
+              <w:rPr>
+                <w:szCs w:val="22"/>
+              </w:rPr>
+              <w:t>Neural Network 모델을 Runtime에서 실행</w:t>
+            </w:r>
+          </w:p>
+        </w:tc>
+        <w:tc>
+          <w:tcPr>
+            <w:tcW w:w="0" w:type="auto"/>
+            <w:vAlign w:val="center"/>
+            <w:hideMark/>
+          </w:tcPr>
+          <w:p>
+            <w:pPr>
+              <w:rPr>
+                <w:szCs w:val="22"/>
+              </w:rPr>
+            </w:pPr>
+            <w:r>
+              <w:rPr>
+                <w:szCs w:val="22"/>
+              </w:rPr>
+              <w:t>학습 AI 판단</w:t>
+            </w:r>
+          </w:p>
+        </w:tc>
+      </w:tr>
+    </w:tbl>
+    <w:p>
+      <w:pPr>
+        <w:rPr>
+          <w:b/>
+          <w:bCs/>
+          <w:szCs w:val="22"/>
+        </w:rPr>
+      </w:pPr>
+      <w:proofErr w:type="spellStart"/>
+      <w:r>
+        <w:rPr>
+          <w:b/>
+          <w:bCs/>
+          <w:szCs w:val="22"/>
+        </w:rPr>
+        <w:t>NavMesh</w:t>
+      </w:r>
+      <w:proofErr w:type="spellEnd"/>
+      <w:r>
+        <w:rPr>
+          <w:rFonts w:hint="eastAsia"/>
+          <w:b/>
+          <w:bCs/>
+          <w:szCs w:val="22"/>
+        </w:rPr>
+        <w:t xml:space="preserve">: director ai가 있다고 해도 각자의 움직임은 </w:t>
+      </w:r>
+      <w:proofErr w:type="spellStart"/>
+      <w:r>
+        <w:rPr>
+          <w:b/>
+          <w:bCs/>
+          <w:szCs w:val="22"/>
+        </w:rPr>
+        <w:t>NavMesh</w:t>
+      </w:r>
+      <w:proofErr w:type="spellEnd"/>
+      <w:r>
+        <w:rPr>
+          <w:rFonts w:hint="eastAsia"/>
+          <w:b/>
+          <w:bCs/>
+          <w:szCs w:val="22"/>
+        </w:rPr>
+        <w:t xml:space="preserve">로 표현해야 할 가능성 있음, </w:t>
+      </w:r>
+      <w:proofErr w:type="spellStart"/>
+      <w:r>
+        <w:rPr>
+          <w:b/>
+          <w:bCs/>
+          <w:szCs w:val="22"/>
+        </w:rPr>
+        <w:t>NavMesh</w:t>
+      </w:r>
+      <w:proofErr w:type="spellEnd"/>
+      <w:r>
+        <w:rPr>
+          <w:rFonts w:hint="eastAsia"/>
+          <w:b/>
+          <w:bCs/>
+          <w:szCs w:val="22"/>
+        </w:rPr>
+        <w:t>에 대한 조사 이후 결정</w:t>
+      </w:r>
+    </w:p>
+    <w:p>
+      <w:pPr>
+        <w:rPr>
+          <w:b/>
+          <w:bCs/>
+          <w:szCs w:val="22"/>
+        </w:rPr>
+      </w:pPr>
+    </w:p>
+    <w:p>
+      <w:pPr>
+        <w:rPr>
+          <w:b/>
+          <w:bCs/>
+          <w:szCs w:val="22"/>
+        </w:rPr>
+      </w:pPr>
+    </w:p>
+    <w:p>
+      <w:pPr>
+        <w:rPr>
+          <w:b/>
+          <w:bCs/>
+          <w:szCs w:val="22"/>
+        </w:rPr>
+      </w:pPr>
+    </w:p>
+    <w:p>
+      <w:pPr>
+        <w:rPr>
+          <w:b/>
+          <w:bCs/>
+          <w:szCs w:val="22"/>
+        </w:rPr>
+      </w:pPr>
+    </w:p>
+    <w:p>
+      <w:pPr>
+        <w:rPr>
+          <w:b/>
+          <w:bCs/>
+          <w:szCs w:val="22"/>
+        </w:rPr>
+      </w:pPr>
+    </w:p>
+    <w:p>
+      <w:pPr>
+        <w:rPr>
+          <w:b/>
+          <w:bCs/>
+          <w:szCs w:val="22"/>
+        </w:rPr>
+      </w:pPr>
+    </w:p>
+    <w:p>
+      <w:pPr>
+        <w:rPr>
+          <w:b/>
+          <w:bCs/>
+          <w:szCs w:val="22"/>
+        </w:rPr>
+      </w:pPr>
+      <w:r>
+        <w:rPr>
+          <w:b/>
+          <w:bCs/>
+          <w:szCs w:val="22"/>
+        </w:rPr>
+        <w:lastRenderedPageBreak/>
+        <w:t>7. 멀티플레이 / 서버</w:t>
+      </w:r>
+    </w:p>
+    <w:tbl>
+      <w:tblPr>
+        <w:tblW w:w="0" w:type="auto"/>
+        <w:tblCellSpacing w:w="15" w:type="dxa"/>
+        <w:tblBorders>
+          <w:top w:val="single" w:sz="4" w:space="0" w:color="auto"/>
+          <w:left w:val="single" w:sz="4" w:space="0" w:color="auto"/>
+          <w:bottom w:val="single" w:sz="4" w:space="0" w:color="auto"/>
+          <w:right w:val="single" w:sz="4" w:space="0" w:color="auto"/>
+          <w:insideH w:val="single" w:sz="4" w:space="0" w:color="auto"/>
+          <w:insideV w:val="single" w:sz="4" w:space="0" w:color="auto"/>
+        </w:tblBorders>
+        <w:tblCellMar>
+          <w:top w:w="15" w:type="dxa"/>
+          <w:left w:w="15" w:type="dxa"/>
+          <w:bottom w:w="15" w:type="dxa"/>
+          <w:right w:w="15" w:type="dxa"/>
+        </w:tblCellMar>
+        <w:tblLook w:val="04A0" w:firstRow="1" w:lastRow="0" w:firstColumn="1" w:lastColumn="0" w:noHBand="0" w:noVBand="1"/>
+      </w:tblPr>
+      <w:tblGrid>
+        <w:gridCol w:w="2561"/>
+        <w:gridCol w:w="4070"/>
+        <w:gridCol w:w="2385"/>
+      </w:tblGrid>
+      <w:tr>
+        <w:trPr>
+          <w:tblHeader/>
+          <w:tblCellSpacing w:w="15" w:type="dxa"/>
+        </w:trPr>
+        <w:tc>
+          <w:tcPr>
+            <w:tcW w:w="0" w:type="auto"/>
+            <w:vAlign w:val="center"/>
+            <w:hideMark/>
+          </w:tcPr>
+          <w:p>
+            <w:pPr>
+              <w:rPr>
+                <w:b/>
+                <w:bCs/>
+                <w:szCs w:val="22"/>
+              </w:rPr>
+            </w:pPr>
+            <w:r>
+              <w:rPr>
+                <w:b/>
+                <w:bCs/>
+                <w:szCs w:val="22"/>
+              </w:rPr>
+              <w:t>기능</w:t>
+            </w:r>
+          </w:p>
+        </w:tc>
+        <w:tc>
+          <w:tcPr>
+            <w:tcW w:w="0" w:type="auto"/>
+            <w:vAlign w:val="center"/>
+            <w:hideMark/>
+          </w:tcPr>
+          <w:p>
+            <w:pPr>
+              <w:rPr>
+                <w:b/>
+                <w:bCs/>
+                <w:szCs w:val="22"/>
+              </w:rPr>
+            </w:pPr>
+            <w:r>
+              <w:rPr>
+                <w:b/>
+                <w:bCs/>
+                <w:szCs w:val="22"/>
+              </w:rPr>
+              <w:t>무엇을 하는가</w:t>
+            </w:r>
+          </w:p>
+        </w:tc>
+        <w:tc>
+          <w:tcPr>
+            <w:tcW w:w="0" w:type="auto"/>
+            <w:vAlign w:val="center"/>
+            <w:hideMark/>
+          </w:tcPr>
+          <w:p>
+            <w:pPr>
+              <w:rPr>
+                <w:b/>
+                <w:bCs/>
+                <w:szCs w:val="22"/>
+              </w:rPr>
+            </w:pPr>
+            <w:r>
+              <w:rPr>
+                <w:b/>
+                <w:bCs/>
+                <w:szCs w:val="22"/>
+              </w:rPr>
+              <w:t>고급 활용 예</w:t>
+            </w:r>
+          </w:p>
+        </w:tc>
+      </w:tr>
+      <w:tr>
+        <w:trPr>
+          <w:tblCellSpacing w:w="15" w:type="dxa"/>
+        </w:trPr>
+        <w:tc>
+          <w:tcPr>
+            <w:tcW w:w="0" w:type="auto"/>
+            <w:vAlign w:val="center"/>
+            <w:hideMark/>
+          </w:tcPr>
+          <w:p>
+            <w:pPr>
+              <w:rPr>
+                <w:b/>
+                <w:bCs/>
+                <w:szCs w:val="22"/>
+              </w:rPr>
+            </w:pPr>
+            <w:proofErr w:type="spellStart"/>
+            <w:r>
+              <w:rPr>
+                <w:b/>
+                <w:bCs/>
+                <w:szCs w:val="22"/>
+              </w:rPr>
+              <w:t>Netcode</w:t>
+            </w:r>
+            <w:proofErr w:type="spellEnd"/>
+            <w:r>
+              <w:rPr>
+                <w:b/>
+                <w:bCs/>
+                <w:szCs w:val="22"/>
+              </w:rPr>
+              <w:t xml:space="preserve"> for </w:t>
+            </w:r>
+            <w:proofErr w:type="spellStart"/>
+            <w:r>
+              <w:rPr>
+                <w:b/>
+                <w:bCs/>
+                <w:szCs w:val="22"/>
+              </w:rPr>
+              <w:t>GameObjects</w:t>
+            </w:r>
+            <w:proofErr w:type="spellEnd"/>
+          </w:p>
+        </w:tc>
+        <w:tc>
+          <w:tcPr>
+            <w:tcW w:w="0" w:type="auto"/>
+            <w:vAlign w:val="center"/>
+            <w:hideMark/>
+          </w:tcPr>
+          <w:p>
+            <w:pPr>
+              <w:rPr>
+                <w:b/>
+                <w:bCs/>
+                <w:szCs w:val="22"/>
+              </w:rPr>
+            </w:pPr>
+            <w:proofErr w:type="spellStart"/>
+            <w:r>
+              <w:rPr>
+                <w:b/>
+                <w:bCs/>
+                <w:szCs w:val="22"/>
+              </w:rPr>
+              <w:t>GameObject</w:t>
+            </w:r>
+            <w:proofErr w:type="spellEnd"/>
+            <w:r>
+              <w:rPr>
+                <w:b/>
+                <w:bCs/>
+                <w:szCs w:val="22"/>
+              </w:rPr>
+              <w:t xml:space="preserve"> 기반 공식 네트워크 Framework</w:t>
+            </w:r>
+          </w:p>
+        </w:tc>
+        <w:tc>
+          <w:tcPr>
+            <w:tcW w:w="0" w:type="auto"/>
+            <w:vAlign w:val="center"/>
+            <w:hideMark/>
+          </w:tcPr>
+          <w:p>
+            <w:pPr>
+              <w:rPr>
+                <w:b/>
+                <w:bCs/>
+                <w:szCs w:val="22"/>
+              </w:rPr>
+            </w:pPr>
+            <w:r>
+              <w:rPr>
+                <w:b/>
+                <w:bCs/>
+                <w:szCs w:val="22"/>
+              </w:rPr>
+              <w:t>협동 게임 동기화</w:t>
+            </w:r>
+          </w:p>
+        </w:tc>
+      </w:tr>
+      <w:tr>
+        <w:trPr>
+          <w:tblCellSpacing w:w="15" w:type="dxa"/>
+        </w:trPr>
+        <w:tc>
+          <w:tcPr>
+            <w:tcW w:w="0" w:type="auto"/>
+            <w:vAlign w:val="center"/>
+            <w:hideMark/>
+          </w:tcPr>
+          <w:p>
+            <w:pPr>
+              <w:rPr>
+                <w:b/>
+                <w:bCs/>
+                <w:szCs w:val="22"/>
+              </w:rPr>
+            </w:pPr>
+            <w:proofErr w:type="spellStart"/>
+            <w:r>
+              <w:rPr>
+                <w:b/>
+                <w:bCs/>
+                <w:szCs w:val="22"/>
+              </w:rPr>
+              <w:t>Netcode</w:t>
+            </w:r>
+            <w:proofErr w:type="spellEnd"/>
+            <w:r>
+              <w:rPr>
+                <w:b/>
+                <w:bCs/>
+                <w:szCs w:val="22"/>
+              </w:rPr>
+              <w:t xml:space="preserve"> for Entities</w:t>
+            </w:r>
+          </w:p>
+        </w:tc>
+        <w:tc>
+          <w:tcPr>
+            <w:tcW w:w="0" w:type="auto"/>
+            <w:vAlign w:val="center"/>
+            <w:hideMark/>
+          </w:tcPr>
+          <w:p>
+            <w:pPr>
+              <w:rPr>
+                <w:b/>
+                <w:bCs/>
+                <w:szCs w:val="22"/>
+              </w:rPr>
+            </w:pPr>
+            <w:r>
+              <w:rPr>
+                <w:b/>
+                <w:bCs/>
+                <w:szCs w:val="22"/>
+              </w:rPr>
+              <w:t>ECS 기반 네트워크 Framework</w:t>
+            </w:r>
+          </w:p>
+        </w:tc>
+        <w:tc>
+          <w:tcPr>
+            <w:tcW w:w="0" w:type="auto"/>
+            <w:vAlign w:val="center"/>
+            <w:hideMark/>
+          </w:tcPr>
+          <w:p>
+            <w:pPr>
+              <w:rPr>
+                <w:b/>
+                <w:bCs/>
+                <w:szCs w:val="22"/>
+              </w:rPr>
+            </w:pPr>
+            <w:r>
+              <w:rPr>
+                <w:b/>
+                <w:bCs/>
+                <w:szCs w:val="22"/>
+              </w:rPr>
+              <w:t>대규모 서버 시뮬레이션</w:t>
+            </w:r>
+          </w:p>
+        </w:tc>
+      </w:tr>
+      <w:tr>
+        <w:trPr>
+          <w:tblCellSpacing w:w="15" w:type="dxa"/>
+        </w:trPr>
+        <w:tc>
+          <w:tcPr>
+            <w:tcW w:w="0" w:type="auto"/>
+            <w:vAlign w:val="center"/>
+            <w:hideMark/>
+          </w:tcPr>
+          <w:p>
+            <w:pPr>
+              <w:rPr>
+                <w:b/>
+                <w:bCs/>
+                <w:szCs w:val="22"/>
+              </w:rPr>
+            </w:pPr>
+            <w:r>
+              <w:rPr>
+                <w:b/>
+                <w:bCs/>
+                <w:szCs w:val="22"/>
+              </w:rPr>
+              <w:t>Unity Transport</w:t>
+            </w:r>
+          </w:p>
+        </w:tc>
+        <w:tc>
+          <w:tcPr>
+            <w:tcW w:w="0" w:type="auto"/>
+            <w:vAlign w:val="center"/>
+            <w:hideMark/>
+          </w:tcPr>
+          <w:p>
+            <w:pPr>
+              <w:rPr>
+                <w:b/>
+                <w:bCs/>
+                <w:szCs w:val="22"/>
+              </w:rPr>
+            </w:pPr>
+            <w:proofErr w:type="spellStart"/>
+            <w:r>
+              <w:rPr>
+                <w:b/>
+                <w:bCs/>
+                <w:szCs w:val="22"/>
+              </w:rPr>
+              <w:t>저수준</w:t>
+            </w:r>
+            <w:proofErr w:type="spellEnd"/>
+            <w:r>
+              <w:rPr>
+                <w:b/>
+                <w:bCs/>
+                <w:szCs w:val="22"/>
+              </w:rPr>
+              <w:t xml:space="preserve"> 네트워크 전송 계층</w:t>
+            </w:r>
+          </w:p>
+        </w:tc>
+        <w:tc>
+          <w:tcPr>
+            <w:tcW w:w="0" w:type="auto"/>
+            <w:vAlign w:val="center"/>
+            <w:hideMark/>
+          </w:tcPr>
+          <w:p>
+            <w:pPr>
+              <w:rPr>
+                <w:b/>
+                <w:bCs/>
+                <w:szCs w:val="22"/>
+              </w:rPr>
+            </w:pPr>
+            <w:r>
+              <w:rPr>
+                <w:b/>
+                <w:bCs/>
+                <w:szCs w:val="22"/>
+              </w:rPr>
+              <w:t>커스텀 네트워크 구조</w:t>
+            </w:r>
+          </w:p>
+        </w:tc>
+      </w:tr>
+      <w:tr>
+        <w:trPr>
+          <w:tblCellSpacing w:w="15" w:type="dxa"/>
+        </w:trPr>
+        <w:tc>
+          <w:tcPr>
+            <w:tcW w:w="0" w:type="auto"/>
+            <w:vAlign w:val="center"/>
+            <w:hideMark/>
+          </w:tcPr>
+          <w:p>
+            <w:pPr>
+              <w:rPr>
+                <w:b/>
+                <w:bCs/>
+                <w:szCs w:val="22"/>
+              </w:rPr>
+            </w:pPr>
+            <w:r>
+              <w:rPr>
+                <w:b/>
+                <w:bCs/>
+                <w:szCs w:val="22"/>
+              </w:rPr>
+              <w:t>Network Object</w:t>
+            </w:r>
+          </w:p>
+        </w:tc>
+        <w:tc>
+          <w:tcPr>
+            <w:tcW w:w="0" w:type="auto"/>
+            <w:vAlign w:val="center"/>
+            <w:hideMark/>
+          </w:tcPr>
+          <w:p>
+            <w:pPr>
+              <w:rPr>
+                <w:b/>
+                <w:bCs/>
+                <w:szCs w:val="22"/>
+              </w:rPr>
+            </w:pPr>
+            <w:r>
+              <w:rPr>
+                <w:b/>
+                <w:bCs/>
+                <w:szCs w:val="22"/>
+              </w:rPr>
+              <w:t>네트워크 객체 관리</w:t>
+            </w:r>
+          </w:p>
+        </w:tc>
+        <w:tc>
+          <w:tcPr>
+            <w:tcW w:w="0" w:type="auto"/>
+            <w:vAlign w:val="center"/>
+            <w:hideMark/>
+          </w:tcPr>
+          <w:p>
+            <w:pPr>
+              <w:rPr>
+                <w:b/>
+                <w:bCs/>
+                <w:szCs w:val="22"/>
+              </w:rPr>
+            </w:pPr>
+            <w:r>
+              <w:rPr>
+                <w:b/>
+                <w:bCs/>
+                <w:szCs w:val="22"/>
+              </w:rPr>
+              <w:t>플레이어·전차 동기화</w:t>
+            </w:r>
+          </w:p>
+        </w:tc>
+      </w:tr>
+      <w:tr>
+        <w:trPr>
+          <w:tblCellSpacing w:w="15" w:type="dxa"/>
+        </w:trPr>
+        <w:tc>
+          <w:tcPr>
+            <w:tcW w:w="0" w:type="auto"/>
+            <w:vAlign w:val="center"/>
+            <w:hideMark/>
+          </w:tcPr>
+          <w:p>
+            <w:pPr>
+              <w:rPr>
+                <w:b/>
+                <w:bCs/>
+                <w:szCs w:val="22"/>
+              </w:rPr>
+            </w:pPr>
+            <w:r>
+              <w:rPr>
+                <w:b/>
+                <w:bCs/>
+                <w:szCs w:val="22"/>
+              </w:rPr>
+              <w:t>Network Variable</w:t>
+            </w:r>
+          </w:p>
+        </w:tc>
+        <w:tc>
+          <w:tcPr>
+            <w:tcW w:w="0" w:type="auto"/>
+            <w:vAlign w:val="center"/>
+            <w:hideMark/>
+          </w:tcPr>
+          <w:p>
+            <w:pPr>
+              <w:rPr>
+                <w:b/>
+                <w:bCs/>
+                <w:szCs w:val="22"/>
+              </w:rPr>
+            </w:pPr>
+            <w:r>
+              <w:rPr>
+                <w:b/>
+                <w:bCs/>
+                <w:szCs w:val="22"/>
+              </w:rPr>
+              <w:t xml:space="preserve">네트워크 </w:t>
+            </w:r>
+            <w:proofErr w:type="spellStart"/>
+            <w:r>
+              <w:rPr>
+                <w:b/>
+                <w:bCs/>
+                <w:szCs w:val="22"/>
+              </w:rPr>
+              <w:t>상태값</w:t>
+            </w:r>
+            <w:proofErr w:type="spellEnd"/>
+            <w:r>
+              <w:rPr>
+                <w:b/>
+                <w:bCs/>
+                <w:szCs w:val="22"/>
+              </w:rPr>
+              <w:t xml:space="preserve"> 동기화</w:t>
+            </w:r>
+          </w:p>
+        </w:tc>
+        <w:tc>
+          <w:tcPr>
+            <w:tcW w:w="0" w:type="auto"/>
+            <w:vAlign w:val="center"/>
+            <w:hideMark/>
+          </w:tcPr>
+          <w:p>
+            <w:pPr>
+              <w:rPr>
+                <w:b/>
+                <w:bCs/>
+                <w:szCs w:val="22"/>
+              </w:rPr>
+            </w:pPr>
+            <w:r>
+              <w:rPr>
+                <w:b/>
+                <w:bCs/>
+                <w:szCs w:val="22"/>
+              </w:rPr>
+              <w:t>탄약·전차 상태</w:t>
+            </w:r>
+          </w:p>
+        </w:tc>
+      </w:tr>
+      <w:tr>
+        <w:trPr>
+          <w:tblCellSpacing w:w="15" w:type="dxa"/>
+        </w:trPr>
+        <w:tc>
+          <w:tcPr>
+            <w:tcW w:w="0" w:type="auto"/>
+            <w:vAlign w:val="center"/>
+            <w:hideMark/>
+          </w:tcPr>
+          <w:p>
+            <w:pPr>
+              <w:rPr>
+                <w:b/>
+                <w:bCs/>
+                <w:szCs w:val="22"/>
+              </w:rPr>
+            </w:pPr>
+            <w:r>
+              <w:rPr>
+                <w:b/>
+                <w:bCs/>
+                <w:szCs w:val="22"/>
+              </w:rPr>
+              <w:t>RPC</w:t>
+            </w:r>
+          </w:p>
+        </w:tc>
+        <w:tc>
+          <w:tcPr>
+            <w:tcW w:w="0" w:type="auto"/>
+            <w:vAlign w:val="center"/>
+            <w:hideMark/>
+          </w:tcPr>
+          <w:p>
+            <w:pPr>
+              <w:rPr>
+                <w:b/>
+                <w:bCs/>
+                <w:szCs w:val="22"/>
+              </w:rPr>
+            </w:pPr>
+            <w:r>
+              <w:rPr>
+                <w:b/>
+                <w:bCs/>
+                <w:szCs w:val="22"/>
+              </w:rPr>
+              <w:t>원격 함수 실행</w:t>
+            </w:r>
+          </w:p>
+        </w:tc>
+        <w:tc>
+          <w:tcPr>
+            <w:tcW w:w="0" w:type="auto"/>
+            <w:vAlign w:val="center"/>
+            <w:hideMark/>
+          </w:tcPr>
+          <w:p>
+            <w:pPr>
+              <w:rPr>
+                <w:b/>
+                <w:bCs/>
+                <w:szCs w:val="22"/>
+              </w:rPr>
+            </w:pPr>
+            <w:r>
+              <w:rPr>
+                <w:b/>
+                <w:bCs/>
+                <w:szCs w:val="22"/>
+              </w:rPr>
+              <w:t>발사·장전 이벤트</w:t>
+            </w:r>
+          </w:p>
+        </w:tc>
+      </w:tr>
+      <w:tr>
+        <w:trPr>
+          <w:tblCellSpacing w:w="15" w:type="dxa"/>
+        </w:trPr>
+        <w:tc>
+          <w:tcPr>
+            <w:tcW w:w="0" w:type="auto"/>
+            <w:vAlign w:val="center"/>
+            <w:hideMark/>
+          </w:tcPr>
+          <w:p>
+            <w:pPr>
+              <w:rPr>
+                <w:b/>
+                <w:bCs/>
+                <w:szCs w:val="22"/>
+              </w:rPr>
+            </w:pPr>
+            <w:r>
+              <w:rPr>
+                <w:b/>
+                <w:bCs/>
+                <w:szCs w:val="22"/>
+              </w:rPr>
+              <w:t>Authority / Ownership</w:t>
+            </w:r>
+          </w:p>
+        </w:tc>
+        <w:tc>
+          <w:tcPr>
+            <w:tcW w:w="0" w:type="auto"/>
+            <w:vAlign w:val="center"/>
+            <w:hideMark/>
+          </w:tcPr>
+          <w:p>
+            <w:pPr>
+              <w:rPr>
+                <w:b/>
+                <w:bCs/>
+                <w:szCs w:val="22"/>
+              </w:rPr>
+            </w:pPr>
+            <w:r>
+              <w:rPr>
+                <w:b/>
+                <w:bCs/>
+                <w:szCs w:val="22"/>
+              </w:rPr>
+              <w:t>객체 제어 권한 관리</w:t>
+            </w:r>
+          </w:p>
+        </w:tc>
+        <w:tc>
+          <w:tcPr>
+            <w:tcW w:w="0" w:type="auto"/>
+            <w:vAlign w:val="center"/>
+            <w:hideMark/>
+          </w:tcPr>
+          <w:p>
+            <w:pPr>
+              <w:rPr>
+                <w:b/>
+                <w:bCs/>
+                <w:szCs w:val="22"/>
+              </w:rPr>
+            </w:pPr>
+            <w:r>
+              <w:rPr>
+                <w:b/>
+                <w:bCs/>
+                <w:szCs w:val="22"/>
+              </w:rPr>
+              <w:t>역할별 전차 조작</w:t>
+            </w:r>
+          </w:p>
+        </w:tc>
+      </w:tr>
+      <w:tr>
+        <w:trPr>
+          <w:tblCellSpacing w:w="15" w:type="dxa"/>
+        </w:trPr>
+        <w:tc>
+          <w:tcPr>
+            <w:tcW w:w="0" w:type="auto"/>
+            <w:vAlign w:val="center"/>
+            <w:hideMark/>
+          </w:tcPr>
+          <w:p>
+            <w:pPr>
+              <w:rPr>
+                <w:b/>
+                <w:bCs/>
+                <w:szCs w:val="22"/>
+              </w:rPr>
+            </w:pPr>
+            <w:r>
+              <w:rPr>
+                <w:b/>
+                <w:bCs/>
+                <w:szCs w:val="22"/>
+              </w:rPr>
+              <w:t>Multiplayer Play Mode</w:t>
+            </w:r>
+          </w:p>
+        </w:tc>
+        <w:tc>
+          <w:tcPr>
+            <w:tcW w:w="0" w:type="auto"/>
+            <w:vAlign w:val="center"/>
+            <w:hideMark/>
+          </w:tcPr>
+          <w:p>
+            <w:pPr>
+              <w:rPr>
+                <w:b/>
+                <w:bCs/>
+                <w:szCs w:val="22"/>
+              </w:rPr>
+            </w:pPr>
+            <w:r>
+              <w:rPr>
+                <w:b/>
+                <w:bCs/>
+                <w:szCs w:val="22"/>
+              </w:rPr>
+              <w:t>하나의 Editor에서 여러 Player 테스트</w:t>
+            </w:r>
+          </w:p>
+        </w:tc>
+        <w:tc>
+          <w:tcPr>
+            <w:tcW w:w="0" w:type="auto"/>
+            <w:vAlign w:val="center"/>
+            <w:hideMark/>
+          </w:tcPr>
+          <w:p>
+            <w:pPr>
+              <w:rPr>
+                <w:b/>
+                <w:bCs/>
+                <w:szCs w:val="22"/>
+              </w:rPr>
+            </w:pPr>
+            <w:r>
+              <w:rPr>
+                <w:b/>
+                <w:bCs/>
+                <w:szCs w:val="22"/>
+              </w:rPr>
+              <w:t>3인 협동 테스트</w:t>
+            </w:r>
+          </w:p>
+        </w:tc>
+      </w:tr>
+      <w:tr>
+        <w:trPr>
+          <w:tblCellSpacing w:w="15" w:type="dxa"/>
+        </w:trPr>
+        <w:tc>
+          <w:tcPr>
+            <w:tcW w:w="0" w:type="auto"/>
+            <w:vAlign w:val="center"/>
+            <w:hideMark/>
+          </w:tcPr>
+          <w:p>
+            <w:pPr>
+              <w:rPr>
+                <w:b/>
+                <w:bCs/>
+                <w:szCs w:val="22"/>
+              </w:rPr>
+            </w:pPr>
+            <w:r>
+              <w:rPr>
+                <w:b/>
+                <w:bCs/>
+                <w:szCs w:val="22"/>
+              </w:rPr>
+              <w:t>Multiplayer Tools</w:t>
+            </w:r>
+          </w:p>
+        </w:tc>
+        <w:tc>
+          <w:tcPr>
+            <w:tcW w:w="0" w:type="auto"/>
+            <w:vAlign w:val="center"/>
+            <w:hideMark/>
+          </w:tcPr>
+          <w:p>
+            <w:pPr>
+              <w:rPr>
+                <w:b/>
+                <w:bCs/>
+                <w:szCs w:val="22"/>
+              </w:rPr>
+            </w:pPr>
+            <w:r>
+              <w:rPr>
+                <w:b/>
+                <w:bCs/>
+                <w:szCs w:val="22"/>
+              </w:rPr>
+              <w:t>네트워크 분석·디버깅</w:t>
+            </w:r>
+          </w:p>
+        </w:tc>
+        <w:tc>
+          <w:tcPr>
+            <w:tcW w:w="0" w:type="auto"/>
+            <w:vAlign w:val="center"/>
+            <w:hideMark/>
+          </w:tcPr>
+          <w:p>
+            <w:pPr>
+              <w:rPr>
+                <w:b/>
+                <w:bCs/>
+                <w:szCs w:val="22"/>
+              </w:rPr>
+            </w:pPr>
+            <w:r>
+              <w:rPr>
+                <w:b/>
+                <w:bCs/>
+                <w:szCs w:val="22"/>
+              </w:rPr>
+              <w:t>네트워크 성능 분석</w:t>
+            </w:r>
+          </w:p>
+        </w:tc>
+      </w:tr>
+      <w:tr>
+        <w:trPr>
+          <w:tblCellSpacing w:w="15" w:type="dxa"/>
+        </w:trPr>
+        <w:tc>
+          <w:tcPr>
+            <w:tcW w:w="0" w:type="auto"/>
+            <w:vAlign w:val="center"/>
+            <w:hideMark/>
+          </w:tcPr>
+          <w:p>
+            <w:pPr>
+              <w:rPr>
+                <w:b/>
+                <w:bCs/>
+                <w:szCs w:val="22"/>
+              </w:rPr>
+            </w:pPr>
+            <w:r>
+              <w:rPr>
+                <w:b/>
+                <w:bCs/>
+                <w:szCs w:val="22"/>
+              </w:rPr>
+              <w:t>Network Simulator</w:t>
+            </w:r>
+          </w:p>
+        </w:tc>
+        <w:tc>
+          <w:tcPr>
+            <w:tcW w:w="0" w:type="auto"/>
+            <w:vAlign w:val="center"/>
+            <w:hideMark/>
+          </w:tcPr>
+          <w:p>
+            <w:pPr>
+              <w:rPr>
+                <w:b/>
+                <w:bCs/>
+                <w:szCs w:val="22"/>
+              </w:rPr>
+            </w:pPr>
+            <w:r>
+              <w:rPr>
+                <w:b/>
+                <w:bCs/>
+                <w:szCs w:val="22"/>
+              </w:rPr>
+              <w:t>지연·패킷 손실 환경 재현</w:t>
+            </w:r>
+          </w:p>
+        </w:tc>
+        <w:tc>
+          <w:tcPr>
+            <w:tcW w:w="0" w:type="auto"/>
+            <w:vAlign w:val="center"/>
+            <w:hideMark/>
+          </w:tcPr>
+          <w:p>
+            <w:pPr>
+              <w:rPr>
+                <w:b/>
+                <w:bCs/>
+                <w:szCs w:val="22"/>
+              </w:rPr>
+            </w:pPr>
+            <w:r>
+              <w:rPr>
+                <w:b/>
+                <w:bCs/>
+                <w:szCs w:val="22"/>
+              </w:rPr>
+              <w:t>100~200ms 지연 테스트</w:t>
+            </w:r>
+          </w:p>
+        </w:tc>
+      </w:tr>
+      <w:tr>
+        <w:trPr>
+          <w:tblCellSpacing w:w="15" w:type="dxa"/>
+        </w:trPr>
+        <w:tc>
+          <w:tcPr>
+            <w:tcW w:w="0" w:type="auto"/>
+            <w:vAlign w:val="center"/>
+            <w:hideMark/>
+          </w:tcPr>
+          <w:p>
+            <w:pPr>
+              <w:rPr>
+                <w:b/>
+                <w:bCs/>
+                <w:szCs w:val="22"/>
+              </w:rPr>
+            </w:pPr>
+            <w:r>
+              <w:rPr>
+                <w:b/>
+                <w:bCs/>
+                <w:szCs w:val="22"/>
+              </w:rPr>
+              <w:t>Dedicated Server Build</w:t>
+            </w:r>
+          </w:p>
+        </w:tc>
+        <w:tc>
+          <w:tcPr>
+            <w:tcW w:w="0" w:type="auto"/>
+            <w:vAlign w:val="center"/>
+            <w:hideMark/>
+          </w:tcPr>
+          <w:p>
+            <w:pPr>
+              <w:rPr>
+                <w:b/>
+                <w:bCs/>
+                <w:szCs w:val="22"/>
+              </w:rPr>
+            </w:pPr>
+            <w:r>
+              <w:rPr>
+                <w:b/>
+                <w:bCs/>
+                <w:szCs w:val="22"/>
+              </w:rPr>
+              <w:t>렌더링 없는 서버 전용 빌드</w:t>
+            </w:r>
+          </w:p>
+        </w:tc>
+        <w:tc>
+          <w:tcPr>
+            <w:tcW w:w="0" w:type="auto"/>
+            <w:vAlign w:val="center"/>
+            <w:hideMark/>
+          </w:tcPr>
+          <w:p>
+            <w:pPr>
+              <w:rPr>
+                <w:b/>
+                <w:bCs/>
+                <w:szCs w:val="22"/>
+              </w:rPr>
+            </w:pPr>
+            <w:r>
+              <w:rPr>
+                <w:b/>
+                <w:bCs/>
+                <w:szCs w:val="22"/>
+              </w:rPr>
+              <w:t>서버 권위 구조</w:t>
+            </w:r>
+          </w:p>
+        </w:tc>
+      </w:tr>
+      <w:tr>
+        <w:trPr>
+          <w:tblCellSpacing w:w="15" w:type="dxa"/>
+        </w:trPr>
+        <w:tc>
+          <w:tcPr>
+            <w:tcW w:w="0" w:type="auto"/>
+            <w:vAlign w:val="center"/>
+            <w:hideMark/>
+          </w:tcPr>
+          <w:p>
+            <w:pPr>
+              <w:rPr>
+                <w:b/>
+                <w:bCs/>
+                <w:szCs w:val="22"/>
+              </w:rPr>
+            </w:pPr>
+            <w:r>
+              <w:rPr>
+                <w:b/>
+                <w:bCs/>
+                <w:szCs w:val="22"/>
+              </w:rPr>
+              <w:t>Headless Mode</w:t>
+            </w:r>
+          </w:p>
+        </w:tc>
+        <w:tc>
+          <w:tcPr>
+            <w:tcW w:w="0" w:type="auto"/>
+            <w:vAlign w:val="center"/>
+            <w:hideMark/>
+          </w:tcPr>
+          <w:p>
+            <w:pPr>
+              <w:rPr>
+                <w:b/>
+                <w:bCs/>
+                <w:szCs w:val="22"/>
+              </w:rPr>
+            </w:pPr>
+            <w:r>
+              <w:rPr>
+                <w:b/>
+                <w:bCs/>
+                <w:szCs w:val="22"/>
+              </w:rPr>
+              <w:t>그래픽 없이 Unity 실행</w:t>
+            </w:r>
+          </w:p>
+        </w:tc>
+        <w:tc>
+          <w:tcPr>
+            <w:tcW w:w="0" w:type="auto"/>
+            <w:vAlign w:val="center"/>
+            <w:hideMark/>
+          </w:tcPr>
+          <w:p>
+            <w:pPr>
+              <w:rPr>
+                <w:b/>
+                <w:bCs/>
+                <w:szCs w:val="22"/>
+              </w:rPr>
+            </w:pPr>
+            <w:r>
+              <w:rPr>
+                <w:b/>
+                <w:bCs/>
+                <w:szCs w:val="22"/>
+              </w:rPr>
+              <w:t>서버 운영</w:t>
+            </w:r>
+          </w:p>
+        </w:tc>
+      </w:tr>
+    </w:tbl>
+    <w:p>
+      <w:pPr>
+        <w:rPr>
+          <w:b/>
+          <w:bCs/>
+          <w:szCs w:val="22"/>
+        </w:rPr>
+      </w:pPr>
+      <w:r>
+        <w:rPr>
+          <w:b/>
+          <w:bCs/>
+          <w:szCs w:val="22"/>
+        </w:rPr>
+        <w:t>Network Object</w:t>
+      </w:r>
+      <w:r>
+        <w:rPr>
+          <w:rFonts w:hint="eastAsia"/>
+          <w:b/>
+          <w:bCs/>
+          <w:szCs w:val="22"/>
+        </w:rPr>
+        <w:t>가 필요할 가능성 있으나 포톤 서버를 이용한 위치 동기화 이후에 논의</w:t>
+      </w:r>
+    </w:p>
+    <w:p>
+      <w:pPr>
+        <w:rPr>
+          <w:rFonts w:hint="eastAsia"/>
+          <w:b/>
+          <w:bCs/>
+          <w:szCs w:val="22"/>
+        </w:rPr>
+      </w:pPr>
+      <w:r>
+        <w:rPr>
+          <w:b/>
+          <w:bCs/>
+          <w:szCs w:val="22"/>
+        </w:rPr>
+        <w:t>Multiplayer Play Mode</w:t>
+      </w:r>
+      <w:r>
+        <w:rPr>
+          <w:rFonts w:hint="eastAsia"/>
+          <w:b/>
+          <w:bCs/>
+          <w:szCs w:val="22"/>
+        </w:rPr>
+        <w:t xml:space="preserve">: </w:t>
+      </w:r>
+      <w:r>
+        <w:rPr>
+          <w:rFonts w:hint="eastAsia"/>
+          <w:b/>
+          <w:bCs/>
+          <w:szCs w:val="22"/>
+        </w:rPr>
+        <w:t>테스트에 필요</w:t>
+      </w:r>
+    </w:p>
+    <w:p>
+      <w:pPr>
+        <w:rPr>
+          <w:b/>
+          <w:bCs/>
+          <w:szCs w:val="22"/>
+        </w:rPr>
+      </w:pPr>
+    </w:p>
+    <w:p>
+      <w:pPr>
+        <w:rPr>
+          <w:szCs w:val="22"/>
+        </w:rPr>
+      </w:pPr>
+    </w:p>
+    <w:p>
+      <w:pPr>
+        <w:rPr>
+          <w:szCs w:val="22"/>
+        </w:rPr>
+      </w:pPr>
+    </w:p>
+    <w:p>
+      <w:pPr>
+        <w:rPr>
+          <w:szCs w:val="22"/>
+        </w:rPr>
+      </w:pPr>
+    </w:p>
+    <w:p>
+      <w:pPr>
+        <w:rPr>
+          <w:szCs w:val="22"/>
+        </w:rPr>
+      </w:pPr>
+    </w:p>
+    <w:p>
+      <w:pPr>
+        <w:rPr>
+          <w:b/>
+          <w:bCs/>
+          <w:szCs w:val="22"/>
+        </w:rPr>
+      </w:pPr>
+      <w:r>
+        <w:rPr>
+          <w:b/>
+          <w:bCs/>
+          <w:szCs w:val="22"/>
+        </w:rPr>
+        <w:lastRenderedPageBreak/>
+        <w:t>8. Physics 고급 기능</w:t>
+      </w:r>
+    </w:p>
+    <w:tbl>
+      <w:tblPr>
+        <w:tblW w:w="0" w:type="auto"/>
+        <w:tblCellSpacing w:w="15" w:type="dxa"/>
+        <w:tblBorders>
+          <w:top w:val="single" w:sz="4" w:space="0" w:color="auto"/>
+          <w:left w:val="single" w:sz="4" w:space="0" w:color="auto"/>
+          <w:bottom w:val="single" w:sz="4" w:space="0" w:color="auto"/>
+          <w:right w:val="single" w:sz="4" w:space="0" w:color="auto"/>
+          <w:insideH w:val="single" w:sz="4" w:space="0" w:color="auto"/>
+          <w:insideV w:val="single" w:sz="4" w:space="0" w:color="auto"/>
+        </w:tblBorders>
+        <w:tblCellMar>
+          <w:top w:w="15" w:type="dxa"/>
+          <w:left w:w="15" w:type="dxa"/>
+          <w:bottom w:w="15" w:type="dxa"/>
+          <w:right w:w="15" w:type="dxa"/>
+        </w:tblCellMar>
+        <w:tblLook w:val="04A0" w:firstRow="1" w:lastRow="0" w:firstColumn="1" w:lastColumn="0" w:noHBand="0" w:noVBand="1"/>
+      </w:tblPr>
+      <w:tblGrid>
+        <w:gridCol w:w="3063"/>
+        <w:gridCol w:w="3899"/>
+        <w:gridCol w:w="2054"/>
+      </w:tblGrid>
+      <w:tr>
+        <w:trPr>
+          <w:tblHeader/>
+          <w:tblCellSpacing w:w="15" w:type="dxa"/>
+        </w:trPr>
+        <w:tc>
+          <w:tcPr>
+            <w:tcW w:w="0" w:type="auto"/>
+            <w:vAlign w:val="center"/>
+            <w:hideMark/>
+          </w:tcPr>
+          <w:p>
+            <w:pPr>
+              <w:rPr>
+                <w:b/>
+                <w:bCs/>
+                <w:szCs w:val="22"/>
+              </w:rPr>
+            </w:pPr>
+            <w:r>
+              <w:rPr>
+                <w:b/>
+                <w:bCs/>
+                <w:szCs w:val="22"/>
+              </w:rPr>
+              <w:t>기능</w:t>
+            </w:r>
+          </w:p>
+        </w:tc>
+        <w:tc>
+          <w:tcPr>
+            <w:tcW w:w="0" w:type="auto"/>
+            <w:vAlign w:val="center"/>
+            <w:hideMark/>
+          </w:tcPr>
+          <w:p>
+            <w:pPr>
+              <w:rPr>
+                <w:b/>
+                <w:bCs/>
+                <w:szCs w:val="22"/>
+              </w:rPr>
+            </w:pPr>
+            <w:r>
+              <w:rPr>
+                <w:b/>
+                <w:bCs/>
+                <w:szCs w:val="22"/>
+              </w:rPr>
+              <w:t>무엇을 하는가</w:t>
+            </w:r>
+          </w:p>
+        </w:tc>
+        <w:tc>
+          <w:tcPr>
+            <w:tcW w:w="0" w:type="auto"/>
+            <w:vAlign w:val="center"/>
+            <w:hideMark/>
+          </w:tcPr>
+          <w:p>
+            <w:pPr>
+              <w:rPr>
+                <w:b/>
+                <w:bCs/>
+                <w:szCs w:val="22"/>
+              </w:rPr>
+            </w:pPr>
+            <w:r>
+              <w:rPr>
+                <w:b/>
+                <w:bCs/>
+                <w:szCs w:val="22"/>
+              </w:rPr>
+              <w:t>고급 활용 예</w:t>
+            </w:r>
+          </w:p>
+        </w:tc>
+      </w:tr>
+      <w:tr>
+        <w:trPr>
+          <w:tblCellSpacing w:w="15" w:type="dxa"/>
+        </w:trPr>
+        <w:tc>
+          <w:tcPr>
+            <w:tcW w:w="0" w:type="auto"/>
+            <w:vAlign w:val="center"/>
+            <w:hideMark/>
+          </w:tcPr>
+          <w:p>
+            <w:pPr>
+              <w:rPr>
+                <w:szCs w:val="22"/>
+              </w:rPr>
+            </w:pPr>
+            <w:r>
+              <w:rPr>
+                <w:b/>
+                <w:bCs/>
+                <w:szCs w:val="22"/>
+              </w:rPr>
+              <w:t>Continuous Collision Detection</w:t>
+            </w:r>
+          </w:p>
+        </w:tc>
+        <w:tc>
+          <w:tcPr>
+            <w:tcW w:w="0" w:type="auto"/>
+            <w:vAlign w:val="center"/>
+            <w:hideMark/>
+          </w:tcPr>
+          <w:p>
+            <w:pPr>
+              <w:rPr>
+                <w:szCs w:val="22"/>
+              </w:rPr>
+            </w:pPr>
+            <w:r>
+              <w:rPr>
+                <w:szCs w:val="22"/>
+              </w:rPr>
+              <w:t>빠른 물체가 Collider를 통과하는 현상 방지</w:t>
+            </w:r>
+          </w:p>
+        </w:tc>
+        <w:tc>
+          <w:tcPr>
+            <w:tcW w:w="0" w:type="auto"/>
+            <w:vAlign w:val="center"/>
+            <w:hideMark/>
+          </w:tcPr>
+          <w:p>
+            <w:pPr>
+              <w:rPr>
+                <w:szCs w:val="22"/>
+              </w:rPr>
+            </w:pPr>
+            <w:r>
+              <w:rPr>
+                <w:szCs w:val="22"/>
+              </w:rPr>
+              <w:t>고속 포탄</w:t>
+            </w:r>
+          </w:p>
+        </w:tc>
+      </w:tr>
+      <w:tr>
+        <w:trPr>
+          <w:tblCellSpacing w:w="15" w:type="dxa"/>
+        </w:trPr>
+        <w:tc>
+          <w:tcPr>
+            <w:tcW w:w="0" w:type="auto"/>
+            <w:vAlign w:val="center"/>
+            <w:hideMark/>
+          </w:tcPr>
+          <w:p>
+            <w:pPr>
+              <w:rPr>
+                <w:szCs w:val="22"/>
+              </w:rPr>
+            </w:pPr>
+            <w:r>
+              <w:rPr>
+                <w:b/>
+                <w:bCs/>
+                <w:szCs w:val="22"/>
+              </w:rPr>
+              <w:t>Physics Layer Matrix</w:t>
+            </w:r>
+          </w:p>
+        </w:tc>
+        <w:tc>
+          <w:tcPr>
+            <w:tcW w:w="0" w:type="auto"/>
+            <w:vAlign w:val="center"/>
+            <w:hideMark/>
+          </w:tcPr>
+          <w:p>
+            <w:pPr>
+              <w:rPr>
+                <w:szCs w:val="22"/>
+              </w:rPr>
+            </w:pPr>
+            <w:r>
+              <w:rPr>
+                <w:szCs w:val="22"/>
+              </w:rPr>
+              <w:t>Layer 간 충돌 여부 설정</w:t>
+            </w:r>
+          </w:p>
+        </w:tc>
+        <w:tc>
+          <w:tcPr>
+            <w:tcW w:w="0" w:type="auto"/>
+            <w:vAlign w:val="center"/>
+            <w:hideMark/>
+          </w:tcPr>
+          <w:p>
+            <w:pPr>
+              <w:rPr>
+                <w:szCs w:val="22"/>
+              </w:rPr>
+            </w:pPr>
+            <w:r>
+              <w:rPr>
+                <w:szCs w:val="22"/>
+              </w:rPr>
+              <w:t>VR 손·전차·탄약 분리</w:t>
+            </w:r>
+          </w:p>
+        </w:tc>
+      </w:tr>
+      <w:tr>
+        <w:trPr>
+          <w:tblCellSpacing w:w="15" w:type="dxa"/>
+        </w:trPr>
+        <w:tc>
+          <w:tcPr>
+            <w:tcW w:w="0" w:type="auto"/>
+            <w:vAlign w:val="center"/>
+            <w:hideMark/>
+          </w:tcPr>
+          <w:p>
+            <w:pPr>
+              <w:rPr>
+                <w:szCs w:val="22"/>
+              </w:rPr>
+            </w:pPr>
+            <w:proofErr w:type="spellStart"/>
+            <w:r>
+              <w:rPr>
+                <w:b/>
+                <w:bCs/>
+                <w:szCs w:val="22"/>
+              </w:rPr>
+              <w:t>Raycast</w:t>
+            </w:r>
+            <w:proofErr w:type="spellEnd"/>
+          </w:p>
+        </w:tc>
+        <w:tc>
+          <w:tcPr>
+            <w:tcW w:w="0" w:type="auto"/>
+            <w:vAlign w:val="center"/>
+            <w:hideMark/>
+          </w:tcPr>
+          <w:p>
+            <w:pPr>
+              <w:rPr>
+                <w:szCs w:val="22"/>
+              </w:rPr>
+            </w:pPr>
+            <w:r>
+              <w:rPr>
+                <w:szCs w:val="22"/>
+              </w:rPr>
+              <w:t>직선 충돌 검사</w:t>
+            </w:r>
+          </w:p>
+        </w:tc>
+        <w:tc>
+          <w:tcPr>
+            <w:tcW w:w="0" w:type="auto"/>
+            <w:vAlign w:val="center"/>
+            <w:hideMark/>
+          </w:tcPr>
+          <w:p>
+            <w:pPr>
+              <w:rPr>
+                <w:szCs w:val="22"/>
+              </w:rPr>
+            </w:pPr>
+            <w:r>
+              <w:rPr>
+                <w:szCs w:val="22"/>
+              </w:rPr>
+              <w:t>조준·센서</w:t>
+            </w:r>
+          </w:p>
+        </w:tc>
+      </w:tr>
+      <w:tr>
+        <w:trPr>
+          <w:tblCellSpacing w:w="15" w:type="dxa"/>
+        </w:trPr>
+        <w:tc>
+          <w:tcPr>
+            <w:tcW w:w="0" w:type="auto"/>
+            <w:vAlign w:val="center"/>
+            <w:hideMark/>
+          </w:tcPr>
+          <w:p>
+            <w:pPr>
+              <w:rPr>
+                <w:szCs w:val="22"/>
+              </w:rPr>
+            </w:pPr>
+            <w:proofErr w:type="spellStart"/>
+            <w:r>
+              <w:rPr>
+                <w:b/>
+                <w:bCs/>
+                <w:szCs w:val="22"/>
+              </w:rPr>
+              <w:t>SphereCast</w:t>
+            </w:r>
+            <w:proofErr w:type="spellEnd"/>
+          </w:p>
+        </w:tc>
+        <w:tc>
+          <w:tcPr>
+            <w:tcW w:w="0" w:type="auto"/>
+            <w:vAlign w:val="center"/>
+            <w:hideMark/>
+          </w:tcPr>
+          <w:p>
+            <w:pPr>
+              <w:rPr>
+                <w:szCs w:val="22"/>
+              </w:rPr>
+            </w:pPr>
+            <w:r>
+              <w:rPr>
+                <w:szCs w:val="22"/>
+              </w:rPr>
+              <w:t>구 형태 Sweep 검사</w:t>
+            </w:r>
+          </w:p>
+        </w:tc>
+        <w:tc>
+          <w:tcPr>
+            <w:tcW w:w="0" w:type="auto"/>
+            <w:vAlign w:val="center"/>
+            <w:hideMark/>
+          </w:tcPr>
+          <w:p>
+            <w:pPr>
+              <w:rPr>
+                <w:szCs w:val="22"/>
+              </w:rPr>
+            </w:pPr>
+            <w:r>
+              <w:rPr>
+                <w:szCs w:val="22"/>
+              </w:rPr>
+              <w:t>근거리 탐지</w:t>
+            </w:r>
+          </w:p>
+        </w:tc>
+      </w:tr>
+      <w:tr>
+        <w:trPr>
+          <w:tblCellSpacing w:w="15" w:type="dxa"/>
+        </w:trPr>
+        <w:tc>
+          <w:tcPr>
+            <w:tcW w:w="0" w:type="auto"/>
+            <w:vAlign w:val="center"/>
+            <w:hideMark/>
+          </w:tcPr>
+          <w:p>
+            <w:pPr>
+              <w:rPr>
+                <w:szCs w:val="22"/>
+              </w:rPr>
+            </w:pPr>
+            <w:proofErr w:type="spellStart"/>
+            <w:r>
+              <w:rPr>
+                <w:b/>
+                <w:bCs/>
+                <w:szCs w:val="22"/>
+              </w:rPr>
+              <w:t>CapsuleCast</w:t>
+            </w:r>
+            <w:proofErr w:type="spellEnd"/>
+          </w:p>
+        </w:tc>
+        <w:tc>
+          <w:tcPr>
+            <w:tcW w:w="0" w:type="auto"/>
+            <w:vAlign w:val="center"/>
+            <w:hideMark/>
+          </w:tcPr>
+          <w:p>
+            <w:pPr>
+              <w:rPr>
+                <w:szCs w:val="22"/>
+              </w:rPr>
+            </w:pPr>
+            <w:r>
+              <w:rPr>
+                <w:szCs w:val="22"/>
+              </w:rPr>
+              <w:t>Capsule 형태 충돌 검사</w:t>
+            </w:r>
+          </w:p>
+        </w:tc>
+        <w:tc>
+          <w:tcPr>
+            <w:tcW w:w="0" w:type="auto"/>
+            <w:vAlign w:val="center"/>
+            <w:hideMark/>
+          </w:tcPr>
+          <w:p>
+            <w:pPr>
+              <w:rPr>
+                <w:szCs w:val="22"/>
+              </w:rPr>
+            </w:pPr>
+            <w:r>
+              <w:rPr>
+                <w:szCs w:val="22"/>
+              </w:rPr>
+              <w:t>캐릭터 이동</w:t>
+            </w:r>
+          </w:p>
+        </w:tc>
+      </w:tr>
+      <w:tr>
+        <w:trPr>
+          <w:tblCellSpacing w:w="15" w:type="dxa"/>
+        </w:trPr>
+        <w:tc>
+          <w:tcPr>
+            <w:tcW w:w="0" w:type="auto"/>
+            <w:vAlign w:val="center"/>
+            <w:hideMark/>
+          </w:tcPr>
+          <w:p>
+            <w:pPr>
+              <w:rPr>
+                <w:szCs w:val="22"/>
+              </w:rPr>
+            </w:pPr>
+            <w:r>
+              <w:rPr>
+                <w:b/>
+                <w:bCs/>
+                <w:szCs w:val="22"/>
+              </w:rPr>
+              <w:t>Overlap Query</w:t>
+            </w:r>
+          </w:p>
+        </w:tc>
+        <w:tc>
+          <w:tcPr>
+            <w:tcW w:w="0" w:type="auto"/>
+            <w:vAlign w:val="center"/>
+            <w:hideMark/>
+          </w:tcPr>
+          <w:p>
+            <w:pPr>
+              <w:rPr>
+                <w:szCs w:val="22"/>
+              </w:rPr>
+            </w:pPr>
+            <w:r>
+              <w:rPr>
+                <w:szCs w:val="22"/>
+              </w:rPr>
+              <w:t>특정 공간 내 Collider 검색</w:t>
+            </w:r>
+          </w:p>
+        </w:tc>
+        <w:tc>
+          <w:tcPr>
+            <w:tcW w:w="0" w:type="auto"/>
+            <w:vAlign w:val="center"/>
+            <w:hideMark/>
+          </w:tcPr>
+          <w:p>
+            <w:pPr>
+              <w:rPr>
+                <w:szCs w:val="22"/>
+              </w:rPr>
+            </w:pPr>
+            <w:r>
+              <w:rPr>
+                <w:szCs w:val="22"/>
+              </w:rPr>
+              <w:t>폭발 범위 판정</w:t>
+            </w:r>
+          </w:p>
+        </w:tc>
+      </w:tr>
+      <w:tr>
+        <w:trPr>
+          <w:tblCellSpacing w:w="15" w:type="dxa"/>
+        </w:trPr>
+        <w:tc>
+          <w:tcPr>
+            <w:tcW w:w="0" w:type="auto"/>
+            <w:vAlign w:val="center"/>
+            <w:hideMark/>
+          </w:tcPr>
+          <w:p>
+            <w:pPr>
+              <w:rPr>
+                <w:szCs w:val="22"/>
+              </w:rPr>
+            </w:pPr>
+            <w:r>
+              <w:rPr>
+                <w:b/>
+                <w:bCs/>
+                <w:szCs w:val="22"/>
+              </w:rPr>
+              <w:t>Hinge Joint</w:t>
+            </w:r>
+          </w:p>
+        </w:tc>
+        <w:tc>
+          <w:tcPr>
+            <w:tcW w:w="0" w:type="auto"/>
+            <w:vAlign w:val="center"/>
+            <w:hideMark/>
+          </w:tcPr>
+          <w:p>
+            <w:pPr>
+              <w:rPr>
+                <w:szCs w:val="22"/>
+              </w:rPr>
+            </w:pPr>
+            <w:r>
+              <w:rPr>
+                <w:szCs w:val="22"/>
+              </w:rPr>
+              <w:t>한 축 회전 Joint</w:t>
+            </w:r>
+          </w:p>
+        </w:tc>
+        <w:tc>
+          <w:tcPr>
+            <w:tcW w:w="0" w:type="auto"/>
+            <w:vAlign w:val="center"/>
+            <w:hideMark/>
+          </w:tcPr>
+          <w:p>
+            <w:pPr>
+              <w:rPr>
+                <w:szCs w:val="22"/>
+              </w:rPr>
+            </w:pPr>
+            <w:r>
+              <w:rPr>
+                <w:szCs w:val="22"/>
+              </w:rPr>
+              <w:t>레버·해치</w:t>
+            </w:r>
+          </w:p>
+        </w:tc>
+      </w:tr>
+      <w:tr>
+        <w:trPr>
+          <w:tblCellSpacing w:w="15" w:type="dxa"/>
+        </w:trPr>
+        <w:tc>
+          <w:tcPr>
+            <w:tcW w:w="0" w:type="auto"/>
+            <w:vAlign w:val="center"/>
+            <w:hideMark/>
+          </w:tcPr>
+          <w:p>
+            <w:pPr>
+              <w:rPr>
+                <w:szCs w:val="22"/>
+              </w:rPr>
+            </w:pPr>
+            <w:r>
+              <w:rPr>
+                <w:b/>
+                <w:bCs/>
+                <w:szCs w:val="22"/>
+              </w:rPr>
+              <w:t>Configurable Joint</w:t>
+            </w:r>
+          </w:p>
+        </w:tc>
+        <w:tc>
+          <w:tcPr>
+            <w:tcW w:w="0" w:type="auto"/>
+            <w:vAlign w:val="center"/>
+            <w:hideMark/>
+          </w:tcPr>
+          <w:p>
+            <w:pPr>
+              <w:rPr>
+                <w:szCs w:val="22"/>
+              </w:rPr>
+            </w:pPr>
+            <w:r>
+              <w:rPr>
+                <w:szCs w:val="22"/>
+              </w:rPr>
+              <w:t>이동·회전을 세밀하게 제한</w:t>
+            </w:r>
+          </w:p>
+        </w:tc>
+        <w:tc>
+          <w:tcPr>
+            <w:tcW w:w="0" w:type="auto"/>
+            <w:vAlign w:val="center"/>
+            <w:hideMark/>
+          </w:tcPr>
+          <w:p>
+            <w:pPr>
+              <w:rPr>
+                <w:szCs w:val="22"/>
+              </w:rPr>
+            </w:pPr>
+            <w:r>
+              <w:rPr>
+                <w:szCs w:val="22"/>
+              </w:rPr>
+              <w:t>VR 전차 조작장치</w:t>
+            </w:r>
+          </w:p>
+        </w:tc>
+      </w:tr>
+      <w:tr>
+        <w:trPr>
+          <w:tblCellSpacing w:w="15" w:type="dxa"/>
+        </w:trPr>
+        <w:tc>
+          <w:tcPr>
+            <w:tcW w:w="0" w:type="auto"/>
+            <w:vAlign w:val="center"/>
+            <w:hideMark/>
+          </w:tcPr>
+          <w:p>
+            <w:pPr>
+              <w:rPr>
+                <w:szCs w:val="22"/>
+              </w:rPr>
+            </w:pPr>
+            <w:r>
+              <w:rPr>
+                <w:b/>
+                <w:bCs/>
+                <w:szCs w:val="22"/>
+              </w:rPr>
+              <w:t>Spring Joint</w:t>
+            </w:r>
+          </w:p>
+        </w:tc>
+        <w:tc>
+          <w:tcPr>
+            <w:tcW w:w="0" w:type="auto"/>
+            <w:vAlign w:val="center"/>
+            <w:hideMark/>
+          </w:tcPr>
+          <w:p>
+            <w:pPr>
+              <w:rPr>
+                <w:szCs w:val="22"/>
+              </w:rPr>
+            </w:pPr>
+            <w:r>
+              <w:rPr>
+                <w:szCs w:val="22"/>
+              </w:rPr>
+              <w:t>스프링 물리 구현</w:t>
+            </w:r>
+          </w:p>
+        </w:tc>
+        <w:tc>
+          <w:tcPr>
+            <w:tcW w:w="0" w:type="auto"/>
+            <w:vAlign w:val="center"/>
+            <w:hideMark/>
+          </w:tcPr>
+          <w:p>
+            <w:pPr>
+              <w:rPr>
+                <w:szCs w:val="22"/>
+              </w:rPr>
+            </w:pPr>
+            <w:r>
+              <w:rPr>
+                <w:szCs w:val="22"/>
+              </w:rPr>
+              <w:t>탄성 장치</w:t>
+            </w:r>
+          </w:p>
+        </w:tc>
+      </w:tr>
+      <w:tr>
+        <w:trPr>
+          <w:tblCellSpacing w:w="15" w:type="dxa"/>
+        </w:trPr>
+        <w:tc>
+          <w:tcPr>
+            <w:tcW w:w="0" w:type="auto"/>
+            <w:vAlign w:val="center"/>
+            <w:hideMark/>
+          </w:tcPr>
+          <w:p>
+            <w:pPr>
+              <w:rPr>
+                <w:szCs w:val="22"/>
+              </w:rPr>
+            </w:pPr>
+            <w:r>
+              <w:rPr>
+                <w:b/>
+                <w:bCs/>
+                <w:szCs w:val="22"/>
+              </w:rPr>
+              <w:t>Articulation Body</w:t>
+            </w:r>
+          </w:p>
+        </w:tc>
+        <w:tc>
+          <w:tcPr>
+            <w:tcW w:w="0" w:type="auto"/>
+            <w:vAlign w:val="center"/>
+            <w:hideMark/>
+          </w:tcPr>
+          <w:p>
+            <w:pPr>
+              <w:rPr>
+                <w:szCs w:val="22"/>
+              </w:rPr>
+            </w:pPr>
+            <w:proofErr w:type="spellStart"/>
+            <w:r>
+              <w:rPr>
+                <w:szCs w:val="22"/>
+              </w:rPr>
+              <w:t>다관절</w:t>
+            </w:r>
+            <w:proofErr w:type="spellEnd"/>
+            <w:r>
+              <w:rPr>
+                <w:szCs w:val="22"/>
+              </w:rPr>
+              <w:t xml:space="preserve"> 기계 구조 시뮬레이션</w:t>
+            </w:r>
+          </w:p>
+        </w:tc>
+        <w:tc>
+          <w:tcPr>
+            <w:tcW w:w="0" w:type="auto"/>
+            <w:vAlign w:val="center"/>
+            <w:hideMark/>
+          </w:tcPr>
+          <w:p>
+            <w:pPr>
+              <w:rPr>
+                <w:szCs w:val="22"/>
+              </w:rPr>
+            </w:pPr>
+            <w:r>
+              <w:rPr>
+                <w:szCs w:val="22"/>
+              </w:rPr>
+              <w:t>복잡한 기계·로봇</w:t>
+            </w:r>
+          </w:p>
+        </w:tc>
+      </w:tr>
+      <w:tr>
+        <w:trPr>
+          <w:tblCellSpacing w:w="15" w:type="dxa"/>
+        </w:trPr>
+        <w:tc>
+          <w:tcPr>
+            <w:tcW w:w="0" w:type="auto"/>
+            <w:vAlign w:val="center"/>
+            <w:hideMark/>
+          </w:tcPr>
+          <w:p>
+            <w:pPr>
+              <w:rPr>
+                <w:szCs w:val="22"/>
+              </w:rPr>
+            </w:pPr>
+            <w:r>
+              <w:rPr>
+                <w:b/>
+                <w:bCs/>
+                <w:szCs w:val="22"/>
+              </w:rPr>
+              <w:t>Physics Scene</w:t>
+            </w:r>
+          </w:p>
+        </w:tc>
+        <w:tc>
+          <w:tcPr>
+            <w:tcW w:w="0" w:type="auto"/>
+            <w:vAlign w:val="center"/>
+            <w:hideMark/>
+          </w:tcPr>
+          <w:p>
+            <w:pPr>
+              <w:rPr>
+                <w:szCs w:val="22"/>
+              </w:rPr>
+            </w:pPr>
+            <w:r>
+              <w:rPr>
+                <w:szCs w:val="22"/>
+              </w:rPr>
+              <w:t>독립적인 물리 World 생성</w:t>
+            </w:r>
+          </w:p>
+        </w:tc>
+        <w:tc>
+          <w:tcPr>
+            <w:tcW w:w="0" w:type="auto"/>
+            <w:vAlign w:val="center"/>
+            <w:hideMark/>
+          </w:tcPr>
+          <w:p>
+            <w:pPr>
+              <w:rPr>
+                <w:szCs w:val="22"/>
+              </w:rPr>
+            </w:pPr>
+            <w:r>
+              <w:rPr>
+                <w:szCs w:val="22"/>
+              </w:rPr>
+              <w:t>서버 계산·예측</w:t>
+            </w:r>
+          </w:p>
+        </w:tc>
+      </w:tr>
+      <w:tr>
+        <w:trPr>
+          <w:tblCellSpacing w:w="15" w:type="dxa"/>
+        </w:trPr>
+        <w:tc>
+          <w:tcPr>
+            <w:tcW w:w="0" w:type="auto"/>
+            <w:vAlign w:val="center"/>
+            <w:hideMark/>
+          </w:tcPr>
+          <w:p>
+            <w:pPr>
+              <w:rPr>
+                <w:szCs w:val="22"/>
+              </w:rPr>
+            </w:pPr>
+            <w:r>
+              <w:rPr>
+                <w:b/>
+                <w:bCs/>
+                <w:szCs w:val="22"/>
+              </w:rPr>
+              <w:t>Manual Physics Simulation</w:t>
+            </w:r>
+          </w:p>
+        </w:tc>
+        <w:tc>
+          <w:tcPr>
+            <w:tcW w:w="0" w:type="auto"/>
+            <w:vAlign w:val="center"/>
+            <w:hideMark/>
+          </w:tcPr>
+          <w:p>
+            <w:pPr>
+              <w:rPr>
+                <w:szCs w:val="22"/>
+              </w:rPr>
+            </w:pPr>
+            <w:r>
+              <w:rPr>
+                <w:szCs w:val="22"/>
+              </w:rPr>
+              <w:t>Physics Step 직접 제어</w:t>
+            </w:r>
+          </w:p>
+        </w:tc>
+        <w:tc>
+          <w:tcPr>
+            <w:tcW w:w="0" w:type="auto"/>
+            <w:vAlign w:val="center"/>
+            <w:hideMark/>
+          </w:tcPr>
+          <w:p>
+            <w:pPr>
+              <w:rPr>
+                <w:szCs w:val="22"/>
+              </w:rPr>
+            </w:pPr>
+            <w:r>
+              <w:rPr>
+                <w:szCs w:val="22"/>
+              </w:rPr>
+              <w:t>네트워크 Simulation</w:t>
+            </w:r>
+          </w:p>
+        </w:tc>
+      </w:tr>
+      <w:tr>
+        <w:trPr>
+          <w:tblCellSpacing w:w="15" w:type="dxa"/>
+        </w:trPr>
+        <w:tc>
+          <w:tcPr>
+            <w:tcW w:w="0" w:type="auto"/>
+            <w:vAlign w:val="center"/>
+            <w:hideMark/>
+          </w:tcPr>
+          <w:p>
+            <w:pPr>
+              <w:rPr>
+                <w:szCs w:val="22"/>
+              </w:rPr>
+            </w:pPr>
+            <w:proofErr w:type="spellStart"/>
+            <w:r>
+              <w:rPr>
+                <w:b/>
+                <w:bCs/>
+                <w:szCs w:val="22"/>
+              </w:rPr>
+              <w:t>WheelCollider</w:t>
+            </w:r>
+            <w:proofErr w:type="spellEnd"/>
+          </w:p>
+        </w:tc>
+        <w:tc>
+          <w:tcPr>
+            <w:tcW w:w="0" w:type="auto"/>
+            <w:vAlign w:val="center"/>
+            <w:hideMark/>
+          </w:tcPr>
+          <w:p>
+            <w:pPr>
+              <w:rPr>
+                <w:szCs w:val="22"/>
+              </w:rPr>
+            </w:pPr>
+            <w:r>
+              <w:rPr>
+                <w:szCs w:val="22"/>
+              </w:rPr>
+              <w:t>차량용 Wheel Physics</w:t>
+            </w:r>
+          </w:p>
+        </w:tc>
+        <w:tc>
+          <w:tcPr>
+            <w:tcW w:w="0" w:type="auto"/>
+            <w:vAlign w:val="center"/>
+            <w:hideMark/>
+          </w:tcPr>
+          <w:p>
+            <w:pPr>
+              <w:rPr>
+                <w:szCs w:val="22"/>
+              </w:rPr>
+            </w:pPr>
+            <w:r>
+              <w:rPr>
+                <w:szCs w:val="22"/>
+              </w:rPr>
+              <w:t>차량 이동</w:t>
+            </w:r>
+          </w:p>
+        </w:tc>
+      </w:tr>
+    </w:tbl>
+    <w:p>
+      <w:pPr>
+        <w:rPr>
+          <w:b/>
+          <w:bCs/>
+          <w:szCs w:val="22"/>
+        </w:rPr>
+      </w:pPr>
+      <w:r>
+        <w:rPr>
+          <w:rFonts w:hint="eastAsia"/>
+          <w:b/>
+          <w:bCs/>
+          <w:szCs w:val="22"/>
+        </w:rPr>
+        <w:t>필요한 기능이 있다고 판단되지 않음</w:t>
+      </w:r>
+    </w:p>
+    <w:p>
+      <w:pPr>
+        <w:rPr>
+          <w:b/>
+          <w:bCs/>
+          <w:szCs w:val="22"/>
+        </w:rPr>
+      </w:pPr>
+    </w:p>
+    <w:p>
+      <w:pPr>
+        <w:rPr>
+          <w:b/>
+          <w:bCs/>
+          <w:szCs w:val="22"/>
+        </w:rPr>
+      </w:pPr>
+    </w:p>
+    <w:p>
+      <w:pPr>
+        <w:rPr>
+          <w:b/>
+          <w:bCs/>
+          <w:szCs w:val="22"/>
+        </w:rPr>
+      </w:pPr>
+    </w:p>
+    <w:p>
+      <w:pPr>
+        <w:rPr>
+          <w:b/>
+          <w:bCs/>
+          <w:szCs w:val="22"/>
+        </w:rPr>
+      </w:pPr>
+    </w:p>
+    <w:p>
+      <w:pPr>
+        <w:rPr>
+          <w:b/>
+          <w:bCs/>
+          <w:szCs w:val="22"/>
+        </w:rPr>
+      </w:pPr>
+    </w:p>
+    <w:p>
+      <w:pPr>
+        <w:rPr>
+          <w:b/>
+          <w:bCs/>
+          <w:szCs w:val="22"/>
+        </w:rPr>
+      </w:pPr>
+      <w:r>
+        <w:rPr>
+          <w:b/>
+          <w:bCs/>
+          <w:szCs w:val="22"/>
+        </w:rPr>
+        <w:lastRenderedPageBreak/>
+        <w:t>9. Asset / 메모리 / 로딩</w:t>
+      </w:r>
+    </w:p>
+    <w:tbl>
+      <w:tblPr>
+        <w:tblW w:w="0" w:type="auto"/>
+        <w:tblCellSpacing w:w="15" w:type="dxa"/>
+        <w:tblBorders>
+          <w:top w:val="single" w:sz="4" w:space="0" w:color="auto"/>
+          <w:left w:val="single" w:sz="4" w:space="0" w:color="auto"/>
+          <w:bottom w:val="single" w:sz="4" w:space="0" w:color="auto"/>
+          <w:right w:val="single" w:sz="4" w:space="0" w:color="auto"/>
+          <w:insideH w:val="single" w:sz="4" w:space="0" w:color="auto"/>
+          <w:insideV w:val="single" w:sz="4" w:space="0" w:color="auto"/>
+        </w:tblBorders>
+        <w:tblCellMar>
+          <w:top w:w="15" w:type="dxa"/>
+          <w:left w:w="15" w:type="dxa"/>
+          <w:bottom w:w="15" w:type="dxa"/>
+          <w:right w:w="15" w:type="dxa"/>
+        </w:tblCellMar>
+        <w:tblLook w:val="04A0" w:firstRow="1" w:lastRow="0" w:firstColumn="1" w:lastColumn="0" w:noHBand="0" w:noVBand="1"/>
+      </w:tblPr>
+      <w:tblGrid>
+        <w:gridCol w:w="2570"/>
+        <w:gridCol w:w="3795"/>
+        <w:gridCol w:w="2075"/>
+      </w:tblGrid>
+      <w:tr>
+        <w:trPr>
+          <w:tblHeader/>
+          <w:tblCellSpacing w:w="15" w:type="dxa"/>
+        </w:trPr>
+        <w:tc>
+          <w:tcPr>
+            <w:tcW w:w="0" w:type="auto"/>
+            <w:vAlign w:val="center"/>
+            <w:hideMark/>
+          </w:tcPr>
+          <w:p>
+            <w:pPr>
+              <w:rPr>
+                <w:b/>
+                <w:bCs/>
+                <w:szCs w:val="22"/>
+              </w:rPr>
+            </w:pPr>
+            <w:r>
+              <w:rPr>
+                <w:b/>
+                <w:bCs/>
+                <w:szCs w:val="22"/>
+              </w:rPr>
+              <w:t>기능</w:t>
+            </w:r>
+          </w:p>
+        </w:tc>
+        <w:tc>
+          <w:tcPr>
+            <w:tcW w:w="0" w:type="auto"/>
+            <w:vAlign w:val="center"/>
+            <w:hideMark/>
+          </w:tcPr>
+          <w:p>
+            <w:pPr>
+              <w:rPr>
+                <w:b/>
+                <w:bCs/>
+                <w:szCs w:val="22"/>
+              </w:rPr>
+            </w:pPr>
+            <w:r>
+              <w:rPr>
+                <w:b/>
+                <w:bCs/>
+                <w:szCs w:val="22"/>
+              </w:rPr>
+              <w:t>무엇을 하는가</w:t>
+            </w:r>
+          </w:p>
+        </w:tc>
+        <w:tc>
+          <w:tcPr>
+            <w:tcW w:w="0" w:type="auto"/>
+            <w:vAlign w:val="center"/>
+            <w:hideMark/>
+          </w:tcPr>
+          <w:p>
+            <w:pPr>
+              <w:rPr>
+                <w:b/>
+                <w:bCs/>
+                <w:szCs w:val="22"/>
+              </w:rPr>
+            </w:pPr>
+            <w:r>
+              <w:rPr>
+                <w:b/>
+                <w:bCs/>
+                <w:szCs w:val="22"/>
+              </w:rPr>
+              <w:t>고급 활용 예</w:t>
+            </w:r>
+          </w:p>
+        </w:tc>
+      </w:tr>
+      <w:tr>
+        <w:trPr>
+          <w:tblCellSpacing w:w="15" w:type="dxa"/>
+        </w:trPr>
+        <w:tc>
+          <w:tcPr>
+            <w:tcW w:w="0" w:type="auto"/>
+            <w:vAlign w:val="center"/>
+            <w:hideMark/>
+          </w:tcPr>
+          <w:p>
+            <w:pPr>
+              <w:rPr>
+                <w:b/>
+                <w:bCs/>
+                <w:szCs w:val="22"/>
+              </w:rPr>
+            </w:pPr>
+            <w:proofErr w:type="spellStart"/>
+            <w:r>
+              <w:rPr>
+                <w:b/>
+                <w:bCs/>
+                <w:szCs w:val="22"/>
+              </w:rPr>
+              <w:t>Addressables</w:t>
+            </w:r>
+            <w:proofErr w:type="spellEnd"/>
+          </w:p>
+        </w:tc>
+        <w:tc>
+          <w:tcPr>
+            <w:tcW w:w="0" w:type="auto"/>
+            <w:vAlign w:val="center"/>
+            <w:hideMark/>
+          </w:tcPr>
+          <w:p>
+            <w:pPr>
+              <w:rPr>
+                <w:b/>
+                <w:bCs/>
+                <w:szCs w:val="22"/>
+              </w:rPr>
+            </w:pPr>
+            <w:r>
+              <w:rPr>
+                <w:b/>
+                <w:bCs/>
+                <w:szCs w:val="22"/>
+              </w:rPr>
+              <w:t>Asset을 Address 기반으로 관리</w:t>
+            </w:r>
+          </w:p>
+        </w:tc>
+        <w:tc>
+          <w:tcPr>
+            <w:tcW w:w="0" w:type="auto"/>
+            <w:vAlign w:val="center"/>
+            <w:hideMark/>
+          </w:tcPr>
+          <w:p>
+            <w:pPr>
+              <w:rPr>
+                <w:b/>
+                <w:bCs/>
+                <w:szCs w:val="22"/>
+              </w:rPr>
+            </w:pPr>
+            <w:r>
+              <w:rPr>
+                <w:b/>
+                <w:bCs/>
+                <w:szCs w:val="22"/>
+              </w:rPr>
+              <w:t>대규모 콘텐츠 관리</w:t>
+            </w:r>
+          </w:p>
+        </w:tc>
+      </w:tr>
+      <w:tr>
+        <w:trPr>
+          <w:tblCellSpacing w:w="15" w:type="dxa"/>
+        </w:trPr>
+        <w:tc>
+          <w:tcPr>
+            <w:tcW w:w="0" w:type="auto"/>
+            <w:vAlign w:val="center"/>
+            <w:hideMark/>
+          </w:tcPr>
+          <w:p>
+            <w:pPr>
+              <w:rPr>
+                <w:b/>
+                <w:bCs/>
+                <w:szCs w:val="22"/>
+              </w:rPr>
+            </w:pPr>
+            <w:r>
+              <w:rPr>
+                <w:b/>
+                <w:bCs/>
+                <w:szCs w:val="22"/>
+              </w:rPr>
+              <w:t>Asset Reference</w:t>
+            </w:r>
+          </w:p>
+        </w:tc>
+        <w:tc>
+          <w:tcPr>
+            <w:tcW w:w="0" w:type="auto"/>
+            <w:vAlign w:val="center"/>
+            <w:hideMark/>
+          </w:tcPr>
+          <w:p>
+            <w:pPr>
+              <w:rPr>
+                <w:b/>
+                <w:bCs/>
+                <w:szCs w:val="22"/>
+              </w:rPr>
+            </w:pPr>
+            <w:r>
+              <w:rPr>
+                <w:b/>
+                <w:bCs/>
+                <w:szCs w:val="22"/>
+              </w:rPr>
+              <w:t>Asset 직접 참조 대신 Address 사용</w:t>
+            </w:r>
+          </w:p>
+        </w:tc>
+        <w:tc>
+          <w:tcPr>
+            <w:tcW w:w="0" w:type="auto"/>
+            <w:vAlign w:val="center"/>
+            <w:hideMark/>
+          </w:tcPr>
+          <w:p>
+            <w:pPr>
+              <w:rPr>
+                <w:b/>
+                <w:bCs/>
+                <w:szCs w:val="22"/>
+              </w:rPr>
+            </w:pPr>
+            <w:r>
+              <w:rPr>
+                <w:b/>
+                <w:bCs/>
+                <w:szCs w:val="22"/>
+              </w:rPr>
+              <w:t>느슨한 의존성</w:t>
+            </w:r>
+          </w:p>
+        </w:tc>
+      </w:tr>
+      <w:tr>
+        <w:trPr>
+          <w:tblCellSpacing w:w="15" w:type="dxa"/>
+        </w:trPr>
+        <w:tc>
+          <w:tcPr>
+            <w:tcW w:w="0" w:type="auto"/>
+            <w:vAlign w:val="center"/>
+            <w:hideMark/>
+          </w:tcPr>
+          <w:p>
+            <w:pPr>
+              <w:rPr>
+                <w:b/>
+                <w:bCs/>
+                <w:szCs w:val="22"/>
+              </w:rPr>
+            </w:pPr>
+            <w:r>
+              <w:rPr>
+                <w:b/>
+                <w:bCs/>
+                <w:szCs w:val="22"/>
+              </w:rPr>
+              <w:t>Asset Group</w:t>
+            </w:r>
+          </w:p>
+        </w:tc>
+        <w:tc>
+          <w:tcPr>
+            <w:tcW w:w="0" w:type="auto"/>
+            <w:vAlign w:val="center"/>
+            <w:hideMark/>
+          </w:tcPr>
+          <w:p>
+            <w:pPr>
+              <w:rPr>
+                <w:b/>
+                <w:bCs/>
+                <w:szCs w:val="22"/>
+              </w:rPr>
+            </w:pPr>
+            <w:r>
+              <w:rPr>
+                <w:b/>
+                <w:bCs/>
+                <w:szCs w:val="22"/>
+              </w:rPr>
+              <w:t>Asset 묶음 관리</w:t>
+            </w:r>
+          </w:p>
+        </w:tc>
+        <w:tc>
+          <w:tcPr>
+            <w:tcW w:w="0" w:type="auto"/>
+            <w:vAlign w:val="center"/>
+            <w:hideMark/>
+          </w:tcPr>
+          <w:p>
+            <w:pPr>
+              <w:rPr>
+                <w:b/>
+                <w:bCs/>
+                <w:szCs w:val="22"/>
+              </w:rPr>
+            </w:pPr>
+            <w:r>
+              <w:rPr>
+                <w:b/>
+                <w:bCs/>
+                <w:szCs w:val="22"/>
+              </w:rPr>
+              <w:t>맵·적·탄약별 구성</w:t>
+            </w:r>
+          </w:p>
+        </w:tc>
+      </w:tr>
+      <w:tr>
+        <w:trPr>
+          <w:tblCellSpacing w:w="15" w:type="dxa"/>
+        </w:trPr>
+        <w:tc>
+          <w:tcPr>
+            <w:tcW w:w="0" w:type="auto"/>
+            <w:vAlign w:val="center"/>
+            <w:hideMark/>
+          </w:tcPr>
+          <w:p>
+            <w:pPr>
+              <w:rPr>
+                <w:b/>
+                <w:bCs/>
+                <w:szCs w:val="22"/>
+              </w:rPr>
+            </w:pPr>
+            <w:r>
+              <w:rPr>
+                <w:b/>
+                <w:bCs/>
+                <w:szCs w:val="22"/>
+              </w:rPr>
+              <w:t>Remote Asset</w:t>
+            </w:r>
+          </w:p>
+        </w:tc>
+        <w:tc>
+          <w:tcPr>
+            <w:tcW w:w="0" w:type="auto"/>
+            <w:vAlign w:val="center"/>
+            <w:hideMark/>
+          </w:tcPr>
+          <w:p>
+            <w:pPr>
+              <w:rPr>
+                <w:b/>
+                <w:bCs/>
+                <w:szCs w:val="22"/>
+              </w:rPr>
+            </w:pPr>
+            <w:r>
+              <w:rPr>
+                <w:b/>
+                <w:bCs/>
+                <w:szCs w:val="22"/>
+              </w:rPr>
+              <w:t>서버에서 Asset 다운로드</w:t>
+            </w:r>
+          </w:p>
+        </w:tc>
+        <w:tc>
+          <w:tcPr>
+            <w:tcW w:w="0" w:type="auto"/>
+            <w:vAlign w:val="center"/>
+            <w:hideMark/>
+          </w:tcPr>
+          <w:p>
+            <w:pPr>
+              <w:rPr>
+                <w:b/>
+                <w:bCs/>
+                <w:szCs w:val="22"/>
+              </w:rPr>
+            </w:pPr>
+            <w:r>
+              <w:rPr>
+                <w:b/>
+                <w:bCs/>
+                <w:szCs w:val="22"/>
+              </w:rPr>
+              <w:t>DLC·업데이트</w:t>
+            </w:r>
+          </w:p>
+        </w:tc>
+      </w:tr>
+      <w:tr>
+        <w:trPr>
+          <w:tblCellSpacing w:w="15" w:type="dxa"/>
+        </w:trPr>
+        <w:tc>
+          <w:tcPr>
+            <w:tcW w:w="0" w:type="auto"/>
+            <w:vAlign w:val="center"/>
+            <w:hideMark/>
+          </w:tcPr>
+          <w:p>
+            <w:pPr>
+              <w:rPr>
+                <w:b/>
+                <w:bCs/>
+                <w:szCs w:val="22"/>
+              </w:rPr>
+            </w:pPr>
+            <w:r>
+              <w:rPr>
+                <w:b/>
+                <w:bCs/>
+                <w:szCs w:val="22"/>
+              </w:rPr>
+              <w:t>Content Update</w:t>
+            </w:r>
+          </w:p>
+        </w:tc>
+        <w:tc>
+          <w:tcPr>
+            <w:tcW w:w="0" w:type="auto"/>
+            <w:vAlign w:val="center"/>
+            <w:hideMark/>
+          </w:tcPr>
+          <w:p>
+            <w:pPr>
+              <w:rPr>
+                <w:b/>
+                <w:bCs/>
+                <w:szCs w:val="22"/>
+              </w:rPr>
+            </w:pPr>
+            <w:r>
+              <w:rPr>
+                <w:b/>
+                <w:bCs/>
+                <w:szCs w:val="22"/>
+              </w:rPr>
+              <w:t>전체 빌드 없이 Asset 갱신</w:t>
+            </w:r>
+          </w:p>
+        </w:tc>
+        <w:tc>
+          <w:tcPr>
+            <w:tcW w:w="0" w:type="auto"/>
+            <w:vAlign w:val="center"/>
+            <w:hideMark/>
+          </w:tcPr>
+          <w:p>
+            <w:pPr>
+              <w:rPr>
+                <w:b/>
+                <w:bCs/>
+                <w:szCs w:val="22"/>
+              </w:rPr>
+            </w:pPr>
+            <w:r>
+              <w:rPr>
+                <w:b/>
+                <w:bCs/>
+                <w:szCs w:val="22"/>
+              </w:rPr>
+              <w:t>콘텐츠 패치</w:t>
+            </w:r>
+          </w:p>
+        </w:tc>
+      </w:tr>
+      <w:tr>
+        <w:trPr>
+          <w:tblCellSpacing w:w="15" w:type="dxa"/>
+        </w:trPr>
+        <w:tc>
+          <w:tcPr>
+            <w:tcW w:w="0" w:type="auto"/>
+            <w:vAlign w:val="center"/>
+            <w:hideMark/>
+          </w:tcPr>
+          <w:p>
+            <w:pPr>
+              <w:rPr>
+                <w:b/>
+                <w:bCs/>
+                <w:szCs w:val="22"/>
+              </w:rPr>
+            </w:pPr>
+            <w:proofErr w:type="spellStart"/>
+            <w:r>
+              <w:rPr>
+                <w:b/>
+                <w:bCs/>
+                <w:szCs w:val="22"/>
+              </w:rPr>
+              <w:t>AssetBundle</w:t>
+            </w:r>
+            <w:proofErr w:type="spellEnd"/>
+          </w:p>
+        </w:tc>
+        <w:tc>
+          <w:tcPr>
+            <w:tcW w:w="0" w:type="auto"/>
+            <w:vAlign w:val="center"/>
+            <w:hideMark/>
+          </w:tcPr>
+          <w:p>
+            <w:pPr>
+              <w:rPr>
+                <w:b/>
+                <w:bCs/>
+                <w:szCs w:val="22"/>
+              </w:rPr>
+            </w:pPr>
+            <w:r>
+              <w:rPr>
+                <w:b/>
+                <w:bCs/>
+                <w:szCs w:val="22"/>
+              </w:rPr>
+              <w:t>Asset을 별도 Bundle로 패키징</w:t>
+            </w:r>
+          </w:p>
+        </w:tc>
+        <w:tc>
+          <w:tcPr>
+            <w:tcW w:w="0" w:type="auto"/>
+            <w:vAlign w:val="center"/>
+            <w:hideMark/>
+          </w:tcPr>
+          <w:p>
+            <w:pPr>
+              <w:rPr>
+                <w:b/>
+                <w:bCs/>
+                <w:szCs w:val="22"/>
+              </w:rPr>
+            </w:pPr>
+            <w:r>
+              <w:rPr>
+                <w:b/>
+                <w:bCs/>
+                <w:szCs w:val="22"/>
+              </w:rPr>
+              <w:t>외부 콘텐츠 로딩</w:t>
+            </w:r>
+          </w:p>
+        </w:tc>
+      </w:tr>
+      <w:tr>
+        <w:trPr>
+          <w:tblCellSpacing w:w="15" w:type="dxa"/>
+        </w:trPr>
+        <w:tc>
+          <w:tcPr>
+            <w:tcW w:w="0" w:type="auto"/>
+            <w:vAlign w:val="center"/>
+            <w:hideMark/>
+          </w:tcPr>
+          <w:p>
+            <w:pPr>
+              <w:rPr>
+                <w:b/>
+                <w:bCs/>
+                <w:szCs w:val="22"/>
+              </w:rPr>
+            </w:pPr>
+            <w:proofErr w:type="spellStart"/>
+            <w:r>
+              <w:rPr>
+                <w:b/>
+                <w:bCs/>
+                <w:szCs w:val="22"/>
+              </w:rPr>
+              <w:t>AsyncOperation</w:t>
+            </w:r>
+            <w:proofErr w:type="spellEnd"/>
+          </w:p>
+        </w:tc>
+        <w:tc>
+          <w:tcPr>
+            <w:tcW w:w="0" w:type="auto"/>
+            <w:vAlign w:val="center"/>
+            <w:hideMark/>
+          </w:tcPr>
+          <w:p>
+            <w:pPr>
+              <w:rPr>
+                <w:b/>
+                <w:bCs/>
+                <w:szCs w:val="22"/>
+              </w:rPr>
+            </w:pPr>
+            <w:r>
+              <w:rPr>
+                <w:b/>
+                <w:bCs/>
+                <w:szCs w:val="22"/>
+              </w:rPr>
+              <w:t>비동기 작업 수행</w:t>
+            </w:r>
+          </w:p>
+        </w:tc>
+        <w:tc>
+          <w:tcPr>
+            <w:tcW w:w="0" w:type="auto"/>
+            <w:vAlign w:val="center"/>
+            <w:hideMark/>
+          </w:tcPr>
+          <w:p>
+            <w:pPr>
+              <w:rPr>
+                <w:b/>
+                <w:bCs/>
+                <w:szCs w:val="22"/>
+              </w:rPr>
+            </w:pPr>
+            <w:r>
+              <w:rPr>
+                <w:b/>
+                <w:bCs/>
+                <w:szCs w:val="22"/>
+              </w:rPr>
+              <w:t>Scene Loading</w:t>
+            </w:r>
+          </w:p>
+        </w:tc>
+      </w:tr>
+      <w:tr>
+        <w:trPr>
+          <w:tblCellSpacing w:w="15" w:type="dxa"/>
+        </w:trPr>
+        <w:tc>
+          <w:tcPr>
+            <w:tcW w:w="0" w:type="auto"/>
+            <w:vAlign w:val="center"/>
+            <w:hideMark/>
+          </w:tcPr>
+          <w:p>
+            <w:pPr>
+              <w:rPr>
+                <w:b/>
+                <w:bCs/>
+                <w:szCs w:val="22"/>
+              </w:rPr>
+            </w:pPr>
+            <w:proofErr w:type="spellStart"/>
+            <w:r>
+              <w:rPr>
+                <w:b/>
+                <w:bCs/>
+                <w:szCs w:val="22"/>
+              </w:rPr>
+              <w:t>LoadSceneAsync</w:t>
+            </w:r>
+            <w:proofErr w:type="spellEnd"/>
+          </w:p>
+        </w:tc>
+        <w:tc>
+          <w:tcPr>
+            <w:tcW w:w="0" w:type="auto"/>
+            <w:vAlign w:val="center"/>
+            <w:hideMark/>
+          </w:tcPr>
+          <w:p>
+            <w:pPr>
+              <w:rPr>
+                <w:b/>
+                <w:bCs/>
+                <w:szCs w:val="22"/>
+              </w:rPr>
+            </w:pPr>
+            <w:r>
+              <w:rPr>
+                <w:b/>
+                <w:bCs/>
+                <w:szCs w:val="22"/>
+              </w:rPr>
+              <w:t>Scene을 비동기로 로딩</w:t>
+            </w:r>
+          </w:p>
+        </w:tc>
+        <w:tc>
+          <w:tcPr>
+            <w:tcW w:w="0" w:type="auto"/>
+            <w:vAlign w:val="center"/>
+            <w:hideMark/>
+          </w:tcPr>
+          <w:p>
+            <w:pPr>
+              <w:rPr>
+                <w:b/>
+                <w:bCs/>
+                <w:szCs w:val="22"/>
+              </w:rPr>
+            </w:pPr>
+            <w:r>
+              <w:rPr>
+                <w:b/>
+                <w:bCs/>
+                <w:szCs w:val="22"/>
+              </w:rPr>
+              <w:t>로딩 화면</w:t>
+            </w:r>
+          </w:p>
+        </w:tc>
+      </w:tr>
+      <w:tr>
+        <w:trPr>
+          <w:tblCellSpacing w:w="15" w:type="dxa"/>
+        </w:trPr>
+        <w:tc>
+          <w:tcPr>
+            <w:tcW w:w="0" w:type="auto"/>
+            <w:vAlign w:val="center"/>
+            <w:hideMark/>
+          </w:tcPr>
+          <w:p>
+            <w:pPr>
+              <w:rPr>
+                <w:b/>
+                <w:bCs/>
+                <w:szCs w:val="22"/>
+              </w:rPr>
+            </w:pPr>
+            <w:r>
+              <w:rPr>
+                <w:b/>
+                <w:bCs/>
+                <w:szCs w:val="22"/>
+              </w:rPr>
+              <w:t>Additive Scene Loading</w:t>
+            </w:r>
+          </w:p>
+        </w:tc>
+        <w:tc>
+          <w:tcPr>
+            <w:tcW w:w="0" w:type="auto"/>
+            <w:vAlign w:val="center"/>
+            <w:hideMark/>
+          </w:tcPr>
+          <w:p>
+            <w:pPr>
+              <w:rPr>
+                <w:b/>
+                <w:bCs/>
+                <w:szCs w:val="22"/>
+              </w:rPr>
+            </w:pPr>
+            <w:r>
+              <w:rPr>
+                <w:b/>
+                <w:bCs/>
+                <w:szCs w:val="22"/>
+              </w:rPr>
+              <w:t>여러 Scene을 동시에 로딩</w:t>
+            </w:r>
+          </w:p>
+        </w:tc>
+        <w:tc>
+          <w:tcPr>
+            <w:tcW w:w="0" w:type="auto"/>
+            <w:vAlign w:val="center"/>
+            <w:hideMark/>
+          </w:tcPr>
+          <w:p>
+            <w:pPr>
+              <w:rPr>
+                <w:b/>
+                <w:bCs/>
+                <w:szCs w:val="22"/>
+              </w:rPr>
+            </w:pPr>
+            <w:r>
+              <w:rPr>
+                <w:b/>
+                <w:bCs/>
+                <w:szCs w:val="22"/>
+              </w:rPr>
+              <w:t>대규모 월드</w:t>
+            </w:r>
+          </w:p>
+        </w:tc>
+      </w:tr>
+      <w:tr>
+        <w:trPr>
+          <w:tblCellSpacing w:w="15" w:type="dxa"/>
+        </w:trPr>
+        <w:tc>
+          <w:tcPr>
+            <w:tcW w:w="0" w:type="auto"/>
+            <w:vAlign w:val="center"/>
+            <w:hideMark/>
+          </w:tcPr>
+          <w:p>
+            <w:pPr>
+              <w:rPr>
+                <w:b/>
+                <w:bCs/>
+                <w:szCs w:val="22"/>
+              </w:rPr>
+            </w:pPr>
+            <w:r>
+              <w:rPr>
+                <w:b/>
+                <w:bCs/>
+                <w:szCs w:val="22"/>
+              </w:rPr>
+              <w:t>Scene Streaming</w:t>
+            </w:r>
+          </w:p>
+        </w:tc>
+        <w:tc>
+          <w:tcPr>
+            <w:tcW w:w="0" w:type="auto"/>
+            <w:vAlign w:val="center"/>
+            <w:hideMark/>
+          </w:tcPr>
+          <w:p>
+            <w:pPr>
+              <w:rPr>
+                <w:b/>
+                <w:bCs/>
+                <w:szCs w:val="22"/>
+              </w:rPr>
+            </w:pPr>
+            <w:r>
+              <w:rPr>
+                <w:b/>
+                <w:bCs/>
+                <w:szCs w:val="22"/>
+              </w:rPr>
+              <w:t>필요한 영역만 동적 로딩</w:t>
+            </w:r>
+          </w:p>
+        </w:tc>
+        <w:tc>
+          <w:tcPr>
+            <w:tcW w:w="0" w:type="auto"/>
+            <w:vAlign w:val="center"/>
+            <w:hideMark/>
+          </w:tcPr>
+          <w:p>
+            <w:pPr>
+              <w:rPr>
+                <w:b/>
+                <w:bCs/>
+                <w:szCs w:val="22"/>
+              </w:rPr>
+            </w:pPr>
+            <w:r>
+              <w:rPr>
+                <w:b/>
+                <w:bCs/>
+                <w:szCs w:val="22"/>
+              </w:rPr>
+              <w:t>넓은 전장</w:t>
+            </w:r>
+          </w:p>
+        </w:tc>
+      </w:tr>
+    </w:tbl>
+    <w:p>
+      <w:pPr>
+        <w:rPr>
+          <w:b/>
+          <w:bCs/>
+          <w:szCs w:val="22"/>
+        </w:rPr>
+      </w:pPr>
+      <w:proofErr w:type="spellStart"/>
+      <w:r>
+        <w:rPr>
+          <w:b/>
+          <w:bCs/>
+          <w:szCs w:val="22"/>
+        </w:rPr>
+        <w:t>Addressables</w:t>
+      </w:r>
+      <w:proofErr w:type="spellEnd"/>
+      <w:r>
+        <w:rPr>
+          <w:rFonts w:hint="eastAsia"/>
+          <w:b/>
+          <w:bCs/>
+          <w:szCs w:val="22"/>
+        </w:rPr>
+        <w:t>: 필자가 지망하는 회사에서 우대사항으로 기입됨</w:t>
+      </w:r>
+    </w:p>
+    <w:p>
+      <w:pPr>
+        <w:rPr>
+          <w:b/>
+          <w:bCs/>
+          <w:szCs w:val="22"/>
+        </w:rPr>
+      </w:pPr>
+    </w:p>
+    <w:p>
+      <w:pPr>
+        <w:rPr>
+          <w:b/>
+          <w:bCs/>
+          <w:szCs w:val="22"/>
+        </w:rPr>
+      </w:pPr>
+    </w:p>
+    <w:p>
+      <w:pPr>
+        <w:rPr>
+          <w:b/>
+          <w:bCs/>
+          <w:szCs w:val="22"/>
+        </w:rPr>
+      </w:pPr>
+    </w:p>
+    <w:p>
+      <w:pPr>
+        <w:rPr>
+          <w:b/>
+          <w:bCs/>
+          <w:szCs w:val="22"/>
+        </w:rPr>
+      </w:pPr>
+    </w:p>
+    <w:p>
+      <w:pPr>
+        <w:rPr>
+          <w:b/>
+          <w:bCs/>
+          <w:szCs w:val="22"/>
+        </w:rPr>
+      </w:pPr>
+    </w:p>
+    <w:p>
+      <w:pPr>
+        <w:rPr>
+          <w:b/>
+          <w:bCs/>
+          <w:szCs w:val="22"/>
+        </w:rPr>
+      </w:pPr>
+    </w:p>
+    <w:p>
+      <w:pPr>
+        <w:rPr>
+          <w:b/>
+          <w:bCs/>
+          <w:szCs w:val="22"/>
+        </w:rPr>
+      </w:pPr>
+    </w:p>
+    <w:p>
+      <w:pPr>
+        <w:rPr>
+          <w:b/>
+          <w:bCs/>
+          <w:szCs w:val="22"/>
+        </w:rPr>
+      </w:pPr>
+    </w:p>
+    <w:p>
+      <w:pPr>
+        <w:rPr>
+          <w:b/>
+          <w:bCs/>
+          <w:szCs w:val="22"/>
+        </w:rPr>
+      </w:pPr>
+    </w:p>
+    <w:p>
+      <w:pPr>
+        <w:rPr>
+          <w:b/>
+          <w:bCs/>
+          <w:szCs w:val="22"/>
+        </w:rPr>
+      </w:pPr>
+    </w:p>
+    <w:p>
+      <w:pPr>
+        <w:rPr>
+          <w:b/>
+          <w:bCs/>
+          <w:szCs w:val="22"/>
+        </w:rPr>
+      </w:pPr>
+      <w:r>
+        <w:rPr>
+          <w:b/>
+          <w:bCs/>
+          <w:szCs w:val="22"/>
+        </w:rPr>
+        <w:lastRenderedPageBreak/>
+        <w:t>10. Camera / Cinematic</w:t>
+      </w:r>
+    </w:p>
+    <w:tbl>
+      <w:tblPr>
+        <w:tblW w:w="0" w:type="auto"/>
+        <w:tblCellSpacing w:w="15" w:type="dxa"/>
+        <w:tblBorders>
+          <w:top w:val="single" w:sz="4" w:space="0" w:color="auto"/>
+          <w:left w:val="single" w:sz="4" w:space="0" w:color="auto"/>
+          <w:bottom w:val="single" w:sz="4" w:space="0" w:color="auto"/>
+          <w:right w:val="single" w:sz="4" w:space="0" w:color="auto"/>
+          <w:insideH w:val="single" w:sz="4" w:space="0" w:color="auto"/>
+          <w:insideV w:val="single" w:sz="4" w:space="0" w:color="auto"/>
+        </w:tblBorders>
+        <w:tblCellMar>
+          <w:top w:w="15" w:type="dxa"/>
+          <w:left w:w="15" w:type="dxa"/>
+          <w:bottom w:w="15" w:type="dxa"/>
+          <w:right w:w="15" w:type="dxa"/>
+        </w:tblCellMar>
+        <w:tblLook w:val="04A0" w:firstRow="1" w:lastRow="0" w:firstColumn="1" w:lastColumn="0" w:noHBand="0" w:noVBand="1"/>
+      </w:tblPr>
+      <w:tblGrid>
+        <w:gridCol w:w="2333"/>
+        <w:gridCol w:w="3511"/>
+        <w:gridCol w:w="2076"/>
+      </w:tblGrid>
+      <w:tr>
+        <w:trPr>
+          <w:tblHeader/>
+          <w:tblCellSpacing w:w="15" w:type="dxa"/>
+        </w:trPr>
+        <w:tc>
+          <w:tcPr>
+            <w:tcW w:w="0" w:type="auto"/>
+            <w:vAlign w:val="center"/>
+            <w:hideMark/>
+          </w:tcPr>
+          <w:p>
+            <w:pPr>
+              <w:rPr>
+                <w:b/>
+                <w:bCs/>
+                <w:szCs w:val="22"/>
+              </w:rPr>
+            </w:pPr>
+            <w:r>
+              <w:rPr>
+                <w:b/>
+                <w:bCs/>
+                <w:szCs w:val="22"/>
+              </w:rPr>
+              <w:t>기능</w:t>
+            </w:r>
+          </w:p>
+        </w:tc>
+        <w:tc>
+          <w:tcPr>
+            <w:tcW w:w="0" w:type="auto"/>
+            <w:vAlign w:val="center"/>
+            <w:hideMark/>
+          </w:tcPr>
+          <w:p>
+            <w:pPr>
+              <w:rPr>
+                <w:b/>
+                <w:bCs/>
+                <w:szCs w:val="22"/>
+              </w:rPr>
+            </w:pPr>
+            <w:r>
+              <w:rPr>
+                <w:b/>
+                <w:bCs/>
+                <w:szCs w:val="22"/>
+              </w:rPr>
+              <w:t>무엇을 하는가</w:t>
+            </w:r>
+          </w:p>
+        </w:tc>
+        <w:tc>
+          <w:tcPr>
+            <w:tcW w:w="0" w:type="auto"/>
+            <w:vAlign w:val="center"/>
+            <w:hideMark/>
+          </w:tcPr>
+          <w:p>
+            <w:pPr>
+              <w:rPr>
+                <w:b/>
+                <w:bCs/>
+                <w:szCs w:val="22"/>
+              </w:rPr>
+            </w:pPr>
+            <w:r>
+              <w:rPr>
+                <w:b/>
+                <w:bCs/>
+                <w:szCs w:val="22"/>
+              </w:rPr>
+              <w:t>고급 활용 예</w:t>
+            </w:r>
+          </w:p>
+        </w:tc>
+      </w:tr>
+      <w:tr>
+        <w:trPr>
+          <w:tblCellSpacing w:w="15" w:type="dxa"/>
+        </w:trPr>
+        <w:tc>
+          <w:tcPr>
+            <w:tcW w:w="0" w:type="auto"/>
+            <w:vAlign w:val="center"/>
+            <w:hideMark/>
+          </w:tcPr>
+          <w:p>
+            <w:pPr>
+              <w:rPr>
+                <w:b/>
+                <w:bCs/>
+                <w:szCs w:val="22"/>
+              </w:rPr>
+            </w:pPr>
+            <w:proofErr w:type="spellStart"/>
+            <w:r>
+              <w:rPr>
+                <w:b/>
+                <w:bCs/>
+                <w:szCs w:val="22"/>
+              </w:rPr>
+              <w:t>Cinemachine</w:t>
+            </w:r>
+            <w:proofErr w:type="spellEnd"/>
+          </w:p>
+        </w:tc>
+        <w:tc>
+          <w:tcPr>
+            <w:tcW w:w="0" w:type="auto"/>
+            <w:vAlign w:val="center"/>
+            <w:hideMark/>
+          </w:tcPr>
+          <w:p>
+            <w:pPr>
+              <w:rPr>
+                <w:b/>
+                <w:bCs/>
+                <w:szCs w:val="22"/>
+              </w:rPr>
+            </w:pPr>
+            <w:r>
+              <w:rPr>
+                <w:b/>
+                <w:bCs/>
+                <w:szCs w:val="22"/>
+              </w:rPr>
+              <w:t>절차적 Camera 제어</w:t>
+            </w:r>
+          </w:p>
+        </w:tc>
+        <w:tc>
+          <w:tcPr>
+            <w:tcW w:w="0" w:type="auto"/>
+            <w:vAlign w:val="center"/>
+            <w:hideMark/>
+          </w:tcPr>
+          <w:p>
+            <w:pPr>
+              <w:rPr>
+                <w:b/>
+                <w:bCs/>
+                <w:szCs w:val="22"/>
+              </w:rPr>
+            </w:pPr>
+            <w:proofErr w:type="spellStart"/>
+            <w:r>
+              <w:rPr>
+                <w:b/>
+                <w:bCs/>
+                <w:szCs w:val="22"/>
+              </w:rPr>
+              <w:t>컷신</w:t>
+            </w:r>
+            <w:proofErr w:type="spellEnd"/>
+            <w:r>
+              <w:rPr>
+                <w:b/>
+                <w:bCs/>
+                <w:szCs w:val="22"/>
+              </w:rPr>
+              <w:t>·관전 Camera</w:t>
+            </w:r>
+          </w:p>
+        </w:tc>
+      </w:tr>
+      <w:tr>
+        <w:trPr>
+          <w:tblCellSpacing w:w="15" w:type="dxa"/>
+        </w:trPr>
+        <w:tc>
+          <w:tcPr>
+            <w:tcW w:w="0" w:type="auto"/>
+            <w:vAlign w:val="center"/>
+            <w:hideMark/>
+          </w:tcPr>
+          <w:p>
+            <w:pPr>
+              <w:rPr>
+                <w:b/>
+                <w:bCs/>
+                <w:szCs w:val="22"/>
+              </w:rPr>
+            </w:pPr>
+            <w:r>
+              <w:rPr>
+                <w:b/>
+                <w:bCs/>
+                <w:szCs w:val="22"/>
+              </w:rPr>
+              <w:t>Target Tracking</w:t>
+            </w:r>
+          </w:p>
+        </w:tc>
+        <w:tc>
+          <w:tcPr>
+            <w:tcW w:w="0" w:type="auto"/>
+            <w:vAlign w:val="center"/>
+            <w:hideMark/>
+          </w:tcPr>
+          <w:p>
+            <w:pPr>
+              <w:rPr>
+                <w:b/>
+                <w:bCs/>
+                <w:szCs w:val="22"/>
+              </w:rPr>
+            </w:pPr>
+            <w:r>
+              <w:rPr>
+                <w:b/>
+                <w:bCs/>
+                <w:szCs w:val="22"/>
+              </w:rPr>
+              <w:t>목표 자동 추적</w:t>
+            </w:r>
+          </w:p>
+        </w:tc>
+        <w:tc>
+          <w:tcPr>
+            <w:tcW w:w="0" w:type="auto"/>
+            <w:vAlign w:val="center"/>
+            <w:hideMark/>
+          </w:tcPr>
+          <w:p>
+            <w:pPr>
+              <w:rPr>
+                <w:b/>
+                <w:bCs/>
+                <w:szCs w:val="22"/>
+              </w:rPr>
+            </w:pPr>
+            <w:r>
+              <w:rPr>
+                <w:b/>
+                <w:bCs/>
+                <w:szCs w:val="22"/>
+              </w:rPr>
+              <w:t>적 전차 Camera</w:t>
+            </w:r>
+          </w:p>
+        </w:tc>
+      </w:tr>
+      <w:tr>
+        <w:trPr>
+          <w:tblCellSpacing w:w="15" w:type="dxa"/>
+        </w:trPr>
+        <w:tc>
+          <w:tcPr>
+            <w:tcW w:w="0" w:type="auto"/>
+            <w:vAlign w:val="center"/>
+            <w:hideMark/>
+          </w:tcPr>
+          <w:p>
+            <w:pPr>
+              <w:rPr>
+                <w:b/>
+                <w:bCs/>
+                <w:szCs w:val="22"/>
+              </w:rPr>
+            </w:pPr>
+            <w:r>
+              <w:rPr>
+                <w:b/>
+                <w:bCs/>
+                <w:szCs w:val="22"/>
+              </w:rPr>
+              <w:t>Camera Blending</w:t>
+            </w:r>
+          </w:p>
+        </w:tc>
+        <w:tc>
+          <w:tcPr>
+            <w:tcW w:w="0" w:type="auto"/>
+            <w:vAlign w:val="center"/>
+            <w:hideMark/>
+          </w:tcPr>
+          <w:p>
+            <w:pPr>
+              <w:rPr>
+                <w:b/>
+                <w:bCs/>
+                <w:szCs w:val="22"/>
+              </w:rPr>
+            </w:pPr>
+            <w:r>
+              <w:rPr>
+                <w:b/>
+                <w:bCs/>
+                <w:szCs w:val="22"/>
+              </w:rPr>
+              <w:t>여러 Camera 간 자연스러운 전환</w:t>
+            </w:r>
+          </w:p>
+        </w:tc>
+        <w:tc>
+          <w:tcPr>
+            <w:tcW w:w="0" w:type="auto"/>
+            <w:vAlign w:val="center"/>
+            <w:hideMark/>
+          </w:tcPr>
+          <w:p>
+            <w:pPr>
+              <w:rPr>
+                <w:b/>
+                <w:bCs/>
+                <w:szCs w:val="22"/>
+              </w:rPr>
+            </w:pPr>
+            <w:r>
+              <w:rPr>
+                <w:b/>
+                <w:bCs/>
+                <w:szCs w:val="22"/>
+              </w:rPr>
+              <w:t>시점 전환</w:t>
+            </w:r>
+          </w:p>
+        </w:tc>
+      </w:tr>
+      <w:tr>
+        <w:trPr>
+          <w:tblCellSpacing w:w="15" w:type="dxa"/>
+        </w:trPr>
+        <w:tc>
+          <w:tcPr>
+            <w:tcW w:w="0" w:type="auto"/>
+            <w:vAlign w:val="center"/>
+            <w:hideMark/>
+          </w:tcPr>
+          <w:p>
+            <w:pPr>
+              <w:rPr>
+                <w:b/>
+                <w:bCs/>
+                <w:szCs w:val="22"/>
+              </w:rPr>
+            </w:pPr>
+            <w:proofErr w:type="spellStart"/>
+            <w:r>
+              <w:rPr>
+                <w:b/>
+                <w:bCs/>
+                <w:szCs w:val="22"/>
+              </w:rPr>
+              <w:t>Cinemachine</w:t>
+            </w:r>
+            <w:proofErr w:type="spellEnd"/>
+            <w:r>
+              <w:rPr>
+                <w:b/>
+                <w:bCs/>
+                <w:szCs w:val="22"/>
+              </w:rPr>
+              <w:t xml:space="preserve"> Impulse</w:t>
+            </w:r>
+          </w:p>
+        </w:tc>
+        <w:tc>
+          <w:tcPr>
+            <w:tcW w:w="0" w:type="auto"/>
+            <w:vAlign w:val="center"/>
+            <w:hideMark/>
+          </w:tcPr>
+          <w:p>
+            <w:pPr>
+              <w:rPr>
+                <w:b/>
+                <w:bCs/>
+                <w:szCs w:val="22"/>
+              </w:rPr>
+            </w:pPr>
+            <w:r>
+              <w:rPr>
+                <w:b/>
+                <w:bCs/>
+                <w:szCs w:val="22"/>
+              </w:rPr>
+              <w:t>충격 기반 Camera 흔들림</w:t>
+            </w:r>
+          </w:p>
+        </w:tc>
+        <w:tc>
+          <w:tcPr>
+            <w:tcW w:w="0" w:type="auto"/>
+            <w:vAlign w:val="center"/>
+            <w:hideMark/>
+          </w:tcPr>
+          <w:p>
+            <w:pPr>
+              <w:rPr>
+                <w:b/>
+                <w:bCs/>
+                <w:szCs w:val="22"/>
+              </w:rPr>
+            </w:pPr>
+            <w:r>
+              <w:rPr>
+                <w:b/>
+                <w:bCs/>
+                <w:szCs w:val="22"/>
+              </w:rPr>
+              <w:t>포격·피격</w:t>
+            </w:r>
+          </w:p>
+        </w:tc>
+      </w:tr>
+      <w:tr>
+        <w:trPr>
+          <w:tblCellSpacing w:w="15" w:type="dxa"/>
+        </w:trPr>
+        <w:tc>
+          <w:tcPr>
+            <w:tcW w:w="0" w:type="auto"/>
+            <w:vAlign w:val="center"/>
+            <w:hideMark/>
+          </w:tcPr>
+          <w:p>
+            <w:pPr>
+              <w:rPr>
+                <w:b/>
+                <w:bCs/>
+                <w:szCs w:val="22"/>
+              </w:rPr>
+            </w:pPr>
+            <w:r>
+              <w:rPr>
+                <w:b/>
+                <w:bCs/>
+                <w:szCs w:val="22"/>
+              </w:rPr>
+              <w:t>Procedural Camera</w:t>
+            </w:r>
+          </w:p>
+        </w:tc>
+        <w:tc>
+          <w:tcPr>
+            <w:tcW w:w="0" w:type="auto"/>
+            <w:vAlign w:val="center"/>
+            <w:hideMark/>
+          </w:tcPr>
+          <w:p>
+            <w:pPr>
+              <w:rPr>
+                <w:b/>
+                <w:bCs/>
+                <w:szCs w:val="22"/>
+              </w:rPr>
+            </w:pPr>
+            <w:r>
+              <w:rPr>
+                <w:b/>
+                <w:bCs/>
+                <w:szCs w:val="22"/>
+              </w:rPr>
+              <w:t>코드·규칙 기반 Camera 움직임</w:t>
+            </w:r>
+          </w:p>
+        </w:tc>
+        <w:tc>
+          <w:tcPr>
+            <w:tcW w:w="0" w:type="auto"/>
+            <w:vAlign w:val="center"/>
+            <w:hideMark/>
+          </w:tcPr>
+          <w:p>
+            <w:pPr>
+              <w:rPr>
+                <w:b/>
+                <w:bCs/>
+                <w:szCs w:val="22"/>
+              </w:rPr>
+            </w:pPr>
+            <w:r>
+              <w:rPr>
+                <w:b/>
+                <w:bCs/>
+                <w:szCs w:val="22"/>
+              </w:rPr>
+              <w:t>자동 연출</w:t>
+            </w:r>
+          </w:p>
+        </w:tc>
+      </w:tr>
+      <w:tr>
+        <w:trPr>
+          <w:tblCellSpacing w:w="15" w:type="dxa"/>
+        </w:trPr>
+        <w:tc>
+          <w:tcPr>
+            <w:tcW w:w="0" w:type="auto"/>
+            <w:vAlign w:val="center"/>
+            <w:hideMark/>
+          </w:tcPr>
+          <w:p>
+            <w:pPr>
+              <w:rPr>
+                <w:b/>
+                <w:bCs/>
+                <w:szCs w:val="22"/>
+              </w:rPr>
+            </w:pPr>
+            <w:r>
+              <w:rPr>
+                <w:b/>
+                <w:bCs/>
+                <w:szCs w:val="22"/>
+              </w:rPr>
+              <w:t>Timeline</w:t>
+            </w:r>
+          </w:p>
+        </w:tc>
+        <w:tc>
+          <w:tcPr>
+            <w:tcW w:w="0" w:type="auto"/>
+            <w:vAlign w:val="center"/>
+            <w:hideMark/>
+          </w:tcPr>
+          <w:p>
+            <w:pPr>
+              <w:rPr>
+                <w:b/>
+                <w:bCs/>
+                <w:szCs w:val="22"/>
+              </w:rPr>
+            </w:pPr>
+            <w:proofErr w:type="spellStart"/>
+            <w:r>
+              <w:rPr>
+                <w:b/>
+                <w:bCs/>
+                <w:szCs w:val="22"/>
+              </w:rPr>
+              <w:t>시간축</w:t>
+            </w:r>
+            <w:proofErr w:type="spellEnd"/>
+            <w:r>
+              <w:rPr>
+                <w:b/>
+                <w:bCs/>
+                <w:szCs w:val="22"/>
+              </w:rPr>
+              <w:t xml:space="preserve"> 기반 연출 제어</w:t>
+            </w:r>
+          </w:p>
+        </w:tc>
+        <w:tc>
+          <w:tcPr>
+            <w:tcW w:w="0" w:type="auto"/>
+            <w:vAlign w:val="center"/>
+            <w:hideMark/>
+          </w:tcPr>
+          <w:p>
+            <w:pPr>
+              <w:rPr>
+                <w:b/>
+                <w:bCs/>
+                <w:szCs w:val="22"/>
+              </w:rPr>
+            </w:pPr>
+            <w:r>
+              <w:rPr>
+                <w:b/>
+                <w:bCs/>
+                <w:szCs w:val="22"/>
+              </w:rPr>
+              <w:t>Mission Intro</w:t>
+            </w:r>
+          </w:p>
+        </w:tc>
+      </w:tr>
+      <w:tr>
+        <w:trPr>
+          <w:tblCellSpacing w:w="15" w:type="dxa"/>
+        </w:trPr>
+        <w:tc>
+          <w:tcPr>
+            <w:tcW w:w="0" w:type="auto"/>
+            <w:vAlign w:val="center"/>
+            <w:hideMark/>
+          </w:tcPr>
+          <w:p>
+            <w:pPr>
+              <w:rPr>
+                <w:b/>
+                <w:bCs/>
+                <w:szCs w:val="22"/>
+              </w:rPr>
+            </w:pPr>
+            <w:r>
+              <w:rPr>
+                <w:b/>
+                <w:bCs/>
+                <w:szCs w:val="22"/>
+              </w:rPr>
+              <w:t>Playable Director</w:t>
+            </w:r>
+          </w:p>
+        </w:tc>
+        <w:tc>
+          <w:tcPr>
+            <w:tcW w:w="0" w:type="auto"/>
+            <w:vAlign w:val="center"/>
+            <w:hideMark/>
+          </w:tcPr>
+          <w:p>
+            <w:pPr>
+              <w:rPr>
+                <w:b/>
+                <w:bCs/>
+                <w:szCs w:val="22"/>
+              </w:rPr>
+            </w:pPr>
+            <w:r>
+              <w:rPr>
+                <w:b/>
+                <w:bCs/>
+                <w:szCs w:val="22"/>
+              </w:rPr>
+              <w:t>Timeline 실행 제어</w:t>
+            </w:r>
+          </w:p>
+        </w:tc>
+        <w:tc>
+          <w:tcPr>
+            <w:tcW w:w="0" w:type="auto"/>
+            <w:vAlign w:val="center"/>
+            <w:hideMark/>
+          </w:tcPr>
+          <w:p>
+            <w:pPr>
+              <w:rPr>
+                <w:b/>
+                <w:bCs/>
+                <w:szCs w:val="22"/>
+              </w:rPr>
+            </w:pPr>
+            <w:proofErr w:type="spellStart"/>
+            <w:r>
+              <w:rPr>
+                <w:b/>
+                <w:bCs/>
+                <w:szCs w:val="22"/>
+              </w:rPr>
+              <w:t>컷신</w:t>
+            </w:r>
+            <w:proofErr w:type="spellEnd"/>
+            <w:r>
+              <w:rPr>
+                <w:b/>
+                <w:bCs/>
+                <w:szCs w:val="22"/>
+              </w:rPr>
+              <w:t xml:space="preserve"> Runtime 관리</w:t>
+            </w:r>
+          </w:p>
+        </w:tc>
+      </w:tr>
+      <w:tr>
+        <w:trPr>
+          <w:tblCellSpacing w:w="15" w:type="dxa"/>
+        </w:trPr>
+        <w:tc>
+          <w:tcPr>
+            <w:tcW w:w="0" w:type="auto"/>
+            <w:vAlign w:val="center"/>
+            <w:hideMark/>
+          </w:tcPr>
+          <w:p>
+            <w:pPr>
+              <w:rPr>
+                <w:b/>
+                <w:bCs/>
+                <w:szCs w:val="22"/>
+              </w:rPr>
+            </w:pPr>
+            <w:r>
+              <w:rPr>
+                <w:b/>
+                <w:bCs/>
+                <w:szCs w:val="22"/>
+              </w:rPr>
+              <w:t>Signal Track</w:t>
+            </w:r>
+          </w:p>
+        </w:tc>
+        <w:tc>
+          <w:tcPr>
+            <w:tcW w:w="0" w:type="auto"/>
+            <w:vAlign w:val="center"/>
+            <w:hideMark/>
+          </w:tcPr>
+          <w:p>
+            <w:pPr>
+              <w:rPr>
+                <w:b/>
+                <w:bCs/>
+                <w:szCs w:val="22"/>
+              </w:rPr>
+            </w:pPr>
+            <w:r>
+              <w:rPr>
+                <w:b/>
+                <w:bCs/>
+                <w:szCs w:val="22"/>
+              </w:rPr>
+              <w:t>Timeline에서 Game Event 발생</w:t>
+            </w:r>
+          </w:p>
+        </w:tc>
+        <w:tc>
+          <w:tcPr>
+            <w:tcW w:w="0" w:type="auto"/>
+            <w:vAlign w:val="center"/>
+            <w:hideMark/>
+          </w:tcPr>
+          <w:p>
+            <w:pPr>
+              <w:rPr>
+                <w:b/>
+                <w:bCs/>
+                <w:szCs w:val="22"/>
+              </w:rPr>
+            </w:pPr>
+            <w:r>
+              <w:rPr>
+                <w:b/>
+                <w:bCs/>
+                <w:szCs w:val="22"/>
+              </w:rPr>
+              <w:t>적 Spawn</w:t>
+            </w:r>
+          </w:p>
+        </w:tc>
+      </w:tr>
+      <w:tr>
+        <w:trPr>
+          <w:tblCellSpacing w:w="15" w:type="dxa"/>
+        </w:trPr>
+        <w:tc>
+          <w:tcPr>
+            <w:tcW w:w="0" w:type="auto"/>
+            <w:vAlign w:val="center"/>
+            <w:hideMark/>
+          </w:tcPr>
+          <w:p>
+            <w:pPr>
+              <w:rPr>
+                <w:b/>
+                <w:bCs/>
+                <w:szCs w:val="22"/>
+              </w:rPr>
+            </w:pPr>
+            <w:r>
+              <w:rPr>
+                <w:b/>
+                <w:bCs/>
+                <w:szCs w:val="22"/>
+              </w:rPr>
+              <w:t>Custom Playable</w:t>
+            </w:r>
+          </w:p>
+        </w:tc>
+        <w:tc>
+          <w:tcPr>
+            <w:tcW w:w="0" w:type="auto"/>
+            <w:vAlign w:val="center"/>
+            <w:hideMark/>
+          </w:tcPr>
+          <w:p>
+            <w:pPr>
+              <w:rPr>
+                <w:b/>
+                <w:bCs/>
+                <w:szCs w:val="22"/>
+              </w:rPr>
+            </w:pPr>
+            <w:r>
+              <w:rPr>
+                <w:b/>
+                <w:bCs/>
+                <w:szCs w:val="22"/>
+              </w:rPr>
+              <w:t>Timeline 동작 직접 확장</w:t>
+            </w:r>
+          </w:p>
+        </w:tc>
+        <w:tc>
+          <w:tcPr>
+            <w:tcW w:w="0" w:type="auto"/>
+            <w:vAlign w:val="center"/>
+            <w:hideMark/>
+          </w:tcPr>
+          <w:p>
+            <w:pPr>
+              <w:rPr>
+                <w:b/>
+                <w:bCs/>
+                <w:szCs w:val="22"/>
+              </w:rPr>
+            </w:pPr>
+            <w:r>
+              <w:rPr>
+                <w:b/>
+                <w:bCs/>
+                <w:szCs w:val="22"/>
+              </w:rPr>
+              <w:t>임무 연출 시스템</w:t>
+            </w:r>
+          </w:p>
+        </w:tc>
+      </w:tr>
+    </w:tbl>
+    <w:p>
+      <w:pPr>
+        <w:rPr>
+          <w:b/>
+          <w:bCs/>
+          <w:szCs w:val="22"/>
+        </w:rPr>
+      </w:pPr>
+      <w:proofErr w:type="spellStart"/>
+      <w:r>
+        <w:rPr>
+          <w:b/>
+          <w:bCs/>
+          <w:szCs w:val="22"/>
+        </w:rPr>
+        <w:t>Cinemachine</w:t>
+      </w:r>
+      <w:proofErr w:type="spellEnd"/>
+      <w:r>
+        <w:rPr>
+          <w:b/>
+          <w:bCs/>
+          <w:szCs w:val="22"/>
+        </w:rPr>
+        <w:t xml:space="preserve"> Impulse</w:t>
+      </w:r>
+      <w:r>
+        <w:rPr>
+          <w:rFonts w:hint="eastAsia"/>
+          <w:b/>
+          <w:bCs/>
+          <w:szCs w:val="22"/>
+        </w:rPr>
+        <w:t>: 게임의 현실성을 증가시킴</w:t>
+      </w:r>
+    </w:p>
+    <w:p>
+      <w:pPr>
+        <w:rPr>
+          <w:rFonts w:hint="eastAsia"/>
+          <w:b/>
+          <w:bCs/>
+          <w:szCs w:val="22"/>
+        </w:rPr>
+      </w:pPr>
+      <w:r>
+        <w:rPr>
+          <w:b/>
+          <w:bCs/>
+          <w:szCs w:val="22"/>
+        </w:rPr>
+        <w:t>Camera Blending</w:t>
+      </w:r>
+      <w:r>
+        <w:rPr>
+          <w:rFonts w:hint="eastAsia"/>
+          <w:b/>
+          <w:bCs/>
+          <w:szCs w:val="22"/>
+        </w:rPr>
+        <w:t xml:space="preserve">: 플레이어 시선에서 </w:t>
+      </w:r>
+    </w:p>
+    <w:p>
+      <w:pPr>
+        <w:rPr>
+          <w:rFonts w:hint="eastAsia"/>
+          <w:b/>
+          <w:bCs/>
+          <w:szCs w:val="22"/>
+        </w:rPr>
+      </w:pPr>
+    </w:p>
+    <w:p>
+      <w:pPr>
+        <w:rPr>
+          <w:rFonts w:hint="eastAsia"/>
+          <w:b/>
+          <w:bCs/>
           <w:szCs w:val="22"/>
         </w:rPr>
       </w:pPr>

--- a/Archives/송광민/유니티 엔진의 주요 고급 기능.docx
+++ b/Archives/송광민/유니티 엔진의 주요 고급 기능.docx
@@ -5472,7 +5472,6 @@
     <w:p>
       <w:pPr>
         <w:rPr>
-          <w:rFonts w:hint="eastAsia"/>
           <w:szCs w:val="22"/>
         </w:rPr>
       </w:pPr>
@@ -7789,7 +7788,6 @@
     <w:p>
       <w:pPr>
         <w:rPr>
-          <w:rFonts w:hint="eastAsia"/>
           <w:b/>
           <w:bCs/>
           <w:szCs w:val="22"/>
@@ -10845,7 +10843,6 @@
     <w:p>
       <w:pPr>
         <w:rPr>
-          <w:rFonts w:hint="eastAsia"/>
           <w:b/>
           <w:bCs/>
           <w:szCs w:val="22"/>
@@ -10867,12 +10864,20 @@
           <w:szCs w:val="22"/>
         </w:rPr>
         <w:t xml:space="preserve">: 플레이어 시선에서 </w:t>
+      </w:r>
+      <w:r>
+        <w:rPr>
+          <w:rFonts w:hint="eastAsia"/>
+          <w:b/>
+          <w:bCs/>
+          <w:szCs w:val="22"/>
+        </w:rPr>
+        <w:t>관측 기구 시선으로 자연스러운 이동</w:t>
       </w:r>
     </w:p>
     <w:p>
       <w:pPr>
         <w:rPr>
-          <w:rFonts w:hint="eastAsia"/>
           <w:b/>
           <w:bCs/>
           <w:szCs w:val="22"/>
@@ -10882,12 +10887,9061 @@
     <w:p>
       <w:pPr>
         <w:rPr>
+          <w:b/>
+          <w:bCs/>
+          <w:szCs w:val="22"/>
+        </w:rPr>
+      </w:pPr>
+    </w:p>
+    <w:p>
+      <w:pPr>
+        <w:rPr>
+          <w:b/>
+          <w:bCs/>
+          <w:szCs w:val="22"/>
+        </w:rPr>
+      </w:pPr>
+    </w:p>
+    <w:p>
+      <w:pPr>
+        <w:rPr>
+          <w:b/>
+          <w:bCs/>
+          <w:szCs w:val="22"/>
+        </w:rPr>
+      </w:pPr>
+    </w:p>
+    <w:p>
+      <w:pPr>
+        <w:rPr>
+          <w:b/>
+          <w:bCs/>
+          <w:szCs w:val="22"/>
+        </w:rPr>
+      </w:pPr>
+    </w:p>
+    <w:p>
+      <w:pPr>
+        <w:rPr>
+          <w:b/>
+          <w:bCs/>
+          <w:szCs w:val="22"/>
+        </w:rPr>
+      </w:pPr>
+    </w:p>
+    <w:p>
+      <w:pPr>
+        <w:rPr>
+          <w:b/>
+          <w:bCs/>
+          <w:szCs w:val="22"/>
+        </w:rPr>
+      </w:pPr>
+    </w:p>
+    <w:p>
+      <w:pPr>
+        <w:rPr>
+          <w:b/>
+          <w:bCs/>
+          <w:szCs w:val="22"/>
+        </w:rPr>
+      </w:pPr>
+    </w:p>
+    <w:p>
+      <w:pPr>
+        <w:rPr>
+          <w:b/>
+          <w:bCs/>
+          <w:szCs w:val="22"/>
+        </w:rPr>
+      </w:pPr>
+    </w:p>
+    <w:p>
+      <w:pPr>
+        <w:rPr>
+          <w:b/>
+          <w:bCs/>
+          <w:szCs w:val="22"/>
+        </w:rPr>
+      </w:pPr>
+    </w:p>
+    <w:p>
+      <w:pPr>
+        <w:rPr>
+          <w:b/>
+          <w:bCs/>
+          <w:szCs w:val="22"/>
+        </w:rPr>
+      </w:pPr>
+    </w:p>
+    <w:p>
+      <w:pPr>
+        <w:rPr>
+          <w:b/>
+          <w:bCs/>
+          <w:szCs w:val="22"/>
+        </w:rPr>
+      </w:pPr>
+      <w:r>
+        <w:rPr>
+          <w:b/>
+          <w:bCs/>
+          <w:szCs w:val="22"/>
+        </w:rPr>
+        <w:lastRenderedPageBreak/>
+        <w:t>11. Input System</w:t>
+      </w:r>
+    </w:p>
+    <w:tbl>
+      <w:tblPr>
+        <w:tblW w:w="0" w:type="auto"/>
+        <w:tblCellSpacing w:w="15" w:type="dxa"/>
+        <w:tblBorders>
+          <w:top w:val="single" w:sz="4" w:space="0" w:color="auto"/>
+          <w:left w:val="single" w:sz="4" w:space="0" w:color="auto"/>
+          <w:bottom w:val="single" w:sz="4" w:space="0" w:color="auto"/>
+          <w:right w:val="single" w:sz="4" w:space="0" w:color="auto"/>
+          <w:insideH w:val="single" w:sz="4" w:space="0" w:color="auto"/>
+          <w:insideV w:val="single" w:sz="4" w:space="0" w:color="auto"/>
+        </w:tblBorders>
+        <w:tblCellMar>
+          <w:top w:w="15" w:type="dxa"/>
+          <w:left w:w="15" w:type="dxa"/>
+          <w:bottom w:w="15" w:type="dxa"/>
+          <w:right w:w="15" w:type="dxa"/>
+        </w:tblCellMar>
+        <w:tblLook w:val="04A0" w:firstRow="1" w:lastRow="0" w:firstColumn="1" w:lastColumn="0" w:noHBand="0" w:noVBand="1"/>
+      </w:tblPr>
+      <w:tblGrid>
+        <w:gridCol w:w="2120"/>
+        <w:gridCol w:w="3007"/>
+        <w:gridCol w:w="2975"/>
+      </w:tblGrid>
+      <w:tr>
+        <w:trPr>
+          <w:tblHeader/>
+          <w:tblCellSpacing w:w="15" w:type="dxa"/>
+        </w:trPr>
+        <w:tc>
+          <w:tcPr>
+            <w:tcW w:w="0" w:type="auto"/>
+            <w:vAlign w:val="center"/>
+            <w:hideMark/>
+          </w:tcPr>
+          <w:p>
+            <w:pPr>
+              <w:rPr>
+                <w:b/>
+                <w:bCs/>
+                <w:szCs w:val="22"/>
+              </w:rPr>
+            </w:pPr>
+            <w:r>
+              <w:rPr>
+                <w:b/>
+                <w:bCs/>
+                <w:szCs w:val="22"/>
+              </w:rPr>
+              <w:t>기능</w:t>
+            </w:r>
+          </w:p>
+        </w:tc>
+        <w:tc>
+          <w:tcPr>
+            <w:tcW w:w="0" w:type="auto"/>
+            <w:vAlign w:val="center"/>
+            <w:hideMark/>
+          </w:tcPr>
+          <w:p>
+            <w:pPr>
+              <w:rPr>
+                <w:b/>
+                <w:bCs/>
+                <w:szCs w:val="22"/>
+              </w:rPr>
+            </w:pPr>
+            <w:r>
+              <w:rPr>
+                <w:b/>
+                <w:bCs/>
+                <w:szCs w:val="22"/>
+              </w:rPr>
+              <w:t>무엇을 하는가</w:t>
+            </w:r>
+          </w:p>
+        </w:tc>
+        <w:tc>
+          <w:tcPr>
+            <w:tcW w:w="0" w:type="auto"/>
+            <w:vAlign w:val="center"/>
+            <w:hideMark/>
+          </w:tcPr>
+          <w:p>
+            <w:pPr>
+              <w:rPr>
+                <w:b/>
+                <w:bCs/>
+                <w:szCs w:val="22"/>
+              </w:rPr>
+            </w:pPr>
+            <w:r>
+              <w:rPr>
+                <w:b/>
+                <w:bCs/>
+                <w:szCs w:val="22"/>
+              </w:rPr>
+              <w:t>고급 활용 예</w:t>
+            </w:r>
+          </w:p>
+        </w:tc>
+      </w:tr>
+      <w:tr>
+        <w:trPr>
+          <w:tblCellSpacing w:w="15" w:type="dxa"/>
+        </w:trPr>
+        <w:tc>
+          <w:tcPr>
+            <w:tcW w:w="0" w:type="auto"/>
+            <w:vAlign w:val="center"/>
+            <w:hideMark/>
+          </w:tcPr>
+          <w:p>
+            <w:pPr>
+              <w:rPr>
+                <w:b/>
+                <w:bCs/>
+                <w:szCs w:val="22"/>
+              </w:rPr>
+            </w:pPr>
+            <w:r>
+              <w:rPr>
+                <w:b/>
+                <w:bCs/>
+                <w:szCs w:val="22"/>
+              </w:rPr>
+              <w:t>Input Action</w:t>
+            </w:r>
+          </w:p>
+        </w:tc>
+        <w:tc>
+          <w:tcPr>
+            <w:tcW w:w="0" w:type="auto"/>
+            <w:vAlign w:val="center"/>
+            <w:hideMark/>
+          </w:tcPr>
+          <w:p>
+            <w:pPr>
+              <w:rPr>
+                <w:b/>
+                <w:bCs/>
+                <w:szCs w:val="22"/>
+              </w:rPr>
+            </w:pPr>
+            <w:r>
+              <w:rPr>
+                <w:b/>
+                <w:bCs/>
+                <w:szCs w:val="22"/>
+              </w:rPr>
+              <w:t>입력을 행동 단위로 정의</w:t>
+            </w:r>
+          </w:p>
+        </w:tc>
+        <w:tc>
+          <w:tcPr>
+            <w:tcW w:w="0" w:type="auto"/>
+            <w:vAlign w:val="center"/>
+            <w:hideMark/>
+          </w:tcPr>
+          <w:p>
+            <w:pPr>
+              <w:rPr>
+                <w:b/>
+                <w:bCs/>
+                <w:szCs w:val="22"/>
+              </w:rPr>
+            </w:pPr>
+            <w:r>
+              <w:rPr>
+                <w:b/>
+                <w:bCs/>
+                <w:szCs w:val="22"/>
+              </w:rPr>
+              <w:t>Fire, Grab, Move</w:t>
+            </w:r>
+          </w:p>
+        </w:tc>
+      </w:tr>
+      <w:tr>
+        <w:trPr>
+          <w:tblCellSpacing w:w="15" w:type="dxa"/>
+        </w:trPr>
+        <w:tc>
+          <w:tcPr>
+            <w:tcW w:w="0" w:type="auto"/>
+            <w:vAlign w:val="center"/>
+            <w:hideMark/>
+          </w:tcPr>
+          <w:p>
+            <w:pPr>
+              <w:rPr>
+                <w:b/>
+                <w:bCs/>
+                <w:szCs w:val="22"/>
+              </w:rPr>
+            </w:pPr>
+            <w:r>
+              <w:rPr>
+                <w:b/>
+                <w:bCs/>
+                <w:szCs w:val="22"/>
+              </w:rPr>
+              <w:t>Action Map</w:t>
+            </w:r>
+          </w:p>
+        </w:tc>
+        <w:tc>
+          <w:tcPr>
+            <w:tcW w:w="0" w:type="auto"/>
+            <w:vAlign w:val="center"/>
+            <w:hideMark/>
+          </w:tcPr>
+          <w:p>
+            <w:pPr>
+              <w:rPr>
+                <w:b/>
+                <w:bCs/>
+                <w:szCs w:val="22"/>
+              </w:rPr>
+            </w:pPr>
+            <w:r>
+              <w:rPr>
+                <w:b/>
+                <w:bCs/>
+                <w:szCs w:val="22"/>
+              </w:rPr>
+              <w:t>입력 행동을 그룹화</w:t>
+            </w:r>
+          </w:p>
+        </w:tc>
+        <w:tc>
+          <w:tcPr>
+            <w:tcW w:w="0" w:type="auto"/>
+            <w:vAlign w:val="center"/>
+            <w:hideMark/>
+          </w:tcPr>
+          <w:p>
+            <w:pPr>
+              <w:rPr>
+                <w:b/>
+                <w:bCs/>
+                <w:szCs w:val="22"/>
+              </w:rPr>
+            </w:pPr>
+            <w:r>
+              <w:rPr>
+                <w:b/>
+                <w:bCs/>
+                <w:szCs w:val="22"/>
+              </w:rPr>
+              <w:t>Driver/Gunner/Commander</w:t>
+            </w:r>
+          </w:p>
+        </w:tc>
+      </w:tr>
+      <w:tr>
+        <w:trPr>
+          <w:tblCellSpacing w:w="15" w:type="dxa"/>
+        </w:trPr>
+        <w:tc>
+          <w:tcPr>
+            <w:tcW w:w="0" w:type="auto"/>
+            <w:vAlign w:val="center"/>
+            <w:hideMark/>
+          </w:tcPr>
+          <w:p>
+            <w:pPr>
+              <w:rPr>
+                <w:b/>
+                <w:bCs/>
+                <w:szCs w:val="22"/>
+              </w:rPr>
+            </w:pPr>
+            <w:r>
+              <w:rPr>
+                <w:b/>
+                <w:bCs/>
+                <w:szCs w:val="22"/>
+              </w:rPr>
+              <w:t>Control Scheme</w:t>
+            </w:r>
+          </w:p>
+        </w:tc>
+        <w:tc>
+          <w:tcPr>
+            <w:tcW w:w="0" w:type="auto"/>
+            <w:vAlign w:val="center"/>
+            <w:hideMark/>
+          </w:tcPr>
+          <w:p>
+            <w:pPr>
+              <w:rPr>
+                <w:b/>
+                <w:bCs/>
+                <w:szCs w:val="22"/>
+              </w:rPr>
+            </w:pPr>
+            <w:r>
+              <w:rPr>
+                <w:b/>
+                <w:bCs/>
+                <w:szCs w:val="22"/>
+              </w:rPr>
+              <w:t>장치별 입력 구성</w:t>
+            </w:r>
+          </w:p>
+        </w:tc>
+        <w:tc>
+          <w:tcPr>
+            <w:tcW w:w="0" w:type="auto"/>
+            <w:vAlign w:val="center"/>
+            <w:hideMark/>
+          </w:tcPr>
+          <w:p>
+            <w:pPr>
+              <w:rPr>
+                <w:b/>
+                <w:bCs/>
+                <w:szCs w:val="22"/>
+              </w:rPr>
+            </w:pPr>
+            <w:r>
+              <w:rPr>
+                <w:b/>
+                <w:bCs/>
+                <w:szCs w:val="22"/>
+              </w:rPr>
+              <w:t>VR Controller / Keyboard</w:t>
+            </w:r>
+          </w:p>
+        </w:tc>
+      </w:tr>
+      <w:tr>
+        <w:trPr>
+          <w:tblCellSpacing w:w="15" w:type="dxa"/>
+        </w:trPr>
+        <w:tc>
+          <w:tcPr>
+            <w:tcW w:w="0" w:type="auto"/>
+            <w:vAlign w:val="center"/>
+            <w:hideMark/>
+          </w:tcPr>
+          <w:p>
+            <w:pPr>
+              <w:rPr>
+                <w:b/>
+                <w:bCs/>
+                <w:szCs w:val="22"/>
+              </w:rPr>
+            </w:pPr>
+            <w:proofErr w:type="spellStart"/>
+            <w:r>
+              <w:rPr>
+                <w:b/>
+                <w:bCs/>
+                <w:szCs w:val="22"/>
+              </w:rPr>
+              <w:t>PlayerInput</w:t>
+            </w:r>
+            <w:proofErr w:type="spellEnd"/>
+          </w:p>
+        </w:tc>
+        <w:tc>
+          <w:tcPr>
+            <w:tcW w:w="0" w:type="auto"/>
+            <w:vAlign w:val="center"/>
+            <w:hideMark/>
+          </w:tcPr>
+          <w:p>
+            <w:pPr>
+              <w:rPr>
+                <w:b/>
+                <w:bCs/>
+                <w:szCs w:val="22"/>
+              </w:rPr>
+            </w:pPr>
+            <w:r>
+              <w:rPr>
+                <w:b/>
+                <w:bCs/>
+                <w:szCs w:val="22"/>
+              </w:rPr>
+              <w:t>Player 단위 입력 관리</w:t>
+            </w:r>
+          </w:p>
+        </w:tc>
+        <w:tc>
+          <w:tcPr>
+            <w:tcW w:w="0" w:type="auto"/>
+            <w:vAlign w:val="center"/>
+            <w:hideMark/>
+          </w:tcPr>
+          <w:p>
+            <w:pPr>
+              <w:rPr>
+                <w:b/>
+                <w:bCs/>
+                <w:szCs w:val="22"/>
+              </w:rPr>
+            </w:pPr>
+            <w:r>
+              <w:rPr>
+                <w:b/>
+                <w:bCs/>
+                <w:szCs w:val="22"/>
+              </w:rPr>
+              <w:t>역할별 클라이언트</w:t>
+            </w:r>
+          </w:p>
+        </w:tc>
+      </w:tr>
+      <w:tr>
+        <w:trPr>
+          <w:tblCellSpacing w:w="15" w:type="dxa"/>
+        </w:trPr>
+        <w:tc>
+          <w:tcPr>
+            <w:tcW w:w="0" w:type="auto"/>
+            <w:vAlign w:val="center"/>
+            <w:hideMark/>
+          </w:tcPr>
+          <w:p>
+            <w:pPr>
+              <w:rPr>
+                <w:b/>
+                <w:bCs/>
+                <w:szCs w:val="22"/>
+              </w:rPr>
+            </w:pPr>
+            <w:r>
+              <w:rPr>
+                <w:b/>
+                <w:bCs/>
+                <w:szCs w:val="22"/>
+              </w:rPr>
+              <w:t>Composite Binding</w:t>
+            </w:r>
+          </w:p>
+        </w:tc>
+        <w:tc>
+          <w:tcPr>
+            <w:tcW w:w="0" w:type="auto"/>
+            <w:vAlign w:val="center"/>
+            <w:hideMark/>
+          </w:tcPr>
+          <w:p>
+            <w:pPr>
+              <w:rPr>
+                <w:b/>
+                <w:bCs/>
+                <w:szCs w:val="22"/>
+              </w:rPr>
+            </w:pPr>
+            <w:r>
+              <w:rPr>
+                <w:b/>
+                <w:bCs/>
+                <w:szCs w:val="22"/>
+              </w:rPr>
+              <w:t>여러 Input을 하나로 결합</w:t>
+            </w:r>
+          </w:p>
+        </w:tc>
+        <w:tc>
+          <w:tcPr>
+            <w:tcW w:w="0" w:type="auto"/>
+            <w:vAlign w:val="center"/>
+            <w:hideMark/>
+          </w:tcPr>
+          <w:p>
+            <w:pPr>
+              <w:rPr>
+                <w:b/>
+                <w:bCs/>
+                <w:szCs w:val="22"/>
+              </w:rPr>
+            </w:pPr>
+            <w:r>
+              <w:rPr>
+                <w:b/>
+                <w:bCs/>
+                <w:szCs w:val="22"/>
+              </w:rPr>
+              <w:t>WASD → Vector2</w:t>
+            </w:r>
+          </w:p>
+        </w:tc>
+      </w:tr>
+      <w:tr>
+        <w:trPr>
+          <w:tblCellSpacing w:w="15" w:type="dxa"/>
+        </w:trPr>
+        <w:tc>
+          <w:tcPr>
+            <w:tcW w:w="0" w:type="auto"/>
+            <w:vAlign w:val="center"/>
+            <w:hideMark/>
+          </w:tcPr>
+          <w:p>
+            <w:pPr>
+              <w:rPr>
+                <w:b/>
+                <w:bCs/>
+                <w:szCs w:val="22"/>
+              </w:rPr>
+            </w:pPr>
+            <w:r>
+              <w:rPr>
+                <w:b/>
+                <w:bCs/>
+                <w:szCs w:val="22"/>
+              </w:rPr>
+              <w:t>Processor</w:t>
+            </w:r>
+          </w:p>
+        </w:tc>
+        <w:tc>
+          <w:tcPr>
+            <w:tcW w:w="0" w:type="auto"/>
+            <w:vAlign w:val="center"/>
+            <w:hideMark/>
+          </w:tcPr>
+          <w:p>
+            <w:pPr>
+              <w:rPr>
+                <w:b/>
+                <w:bCs/>
+                <w:szCs w:val="22"/>
+              </w:rPr>
+            </w:pPr>
+            <w:proofErr w:type="spellStart"/>
+            <w:r>
+              <w:rPr>
+                <w:b/>
+                <w:bCs/>
+                <w:szCs w:val="22"/>
+              </w:rPr>
+              <w:t>입력값</w:t>
+            </w:r>
+            <w:proofErr w:type="spellEnd"/>
+            <w:r>
+              <w:rPr>
+                <w:b/>
+                <w:bCs/>
+                <w:szCs w:val="22"/>
+              </w:rPr>
+              <w:t xml:space="preserve"> 가공</w:t>
+            </w:r>
+          </w:p>
+        </w:tc>
+        <w:tc>
+          <w:tcPr>
+            <w:tcW w:w="0" w:type="auto"/>
+            <w:vAlign w:val="center"/>
+            <w:hideMark/>
+          </w:tcPr>
+          <w:p>
+            <w:pPr>
+              <w:rPr>
+                <w:b/>
+                <w:bCs/>
+                <w:szCs w:val="22"/>
+              </w:rPr>
+            </w:pPr>
+            <w:proofErr w:type="spellStart"/>
+            <w:r>
+              <w:rPr>
+                <w:b/>
+                <w:bCs/>
+                <w:szCs w:val="22"/>
+              </w:rPr>
+              <w:t>Deadzone·Scale</w:t>
+            </w:r>
+            <w:proofErr w:type="spellEnd"/>
+          </w:p>
+        </w:tc>
+      </w:tr>
+      <w:tr>
+        <w:trPr>
+          <w:tblCellSpacing w:w="15" w:type="dxa"/>
+        </w:trPr>
+        <w:tc>
+          <w:tcPr>
+            <w:tcW w:w="0" w:type="auto"/>
+            <w:vAlign w:val="center"/>
+            <w:hideMark/>
+          </w:tcPr>
+          <w:p>
+            <w:pPr>
+              <w:rPr>
+                <w:b/>
+                <w:bCs/>
+                <w:szCs w:val="22"/>
+              </w:rPr>
+            </w:pPr>
+            <w:r>
+              <w:rPr>
+                <w:b/>
+                <w:bCs/>
+                <w:szCs w:val="22"/>
+              </w:rPr>
+              <w:t>Interaction</w:t>
+            </w:r>
+          </w:p>
+        </w:tc>
+        <w:tc>
+          <w:tcPr>
+            <w:tcW w:w="0" w:type="auto"/>
+            <w:vAlign w:val="center"/>
+            <w:hideMark/>
+          </w:tcPr>
+          <w:p>
+            <w:pPr>
+              <w:rPr>
+                <w:b/>
+                <w:bCs/>
+                <w:szCs w:val="22"/>
+              </w:rPr>
+            </w:pPr>
+            <w:proofErr w:type="spellStart"/>
+            <w:r>
+              <w:rPr>
+                <w:b/>
+                <w:bCs/>
+                <w:szCs w:val="22"/>
+              </w:rPr>
+              <w:t>Hold·Tap</w:t>
+            </w:r>
+            <w:proofErr w:type="spellEnd"/>
+            <w:r>
+              <w:rPr>
+                <w:b/>
+                <w:bCs/>
+                <w:szCs w:val="22"/>
+              </w:rPr>
+              <w:t xml:space="preserve"> 등 입력 조건 지정</w:t>
+            </w:r>
+          </w:p>
+        </w:tc>
+        <w:tc>
+          <w:tcPr>
+            <w:tcW w:w="0" w:type="auto"/>
+            <w:vAlign w:val="center"/>
+            <w:hideMark/>
+          </w:tcPr>
+          <w:p>
+            <w:pPr>
+              <w:rPr>
+                <w:b/>
+                <w:bCs/>
+                <w:szCs w:val="22"/>
+              </w:rPr>
+            </w:pPr>
+            <w:r>
+              <w:rPr>
+                <w:b/>
+                <w:bCs/>
+                <w:szCs w:val="22"/>
+              </w:rPr>
+              <w:t>장전·버튼 Hold</w:t>
+            </w:r>
+          </w:p>
+        </w:tc>
+      </w:tr>
+      <w:tr>
+        <w:trPr>
+          <w:tblCellSpacing w:w="15" w:type="dxa"/>
+        </w:trPr>
+        <w:tc>
+          <w:tcPr>
+            <w:tcW w:w="0" w:type="auto"/>
+            <w:vAlign w:val="center"/>
+            <w:hideMark/>
+          </w:tcPr>
+          <w:p>
+            <w:pPr>
+              <w:rPr>
+                <w:b/>
+                <w:bCs/>
+                <w:szCs w:val="22"/>
+              </w:rPr>
+            </w:pPr>
+            <w:r>
+              <w:rPr>
+                <w:b/>
+                <w:bCs/>
+                <w:szCs w:val="22"/>
+              </w:rPr>
+              <w:t>Runtime Rebinding</w:t>
+            </w:r>
+          </w:p>
+        </w:tc>
+        <w:tc>
+          <w:tcPr>
+            <w:tcW w:w="0" w:type="auto"/>
+            <w:vAlign w:val="center"/>
+            <w:hideMark/>
+          </w:tcPr>
+          <w:p>
+            <w:pPr>
+              <w:rPr>
+                <w:b/>
+                <w:bCs/>
+                <w:szCs w:val="22"/>
+              </w:rPr>
+            </w:pPr>
+            <w:r>
+              <w:rPr>
+                <w:b/>
+                <w:bCs/>
+                <w:szCs w:val="22"/>
+              </w:rPr>
+              <w:t>게임 중 키 변경</w:t>
+            </w:r>
+          </w:p>
+        </w:tc>
+        <w:tc>
+          <w:tcPr>
+            <w:tcW w:w="0" w:type="auto"/>
+            <w:vAlign w:val="center"/>
+            <w:hideMark/>
+          </w:tcPr>
+          <w:p>
+            <w:pPr>
+              <w:rPr>
+                <w:b/>
+                <w:bCs/>
+                <w:szCs w:val="22"/>
+              </w:rPr>
+            </w:pPr>
+            <w:r>
+              <w:rPr>
+                <w:b/>
+                <w:bCs/>
+                <w:szCs w:val="22"/>
+              </w:rPr>
+              <w:t>사용자 설정</w:t>
+            </w:r>
+          </w:p>
+        </w:tc>
+      </w:tr>
+      <w:tr>
+        <w:trPr>
+          <w:tblCellSpacing w:w="15" w:type="dxa"/>
+        </w:trPr>
+        <w:tc>
+          <w:tcPr>
+            <w:tcW w:w="0" w:type="auto"/>
+            <w:vAlign w:val="center"/>
+            <w:hideMark/>
+          </w:tcPr>
+          <w:p>
+            <w:pPr>
+              <w:rPr>
+                <w:b/>
+                <w:bCs/>
+                <w:szCs w:val="22"/>
+              </w:rPr>
+            </w:pPr>
+            <w:r>
+              <w:rPr>
+                <w:b/>
+                <w:bCs/>
+                <w:szCs w:val="22"/>
+              </w:rPr>
+              <w:t>Device Pairing</w:t>
+            </w:r>
+          </w:p>
+        </w:tc>
+        <w:tc>
+          <w:tcPr>
+            <w:tcW w:w="0" w:type="auto"/>
+            <w:vAlign w:val="center"/>
+            <w:hideMark/>
+          </w:tcPr>
+          <w:p>
+            <w:pPr>
+              <w:rPr>
+                <w:b/>
+                <w:bCs/>
+                <w:szCs w:val="22"/>
+              </w:rPr>
+            </w:pPr>
+            <w:r>
+              <w:rPr>
+                <w:b/>
+                <w:bCs/>
+                <w:szCs w:val="22"/>
+              </w:rPr>
+              <w:t>특정 Player에 장치 연결</w:t>
+            </w:r>
+          </w:p>
+        </w:tc>
+        <w:tc>
+          <w:tcPr>
+            <w:tcW w:w="0" w:type="auto"/>
+            <w:vAlign w:val="center"/>
+            <w:hideMark/>
+          </w:tcPr>
+          <w:p>
+            <w:pPr>
+              <w:rPr>
+                <w:b/>
+                <w:bCs/>
+                <w:szCs w:val="22"/>
+              </w:rPr>
+            </w:pPr>
+            <w:r>
+              <w:rPr>
+                <w:b/>
+                <w:bCs/>
+                <w:szCs w:val="22"/>
+              </w:rPr>
+              <w:t>로컬 멀티플레이</w:t>
+            </w:r>
+          </w:p>
+        </w:tc>
+      </w:tr>
+      <w:tr>
+        <w:trPr>
+          <w:tblCellSpacing w:w="15" w:type="dxa"/>
+        </w:trPr>
+        <w:tc>
+          <w:tcPr>
+            <w:tcW w:w="0" w:type="auto"/>
+            <w:vAlign w:val="center"/>
+            <w:hideMark/>
+          </w:tcPr>
+          <w:p>
+            <w:pPr>
+              <w:rPr>
+                <w:b/>
+                <w:bCs/>
+                <w:szCs w:val="22"/>
+              </w:rPr>
+            </w:pPr>
+            <w:r>
+              <w:rPr>
+                <w:b/>
+                <w:bCs/>
+                <w:szCs w:val="22"/>
+              </w:rPr>
+              <w:t>XR Input</w:t>
+            </w:r>
+          </w:p>
+        </w:tc>
+        <w:tc>
+          <w:tcPr>
+            <w:tcW w:w="0" w:type="auto"/>
+            <w:vAlign w:val="center"/>
+            <w:hideMark/>
+          </w:tcPr>
+          <w:p>
+            <w:pPr>
+              <w:rPr>
+                <w:b/>
+                <w:bCs/>
+                <w:szCs w:val="22"/>
+              </w:rPr>
+            </w:pPr>
+            <w:r>
+              <w:rPr>
+                <w:b/>
+                <w:bCs/>
+                <w:szCs w:val="22"/>
+              </w:rPr>
+              <w:t>XR Controller 입력 처리</w:t>
+            </w:r>
+          </w:p>
+        </w:tc>
+        <w:tc>
+          <w:tcPr>
+            <w:tcW w:w="0" w:type="auto"/>
+            <w:vAlign w:val="center"/>
+            <w:hideMark/>
+          </w:tcPr>
+          <w:p>
+            <w:pPr>
+              <w:rPr>
+                <w:b/>
+                <w:bCs/>
+                <w:szCs w:val="22"/>
+              </w:rPr>
+            </w:pPr>
+            <w:proofErr w:type="spellStart"/>
+            <w:r>
+              <w:rPr>
+                <w:b/>
+                <w:bCs/>
+                <w:szCs w:val="22"/>
+              </w:rPr>
+              <w:t>Trigger·Grip·Pose</w:t>
+            </w:r>
+            <w:proofErr w:type="spellEnd"/>
+          </w:p>
+        </w:tc>
+      </w:tr>
+    </w:tbl>
+    <w:p>
+      <w:pPr>
+        <w:rPr>
+          <w:b/>
+          <w:bCs/>
+          <w:szCs w:val="22"/>
+        </w:rPr>
+      </w:pPr>
+      <w:r>
+        <w:rPr>
+          <w:b/>
+          <w:bCs/>
+          <w:szCs w:val="22"/>
+        </w:rPr>
+        <w:t>XR Interaction Toolkit</w:t>
+      </w:r>
+      <w:r>
+        <w:rPr>
           <w:rFonts w:hint="eastAsia"/>
           <w:b/>
           <w:bCs/>
           <w:szCs w:val="22"/>
         </w:rPr>
+        <w:t>와 내용이 겹친다 판단됨</w:t>
+      </w:r>
+    </w:p>
+    <w:p>
+      <w:pPr>
+        <w:rPr>
+          <w:b/>
+          <w:bCs/>
+          <w:szCs w:val="22"/>
+        </w:rPr>
       </w:pPr>
+    </w:p>
+    <w:p>
+      <w:pPr>
+        <w:rPr>
+          <w:b/>
+          <w:bCs/>
+          <w:szCs w:val="22"/>
+        </w:rPr>
+      </w:pPr>
+    </w:p>
+    <w:p>
+      <w:pPr>
+        <w:rPr>
+          <w:b/>
+          <w:bCs/>
+          <w:szCs w:val="22"/>
+        </w:rPr>
+      </w:pPr>
+    </w:p>
+    <w:p>
+      <w:pPr>
+        <w:rPr>
+          <w:b/>
+          <w:bCs/>
+          <w:szCs w:val="22"/>
+        </w:rPr>
+      </w:pPr>
+    </w:p>
+    <w:p>
+      <w:pPr>
+        <w:rPr>
+          <w:b/>
+          <w:bCs/>
+          <w:szCs w:val="22"/>
+        </w:rPr>
+      </w:pPr>
+    </w:p>
+    <w:p>
+      <w:pPr>
+        <w:rPr>
+          <w:b/>
+          <w:bCs/>
+          <w:szCs w:val="22"/>
+        </w:rPr>
+      </w:pPr>
+    </w:p>
+    <w:p>
+      <w:pPr>
+        <w:rPr>
+          <w:b/>
+          <w:bCs/>
+          <w:szCs w:val="22"/>
+        </w:rPr>
+      </w:pPr>
+    </w:p>
+    <w:p>
+      <w:pPr>
+        <w:rPr>
+          <w:b/>
+          <w:bCs/>
+          <w:szCs w:val="22"/>
+        </w:rPr>
+      </w:pPr>
+    </w:p>
+    <w:p>
+      <w:pPr>
+        <w:rPr>
+          <w:rFonts w:hint="eastAsia"/>
+          <w:b/>
+          <w:bCs/>
+          <w:szCs w:val="22"/>
+        </w:rPr>
+      </w:pPr>
+    </w:p>
+    <w:p>
+      <w:pPr>
+        <w:rPr>
+          <w:b/>
+          <w:bCs/>
+          <w:szCs w:val="22"/>
+        </w:rPr>
+      </w:pPr>
+    </w:p>
+    <w:p>
+      <w:pPr>
+        <w:rPr>
+          <w:b/>
+          <w:bCs/>
+          <w:szCs w:val="22"/>
+        </w:rPr>
+      </w:pPr>
+      <w:r>
+        <w:rPr>
+          <w:b/>
+          <w:bCs/>
+          <w:szCs w:val="22"/>
+        </w:rPr>
+        <w:lastRenderedPageBreak/>
+        <w:t>12. 프로파일링 / 성능 분석</w:t>
+      </w:r>
+    </w:p>
+    <w:tbl>
+      <w:tblPr>
+        <w:tblW w:w="0" w:type="auto"/>
+        <w:tblCellSpacing w:w="15" w:type="dxa"/>
+        <w:tblBorders>
+          <w:top w:val="single" w:sz="4" w:space="0" w:color="auto"/>
+          <w:left w:val="single" w:sz="4" w:space="0" w:color="auto"/>
+          <w:bottom w:val="single" w:sz="4" w:space="0" w:color="auto"/>
+          <w:right w:val="single" w:sz="4" w:space="0" w:color="auto"/>
+          <w:insideH w:val="single" w:sz="4" w:space="0" w:color="auto"/>
+          <w:insideV w:val="single" w:sz="4" w:space="0" w:color="auto"/>
+        </w:tblBorders>
+        <w:tblCellMar>
+          <w:top w:w="15" w:type="dxa"/>
+          <w:left w:w="15" w:type="dxa"/>
+          <w:bottom w:w="15" w:type="dxa"/>
+          <w:right w:w="15" w:type="dxa"/>
+        </w:tblCellMar>
+        <w:tblLook w:val="04A0" w:firstRow="1" w:lastRow="0" w:firstColumn="1" w:lastColumn="0" w:noHBand="0" w:noVBand="1"/>
+      </w:tblPr>
+      <w:tblGrid>
+        <w:gridCol w:w="2288"/>
+        <w:gridCol w:w="3159"/>
+        <w:gridCol w:w="2628"/>
+      </w:tblGrid>
+      <w:tr>
+        <w:trPr>
+          <w:tblHeader/>
+          <w:tblCellSpacing w:w="15" w:type="dxa"/>
+        </w:trPr>
+        <w:tc>
+          <w:tcPr>
+            <w:tcW w:w="0" w:type="auto"/>
+            <w:vAlign w:val="center"/>
+            <w:hideMark/>
+          </w:tcPr>
+          <w:p>
+            <w:pPr>
+              <w:rPr>
+                <w:b/>
+                <w:bCs/>
+                <w:szCs w:val="22"/>
+              </w:rPr>
+            </w:pPr>
+            <w:r>
+              <w:rPr>
+                <w:b/>
+                <w:bCs/>
+                <w:szCs w:val="22"/>
+              </w:rPr>
+              <w:t>기능</w:t>
+            </w:r>
+          </w:p>
+        </w:tc>
+        <w:tc>
+          <w:tcPr>
+            <w:tcW w:w="0" w:type="auto"/>
+            <w:vAlign w:val="center"/>
+            <w:hideMark/>
+          </w:tcPr>
+          <w:p>
+            <w:pPr>
+              <w:rPr>
+                <w:b/>
+                <w:bCs/>
+                <w:szCs w:val="22"/>
+              </w:rPr>
+            </w:pPr>
+            <w:r>
+              <w:rPr>
+                <w:b/>
+                <w:bCs/>
+                <w:szCs w:val="22"/>
+              </w:rPr>
+              <w:t>무엇을 하는가</w:t>
+            </w:r>
+          </w:p>
+        </w:tc>
+        <w:tc>
+          <w:tcPr>
+            <w:tcW w:w="0" w:type="auto"/>
+            <w:vAlign w:val="center"/>
+            <w:hideMark/>
+          </w:tcPr>
+          <w:p>
+            <w:pPr>
+              <w:rPr>
+                <w:b/>
+                <w:bCs/>
+                <w:szCs w:val="22"/>
+              </w:rPr>
+            </w:pPr>
+            <w:r>
+              <w:rPr>
+                <w:b/>
+                <w:bCs/>
+                <w:szCs w:val="22"/>
+              </w:rPr>
+              <w:t>고급 활용 예</w:t>
+            </w:r>
+          </w:p>
+        </w:tc>
+      </w:tr>
+      <w:tr>
+        <w:trPr>
+          <w:tblCellSpacing w:w="15" w:type="dxa"/>
+        </w:trPr>
+        <w:tc>
+          <w:tcPr>
+            <w:tcW w:w="0" w:type="auto"/>
+            <w:vAlign w:val="center"/>
+            <w:hideMark/>
+          </w:tcPr>
+          <w:p>
+            <w:pPr>
+              <w:rPr>
+                <w:b/>
+                <w:bCs/>
+                <w:szCs w:val="22"/>
+              </w:rPr>
+            </w:pPr>
+            <w:r>
+              <w:rPr>
+                <w:b/>
+                <w:bCs/>
+                <w:szCs w:val="22"/>
+              </w:rPr>
+              <w:t>Unity Profiler</w:t>
+            </w:r>
+          </w:p>
+        </w:tc>
+        <w:tc>
+          <w:tcPr>
+            <w:tcW w:w="0" w:type="auto"/>
+            <w:vAlign w:val="center"/>
+            <w:hideMark/>
+          </w:tcPr>
+          <w:p>
+            <w:pPr>
+              <w:rPr>
+                <w:b/>
+                <w:bCs/>
+                <w:szCs w:val="22"/>
+              </w:rPr>
+            </w:pPr>
+            <w:r>
+              <w:rPr>
+                <w:b/>
+                <w:bCs/>
+                <w:szCs w:val="22"/>
+              </w:rPr>
+              <w:t>Runtime 성능 분석</w:t>
+            </w:r>
+          </w:p>
+        </w:tc>
+        <w:tc>
+          <w:tcPr>
+            <w:tcW w:w="0" w:type="auto"/>
+            <w:vAlign w:val="center"/>
+            <w:hideMark/>
+          </w:tcPr>
+          <w:p>
+            <w:pPr>
+              <w:rPr>
+                <w:b/>
+                <w:bCs/>
+                <w:szCs w:val="22"/>
+              </w:rPr>
+            </w:pPr>
+            <w:r>
+              <w:rPr>
+                <w:b/>
+                <w:bCs/>
+                <w:szCs w:val="22"/>
+              </w:rPr>
+              <w:t>CPU/GPU 병목 확인</w:t>
+            </w:r>
+          </w:p>
+        </w:tc>
+      </w:tr>
+      <w:tr>
+        <w:trPr>
+          <w:tblCellSpacing w:w="15" w:type="dxa"/>
+        </w:trPr>
+        <w:tc>
+          <w:tcPr>
+            <w:tcW w:w="0" w:type="auto"/>
+            <w:vAlign w:val="center"/>
+            <w:hideMark/>
+          </w:tcPr>
+          <w:p>
+            <w:pPr>
+              <w:rPr>
+                <w:b/>
+                <w:bCs/>
+                <w:szCs w:val="22"/>
+              </w:rPr>
+            </w:pPr>
+            <w:r>
+              <w:rPr>
+                <w:b/>
+                <w:bCs/>
+                <w:szCs w:val="22"/>
+              </w:rPr>
+              <w:t>CPU Profiler</w:t>
+            </w:r>
+          </w:p>
+        </w:tc>
+        <w:tc>
+          <w:tcPr>
+            <w:tcW w:w="0" w:type="auto"/>
+            <w:vAlign w:val="center"/>
+            <w:hideMark/>
+          </w:tcPr>
+          <w:p>
+            <w:pPr>
+              <w:rPr>
+                <w:b/>
+                <w:bCs/>
+                <w:szCs w:val="22"/>
+              </w:rPr>
+            </w:pPr>
+            <w:r>
+              <w:rPr>
+                <w:b/>
+                <w:bCs/>
+                <w:szCs w:val="22"/>
+              </w:rPr>
+              <w:t>CPU Frame 분석</w:t>
+            </w:r>
+          </w:p>
+        </w:tc>
+        <w:tc>
+          <w:tcPr>
+            <w:tcW w:w="0" w:type="auto"/>
+            <w:vAlign w:val="center"/>
+            <w:hideMark/>
+          </w:tcPr>
+          <w:p>
+            <w:pPr>
+              <w:rPr>
+                <w:b/>
+                <w:bCs/>
+                <w:szCs w:val="22"/>
+              </w:rPr>
+            </w:pPr>
+            <w:r>
+              <w:rPr>
+                <w:b/>
+                <w:bCs/>
+                <w:szCs w:val="22"/>
+              </w:rPr>
+              <w:t>AI Update 병목</w:t>
+            </w:r>
+          </w:p>
+        </w:tc>
+      </w:tr>
+      <w:tr>
+        <w:trPr>
+          <w:tblCellSpacing w:w="15" w:type="dxa"/>
+        </w:trPr>
+        <w:tc>
+          <w:tcPr>
+            <w:tcW w:w="0" w:type="auto"/>
+            <w:vAlign w:val="center"/>
+            <w:hideMark/>
+          </w:tcPr>
+          <w:p>
+            <w:pPr>
+              <w:rPr>
+                <w:b/>
+                <w:bCs/>
+                <w:szCs w:val="22"/>
+              </w:rPr>
+            </w:pPr>
+            <w:r>
+              <w:rPr>
+                <w:b/>
+                <w:bCs/>
+                <w:szCs w:val="22"/>
+              </w:rPr>
+              <w:t>GPU Profiler</w:t>
+            </w:r>
+          </w:p>
+        </w:tc>
+        <w:tc>
+          <w:tcPr>
+            <w:tcW w:w="0" w:type="auto"/>
+            <w:vAlign w:val="center"/>
+            <w:hideMark/>
+          </w:tcPr>
+          <w:p>
+            <w:pPr>
+              <w:rPr>
+                <w:b/>
+                <w:bCs/>
+                <w:szCs w:val="22"/>
+              </w:rPr>
+            </w:pPr>
+            <w:r>
+              <w:rPr>
+                <w:b/>
+                <w:bCs/>
+                <w:szCs w:val="22"/>
+              </w:rPr>
+              <w:t>GPU 렌더링 분석</w:t>
+            </w:r>
+          </w:p>
+        </w:tc>
+        <w:tc>
+          <w:tcPr>
+            <w:tcW w:w="0" w:type="auto"/>
+            <w:vAlign w:val="center"/>
+            <w:hideMark/>
+          </w:tcPr>
+          <w:p>
+            <w:pPr>
+              <w:rPr>
+                <w:b/>
+                <w:bCs/>
+                <w:szCs w:val="22"/>
+              </w:rPr>
+            </w:pPr>
+            <w:r>
+              <w:rPr>
+                <w:b/>
+                <w:bCs/>
+                <w:szCs w:val="22"/>
+              </w:rPr>
+              <w:t>VR GPU Frame Time</w:t>
+            </w:r>
+          </w:p>
+        </w:tc>
+      </w:tr>
+      <w:tr>
+        <w:trPr>
+          <w:tblCellSpacing w:w="15" w:type="dxa"/>
+        </w:trPr>
+        <w:tc>
+          <w:tcPr>
+            <w:tcW w:w="0" w:type="auto"/>
+            <w:vAlign w:val="center"/>
+            <w:hideMark/>
+          </w:tcPr>
+          <w:p>
+            <w:pPr>
+              <w:rPr>
+                <w:b/>
+                <w:bCs/>
+                <w:szCs w:val="22"/>
+              </w:rPr>
+            </w:pPr>
+            <w:r>
+              <w:rPr>
+                <w:b/>
+                <w:bCs/>
+                <w:szCs w:val="22"/>
+              </w:rPr>
+              <w:t>Memory Profiler</w:t>
+            </w:r>
+          </w:p>
+        </w:tc>
+        <w:tc>
+          <w:tcPr>
+            <w:tcW w:w="0" w:type="auto"/>
+            <w:vAlign w:val="center"/>
+            <w:hideMark/>
+          </w:tcPr>
+          <w:p>
+            <w:pPr>
+              <w:rPr>
+                <w:b/>
+                <w:bCs/>
+                <w:szCs w:val="22"/>
+              </w:rPr>
+            </w:pPr>
+            <w:r>
+              <w:rPr>
+                <w:b/>
+                <w:bCs/>
+                <w:szCs w:val="22"/>
+              </w:rPr>
+              <w:t>Memory 사용 분석</w:t>
+            </w:r>
+          </w:p>
+        </w:tc>
+        <w:tc>
+          <w:tcPr>
+            <w:tcW w:w="0" w:type="auto"/>
+            <w:vAlign w:val="center"/>
+            <w:hideMark/>
+          </w:tcPr>
+          <w:p>
+            <w:pPr>
+              <w:rPr>
+                <w:b/>
+                <w:bCs/>
+                <w:szCs w:val="22"/>
+              </w:rPr>
+            </w:pPr>
+            <w:proofErr w:type="spellStart"/>
+            <w:r>
+              <w:rPr>
+                <w:b/>
+                <w:bCs/>
+                <w:szCs w:val="22"/>
+              </w:rPr>
+              <w:t>Leak·GC</w:t>
+            </w:r>
+            <w:proofErr w:type="spellEnd"/>
+            <w:r>
+              <w:rPr>
+                <w:b/>
+                <w:bCs/>
+                <w:szCs w:val="22"/>
+              </w:rPr>
+              <w:t xml:space="preserve"> 확인</w:t>
+            </w:r>
+          </w:p>
+        </w:tc>
+      </w:tr>
+      <w:tr>
+        <w:trPr>
+          <w:tblCellSpacing w:w="15" w:type="dxa"/>
+        </w:trPr>
+        <w:tc>
+          <w:tcPr>
+            <w:tcW w:w="0" w:type="auto"/>
+            <w:vAlign w:val="center"/>
+            <w:hideMark/>
+          </w:tcPr>
+          <w:p>
+            <w:pPr>
+              <w:rPr>
+                <w:b/>
+                <w:bCs/>
+                <w:szCs w:val="22"/>
+              </w:rPr>
+            </w:pPr>
+            <w:r>
+              <w:rPr>
+                <w:b/>
+                <w:bCs/>
+                <w:szCs w:val="22"/>
+              </w:rPr>
+              <w:t>Physics Profiler</w:t>
+            </w:r>
+          </w:p>
+        </w:tc>
+        <w:tc>
+          <w:tcPr>
+            <w:tcW w:w="0" w:type="auto"/>
+            <w:vAlign w:val="center"/>
+            <w:hideMark/>
+          </w:tcPr>
+          <w:p>
+            <w:pPr>
+              <w:rPr>
+                <w:b/>
+                <w:bCs/>
+                <w:szCs w:val="22"/>
+              </w:rPr>
+            </w:pPr>
+            <w:r>
+              <w:rPr>
+                <w:b/>
+                <w:bCs/>
+                <w:szCs w:val="22"/>
+              </w:rPr>
+              <w:t>Physics 연산 비용 분석</w:t>
+            </w:r>
+          </w:p>
+        </w:tc>
+        <w:tc>
+          <w:tcPr>
+            <w:tcW w:w="0" w:type="auto"/>
+            <w:vAlign w:val="center"/>
+            <w:hideMark/>
+          </w:tcPr>
+          <w:p>
+            <w:pPr>
+              <w:rPr>
+                <w:b/>
+                <w:bCs/>
+                <w:szCs w:val="22"/>
+              </w:rPr>
+            </w:pPr>
+            <w:r>
+              <w:rPr>
+                <w:b/>
+                <w:bCs/>
+                <w:szCs w:val="22"/>
+              </w:rPr>
+              <w:t>Collider 최적화</w:t>
+            </w:r>
+          </w:p>
+        </w:tc>
+      </w:tr>
+      <w:tr>
+        <w:trPr>
+          <w:tblCellSpacing w:w="15" w:type="dxa"/>
+        </w:trPr>
+        <w:tc>
+          <w:tcPr>
+            <w:tcW w:w="0" w:type="auto"/>
+            <w:vAlign w:val="center"/>
+            <w:hideMark/>
+          </w:tcPr>
+          <w:p>
+            <w:pPr>
+              <w:rPr>
+                <w:b/>
+                <w:bCs/>
+                <w:szCs w:val="22"/>
+              </w:rPr>
+            </w:pPr>
+            <w:r>
+              <w:rPr>
+                <w:b/>
+                <w:bCs/>
+                <w:szCs w:val="22"/>
+              </w:rPr>
+              <w:t>Rendering Profiler</w:t>
+            </w:r>
+          </w:p>
+        </w:tc>
+        <w:tc>
+          <w:tcPr>
+            <w:tcW w:w="0" w:type="auto"/>
+            <w:vAlign w:val="center"/>
+            <w:hideMark/>
+          </w:tcPr>
+          <w:p>
+            <w:pPr>
+              <w:rPr>
+                <w:b/>
+                <w:bCs/>
+                <w:szCs w:val="22"/>
+              </w:rPr>
+            </w:pPr>
+            <w:r>
+              <w:rPr>
+                <w:b/>
+                <w:bCs/>
+                <w:szCs w:val="22"/>
+              </w:rPr>
+              <w:t xml:space="preserve">Draw </w:t>
+            </w:r>
+            <w:proofErr w:type="spellStart"/>
+            <w:r>
+              <w:rPr>
+                <w:b/>
+                <w:bCs/>
+                <w:szCs w:val="22"/>
+              </w:rPr>
+              <w:t>Call·Batch</w:t>
+            </w:r>
+            <w:proofErr w:type="spellEnd"/>
+            <w:r>
+              <w:rPr>
+                <w:b/>
+                <w:bCs/>
+                <w:szCs w:val="22"/>
+              </w:rPr>
+              <w:t xml:space="preserve"> 분석</w:t>
+            </w:r>
+          </w:p>
+        </w:tc>
+        <w:tc>
+          <w:tcPr>
+            <w:tcW w:w="0" w:type="auto"/>
+            <w:vAlign w:val="center"/>
+            <w:hideMark/>
+          </w:tcPr>
+          <w:p>
+            <w:pPr>
+              <w:rPr>
+                <w:b/>
+                <w:bCs/>
+                <w:szCs w:val="22"/>
+              </w:rPr>
+            </w:pPr>
+            <w:r>
+              <w:rPr>
+                <w:b/>
+                <w:bCs/>
+                <w:szCs w:val="22"/>
+              </w:rPr>
+              <w:t>렌더링 최적화</w:t>
+            </w:r>
+          </w:p>
+        </w:tc>
+      </w:tr>
+      <w:tr>
+        <w:trPr>
+          <w:tblCellSpacing w:w="15" w:type="dxa"/>
+        </w:trPr>
+        <w:tc>
+          <w:tcPr>
+            <w:tcW w:w="0" w:type="auto"/>
+            <w:vAlign w:val="center"/>
+            <w:hideMark/>
+          </w:tcPr>
+          <w:p>
+            <w:pPr>
+              <w:rPr>
+                <w:b/>
+                <w:bCs/>
+                <w:szCs w:val="22"/>
+              </w:rPr>
+            </w:pPr>
+            <w:proofErr w:type="spellStart"/>
+            <w:r>
+              <w:rPr>
+                <w:b/>
+                <w:bCs/>
+                <w:szCs w:val="22"/>
+              </w:rPr>
+              <w:t>ProfilerMarker</w:t>
+            </w:r>
+            <w:proofErr w:type="spellEnd"/>
+          </w:p>
+        </w:tc>
+        <w:tc>
+          <w:tcPr>
+            <w:tcW w:w="0" w:type="auto"/>
+            <w:vAlign w:val="center"/>
+            <w:hideMark/>
+          </w:tcPr>
+          <w:p>
+            <w:pPr>
+              <w:rPr>
+                <w:b/>
+                <w:bCs/>
+                <w:szCs w:val="22"/>
+              </w:rPr>
+            </w:pPr>
+            <w:r>
+              <w:rPr>
+                <w:b/>
+                <w:bCs/>
+                <w:szCs w:val="22"/>
+              </w:rPr>
+              <w:t>코드 특정 영역 직접 측정</w:t>
+            </w:r>
+          </w:p>
+        </w:tc>
+        <w:tc>
+          <w:tcPr>
+            <w:tcW w:w="0" w:type="auto"/>
+            <w:vAlign w:val="center"/>
+            <w:hideMark/>
+          </w:tcPr>
+          <w:p>
+            <w:pPr>
+              <w:rPr>
+                <w:b/>
+                <w:bCs/>
+                <w:szCs w:val="22"/>
+              </w:rPr>
+            </w:pPr>
+            <w:r>
+              <w:rPr>
+                <w:b/>
+                <w:bCs/>
+                <w:szCs w:val="22"/>
+              </w:rPr>
+              <w:t>AI 계산 시간 측정</w:t>
+            </w:r>
+          </w:p>
+        </w:tc>
+      </w:tr>
+      <w:tr>
+        <w:trPr>
+          <w:tblCellSpacing w:w="15" w:type="dxa"/>
+        </w:trPr>
+        <w:tc>
+          <w:tcPr>
+            <w:tcW w:w="0" w:type="auto"/>
+            <w:vAlign w:val="center"/>
+            <w:hideMark/>
+          </w:tcPr>
+          <w:p>
+            <w:pPr>
+              <w:rPr>
+                <w:b/>
+                <w:bCs/>
+                <w:szCs w:val="22"/>
+              </w:rPr>
+            </w:pPr>
+            <w:proofErr w:type="spellStart"/>
+            <w:r>
+              <w:rPr>
+                <w:b/>
+                <w:bCs/>
+                <w:szCs w:val="22"/>
+              </w:rPr>
+              <w:t>ProfilerRecorder</w:t>
+            </w:r>
+            <w:proofErr w:type="spellEnd"/>
+          </w:p>
+        </w:tc>
+        <w:tc>
+          <w:tcPr>
+            <w:tcW w:w="0" w:type="auto"/>
+            <w:vAlign w:val="center"/>
+            <w:hideMark/>
+          </w:tcPr>
+          <w:p>
+            <w:pPr>
+              <w:rPr>
+                <w:b/>
+                <w:bCs/>
+                <w:szCs w:val="22"/>
+              </w:rPr>
+            </w:pPr>
+            <w:r>
+              <w:rPr>
+                <w:b/>
+                <w:bCs/>
+                <w:szCs w:val="22"/>
+              </w:rPr>
+              <w:t>Runtime 성능 수치 기록</w:t>
+            </w:r>
+          </w:p>
+        </w:tc>
+        <w:tc>
+          <w:tcPr>
+            <w:tcW w:w="0" w:type="auto"/>
+            <w:vAlign w:val="center"/>
+            <w:hideMark/>
+          </w:tcPr>
+          <w:p>
+            <w:pPr>
+              <w:rPr>
+                <w:b/>
+                <w:bCs/>
+                <w:szCs w:val="22"/>
+              </w:rPr>
+            </w:pPr>
+            <w:r>
+              <w:rPr>
+                <w:b/>
+                <w:bCs/>
+                <w:szCs w:val="22"/>
+              </w:rPr>
+              <w:t>FPS·GC 로그</w:t>
+            </w:r>
+          </w:p>
+        </w:tc>
+      </w:tr>
+      <w:tr>
+        <w:trPr>
+          <w:tblCellSpacing w:w="15" w:type="dxa"/>
+        </w:trPr>
+        <w:tc>
+          <w:tcPr>
+            <w:tcW w:w="0" w:type="auto"/>
+            <w:vAlign w:val="center"/>
+            <w:hideMark/>
+          </w:tcPr>
+          <w:p>
+            <w:pPr>
+              <w:rPr>
+                <w:b/>
+                <w:bCs/>
+                <w:szCs w:val="22"/>
+              </w:rPr>
+            </w:pPr>
+            <w:r>
+              <w:rPr>
+                <w:b/>
+                <w:bCs/>
+                <w:szCs w:val="22"/>
+              </w:rPr>
+              <w:t>Deep Profiling</w:t>
+            </w:r>
+          </w:p>
+        </w:tc>
+        <w:tc>
+          <w:tcPr>
+            <w:tcW w:w="0" w:type="auto"/>
+            <w:vAlign w:val="center"/>
+            <w:hideMark/>
+          </w:tcPr>
+          <w:p>
+            <w:pPr>
+              <w:rPr>
+                <w:b/>
+                <w:bCs/>
+                <w:szCs w:val="22"/>
+              </w:rPr>
+            </w:pPr>
+            <w:r>
+              <w:rPr>
+                <w:b/>
+                <w:bCs/>
+                <w:szCs w:val="22"/>
+              </w:rPr>
+              <w:t>함수 단위 세밀한 Profiling</w:t>
+            </w:r>
+          </w:p>
+        </w:tc>
+        <w:tc>
+          <w:tcPr>
+            <w:tcW w:w="0" w:type="auto"/>
+            <w:vAlign w:val="center"/>
+            <w:hideMark/>
+          </w:tcPr>
+          <w:p>
+            <w:pPr>
+              <w:rPr>
+                <w:b/>
+                <w:bCs/>
+                <w:szCs w:val="22"/>
+              </w:rPr>
+            </w:pPr>
+            <w:r>
+              <w:rPr>
+                <w:b/>
+                <w:bCs/>
+                <w:szCs w:val="22"/>
+              </w:rPr>
+              <w:t>성능 병목 추적</w:t>
+            </w:r>
+          </w:p>
+        </w:tc>
+      </w:tr>
+      <w:tr>
+        <w:trPr>
+          <w:tblCellSpacing w:w="15" w:type="dxa"/>
+        </w:trPr>
+        <w:tc>
+          <w:tcPr>
+            <w:tcW w:w="0" w:type="auto"/>
+            <w:vAlign w:val="center"/>
+            <w:hideMark/>
+          </w:tcPr>
+          <w:p>
+            <w:pPr>
+              <w:rPr>
+                <w:b/>
+                <w:bCs/>
+                <w:szCs w:val="22"/>
+              </w:rPr>
+            </w:pPr>
+            <w:r>
+              <w:rPr>
+                <w:b/>
+                <w:bCs/>
+                <w:szCs w:val="22"/>
+              </w:rPr>
+              <w:t>Frame Debugger</w:t>
+            </w:r>
+          </w:p>
+        </w:tc>
+        <w:tc>
+          <w:tcPr>
+            <w:tcW w:w="0" w:type="auto"/>
+            <w:vAlign w:val="center"/>
+            <w:hideMark/>
+          </w:tcPr>
+          <w:p>
+            <w:pPr>
+              <w:rPr>
+                <w:b/>
+                <w:bCs/>
+                <w:szCs w:val="22"/>
+              </w:rPr>
+            </w:pPr>
+            <w:r>
+              <w:rPr>
+                <w:b/>
+                <w:bCs/>
+                <w:szCs w:val="22"/>
+              </w:rPr>
+              <w:t>Frame의 Draw Call 순서 분석</w:t>
+            </w:r>
+          </w:p>
+        </w:tc>
+        <w:tc>
+          <w:tcPr>
+            <w:tcW w:w="0" w:type="auto"/>
+            <w:vAlign w:val="center"/>
+            <w:hideMark/>
+          </w:tcPr>
+          <w:p>
+            <w:pPr>
+              <w:rPr>
+                <w:b/>
+                <w:bCs/>
+                <w:szCs w:val="22"/>
+              </w:rPr>
+            </w:pPr>
+            <w:proofErr w:type="spellStart"/>
+            <w:r>
+              <w:rPr>
+                <w:b/>
+                <w:bCs/>
+                <w:szCs w:val="22"/>
+              </w:rPr>
+              <w:t>Shader·RenderPass</w:t>
+            </w:r>
+            <w:proofErr w:type="spellEnd"/>
+            <w:r>
+              <w:rPr>
+                <w:b/>
+                <w:bCs/>
+                <w:szCs w:val="22"/>
+              </w:rPr>
+              <w:t xml:space="preserve"> 분석</w:t>
+            </w:r>
+          </w:p>
+        </w:tc>
+      </w:tr>
+      <w:tr>
+        <w:trPr>
+          <w:tblCellSpacing w:w="15" w:type="dxa"/>
+        </w:trPr>
+        <w:tc>
+          <w:tcPr>
+            <w:tcW w:w="0" w:type="auto"/>
+            <w:vAlign w:val="center"/>
+            <w:hideMark/>
+          </w:tcPr>
+          <w:p>
+            <w:pPr>
+              <w:rPr>
+                <w:b/>
+                <w:bCs/>
+                <w:szCs w:val="22"/>
+              </w:rPr>
+            </w:pPr>
+            <w:r>
+              <w:rPr>
+                <w:b/>
+                <w:bCs/>
+                <w:szCs w:val="22"/>
+              </w:rPr>
+              <w:t>Rendering Debugger</w:t>
+            </w:r>
+          </w:p>
+        </w:tc>
+        <w:tc>
+          <w:tcPr>
+            <w:tcW w:w="0" w:type="auto"/>
+            <w:vAlign w:val="center"/>
+            <w:hideMark/>
+          </w:tcPr>
+          <w:p>
+            <w:pPr>
+              <w:rPr>
+                <w:b/>
+                <w:bCs/>
+                <w:szCs w:val="22"/>
+              </w:rPr>
+            </w:pPr>
+            <w:r>
+              <w:rPr>
+                <w:b/>
+                <w:bCs/>
+                <w:szCs w:val="22"/>
+              </w:rPr>
+              <w:t>Renderer 내부 상태 분석</w:t>
+            </w:r>
+          </w:p>
+        </w:tc>
+        <w:tc>
+          <w:tcPr>
+            <w:tcW w:w="0" w:type="auto"/>
+            <w:vAlign w:val="center"/>
+            <w:hideMark/>
+          </w:tcPr>
+          <w:p>
+            <w:pPr>
+              <w:rPr>
+                <w:b/>
+                <w:bCs/>
+                <w:szCs w:val="22"/>
+              </w:rPr>
+            </w:pPr>
+            <w:r>
+              <w:rPr>
+                <w:b/>
+                <w:bCs/>
+                <w:szCs w:val="22"/>
+              </w:rPr>
+              <w:t>URP Debug</w:t>
+            </w:r>
+          </w:p>
+        </w:tc>
+      </w:tr>
+      <w:tr>
+        <w:trPr>
+          <w:tblCellSpacing w:w="15" w:type="dxa"/>
+        </w:trPr>
+        <w:tc>
+          <w:tcPr>
+            <w:tcW w:w="0" w:type="auto"/>
+            <w:vAlign w:val="center"/>
+            <w:hideMark/>
+          </w:tcPr>
+          <w:p>
+            <w:pPr>
+              <w:rPr>
+                <w:b/>
+                <w:bCs/>
+                <w:szCs w:val="22"/>
+              </w:rPr>
+            </w:pPr>
+            <w:r>
+              <w:rPr>
+                <w:b/>
+                <w:bCs/>
+                <w:szCs w:val="22"/>
+              </w:rPr>
+              <w:t>Memory Snapshot</w:t>
+            </w:r>
+          </w:p>
+        </w:tc>
+        <w:tc>
+          <w:tcPr>
+            <w:tcW w:w="0" w:type="auto"/>
+            <w:vAlign w:val="center"/>
+            <w:hideMark/>
+          </w:tcPr>
+          <w:p>
+            <w:pPr>
+              <w:rPr>
+                <w:b/>
+                <w:bCs/>
+                <w:szCs w:val="22"/>
+              </w:rPr>
+            </w:pPr>
+            <w:r>
+              <w:rPr>
+                <w:b/>
+                <w:bCs/>
+                <w:szCs w:val="22"/>
+              </w:rPr>
+              <w:t>Memory 상태 저장·비교</w:t>
+            </w:r>
+          </w:p>
+        </w:tc>
+        <w:tc>
+          <w:tcPr>
+            <w:tcW w:w="0" w:type="auto"/>
+            <w:vAlign w:val="center"/>
+            <w:hideMark/>
+          </w:tcPr>
+          <w:p>
+            <w:pPr>
+              <w:rPr>
+                <w:b/>
+                <w:bCs/>
+                <w:szCs w:val="22"/>
+              </w:rPr>
+            </w:pPr>
+            <w:r>
+              <w:rPr>
+                <w:b/>
+                <w:bCs/>
+                <w:szCs w:val="22"/>
+              </w:rPr>
+              <w:t>Memory Leak 탐색</w:t>
+            </w:r>
+          </w:p>
+        </w:tc>
+      </w:tr>
+    </w:tbl>
+    <w:p>
+      <w:pPr>
+        <w:rPr>
+          <w:b/>
+          <w:bCs/>
+          <w:szCs w:val="22"/>
+        </w:rPr>
+      </w:pPr>
+      <w:r>
+        <w:rPr>
+          <w:rFonts w:hint="eastAsia"/>
+          <w:b/>
+          <w:bCs/>
+          <w:szCs w:val="22"/>
+        </w:rPr>
+        <w:t>개발 중 필요 시에 채택</w:t>
+      </w:r>
+    </w:p>
+    <w:p>
+      <w:pPr>
+        <w:rPr>
+          <w:b/>
+          <w:bCs/>
+          <w:szCs w:val="22"/>
+        </w:rPr>
+      </w:pPr>
+    </w:p>
+    <w:p>
+      <w:pPr>
+        <w:rPr>
+          <w:b/>
+          <w:bCs/>
+          <w:szCs w:val="22"/>
+        </w:rPr>
+      </w:pPr>
+    </w:p>
+    <w:p>
+      <w:pPr>
+        <w:rPr>
+          <w:b/>
+          <w:bCs/>
+          <w:szCs w:val="22"/>
+        </w:rPr>
+      </w:pPr>
+    </w:p>
+    <w:p>
+      <w:pPr>
+        <w:rPr>
+          <w:b/>
+          <w:bCs/>
+          <w:szCs w:val="22"/>
+        </w:rPr>
+      </w:pPr>
+    </w:p>
+    <w:p>
+      <w:pPr>
+        <w:rPr>
+          <w:b/>
+          <w:bCs/>
+          <w:szCs w:val="22"/>
+        </w:rPr>
+      </w:pPr>
+    </w:p>
+    <w:p>
+      <w:pPr>
+        <w:rPr>
+          <w:b/>
+          <w:bCs/>
+          <w:szCs w:val="22"/>
+        </w:rPr>
+      </w:pPr>
+    </w:p>
+    <w:p>
+      <w:pPr>
+        <w:rPr>
+          <w:b/>
+          <w:bCs/>
+          <w:szCs w:val="22"/>
+        </w:rPr>
+      </w:pPr>
+    </w:p>
+    <w:p>
+      <w:pPr>
+        <w:rPr>
+          <w:b/>
+          <w:bCs/>
+          <w:szCs w:val="22"/>
+        </w:rPr>
+      </w:pPr>
+    </w:p>
+    <w:p>
+      <w:pPr>
+        <w:rPr>
+          <w:b/>
+          <w:bCs/>
+          <w:szCs w:val="22"/>
+        </w:rPr>
+      </w:pPr>
+      <w:r>
+        <w:rPr>
+          <w:b/>
+          <w:bCs/>
+          <w:szCs w:val="22"/>
+        </w:rPr>
+        <w:lastRenderedPageBreak/>
+        <w:t>13. Editor 확장</w:t>
+      </w:r>
+    </w:p>
+    <w:tbl>
+      <w:tblPr>
+        <w:tblW w:w="0" w:type="auto"/>
+        <w:tblCellSpacing w:w="15" w:type="dxa"/>
+        <w:tblBorders>
+          <w:top w:val="single" w:sz="4" w:space="0" w:color="auto"/>
+          <w:left w:val="single" w:sz="4" w:space="0" w:color="auto"/>
+          <w:bottom w:val="single" w:sz="4" w:space="0" w:color="auto"/>
+          <w:right w:val="single" w:sz="4" w:space="0" w:color="auto"/>
+          <w:insideH w:val="single" w:sz="4" w:space="0" w:color="auto"/>
+          <w:insideV w:val="single" w:sz="4" w:space="0" w:color="auto"/>
+        </w:tblBorders>
+        <w:tblCellMar>
+          <w:top w:w="15" w:type="dxa"/>
+          <w:left w:w="15" w:type="dxa"/>
+          <w:bottom w:w="15" w:type="dxa"/>
+          <w:right w:w="15" w:type="dxa"/>
+        </w:tblCellMar>
+        <w:tblLook w:val="04A0" w:firstRow="1" w:lastRow="0" w:firstColumn="1" w:lastColumn="0" w:noHBand="0" w:noVBand="1"/>
+      </w:tblPr>
+      <w:tblGrid>
+        <w:gridCol w:w="2337"/>
+        <w:gridCol w:w="3656"/>
+        <w:gridCol w:w="3023"/>
+      </w:tblGrid>
+      <w:tr>
+        <w:trPr>
+          <w:tblHeader/>
+          <w:tblCellSpacing w:w="15" w:type="dxa"/>
+        </w:trPr>
+        <w:tc>
+          <w:tcPr>
+            <w:tcW w:w="0" w:type="auto"/>
+            <w:vAlign w:val="center"/>
+            <w:hideMark/>
+          </w:tcPr>
+          <w:p>
+            <w:pPr>
+              <w:rPr>
+                <w:b/>
+                <w:bCs/>
+                <w:szCs w:val="22"/>
+              </w:rPr>
+            </w:pPr>
+            <w:r>
+              <w:rPr>
+                <w:b/>
+                <w:bCs/>
+                <w:szCs w:val="22"/>
+              </w:rPr>
+              <w:t>기능</w:t>
+            </w:r>
+          </w:p>
+        </w:tc>
+        <w:tc>
+          <w:tcPr>
+            <w:tcW w:w="0" w:type="auto"/>
+            <w:vAlign w:val="center"/>
+            <w:hideMark/>
+          </w:tcPr>
+          <w:p>
+            <w:pPr>
+              <w:rPr>
+                <w:b/>
+                <w:bCs/>
+                <w:szCs w:val="22"/>
+              </w:rPr>
+            </w:pPr>
+            <w:r>
+              <w:rPr>
+                <w:b/>
+                <w:bCs/>
+                <w:szCs w:val="22"/>
+              </w:rPr>
+              <w:t>무엇을 하는가</w:t>
+            </w:r>
+          </w:p>
+        </w:tc>
+        <w:tc>
+          <w:tcPr>
+            <w:tcW w:w="0" w:type="auto"/>
+            <w:vAlign w:val="center"/>
+            <w:hideMark/>
+          </w:tcPr>
+          <w:p>
+            <w:pPr>
+              <w:rPr>
+                <w:b/>
+                <w:bCs/>
+                <w:szCs w:val="22"/>
+              </w:rPr>
+            </w:pPr>
+            <w:r>
+              <w:rPr>
+                <w:b/>
+                <w:bCs/>
+                <w:szCs w:val="22"/>
+              </w:rPr>
+              <w:t>고급 활용 예</w:t>
+            </w:r>
+          </w:p>
+        </w:tc>
+      </w:tr>
+      <w:tr>
+        <w:trPr>
+          <w:tblCellSpacing w:w="15" w:type="dxa"/>
+        </w:trPr>
+        <w:tc>
+          <w:tcPr>
+            <w:tcW w:w="0" w:type="auto"/>
+            <w:vAlign w:val="center"/>
+            <w:hideMark/>
+          </w:tcPr>
+          <w:p>
+            <w:pPr>
+              <w:rPr>
+                <w:b/>
+                <w:bCs/>
+                <w:szCs w:val="22"/>
+              </w:rPr>
+            </w:pPr>
+            <w:r>
+              <w:rPr>
+                <w:b/>
+                <w:bCs/>
+                <w:szCs w:val="22"/>
+              </w:rPr>
+              <w:t>Custom Editor</w:t>
+            </w:r>
+          </w:p>
+        </w:tc>
+        <w:tc>
+          <w:tcPr>
+            <w:tcW w:w="0" w:type="auto"/>
+            <w:vAlign w:val="center"/>
+            <w:hideMark/>
+          </w:tcPr>
+          <w:p>
+            <w:pPr>
+              <w:rPr>
+                <w:b/>
+                <w:bCs/>
+                <w:szCs w:val="22"/>
+              </w:rPr>
+            </w:pPr>
+            <w:r>
+              <w:rPr>
+                <w:b/>
+                <w:bCs/>
+                <w:szCs w:val="22"/>
+              </w:rPr>
+              <w:t>Inspector 동작 직접 제작</w:t>
+            </w:r>
+          </w:p>
+        </w:tc>
+        <w:tc>
+          <w:tcPr>
+            <w:tcW w:w="0" w:type="auto"/>
+            <w:vAlign w:val="center"/>
+            <w:hideMark/>
+          </w:tcPr>
+          <w:p>
+            <w:pPr>
+              <w:rPr>
+                <w:b/>
+                <w:bCs/>
+                <w:szCs w:val="22"/>
+              </w:rPr>
+            </w:pPr>
+            <w:r>
+              <w:rPr>
+                <w:b/>
+                <w:bCs/>
+                <w:szCs w:val="22"/>
+              </w:rPr>
+              <w:t>Tank Component 전용 Inspector</w:t>
+            </w:r>
+          </w:p>
+        </w:tc>
+      </w:tr>
+      <w:tr>
+        <w:trPr>
+          <w:tblCellSpacing w:w="15" w:type="dxa"/>
+        </w:trPr>
+        <w:tc>
+          <w:tcPr>
+            <w:tcW w:w="0" w:type="auto"/>
+            <w:vAlign w:val="center"/>
+            <w:hideMark/>
+          </w:tcPr>
+          <w:p>
+            <w:pPr>
+              <w:rPr>
+                <w:b/>
+                <w:bCs/>
+                <w:szCs w:val="22"/>
+              </w:rPr>
+            </w:pPr>
+            <w:r>
+              <w:rPr>
+                <w:b/>
+                <w:bCs/>
+                <w:szCs w:val="22"/>
+              </w:rPr>
+              <w:t>Custom Inspector</w:t>
+            </w:r>
+          </w:p>
+        </w:tc>
+        <w:tc>
+          <w:tcPr>
+            <w:tcW w:w="0" w:type="auto"/>
+            <w:vAlign w:val="center"/>
+            <w:hideMark/>
+          </w:tcPr>
+          <w:p>
+            <w:pPr>
+              <w:rPr>
+                <w:b/>
+                <w:bCs/>
+                <w:szCs w:val="22"/>
+              </w:rPr>
+            </w:pPr>
+            <w:r>
+              <w:rPr>
+                <w:b/>
+                <w:bCs/>
+                <w:szCs w:val="22"/>
+              </w:rPr>
+              <w:t>Inspector UI 변경</w:t>
+            </w:r>
+          </w:p>
+        </w:tc>
+        <w:tc>
+          <w:tcPr>
+            <w:tcW w:w="0" w:type="auto"/>
+            <w:vAlign w:val="center"/>
+            <w:hideMark/>
+          </w:tcPr>
+          <w:p>
+            <w:pPr>
+              <w:rPr>
+                <w:b/>
+                <w:bCs/>
+                <w:szCs w:val="22"/>
+              </w:rPr>
+            </w:pPr>
+            <w:r>
+              <w:rPr>
+                <w:b/>
+                <w:bCs/>
+                <w:szCs w:val="22"/>
+              </w:rPr>
+              <w:t>AI Parameter 편집</w:t>
+            </w:r>
+          </w:p>
+        </w:tc>
+      </w:tr>
+      <w:tr>
+        <w:trPr>
+          <w:tblCellSpacing w:w="15" w:type="dxa"/>
+        </w:trPr>
+        <w:tc>
+          <w:tcPr>
+            <w:tcW w:w="0" w:type="auto"/>
+            <w:vAlign w:val="center"/>
+            <w:hideMark/>
+          </w:tcPr>
+          <w:p>
+            <w:pPr>
+              <w:rPr>
+                <w:b/>
+                <w:bCs/>
+                <w:szCs w:val="22"/>
+              </w:rPr>
+            </w:pPr>
+            <w:r>
+              <w:rPr>
+                <w:b/>
+                <w:bCs/>
+                <w:szCs w:val="22"/>
+              </w:rPr>
+              <w:t>EditorWindow</w:t>
+            </w:r>
+          </w:p>
+        </w:tc>
+        <w:tc>
+          <w:tcPr>
+            <w:tcW w:w="0" w:type="auto"/>
+            <w:vAlign w:val="center"/>
+            <w:hideMark/>
+          </w:tcPr>
+          <w:p>
+            <w:pPr>
+              <w:rPr>
+                <w:b/>
+                <w:bCs/>
+                <w:szCs w:val="22"/>
+              </w:rPr>
+            </w:pPr>
+            <w:r>
+              <w:rPr>
+                <w:b/>
+                <w:bCs/>
+                <w:szCs w:val="22"/>
+              </w:rPr>
+              <w:t>Unity 내부 Custom Tool 제작</w:t>
+            </w:r>
+          </w:p>
+        </w:tc>
+        <w:tc>
+          <w:tcPr>
+            <w:tcW w:w="0" w:type="auto"/>
+            <w:vAlign w:val="center"/>
+            <w:hideMark/>
+          </w:tcPr>
+          <w:p>
+            <w:pPr>
+              <w:rPr>
+                <w:b/>
+                <w:bCs/>
+                <w:szCs w:val="22"/>
+              </w:rPr>
+            </w:pPr>
+            <w:r>
+              <w:rPr>
+                <w:b/>
+                <w:bCs/>
+                <w:szCs w:val="22"/>
+              </w:rPr>
+              <w:t>Mission Editor</w:t>
+            </w:r>
+          </w:p>
+        </w:tc>
+      </w:tr>
+      <w:tr>
+        <w:trPr>
+          <w:tblCellSpacing w:w="15" w:type="dxa"/>
+        </w:trPr>
+        <w:tc>
+          <w:tcPr>
+            <w:tcW w:w="0" w:type="auto"/>
+            <w:vAlign w:val="center"/>
+            <w:hideMark/>
+          </w:tcPr>
+          <w:p>
+            <w:pPr>
+              <w:rPr>
+                <w:b/>
+                <w:bCs/>
+                <w:szCs w:val="22"/>
+              </w:rPr>
+            </w:pPr>
+            <w:proofErr w:type="spellStart"/>
+            <w:r>
+              <w:rPr>
+                <w:b/>
+                <w:bCs/>
+                <w:szCs w:val="22"/>
+              </w:rPr>
+              <w:t>PropertyDrawer</w:t>
+            </w:r>
+            <w:proofErr w:type="spellEnd"/>
+          </w:p>
+        </w:tc>
+        <w:tc>
+          <w:tcPr>
+            <w:tcW w:w="0" w:type="auto"/>
+            <w:vAlign w:val="center"/>
+            <w:hideMark/>
+          </w:tcPr>
+          <w:p>
+            <w:pPr>
+              <w:rPr>
+                <w:b/>
+                <w:bCs/>
+                <w:szCs w:val="22"/>
+              </w:rPr>
+            </w:pPr>
+            <w:r>
+              <w:rPr>
+                <w:b/>
+                <w:bCs/>
+                <w:szCs w:val="22"/>
+              </w:rPr>
+              <w:t>특정 변수 표시 방식 변경</w:t>
+            </w:r>
+          </w:p>
+        </w:tc>
+        <w:tc>
+          <w:tcPr>
+            <w:tcW w:w="0" w:type="auto"/>
+            <w:vAlign w:val="center"/>
+            <w:hideMark/>
+          </w:tcPr>
+          <w:p>
+            <w:pPr>
+              <w:rPr>
+                <w:b/>
+                <w:bCs/>
+                <w:szCs w:val="22"/>
+              </w:rPr>
+            </w:pPr>
+            <w:r>
+              <w:rPr>
+                <w:b/>
+                <w:bCs/>
+                <w:szCs w:val="22"/>
+              </w:rPr>
+              <w:t>복잡한 데이터 편집</w:t>
+            </w:r>
+          </w:p>
+        </w:tc>
+      </w:tr>
+      <w:tr>
+        <w:trPr>
+          <w:tblCellSpacing w:w="15" w:type="dxa"/>
+        </w:trPr>
+        <w:tc>
+          <w:tcPr>
+            <w:tcW w:w="0" w:type="auto"/>
+            <w:vAlign w:val="center"/>
+            <w:hideMark/>
+          </w:tcPr>
+          <w:p>
+            <w:pPr>
+              <w:rPr>
+                <w:b/>
+                <w:bCs/>
+                <w:szCs w:val="22"/>
+              </w:rPr>
+            </w:pPr>
+            <w:proofErr w:type="spellStart"/>
+            <w:r>
+              <w:rPr>
+                <w:b/>
+                <w:bCs/>
+                <w:szCs w:val="22"/>
+              </w:rPr>
+              <w:t>SerializedProperty</w:t>
+            </w:r>
+            <w:proofErr w:type="spellEnd"/>
+          </w:p>
+        </w:tc>
+        <w:tc>
+          <w:tcPr>
+            <w:tcW w:w="0" w:type="auto"/>
+            <w:vAlign w:val="center"/>
+            <w:hideMark/>
+          </w:tcPr>
+          <w:p>
+            <w:pPr>
+              <w:rPr>
+                <w:b/>
+                <w:bCs/>
+                <w:szCs w:val="22"/>
+              </w:rPr>
+            </w:pPr>
+            <w:r>
+              <w:rPr>
+                <w:b/>
+                <w:bCs/>
+                <w:szCs w:val="22"/>
+              </w:rPr>
+              <w:t>Unity Serialization을 유지하며 Editor 수정</w:t>
+            </w:r>
+          </w:p>
+        </w:tc>
+        <w:tc>
+          <w:tcPr>
+            <w:tcW w:w="0" w:type="auto"/>
+            <w:vAlign w:val="center"/>
+            <w:hideMark/>
+          </w:tcPr>
+          <w:p>
+            <w:pPr>
+              <w:rPr>
+                <w:b/>
+                <w:bCs/>
+                <w:szCs w:val="22"/>
+              </w:rPr>
+            </w:pPr>
+            <w:r>
+              <w:rPr>
+                <w:b/>
+                <w:bCs/>
+                <w:szCs w:val="22"/>
+              </w:rPr>
+              <w:t>안전한 Tool 제작</w:t>
+            </w:r>
+          </w:p>
+        </w:tc>
+      </w:tr>
+      <w:tr>
+        <w:trPr>
+          <w:tblCellSpacing w:w="15" w:type="dxa"/>
+        </w:trPr>
+        <w:tc>
+          <w:tcPr>
+            <w:tcW w:w="0" w:type="auto"/>
+            <w:vAlign w:val="center"/>
+            <w:hideMark/>
+          </w:tcPr>
+          <w:p>
+            <w:pPr>
+              <w:rPr>
+                <w:b/>
+                <w:bCs/>
+                <w:szCs w:val="22"/>
+              </w:rPr>
+            </w:pPr>
+            <w:r>
+              <w:rPr>
+                <w:b/>
+                <w:bCs/>
+                <w:szCs w:val="22"/>
+              </w:rPr>
+              <w:t>Handles</w:t>
+            </w:r>
+          </w:p>
+        </w:tc>
+        <w:tc>
+          <w:tcPr>
+            <w:tcW w:w="0" w:type="auto"/>
+            <w:vAlign w:val="center"/>
+            <w:hideMark/>
+          </w:tcPr>
+          <w:p>
+            <w:pPr>
+              <w:rPr>
+                <w:b/>
+                <w:bCs/>
+                <w:szCs w:val="22"/>
+              </w:rPr>
+            </w:pPr>
+            <w:r>
+              <w:rPr>
+                <w:b/>
+                <w:bCs/>
+                <w:szCs w:val="22"/>
+              </w:rPr>
+              <w:t>Scene에서 직접 편집 UI 제공</w:t>
+            </w:r>
+          </w:p>
+        </w:tc>
+        <w:tc>
+          <w:tcPr>
+            <w:tcW w:w="0" w:type="auto"/>
+            <w:vAlign w:val="center"/>
+            <w:hideMark/>
+          </w:tcPr>
+          <w:p>
+            <w:pPr>
+              <w:rPr>
+                <w:b/>
+                <w:bCs/>
+                <w:szCs w:val="22"/>
+              </w:rPr>
+            </w:pPr>
+            <w:r>
+              <w:rPr>
+                <w:b/>
+                <w:bCs/>
+                <w:szCs w:val="22"/>
+              </w:rPr>
+              <w:t>Patrol Route 편집</w:t>
+            </w:r>
+          </w:p>
+        </w:tc>
+      </w:tr>
+      <w:tr>
+        <w:trPr>
+          <w:tblCellSpacing w:w="15" w:type="dxa"/>
+        </w:trPr>
+        <w:tc>
+          <w:tcPr>
+            <w:tcW w:w="0" w:type="auto"/>
+            <w:vAlign w:val="center"/>
+            <w:hideMark/>
+          </w:tcPr>
+          <w:p>
+            <w:pPr>
+              <w:rPr>
+                <w:b/>
+                <w:bCs/>
+                <w:szCs w:val="22"/>
+              </w:rPr>
+            </w:pPr>
+            <w:r>
+              <w:rPr>
+                <w:b/>
+                <w:bCs/>
+                <w:szCs w:val="22"/>
+              </w:rPr>
+              <w:t>Gizmos</w:t>
+            </w:r>
+          </w:p>
+        </w:tc>
+        <w:tc>
+          <w:tcPr>
+            <w:tcW w:w="0" w:type="auto"/>
+            <w:vAlign w:val="center"/>
+            <w:hideMark/>
+          </w:tcPr>
+          <w:p>
+            <w:pPr>
+              <w:rPr>
+                <w:b/>
+                <w:bCs/>
+                <w:szCs w:val="22"/>
+              </w:rPr>
+            </w:pPr>
+            <w:r>
+              <w:rPr>
+                <w:b/>
+                <w:bCs/>
+                <w:szCs w:val="22"/>
+              </w:rPr>
+              <w:t>Scene에 Debug Visualization 표시</w:t>
+            </w:r>
+          </w:p>
+        </w:tc>
+        <w:tc>
+          <w:tcPr>
+            <w:tcW w:w="0" w:type="auto"/>
+            <w:vAlign w:val="center"/>
+            <w:hideMark/>
+          </w:tcPr>
+          <w:p>
+            <w:pPr>
+              <w:rPr>
+                <w:b/>
+                <w:bCs/>
+                <w:szCs w:val="22"/>
+              </w:rPr>
+            </w:pPr>
+            <w:r>
+              <w:rPr>
+                <w:b/>
+                <w:bCs/>
+                <w:szCs w:val="22"/>
+              </w:rPr>
+              <w:t>AI 감지범위</w:t>
+            </w:r>
+          </w:p>
+        </w:tc>
+      </w:tr>
+      <w:tr>
+        <w:trPr>
+          <w:tblCellSpacing w:w="15" w:type="dxa"/>
+        </w:trPr>
+        <w:tc>
+          <w:tcPr>
+            <w:tcW w:w="0" w:type="auto"/>
+            <w:vAlign w:val="center"/>
+            <w:hideMark/>
+          </w:tcPr>
+          <w:p>
+            <w:pPr>
+              <w:rPr>
+                <w:b/>
+                <w:bCs/>
+                <w:szCs w:val="22"/>
+              </w:rPr>
+            </w:pPr>
+            <w:proofErr w:type="spellStart"/>
+            <w:r>
+              <w:rPr>
+                <w:b/>
+                <w:bCs/>
+                <w:szCs w:val="22"/>
+              </w:rPr>
+              <w:t>EditorTool</w:t>
+            </w:r>
+            <w:proofErr w:type="spellEnd"/>
+          </w:p>
+        </w:tc>
+        <w:tc>
+          <w:tcPr>
+            <w:tcW w:w="0" w:type="auto"/>
+            <w:vAlign w:val="center"/>
+            <w:hideMark/>
+          </w:tcPr>
+          <w:p>
+            <w:pPr>
+              <w:rPr>
+                <w:b/>
+                <w:bCs/>
+                <w:szCs w:val="22"/>
+              </w:rPr>
+            </w:pPr>
+            <w:r>
+              <w:rPr>
+                <w:b/>
+                <w:bCs/>
+                <w:szCs w:val="22"/>
+              </w:rPr>
+              <w:t>Scene Tool 자체 제작</w:t>
+            </w:r>
+          </w:p>
+        </w:tc>
+        <w:tc>
+          <w:tcPr>
+            <w:tcW w:w="0" w:type="auto"/>
+            <w:vAlign w:val="center"/>
+            <w:hideMark/>
+          </w:tcPr>
+          <w:p>
+            <w:pPr>
+              <w:rPr>
+                <w:b/>
+                <w:bCs/>
+                <w:szCs w:val="22"/>
+              </w:rPr>
+            </w:pPr>
+            <w:r>
+              <w:rPr>
+                <w:b/>
+                <w:bCs/>
+                <w:szCs w:val="22"/>
+              </w:rPr>
+              <w:t>Spawn Tool</w:t>
+            </w:r>
+          </w:p>
+        </w:tc>
+      </w:tr>
+      <w:tr>
+        <w:trPr>
+          <w:tblCellSpacing w:w="15" w:type="dxa"/>
+        </w:trPr>
+        <w:tc>
+          <w:tcPr>
+            <w:tcW w:w="0" w:type="auto"/>
+            <w:vAlign w:val="center"/>
+            <w:hideMark/>
+          </w:tcPr>
+          <w:p>
+            <w:pPr>
+              <w:rPr>
+                <w:b/>
+                <w:bCs/>
+                <w:szCs w:val="22"/>
+              </w:rPr>
+            </w:pPr>
+            <w:proofErr w:type="spellStart"/>
+            <w:r>
+              <w:rPr>
+                <w:b/>
+                <w:bCs/>
+                <w:szCs w:val="22"/>
+              </w:rPr>
+              <w:t>AssetPostprocessor</w:t>
+            </w:r>
+            <w:proofErr w:type="spellEnd"/>
+          </w:p>
+        </w:tc>
+        <w:tc>
+          <w:tcPr>
+            <w:tcW w:w="0" w:type="auto"/>
+            <w:vAlign w:val="center"/>
+            <w:hideMark/>
+          </w:tcPr>
+          <w:p>
+            <w:pPr>
+              <w:rPr>
+                <w:b/>
+                <w:bCs/>
+                <w:szCs w:val="22"/>
+              </w:rPr>
+            </w:pPr>
+            <w:r>
+              <w:rPr>
+                <w:b/>
+                <w:bCs/>
+                <w:szCs w:val="22"/>
+              </w:rPr>
+              <w:t>Import 과정 자동 처리</w:t>
+            </w:r>
+          </w:p>
+        </w:tc>
+        <w:tc>
+          <w:tcPr>
+            <w:tcW w:w="0" w:type="auto"/>
+            <w:vAlign w:val="center"/>
+            <w:hideMark/>
+          </w:tcPr>
+          <w:p>
+            <w:pPr>
+              <w:rPr>
+                <w:b/>
+                <w:bCs/>
+                <w:szCs w:val="22"/>
+              </w:rPr>
+            </w:pPr>
+            <w:proofErr w:type="spellStart"/>
+            <w:r>
+              <w:rPr>
+                <w:b/>
+                <w:bCs/>
+                <w:szCs w:val="22"/>
+              </w:rPr>
+              <w:t>Texture·Model</w:t>
+            </w:r>
+            <w:proofErr w:type="spellEnd"/>
+            <w:r>
+              <w:rPr>
+                <w:b/>
+                <w:bCs/>
+                <w:szCs w:val="22"/>
+              </w:rPr>
+              <w:t xml:space="preserve"> 자동 설정</w:t>
+            </w:r>
+          </w:p>
+        </w:tc>
+      </w:tr>
+      <w:tr>
+        <w:trPr>
+          <w:tblCellSpacing w:w="15" w:type="dxa"/>
+        </w:trPr>
+        <w:tc>
+          <w:tcPr>
+            <w:tcW w:w="0" w:type="auto"/>
+            <w:vAlign w:val="center"/>
+            <w:hideMark/>
+          </w:tcPr>
+          <w:p>
+            <w:pPr>
+              <w:rPr>
+                <w:b/>
+                <w:bCs/>
+                <w:szCs w:val="22"/>
+              </w:rPr>
+            </w:pPr>
+            <w:proofErr w:type="spellStart"/>
+            <w:r>
+              <w:rPr>
+                <w:b/>
+                <w:bCs/>
+                <w:szCs w:val="22"/>
+              </w:rPr>
+              <w:t>ScriptedImporter</w:t>
+            </w:r>
+            <w:proofErr w:type="spellEnd"/>
+          </w:p>
+        </w:tc>
+        <w:tc>
+          <w:tcPr>
+            <w:tcW w:w="0" w:type="auto"/>
+            <w:vAlign w:val="center"/>
+            <w:hideMark/>
+          </w:tcPr>
+          <w:p>
+            <w:pPr>
+              <w:rPr>
+                <w:b/>
+                <w:bCs/>
+                <w:szCs w:val="22"/>
+              </w:rPr>
+            </w:pPr>
+            <w:r>
+              <w:rPr>
+                <w:b/>
+                <w:bCs/>
+                <w:szCs w:val="22"/>
+              </w:rPr>
+              <w:t>Custom File Format Import</w:t>
+            </w:r>
+          </w:p>
+        </w:tc>
+        <w:tc>
+          <w:tcPr>
+            <w:tcW w:w="0" w:type="auto"/>
+            <w:vAlign w:val="center"/>
+            <w:hideMark/>
+          </w:tcPr>
+          <w:p>
+            <w:pPr>
+              <w:rPr>
+                <w:b/>
+                <w:bCs/>
+                <w:szCs w:val="22"/>
+              </w:rPr>
+            </w:pPr>
+            <w:r>
+              <w:rPr>
+                <w:b/>
+                <w:bCs/>
+                <w:szCs w:val="22"/>
+              </w:rPr>
+              <w:t>자체 Mission 파일</w:t>
+            </w:r>
+          </w:p>
+        </w:tc>
+      </w:tr>
+      <w:tr>
+        <w:trPr>
+          <w:tblCellSpacing w:w="15" w:type="dxa"/>
+        </w:trPr>
+        <w:tc>
+          <w:tcPr>
+            <w:tcW w:w="0" w:type="auto"/>
+            <w:vAlign w:val="center"/>
+            <w:hideMark/>
+          </w:tcPr>
+          <w:p>
+            <w:pPr>
+              <w:rPr>
+                <w:b/>
+                <w:bCs/>
+                <w:szCs w:val="22"/>
+              </w:rPr>
+            </w:pPr>
+            <w:r>
+              <w:rPr>
+                <w:b/>
+                <w:bCs/>
+                <w:szCs w:val="22"/>
+              </w:rPr>
+              <w:t>Custom Build Pipeline</w:t>
+            </w:r>
+          </w:p>
+        </w:tc>
+        <w:tc>
+          <w:tcPr>
+            <w:tcW w:w="0" w:type="auto"/>
+            <w:vAlign w:val="center"/>
+            <w:hideMark/>
+          </w:tcPr>
+          <w:p>
+            <w:pPr>
+              <w:rPr>
+                <w:b/>
+                <w:bCs/>
+                <w:szCs w:val="22"/>
+              </w:rPr>
+            </w:pPr>
+            <w:r>
+              <w:rPr>
+                <w:b/>
+                <w:bCs/>
+                <w:szCs w:val="22"/>
+              </w:rPr>
+              <w:t>Build 과정 자동화</w:t>
+            </w:r>
+          </w:p>
+        </w:tc>
+        <w:tc>
+          <w:tcPr>
+            <w:tcW w:w="0" w:type="auto"/>
+            <w:vAlign w:val="center"/>
+            <w:hideMark/>
+          </w:tcPr>
+          <w:p>
+            <w:pPr>
+              <w:rPr>
+                <w:b/>
+                <w:bCs/>
+                <w:szCs w:val="22"/>
+              </w:rPr>
+            </w:pPr>
+            <w:r>
+              <w:rPr>
+                <w:b/>
+                <w:bCs/>
+                <w:szCs w:val="22"/>
+              </w:rPr>
+              <w:t>Client/Server 빌드</w:t>
+            </w:r>
+          </w:p>
+        </w:tc>
+      </w:tr>
+    </w:tbl>
+    <w:p>
+      <w:pPr>
+        <w:rPr>
+          <w:b/>
+          <w:bCs/>
+          <w:szCs w:val="22"/>
+        </w:rPr>
+      </w:pPr>
+      <w:r>
+        <w:rPr>
+          <w:rFonts w:hint="eastAsia"/>
+          <w:b/>
+          <w:bCs/>
+          <w:szCs w:val="22"/>
+        </w:rPr>
+        <w:t>필요한 기능이 있다고 판단되지 않음</w:t>
+      </w:r>
+    </w:p>
+    <w:p>
+      <w:pPr>
+        <w:rPr>
+          <w:b/>
+          <w:bCs/>
+          <w:szCs w:val="22"/>
+        </w:rPr>
+      </w:pPr>
+    </w:p>
+    <w:p>
+      <w:pPr>
+        <w:rPr>
+          <w:b/>
+          <w:bCs/>
+          <w:szCs w:val="22"/>
+        </w:rPr>
+      </w:pPr>
+    </w:p>
+    <w:p>
+      <w:pPr>
+        <w:rPr>
+          <w:b/>
+          <w:bCs/>
+          <w:szCs w:val="22"/>
+        </w:rPr>
+      </w:pPr>
+    </w:p>
+    <w:p>
+      <w:pPr>
+        <w:rPr>
+          <w:b/>
+          <w:bCs/>
+          <w:szCs w:val="22"/>
+        </w:rPr>
+      </w:pPr>
+    </w:p>
+    <w:p>
+      <w:pPr>
+        <w:rPr>
+          <w:b/>
+          <w:bCs/>
+          <w:szCs w:val="22"/>
+        </w:rPr>
+      </w:pPr>
+    </w:p>
+    <w:p>
+      <w:pPr>
+        <w:rPr>
+          <w:b/>
+          <w:bCs/>
+          <w:szCs w:val="22"/>
+        </w:rPr>
+      </w:pPr>
+    </w:p>
+    <w:p>
+      <w:pPr>
+        <w:rPr>
+          <w:b/>
+          <w:bCs/>
+          <w:szCs w:val="22"/>
+        </w:rPr>
+      </w:pPr>
+      <w:r>
+        <w:rPr>
+          <w:b/>
+          <w:bCs/>
+          <w:szCs w:val="22"/>
+        </w:rPr>
+        <w:lastRenderedPageBreak/>
+        <w:t>14. 데이터 / 콘텐츠 구조</w:t>
+      </w:r>
+    </w:p>
+    <w:tbl>
+      <w:tblPr>
+        <w:tblW w:w="0" w:type="auto"/>
+        <w:tblCellSpacing w:w="15" w:type="dxa"/>
+        <w:tblBorders>
+          <w:top w:val="single" w:sz="4" w:space="0" w:color="auto"/>
+          <w:left w:val="single" w:sz="4" w:space="0" w:color="auto"/>
+          <w:bottom w:val="single" w:sz="4" w:space="0" w:color="auto"/>
+          <w:right w:val="single" w:sz="4" w:space="0" w:color="auto"/>
+          <w:insideH w:val="single" w:sz="4" w:space="0" w:color="auto"/>
+          <w:insideV w:val="single" w:sz="4" w:space="0" w:color="auto"/>
+        </w:tblBorders>
+        <w:tblCellMar>
+          <w:top w:w="15" w:type="dxa"/>
+          <w:left w:w="15" w:type="dxa"/>
+          <w:bottom w:w="15" w:type="dxa"/>
+          <w:right w:w="15" w:type="dxa"/>
+        </w:tblCellMar>
+        <w:tblLook w:val="04A0" w:firstRow="1" w:lastRow="0" w:firstColumn="1" w:lastColumn="0" w:noHBand="0" w:noVBand="1"/>
+      </w:tblPr>
+      <w:tblGrid>
+        <w:gridCol w:w="3219"/>
+        <w:gridCol w:w="3500"/>
+        <w:gridCol w:w="2297"/>
+      </w:tblGrid>
+      <w:tr>
+        <w:trPr>
+          <w:tblHeader/>
+          <w:tblCellSpacing w:w="15" w:type="dxa"/>
+        </w:trPr>
+        <w:tc>
+          <w:tcPr>
+            <w:tcW w:w="0" w:type="auto"/>
+            <w:vAlign w:val="center"/>
+            <w:hideMark/>
+          </w:tcPr>
+          <w:p>
+            <w:pPr>
+              <w:rPr>
+                <w:b/>
+                <w:bCs/>
+                <w:szCs w:val="22"/>
+              </w:rPr>
+            </w:pPr>
+            <w:r>
+              <w:rPr>
+                <w:b/>
+                <w:bCs/>
+                <w:szCs w:val="22"/>
+              </w:rPr>
+              <w:t>기능</w:t>
+            </w:r>
+          </w:p>
+        </w:tc>
+        <w:tc>
+          <w:tcPr>
+            <w:tcW w:w="0" w:type="auto"/>
+            <w:vAlign w:val="center"/>
+            <w:hideMark/>
+          </w:tcPr>
+          <w:p>
+            <w:pPr>
+              <w:rPr>
+                <w:b/>
+                <w:bCs/>
+                <w:szCs w:val="22"/>
+              </w:rPr>
+            </w:pPr>
+            <w:r>
+              <w:rPr>
+                <w:b/>
+                <w:bCs/>
+                <w:szCs w:val="22"/>
+              </w:rPr>
+              <w:t>무엇을 하는가</w:t>
+            </w:r>
+          </w:p>
+        </w:tc>
+        <w:tc>
+          <w:tcPr>
+            <w:tcW w:w="0" w:type="auto"/>
+            <w:vAlign w:val="center"/>
+            <w:hideMark/>
+          </w:tcPr>
+          <w:p>
+            <w:pPr>
+              <w:rPr>
+                <w:b/>
+                <w:bCs/>
+                <w:szCs w:val="22"/>
+              </w:rPr>
+            </w:pPr>
+            <w:r>
+              <w:rPr>
+                <w:b/>
+                <w:bCs/>
+                <w:szCs w:val="22"/>
+              </w:rPr>
+              <w:t>고급 활용 예</w:t>
+            </w:r>
+          </w:p>
+        </w:tc>
+      </w:tr>
+      <w:tr>
+        <w:trPr>
+          <w:tblCellSpacing w:w="15" w:type="dxa"/>
+        </w:trPr>
+        <w:tc>
+          <w:tcPr>
+            <w:tcW w:w="0" w:type="auto"/>
+            <w:vAlign w:val="center"/>
+            <w:hideMark/>
+          </w:tcPr>
+          <w:p>
+            <w:pPr>
+              <w:rPr>
+                <w:b/>
+                <w:bCs/>
+                <w:szCs w:val="22"/>
+              </w:rPr>
+            </w:pPr>
+            <w:proofErr w:type="spellStart"/>
+            <w:r>
+              <w:rPr>
+                <w:b/>
+                <w:bCs/>
+                <w:szCs w:val="22"/>
+              </w:rPr>
+              <w:t>ScriptableObject</w:t>
+            </w:r>
+            <w:proofErr w:type="spellEnd"/>
+          </w:p>
+        </w:tc>
+        <w:tc>
+          <w:tcPr>
+            <w:tcW w:w="0" w:type="auto"/>
+            <w:vAlign w:val="center"/>
+            <w:hideMark/>
+          </w:tcPr>
+          <w:p>
+            <w:pPr>
+              <w:rPr>
+                <w:b/>
+                <w:bCs/>
+                <w:szCs w:val="22"/>
+              </w:rPr>
+            </w:pPr>
+            <w:proofErr w:type="spellStart"/>
+            <w:r>
+              <w:rPr>
+                <w:b/>
+                <w:bCs/>
+                <w:szCs w:val="22"/>
+              </w:rPr>
+              <w:t>GameObject</w:t>
+            </w:r>
+            <w:proofErr w:type="spellEnd"/>
+            <w:r>
+              <w:rPr>
+                <w:b/>
+                <w:bCs/>
+                <w:szCs w:val="22"/>
+              </w:rPr>
+              <w:t>와 독립된 데이터 Asset</w:t>
+            </w:r>
+          </w:p>
+        </w:tc>
+        <w:tc>
+          <w:tcPr>
+            <w:tcW w:w="0" w:type="auto"/>
+            <w:vAlign w:val="center"/>
+            <w:hideMark/>
+          </w:tcPr>
+          <w:p>
+            <w:pPr>
+              <w:rPr>
+                <w:b/>
+                <w:bCs/>
+                <w:szCs w:val="22"/>
+              </w:rPr>
+            </w:pPr>
+            <w:proofErr w:type="spellStart"/>
+            <w:r>
+              <w:rPr>
+                <w:b/>
+                <w:bCs/>
+                <w:szCs w:val="22"/>
+              </w:rPr>
+              <w:t>Tank·Weapon</w:t>
+            </w:r>
+            <w:proofErr w:type="spellEnd"/>
+            <w:r>
+              <w:rPr>
+                <w:b/>
+                <w:bCs/>
+                <w:szCs w:val="22"/>
+              </w:rPr>
+              <w:t xml:space="preserve"> 데이터</w:t>
+            </w:r>
+          </w:p>
+        </w:tc>
+      </w:tr>
+      <w:tr>
+        <w:trPr>
+          <w:tblCellSpacing w:w="15" w:type="dxa"/>
+        </w:trPr>
+        <w:tc>
+          <w:tcPr>
+            <w:tcW w:w="0" w:type="auto"/>
+            <w:vAlign w:val="center"/>
+            <w:hideMark/>
+          </w:tcPr>
+          <w:p>
+            <w:pPr>
+              <w:rPr>
+                <w:b/>
+                <w:bCs/>
+                <w:szCs w:val="22"/>
+              </w:rPr>
+            </w:pPr>
+            <w:proofErr w:type="spellStart"/>
+            <w:r>
+              <w:rPr>
+                <w:b/>
+                <w:bCs/>
+                <w:szCs w:val="22"/>
+              </w:rPr>
+              <w:t>SerializeReference</w:t>
+            </w:r>
+            <w:proofErr w:type="spellEnd"/>
+          </w:p>
+        </w:tc>
+        <w:tc>
+          <w:tcPr>
+            <w:tcW w:w="0" w:type="auto"/>
+            <w:vAlign w:val="center"/>
+            <w:hideMark/>
+          </w:tcPr>
+          <w:p>
+            <w:pPr>
+              <w:rPr>
+                <w:b/>
+                <w:bCs/>
+                <w:szCs w:val="22"/>
+              </w:rPr>
+            </w:pPr>
+            <w:proofErr w:type="spellStart"/>
+            <w:r>
+              <w:rPr>
+                <w:b/>
+                <w:bCs/>
+                <w:szCs w:val="22"/>
+              </w:rPr>
+              <w:t>다형성</w:t>
+            </w:r>
+            <w:proofErr w:type="spellEnd"/>
+            <w:r>
+              <w:rPr>
+                <w:b/>
+                <w:bCs/>
+                <w:szCs w:val="22"/>
+              </w:rPr>
+              <w:t xml:space="preserve"> 객체 Serialization</w:t>
+            </w:r>
+          </w:p>
+        </w:tc>
+        <w:tc>
+          <w:tcPr>
+            <w:tcW w:w="0" w:type="auto"/>
+            <w:vAlign w:val="center"/>
+            <w:hideMark/>
+          </w:tcPr>
+          <w:p>
+            <w:pPr>
+              <w:rPr>
+                <w:b/>
+                <w:bCs/>
+                <w:szCs w:val="22"/>
+              </w:rPr>
+            </w:pPr>
+            <w:r>
+              <w:rPr>
+                <w:b/>
+                <w:bCs/>
+                <w:szCs w:val="22"/>
+              </w:rPr>
+              <w:t>Mission Node 구조</w:t>
+            </w:r>
+          </w:p>
+        </w:tc>
+      </w:tr>
+      <w:tr>
+        <w:trPr>
+          <w:tblCellSpacing w:w="15" w:type="dxa"/>
+        </w:trPr>
+        <w:tc>
+          <w:tcPr>
+            <w:tcW w:w="0" w:type="auto"/>
+            <w:vAlign w:val="center"/>
+            <w:hideMark/>
+          </w:tcPr>
+          <w:p>
+            <w:pPr>
+              <w:rPr>
+                <w:b/>
+                <w:bCs/>
+                <w:szCs w:val="22"/>
+              </w:rPr>
+            </w:pPr>
+            <w:r>
+              <w:rPr>
+                <w:b/>
+                <w:bCs/>
+                <w:szCs w:val="22"/>
+              </w:rPr>
+              <w:t>Unity Serialization</w:t>
+            </w:r>
+          </w:p>
+        </w:tc>
+        <w:tc>
+          <w:tcPr>
+            <w:tcW w:w="0" w:type="auto"/>
+            <w:vAlign w:val="center"/>
+            <w:hideMark/>
+          </w:tcPr>
+          <w:p>
+            <w:pPr>
+              <w:rPr>
+                <w:b/>
+                <w:bCs/>
+                <w:szCs w:val="22"/>
+              </w:rPr>
+            </w:pPr>
+            <w:r>
+              <w:rPr>
+                <w:b/>
+                <w:bCs/>
+                <w:szCs w:val="22"/>
+              </w:rPr>
+              <w:t>Inspector 데이터 저장</w:t>
+            </w:r>
+          </w:p>
+        </w:tc>
+        <w:tc>
+          <w:tcPr>
+            <w:tcW w:w="0" w:type="auto"/>
+            <w:vAlign w:val="center"/>
+            <w:hideMark/>
+          </w:tcPr>
+          <w:p>
+            <w:pPr>
+              <w:rPr>
+                <w:b/>
+                <w:bCs/>
+                <w:szCs w:val="22"/>
+              </w:rPr>
+            </w:pPr>
+            <w:r>
+              <w:rPr>
+                <w:b/>
+                <w:bCs/>
+                <w:szCs w:val="22"/>
+              </w:rPr>
+              <w:t>Game Data</w:t>
+            </w:r>
+          </w:p>
+        </w:tc>
+      </w:tr>
+      <w:tr>
+        <w:trPr>
+          <w:tblCellSpacing w:w="15" w:type="dxa"/>
+        </w:trPr>
+        <w:tc>
+          <w:tcPr>
+            <w:tcW w:w="0" w:type="auto"/>
+            <w:vAlign w:val="center"/>
+            <w:hideMark/>
+          </w:tcPr>
+          <w:p>
+            <w:pPr>
+              <w:rPr>
+                <w:b/>
+                <w:bCs/>
+                <w:szCs w:val="22"/>
+              </w:rPr>
+            </w:pPr>
+            <w:r>
+              <w:rPr>
+                <w:b/>
+                <w:bCs/>
+                <w:szCs w:val="22"/>
+              </w:rPr>
+              <w:t>Custom Serialization</w:t>
+            </w:r>
+          </w:p>
+        </w:tc>
+        <w:tc>
+          <w:tcPr>
+            <w:tcW w:w="0" w:type="auto"/>
+            <w:vAlign w:val="center"/>
+            <w:hideMark/>
+          </w:tcPr>
+          <w:p>
+            <w:pPr>
+              <w:rPr>
+                <w:b/>
+                <w:bCs/>
+                <w:szCs w:val="22"/>
+              </w:rPr>
+            </w:pPr>
+            <w:r>
+              <w:rPr>
+                <w:b/>
+                <w:bCs/>
+                <w:szCs w:val="22"/>
+              </w:rPr>
+              <w:t>자체 저장 방식 구현</w:t>
+            </w:r>
+          </w:p>
+        </w:tc>
+        <w:tc>
+          <w:tcPr>
+            <w:tcW w:w="0" w:type="auto"/>
+            <w:vAlign w:val="center"/>
+            <w:hideMark/>
+          </w:tcPr>
+          <w:p>
+            <w:pPr>
+              <w:rPr>
+                <w:b/>
+                <w:bCs/>
+                <w:szCs w:val="22"/>
+              </w:rPr>
+            </w:pPr>
+            <w:r>
+              <w:rPr>
+                <w:b/>
+                <w:bCs/>
+                <w:szCs w:val="22"/>
+              </w:rPr>
+              <w:t>Save System</w:t>
+            </w:r>
+          </w:p>
+        </w:tc>
+      </w:tr>
+      <w:tr>
+        <w:trPr>
+          <w:tblCellSpacing w:w="15" w:type="dxa"/>
+        </w:trPr>
+        <w:tc>
+          <w:tcPr>
+            <w:tcW w:w="0" w:type="auto"/>
+            <w:vAlign w:val="center"/>
+            <w:hideMark/>
+          </w:tcPr>
+          <w:p>
+            <w:pPr>
+              <w:rPr>
+                <w:b/>
+                <w:bCs/>
+                <w:szCs w:val="22"/>
+              </w:rPr>
+            </w:pPr>
+            <w:proofErr w:type="spellStart"/>
+            <w:r>
+              <w:rPr>
+                <w:b/>
+                <w:bCs/>
+                <w:szCs w:val="22"/>
+              </w:rPr>
+              <w:t>JsonUtility</w:t>
+            </w:r>
+            <w:proofErr w:type="spellEnd"/>
+          </w:p>
+        </w:tc>
+        <w:tc>
+          <w:tcPr>
+            <w:tcW w:w="0" w:type="auto"/>
+            <w:vAlign w:val="center"/>
+            <w:hideMark/>
+          </w:tcPr>
+          <w:p>
+            <w:pPr>
+              <w:rPr>
+                <w:b/>
+                <w:bCs/>
+                <w:szCs w:val="22"/>
+              </w:rPr>
+            </w:pPr>
+            <w:r>
+              <w:rPr>
+                <w:b/>
+                <w:bCs/>
+                <w:szCs w:val="22"/>
+              </w:rPr>
+              <w:t>JSON 직렬화</w:t>
+            </w:r>
+          </w:p>
+        </w:tc>
+        <w:tc>
+          <w:tcPr>
+            <w:tcW w:w="0" w:type="auto"/>
+            <w:vAlign w:val="center"/>
+            <w:hideMark/>
+          </w:tcPr>
+          <w:p>
+            <w:pPr>
+              <w:rPr>
+                <w:b/>
+                <w:bCs/>
+                <w:szCs w:val="22"/>
+              </w:rPr>
+            </w:pPr>
+            <w:r>
+              <w:rPr>
+                <w:b/>
+                <w:bCs/>
+                <w:szCs w:val="22"/>
+              </w:rPr>
+              <w:t>설정·세이브 파일</w:t>
+            </w:r>
+          </w:p>
+        </w:tc>
+      </w:tr>
+      <w:tr>
+        <w:trPr>
+          <w:tblCellSpacing w:w="15" w:type="dxa"/>
+        </w:trPr>
+        <w:tc>
+          <w:tcPr>
+            <w:tcW w:w="0" w:type="auto"/>
+            <w:vAlign w:val="center"/>
+            <w:hideMark/>
+          </w:tcPr>
+          <w:p>
+            <w:pPr>
+              <w:rPr>
+                <w:b/>
+                <w:bCs/>
+                <w:szCs w:val="22"/>
+              </w:rPr>
+            </w:pPr>
+            <w:proofErr w:type="spellStart"/>
+            <w:r>
+              <w:rPr>
+                <w:b/>
+                <w:bCs/>
+                <w:szCs w:val="22"/>
+              </w:rPr>
+              <w:t>ScriptableObject</w:t>
+            </w:r>
+            <w:proofErr w:type="spellEnd"/>
+            <w:r>
+              <w:rPr>
+                <w:b/>
+                <w:bCs/>
+                <w:szCs w:val="22"/>
+              </w:rPr>
+              <w:t xml:space="preserve"> Event Channel</w:t>
+            </w:r>
+          </w:p>
+        </w:tc>
+        <w:tc>
+          <w:tcPr>
+            <w:tcW w:w="0" w:type="auto"/>
+            <w:vAlign w:val="center"/>
+            <w:hideMark/>
+          </w:tcPr>
+          <w:p>
+            <w:pPr>
+              <w:rPr>
+                <w:b/>
+                <w:bCs/>
+                <w:szCs w:val="22"/>
+              </w:rPr>
+            </w:pPr>
+            <w:r>
+              <w:rPr>
+                <w:b/>
+                <w:bCs/>
+                <w:szCs w:val="22"/>
+              </w:rPr>
+              <w:t>Asset 기반 Event 전달</w:t>
+            </w:r>
+          </w:p>
+        </w:tc>
+        <w:tc>
+          <w:tcPr>
+            <w:tcW w:w="0" w:type="auto"/>
+            <w:vAlign w:val="center"/>
+            <w:hideMark/>
+          </w:tcPr>
+          <w:p>
+            <w:pPr>
+              <w:rPr>
+                <w:b/>
+                <w:bCs/>
+                <w:szCs w:val="22"/>
+              </w:rPr>
+            </w:pPr>
+            <w:r>
+              <w:rPr>
+                <w:b/>
+                <w:bCs/>
+                <w:szCs w:val="22"/>
+              </w:rPr>
+              <w:t>시스템 간 결합도 감소</w:t>
+            </w:r>
+          </w:p>
+        </w:tc>
+      </w:tr>
+      <w:tr>
+        <w:trPr>
+          <w:tblCellSpacing w:w="15" w:type="dxa"/>
+        </w:trPr>
+        <w:tc>
+          <w:tcPr>
+            <w:tcW w:w="0" w:type="auto"/>
+            <w:vAlign w:val="center"/>
+            <w:hideMark/>
+          </w:tcPr>
+          <w:p>
+            <w:pPr>
+              <w:rPr>
+                <w:b/>
+                <w:bCs/>
+                <w:szCs w:val="22"/>
+              </w:rPr>
+            </w:pPr>
+            <w:r>
+              <w:rPr>
+                <w:b/>
+                <w:bCs/>
+                <w:szCs w:val="22"/>
+              </w:rPr>
+              <w:t>Runtime Set</w:t>
+            </w:r>
+          </w:p>
+        </w:tc>
+        <w:tc>
+          <w:tcPr>
+            <w:tcW w:w="0" w:type="auto"/>
+            <w:vAlign w:val="center"/>
+            <w:hideMark/>
+          </w:tcPr>
+          <w:p>
+            <w:pPr>
+              <w:rPr>
+                <w:b/>
+                <w:bCs/>
+                <w:szCs w:val="22"/>
+              </w:rPr>
+            </w:pPr>
+            <w:r>
+              <w:rPr>
+                <w:b/>
+                <w:bCs/>
+                <w:szCs w:val="22"/>
+              </w:rPr>
+              <w:t>Runtime 객체 목록 Asset 관리</w:t>
+            </w:r>
+          </w:p>
+        </w:tc>
+        <w:tc>
+          <w:tcPr>
+            <w:tcW w:w="0" w:type="auto"/>
+            <w:vAlign w:val="center"/>
+            <w:hideMark/>
+          </w:tcPr>
+          <w:p>
+            <w:pPr>
+              <w:rPr>
+                <w:b/>
+                <w:bCs/>
+                <w:szCs w:val="22"/>
+              </w:rPr>
+            </w:pPr>
+            <w:r>
+              <w:rPr>
+                <w:b/>
+                <w:bCs/>
+                <w:szCs w:val="22"/>
+              </w:rPr>
+              <w:t>현재 적 목록 관리</w:t>
+            </w:r>
+          </w:p>
+        </w:tc>
+      </w:tr>
+    </w:tbl>
+    <w:p>
+      <w:pPr>
+        <w:rPr>
+          <w:b/>
+          <w:bCs/>
+          <w:szCs w:val="22"/>
+        </w:rPr>
+      </w:pPr>
+      <w:r>
+        <w:rPr>
+          <w:rFonts w:hint="eastAsia"/>
+          <w:b/>
+          <w:bCs/>
+          <w:szCs w:val="22"/>
+        </w:rPr>
+        <w:t>필요한 기능이 있다고 판단되지 않음</w:t>
+      </w:r>
+    </w:p>
+    <w:p>
+      <w:pPr>
+        <w:rPr>
+          <w:b/>
+          <w:bCs/>
+          <w:szCs w:val="22"/>
+        </w:rPr>
+      </w:pPr>
+    </w:p>
+    <w:p>
+      <w:pPr>
+        <w:rPr>
+          <w:b/>
+          <w:bCs/>
+          <w:szCs w:val="22"/>
+        </w:rPr>
+      </w:pPr>
+    </w:p>
+    <w:p>
+      <w:pPr>
+        <w:rPr>
+          <w:b/>
+          <w:bCs/>
+          <w:szCs w:val="22"/>
+        </w:rPr>
+      </w:pPr>
+    </w:p>
+    <w:p>
+      <w:pPr>
+        <w:rPr>
+          <w:b/>
+          <w:bCs/>
+          <w:szCs w:val="22"/>
+        </w:rPr>
+      </w:pPr>
+    </w:p>
+    <w:p>
+      <w:pPr>
+        <w:rPr>
+          <w:b/>
+          <w:bCs/>
+          <w:szCs w:val="22"/>
+        </w:rPr>
+      </w:pPr>
+    </w:p>
+    <w:p>
+      <w:pPr>
+        <w:rPr>
+          <w:b/>
+          <w:bCs/>
+          <w:szCs w:val="22"/>
+        </w:rPr>
+      </w:pPr>
+    </w:p>
+    <w:p>
+      <w:pPr>
+        <w:rPr>
+          <w:b/>
+          <w:bCs/>
+          <w:szCs w:val="22"/>
+        </w:rPr>
+      </w:pPr>
+    </w:p>
+    <w:p>
+      <w:pPr>
+        <w:rPr>
+          <w:b/>
+          <w:bCs/>
+          <w:szCs w:val="22"/>
+        </w:rPr>
+      </w:pPr>
+    </w:p>
+    <w:p>
+      <w:pPr>
+        <w:rPr>
+          <w:b/>
+          <w:bCs/>
+          <w:szCs w:val="22"/>
+        </w:rPr>
+      </w:pPr>
+    </w:p>
+    <w:p>
+      <w:pPr>
+        <w:rPr>
+          <w:b/>
+          <w:bCs/>
+          <w:szCs w:val="22"/>
+        </w:rPr>
+      </w:pPr>
+    </w:p>
+    <w:p>
+      <w:pPr>
+        <w:rPr>
+          <w:b/>
+          <w:bCs/>
+          <w:szCs w:val="22"/>
+        </w:rPr>
+      </w:pPr>
+    </w:p>
+    <w:p>
+      <w:pPr>
+        <w:rPr>
+          <w:b/>
+          <w:bCs/>
+          <w:szCs w:val="22"/>
+        </w:rPr>
+      </w:pPr>
+    </w:p>
+    <w:p>
+      <w:pPr>
+        <w:rPr>
+          <w:b/>
+          <w:bCs/>
+          <w:szCs w:val="22"/>
+        </w:rPr>
+      </w:pPr>
+      <w:r>
+        <w:rPr>
+          <w:b/>
+          <w:bCs/>
+          <w:szCs w:val="22"/>
+        </w:rPr>
+        <w:lastRenderedPageBreak/>
+        <w:t>15. UI</w:t>
+      </w:r>
+    </w:p>
+    <w:tbl>
+      <w:tblPr>
+        <w:tblW w:w="0" w:type="auto"/>
+        <w:tblCellSpacing w:w="15" w:type="dxa"/>
+        <w:tblBorders>
+          <w:top w:val="single" w:sz="4" w:space="0" w:color="auto"/>
+          <w:left w:val="single" w:sz="4" w:space="0" w:color="auto"/>
+          <w:bottom w:val="single" w:sz="4" w:space="0" w:color="auto"/>
+          <w:right w:val="single" w:sz="4" w:space="0" w:color="auto"/>
+          <w:insideH w:val="single" w:sz="4" w:space="0" w:color="auto"/>
+          <w:insideV w:val="single" w:sz="4" w:space="0" w:color="auto"/>
+        </w:tblBorders>
+        <w:tblCellMar>
+          <w:top w:w="15" w:type="dxa"/>
+          <w:left w:w="15" w:type="dxa"/>
+          <w:bottom w:w="15" w:type="dxa"/>
+          <w:right w:w="15" w:type="dxa"/>
+        </w:tblCellMar>
+        <w:tblLook w:val="04A0" w:firstRow="1" w:lastRow="0" w:firstColumn="1" w:lastColumn="0" w:noHBand="0" w:noVBand="1"/>
+      </w:tblPr>
+      <w:tblGrid>
+        <w:gridCol w:w="2236"/>
+        <w:gridCol w:w="2677"/>
+        <w:gridCol w:w="2332"/>
+      </w:tblGrid>
+      <w:tr>
+        <w:trPr>
+          <w:tblHeader/>
+          <w:tblCellSpacing w:w="15" w:type="dxa"/>
+        </w:trPr>
+        <w:tc>
+          <w:tcPr>
+            <w:tcW w:w="0" w:type="auto"/>
+            <w:vAlign w:val="center"/>
+            <w:hideMark/>
+          </w:tcPr>
+          <w:p>
+            <w:pPr>
+              <w:rPr>
+                <w:b/>
+                <w:bCs/>
+                <w:szCs w:val="22"/>
+              </w:rPr>
+            </w:pPr>
+            <w:r>
+              <w:rPr>
+                <w:b/>
+                <w:bCs/>
+                <w:szCs w:val="22"/>
+              </w:rPr>
+              <w:t>기능</w:t>
+            </w:r>
+          </w:p>
+        </w:tc>
+        <w:tc>
+          <w:tcPr>
+            <w:tcW w:w="0" w:type="auto"/>
+            <w:vAlign w:val="center"/>
+            <w:hideMark/>
+          </w:tcPr>
+          <w:p>
+            <w:pPr>
+              <w:rPr>
+                <w:b/>
+                <w:bCs/>
+                <w:szCs w:val="22"/>
+              </w:rPr>
+            </w:pPr>
+            <w:r>
+              <w:rPr>
+                <w:b/>
+                <w:bCs/>
+                <w:szCs w:val="22"/>
+              </w:rPr>
+              <w:t>무엇을 하는가</w:t>
+            </w:r>
+          </w:p>
+        </w:tc>
+        <w:tc>
+          <w:tcPr>
+            <w:tcW w:w="0" w:type="auto"/>
+            <w:vAlign w:val="center"/>
+            <w:hideMark/>
+          </w:tcPr>
+          <w:p>
+            <w:pPr>
+              <w:rPr>
+                <w:b/>
+                <w:bCs/>
+                <w:szCs w:val="22"/>
+              </w:rPr>
+            </w:pPr>
+            <w:r>
+              <w:rPr>
+                <w:b/>
+                <w:bCs/>
+                <w:szCs w:val="22"/>
+              </w:rPr>
+              <w:t>고급 활용 예</w:t>
+            </w:r>
+          </w:p>
+        </w:tc>
+      </w:tr>
+      <w:tr>
+        <w:trPr>
+          <w:tblCellSpacing w:w="15" w:type="dxa"/>
+        </w:trPr>
+        <w:tc>
+          <w:tcPr>
+            <w:tcW w:w="0" w:type="auto"/>
+            <w:vAlign w:val="center"/>
+            <w:hideMark/>
+          </w:tcPr>
+          <w:p>
+            <w:pPr>
+              <w:rPr>
+                <w:b/>
+                <w:bCs/>
+                <w:szCs w:val="22"/>
+              </w:rPr>
+            </w:pPr>
+            <w:r>
+              <w:rPr>
+                <w:b/>
+                <w:bCs/>
+                <w:szCs w:val="22"/>
+              </w:rPr>
+              <w:t>World Space Canvas</w:t>
+            </w:r>
+          </w:p>
+        </w:tc>
+        <w:tc>
+          <w:tcPr>
+            <w:tcW w:w="0" w:type="auto"/>
+            <w:vAlign w:val="center"/>
+            <w:hideMark/>
+          </w:tcPr>
+          <w:p>
+            <w:pPr>
+              <w:rPr>
+                <w:b/>
+                <w:bCs/>
+                <w:szCs w:val="22"/>
+              </w:rPr>
+            </w:pPr>
+            <w:r>
+              <w:rPr>
+                <w:b/>
+                <w:bCs/>
+                <w:szCs w:val="22"/>
+              </w:rPr>
+              <w:t>3D 공간에 UI 배치</w:t>
+            </w:r>
+          </w:p>
+        </w:tc>
+        <w:tc>
+          <w:tcPr>
+            <w:tcW w:w="0" w:type="auto"/>
+            <w:vAlign w:val="center"/>
+            <w:hideMark/>
+          </w:tcPr>
+          <w:p>
+            <w:pPr>
+              <w:rPr>
+                <w:b/>
+                <w:bCs/>
+                <w:szCs w:val="22"/>
+              </w:rPr>
+            </w:pPr>
+            <w:r>
+              <w:rPr>
+                <w:b/>
+                <w:bCs/>
+                <w:szCs w:val="22"/>
+              </w:rPr>
+              <w:t>전차 내부 Display</w:t>
+            </w:r>
+          </w:p>
+        </w:tc>
+      </w:tr>
+      <w:tr>
+        <w:trPr>
+          <w:tblCellSpacing w:w="15" w:type="dxa"/>
+        </w:trPr>
+        <w:tc>
+          <w:tcPr>
+            <w:tcW w:w="0" w:type="auto"/>
+            <w:vAlign w:val="center"/>
+            <w:hideMark/>
+          </w:tcPr>
+          <w:p>
+            <w:pPr>
+              <w:rPr>
+                <w:b/>
+                <w:bCs/>
+                <w:szCs w:val="22"/>
+              </w:rPr>
+            </w:pPr>
+            <w:r>
+              <w:rPr>
+                <w:b/>
+                <w:bCs/>
+                <w:szCs w:val="22"/>
+              </w:rPr>
+              <w:t>Canvas Group</w:t>
+            </w:r>
+          </w:p>
+        </w:tc>
+        <w:tc>
+          <w:tcPr>
+            <w:tcW w:w="0" w:type="auto"/>
+            <w:vAlign w:val="center"/>
+            <w:hideMark/>
+          </w:tcPr>
+          <w:p>
+            <w:pPr>
+              <w:rPr>
+                <w:b/>
+                <w:bCs/>
+                <w:szCs w:val="22"/>
+              </w:rPr>
+            </w:pPr>
+            <w:r>
+              <w:rPr>
+                <w:b/>
+                <w:bCs/>
+                <w:szCs w:val="22"/>
+              </w:rPr>
+              <w:t>UI 그룹 투명도·입력 관리</w:t>
+            </w:r>
+          </w:p>
+        </w:tc>
+        <w:tc>
+          <w:tcPr>
+            <w:tcW w:w="0" w:type="auto"/>
+            <w:vAlign w:val="center"/>
+            <w:hideMark/>
+          </w:tcPr>
+          <w:p>
+            <w:pPr>
+              <w:rPr>
+                <w:b/>
+                <w:bCs/>
+                <w:szCs w:val="22"/>
+              </w:rPr>
+            </w:pPr>
+            <w:r>
+              <w:rPr>
+                <w:b/>
+                <w:bCs/>
+                <w:szCs w:val="22"/>
+              </w:rPr>
+              <w:t>HUD 상태 변경</w:t>
+            </w:r>
+          </w:p>
+        </w:tc>
+      </w:tr>
+      <w:tr>
+        <w:trPr>
+          <w:tblCellSpacing w:w="15" w:type="dxa"/>
+        </w:trPr>
+        <w:tc>
+          <w:tcPr>
+            <w:tcW w:w="0" w:type="auto"/>
+            <w:vAlign w:val="center"/>
+            <w:hideMark/>
+          </w:tcPr>
+          <w:p>
+            <w:pPr>
+              <w:rPr>
+                <w:b/>
+                <w:bCs/>
+                <w:szCs w:val="22"/>
+              </w:rPr>
+            </w:pPr>
+            <w:proofErr w:type="spellStart"/>
+            <w:r>
+              <w:rPr>
+                <w:b/>
+                <w:bCs/>
+                <w:szCs w:val="22"/>
+              </w:rPr>
+              <w:t>EventSystem</w:t>
+            </w:r>
+            <w:proofErr w:type="spellEnd"/>
+          </w:p>
+        </w:tc>
+        <w:tc>
+          <w:tcPr>
+            <w:tcW w:w="0" w:type="auto"/>
+            <w:vAlign w:val="center"/>
+            <w:hideMark/>
+          </w:tcPr>
+          <w:p>
+            <w:pPr>
+              <w:rPr>
+                <w:b/>
+                <w:bCs/>
+                <w:szCs w:val="22"/>
+              </w:rPr>
+            </w:pPr>
+            <w:r>
+              <w:rPr>
+                <w:b/>
+                <w:bCs/>
+                <w:szCs w:val="22"/>
+              </w:rPr>
+              <w:t>UI 입력·이벤트 관리</w:t>
+            </w:r>
+          </w:p>
+        </w:tc>
+        <w:tc>
+          <w:tcPr>
+            <w:tcW w:w="0" w:type="auto"/>
+            <w:vAlign w:val="center"/>
+            <w:hideMark/>
+          </w:tcPr>
+          <w:p>
+            <w:pPr>
+              <w:rPr>
+                <w:b/>
+                <w:bCs/>
+                <w:szCs w:val="22"/>
+              </w:rPr>
+            </w:pPr>
+            <w:r>
+              <w:rPr>
+                <w:b/>
+                <w:bCs/>
+                <w:szCs w:val="22"/>
+              </w:rPr>
+              <w:t>XR UI</w:t>
+            </w:r>
+          </w:p>
+        </w:tc>
+      </w:tr>
+      <w:tr>
+        <w:trPr>
+          <w:tblCellSpacing w:w="15" w:type="dxa"/>
+        </w:trPr>
+        <w:tc>
+          <w:tcPr>
+            <w:tcW w:w="0" w:type="auto"/>
+            <w:vAlign w:val="center"/>
+            <w:hideMark/>
+          </w:tcPr>
+          <w:p>
+            <w:pPr>
+              <w:rPr>
+                <w:b/>
+                <w:bCs/>
+                <w:szCs w:val="22"/>
+              </w:rPr>
+            </w:pPr>
+            <w:r>
+              <w:rPr>
+                <w:b/>
+                <w:bCs/>
+                <w:szCs w:val="22"/>
+              </w:rPr>
+              <w:t>Custom Graphic</w:t>
+            </w:r>
+          </w:p>
+        </w:tc>
+        <w:tc>
+          <w:tcPr>
+            <w:tcW w:w="0" w:type="auto"/>
+            <w:vAlign w:val="center"/>
+            <w:hideMark/>
+          </w:tcPr>
+          <w:p>
+            <w:pPr>
+              <w:rPr>
+                <w:b/>
+                <w:bCs/>
+                <w:szCs w:val="22"/>
+              </w:rPr>
+            </w:pPr>
+            <w:r>
+              <w:rPr>
+                <w:b/>
+                <w:bCs/>
+                <w:szCs w:val="22"/>
+              </w:rPr>
+              <w:t>UI Rendering 직접 구현</w:t>
+            </w:r>
+          </w:p>
+        </w:tc>
+        <w:tc>
+          <w:tcPr>
+            <w:tcW w:w="0" w:type="auto"/>
+            <w:vAlign w:val="center"/>
+            <w:hideMark/>
+          </w:tcPr>
+          <w:p>
+            <w:pPr>
+              <w:rPr>
+                <w:b/>
+                <w:bCs/>
+                <w:szCs w:val="22"/>
+              </w:rPr>
+            </w:pPr>
+            <w:proofErr w:type="spellStart"/>
+            <w:r>
+              <w:rPr>
+                <w:b/>
+                <w:bCs/>
+                <w:szCs w:val="22"/>
+              </w:rPr>
+              <w:t>Radar·Gauge</w:t>
+            </w:r>
+            <w:proofErr w:type="spellEnd"/>
+          </w:p>
+        </w:tc>
+      </w:tr>
+      <w:tr>
+        <w:trPr>
+          <w:tblCellSpacing w:w="15" w:type="dxa"/>
+        </w:trPr>
+        <w:tc>
+          <w:tcPr>
+            <w:tcW w:w="0" w:type="auto"/>
+            <w:vAlign w:val="center"/>
+            <w:hideMark/>
+          </w:tcPr>
+          <w:p>
+            <w:pPr>
+              <w:rPr>
+                <w:b/>
+                <w:bCs/>
+                <w:szCs w:val="22"/>
+              </w:rPr>
+            </w:pPr>
+            <w:r>
+              <w:rPr>
+                <w:b/>
+                <w:bCs/>
+                <w:szCs w:val="22"/>
+              </w:rPr>
+              <w:t>UI Shader</w:t>
+            </w:r>
+          </w:p>
+        </w:tc>
+        <w:tc>
+          <w:tcPr>
+            <w:tcW w:w="0" w:type="auto"/>
+            <w:vAlign w:val="center"/>
+            <w:hideMark/>
+          </w:tcPr>
+          <w:p>
+            <w:pPr>
+              <w:rPr>
+                <w:b/>
+                <w:bCs/>
+                <w:szCs w:val="22"/>
+              </w:rPr>
+            </w:pPr>
+            <w:r>
+              <w:rPr>
+                <w:b/>
+                <w:bCs/>
+                <w:szCs w:val="22"/>
+              </w:rPr>
+              <w:t>UI 전용 Shader 효과</w:t>
+            </w:r>
+          </w:p>
+        </w:tc>
+        <w:tc>
+          <w:tcPr>
+            <w:tcW w:w="0" w:type="auto"/>
+            <w:vAlign w:val="center"/>
+            <w:hideMark/>
+          </w:tcPr>
+          <w:p>
+            <w:pPr>
+              <w:rPr>
+                <w:b/>
+                <w:bCs/>
+                <w:szCs w:val="22"/>
+              </w:rPr>
+            </w:pPr>
+            <w:r>
+              <w:rPr>
+                <w:b/>
+                <w:bCs/>
+                <w:szCs w:val="22"/>
+              </w:rPr>
+              <w:t>열상 Display</w:t>
+            </w:r>
+          </w:p>
+        </w:tc>
+      </w:tr>
+      <w:tr>
+        <w:trPr>
+          <w:tblCellSpacing w:w="15" w:type="dxa"/>
+        </w:trPr>
+        <w:tc>
+          <w:tcPr>
+            <w:tcW w:w="0" w:type="auto"/>
+            <w:vAlign w:val="center"/>
+            <w:hideMark/>
+          </w:tcPr>
+          <w:p>
+            <w:pPr>
+              <w:rPr>
+                <w:b/>
+                <w:bCs/>
+                <w:szCs w:val="22"/>
+              </w:rPr>
+            </w:pPr>
+            <w:r>
+              <w:rPr>
+                <w:b/>
+                <w:bCs/>
+                <w:szCs w:val="22"/>
+              </w:rPr>
+              <w:t>UI Toolkit</w:t>
+            </w:r>
+          </w:p>
+        </w:tc>
+        <w:tc>
+          <w:tcPr>
+            <w:tcW w:w="0" w:type="auto"/>
+            <w:vAlign w:val="center"/>
+            <w:hideMark/>
+          </w:tcPr>
+          <w:p>
+            <w:pPr>
+              <w:rPr>
+                <w:b/>
+                <w:bCs/>
+                <w:szCs w:val="22"/>
+              </w:rPr>
+            </w:pPr>
+            <w:r>
+              <w:rPr>
+                <w:b/>
+                <w:bCs/>
+                <w:szCs w:val="22"/>
+              </w:rPr>
+              <w:t>최신 UI Framework</w:t>
+            </w:r>
+          </w:p>
+        </w:tc>
+        <w:tc>
+          <w:tcPr>
+            <w:tcW w:w="0" w:type="auto"/>
+            <w:vAlign w:val="center"/>
+            <w:hideMark/>
+          </w:tcPr>
+          <w:p>
+            <w:pPr>
+              <w:rPr>
+                <w:b/>
+                <w:bCs/>
+                <w:szCs w:val="22"/>
+              </w:rPr>
+            </w:pPr>
+            <w:r>
+              <w:rPr>
+                <w:b/>
+                <w:bCs/>
+                <w:szCs w:val="22"/>
+              </w:rPr>
+              <w:t>Runtime/Editor UI</w:t>
+            </w:r>
+          </w:p>
+        </w:tc>
+      </w:tr>
+      <w:tr>
+        <w:trPr>
+          <w:tblCellSpacing w:w="15" w:type="dxa"/>
+        </w:trPr>
+        <w:tc>
+          <w:tcPr>
+            <w:tcW w:w="0" w:type="auto"/>
+            <w:vAlign w:val="center"/>
+            <w:hideMark/>
+          </w:tcPr>
+          <w:p>
+            <w:pPr>
+              <w:rPr>
+                <w:b/>
+                <w:bCs/>
+                <w:szCs w:val="22"/>
+              </w:rPr>
+            </w:pPr>
+            <w:r>
+              <w:rPr>
+                <w:b/>
+                <w:bCs/>
+                <w:szCs w:val="22"/>
+              </w:rPr>
+              <w:t>UXML</w:t>
+            </w:r>
+          </w:p>
+        </w:tc>
+        <w:tc>
+          <w:tcPr>
+            <w:tcW w:w="0" w:type="auto"/>
+            <w:vAlign w:val="center"/>
+            <w:hideMark/>
+          </w:tcPr>
+          <w:p>
+            <w:pPr>
+              <w:rPr>
+                <w:b/>
+                <w:bCs/>
+                <w:szCs w:val="22"/>
+              </w:rPr>
+            </w:pPr>
+            <w:r>
+              <w:rPr>
+                <w:b/>
+                <w:bCs/>
+                <w:szCs w:val="22"/>
+              </w:rPr>
+              <w:t>UI 구조 정의</w:t>
+            </w:r>
+          </w:p>
+        </w:tc>
+        <w:tc>
+          <w:tcPr>
+            <w:tcW w:w="0" w:type="auto"/>
+            <w:vAlign w:val="center"/>
+            <w:hideMark/>
+          </w:tcPr>
+          <w:p>
+            <w:pPr>
+              <w:rPr>
+                <w:b/>
+                <w:bCs/>
+                <w:szCs w:val="22"/>
+              </w:rPr>
+            </w:pPr>
+            <w:r>
+              <w:rPr>
+                <w:b/>
+                <w:bCs/>
+                <w:szCs w:val="22"/>
+              </w:rPr>
+              <w:t>Editor Tool</w:t>
+            </w:r>
+          </w:p>
+        </w:tc>
+      </w:tr>
+      <w:tr>
+        <w:trPr>
+          <w:tblCellSpacing w:w="15" w:type="dxa"/>
+        </w:trPr>
+        <w:tc>
+          <w:tcPr>
+            <w:tcW w:w="0" w:type="auto"/>
+            <w:vAlign w:val="center"/>
+            <w:hideMark/>
+          </w:tcPr>
+          <w:p>
+            <w:pPr>
+              <w:rPr>
+                <w:b/>
+                <w:bCs/>
+                <w:szCs w:val="22"/>
+              </w:rPr>
+            </w:pPr>
+            <w:r>
+              <w:rPr>
+                <w:b/>
+                <w:bCs/>
+                <w:szCs w:val="22"/>
+              </w:rPr>
+              <w:t>USS</w:t>
+            </w:r>
+          </w:p>
+        </w:tc>
+        <w:tc>
+          <w:tcPr>
+            <w:tcW w:w="0" w:type="auto"/>
+            <w:vAlign w:val="center"/>
+            <w:hideMark/>
+          </w:tcPr>
+          <w:p>
+            <w:pPr>
+              <w:rPr>
+                <w:b/>
+                <w:bCs/>
+                <w:szCs w:val="22"/>
+              </w:rPr>
+            </w:pPr>
+            <w:r>
+              <w:rPr>
+                <w:b/>
+                <w:bCs/>
+                <w:szCs w:val="22"/>
+              </w:rPr>
+              <w:t>UI Styling</w:t>
+            </w:r>
+          </w:p>
+        </w:tc>
+        <w:tc>
+          <w:tcPr>
+            <w:tcW w:w="0" w:type="auto"/>
+            <w:vAlign w:val="center"/>
+            <w:hideMark/>
+          </w:tcPr>
+          <w:p>
+            <w:pPr>
+              <w:rPr>
+                <w:b/>
+                <w:bCs/>
+                <w:szCs w:val="22"/>
+              </w:rPr>
+            </w:pPr>
+            <w:r>
+              <w:rPr>
+                <w:b/>
+                <w:bCs/>
+                <w:szCs w:val="22"/>
+              </w:rPr>
+              <w:t>Custom Tool Styling</w:t>
+            </w:r>
+          </w:p>
+        </w:tc>
+      </w:tr>
+      <w:tr>
+        <w:trPr>
+          <w:tblCellSpacing w:w="15" w:type="dxa"/>
+        </w:trPr>
+        <w:tc>
+          <w:tcPr>
+            <w:tcW w:w="0" w:type="auto"/>
+            <w:vAlign w:val="center"/>
+            <w:hideMark/>
+          </w:tcPr>
+          <w:p>
+            <w:pPr>
+              <w:rPr>
+                <w:b/>
+                <w:bCs/>
+                <w:szCs w:val="22"/>
+              </w:rPr>
+            </w:pPr>
+            <w:proofErr w:type="spellStart"/>
+            <w:r>
+              <w:rPr>
+                <w:b/>
+                <w:bCs/>
+                <w:szCs w:val="22"/>
+              </w:rPr>
+              <w:t>VisualElement</w:t>
+            </w:r>
+            <w:proofErr w:type="spellEnd"/>
+          </w:p>
+        </w:tc>
+        <w:tc>
+          <w:tcPr>
+            <w:tcW w:w="0" w:type="auto"/>
+            <w:vAlign w:val="center"/>
+            <w:hideMark/>
+          </w:tcPr>
+          <w:p>
+            <w:pPr>
+              <w:rPr>
+                <w:b/>
+                <w:bCs/>
+                <w:szCs w:val="22"/>
+              </w:rPr>
+            </w:pPr>
+            <w:r>
+              <w:rPr>
+                <w:b/>
+                <w:bCs/>
+                <w:szCs w:val="22"/>
+              </w:rPr>
+              <w:t>UI Toolkit 기본 Element</w:t>
+            </w:r>
+          </w:p>
+        </w:tc>
+        <w:tc>
+          <w:tcPr>
+            <w:tcW w:w="0" w:type="auto"/>
+            <w:vAlign w:val="center"/>
+            <w:hideMark/>
+          </w:tcPr>
+          <w:p>
+            <w:pPr>
+              <w:rPr>
+                <w:b/>
+                <w:bCs/>
+                <w:szCs w:val="22"/>
+              </w:rPr>
+            </w:pPr>
+            <w:r>
+              <w:rPr>
+                <w:b/>
+                <w:bCs/>
+                <w:szCs w:val="22"/>
+              </w:rPr>
+              <w:t>동적 UI 제작</w:t>
+            </w:r>
+          </w:p>
+        </w:tc>
+      </w:tr>
+      <w:tr>
+        <w:trPr>
+          <w:tblCellSpacing w:w="15" w:type="dxa"/>
+        </w:trPr>
+        <w:tc>
+          <w:tcPr>
+            <w:tcW w:w="0" w:type="auto"/>
+            <w:vAlign w:val="center"/>
+            <w:hideMark/>
+          </w:tcPr>
+          <w:p>
+            <w:pPr>
+              <w:rPr>
+                <w:b/>
+                <w:bCs/>
+                <w:szCs w:val="22"/>
+              </w:rPr>
+            </w:pPr>
+            <w:r>
+              <w:rPr>
+                <w:b/>
+                <w:bCs/>
+                <w:szCs w:val="22"/>
+              </w:rPr>
+              <w:t>Data Binding</w:t>
+            </w:r>
+          </w:p>
+        </w:tc>
+        <w:tc>
+          <w:tcPr>
+            <w:tcW w:w="0" w:type="auto"/>
+            <w:vAlign w:val="center"/>
+            <w:hideMark/>
+          </w:tcPr>
+          <w:p>
+            <w:pPr>
+              <w:rPr>
+                <w:b/>
+                <w:bCs/>
+                <w:szCs w:val="22"/>
+              </w:rPr>
+            </w:pPr>
+            <w:r>
+              <w:rPr>
+                <w:b/>
+                <w:bCs/>
+                <w:szCs w:val="22"/>
+              </w:rPr>
+              <w:t>데이터와 UI 자동 연결</w:t>
+            </w:r>
+          </w:p>
+        </w:tc>
+        <w:tc>
+          <w:tcPr>
+            <w:tcW w:w="0" w:type="auto"/>
+            <w:vAlign w:val="center"/>
+            <w:hideMark/>
+          </w:tcPr>
+          <w:p>
+            <w:pPr>
+              <w:rPr>
+                <w:b/>
+                <w:bCs/>
+                <w:szCs w:val="22"/>
+              </w:rPr>
+            </w:pPr>
+            <w:r>
+              <w:rPr>
+                <w:b/>
+                <w:bCs/>
+                <w:szCs w:val="22"/>
+              </w:rPr>
+              <w:t>전차 상태 Dashboard</w:t>
+            </w:r>
+          </w:p>
+        </w:tc>
+      </w:tr>
+    </w:tbl>
+    <w:p>
+      <w:pPr>
+        <w:rPr>
+          <w:b/>
+          <w:bCs/>
+          <w:szCs w:val="22"/>
+        </w:rPr>
+      </w:pPr>
+      <w:r>
+        <w:rPr>
+          <w:rFonts w:hint="eastAsia"/>
+          <w:b/>
+          <w:bCs/>
+          <w:szCs w:val="22"/>
+        </w:rPr>
+        <w:t>고급 기능</w:t>
+      </w:r>
+      <w:r>
+        <w:rPr>
+          <w:rFonts w:hint="eastAsia"/>
+          <w:b/>
+          <w:bCs/>
+          <w:szCs w:val="22"/>
+        </w:rPr>
+        <w:t>이라 주장할 수 있는지</w:t>
+      </w:r>
+      <w:r>
+        <w:rPr>
+          <w:rFonts w:hint="eastAsia"/>
+          <w:b/>
+          <w:bCs/>
+          <w:szCs w:val="22"/>
+        </w:rPr>
+        <w:t xml:space="preserve"> </w:t>
+      </w:r>
+      <w:r>
+        <w:rPr>
+          <w:rFonts w:hint="eastAsia"/>
+          <w:b/>
+          <w:bCs/>
+          <w:szCs w:val="22"/>
+        </w:rPr>
+        <w:t>모호함</w:t>
+      </w:r>
+    </w:p>
+    <w:p>
+      <w:pPr>
+        <w:rPr>
+          <w:b/>
+          <w:bCs/>
+          <w:szCs w:val="22"/>
+        </w:rPr>
+      </w:pPr>
+    </w:p>
+    <w:p>
+      <w:pPr>
+        <w:rPr>
+          <w:b/>
+          <w:bCs/>
+          <w:szCs w:val="22"/>
+        </w:rPr>
+      </w:pPr>
+    </w:p>
+    <w:p>
+      <w:pPr>
+        <w:rPr>
+          <w:b/>
+          <w:bCs/>
+          <w:szCs w:val="22"/>
+        </w:rPr>
+      </w:pPr>
+    </w:p>
+    <w:p>
+      <w:pPr>
+        <w:rPr>
+          <w:b/>
+          <w:bCs/>
+          <w:szCs w:val="22"/>
+        </w:rPr>
+      </w:pPr>
+    </w:p>
+    <w:p>
+      <w:pPr>
+        <w:rPr>
+          <w:b/>
+          <w:bCs/>
+          <w:szCs w:val="22"/>
+        </w:rPr>
+      </w:pPr>
+    </w:p>
+    <w:p>
+      <w:pPr>
+        <w:rPr>
+          <w:b/>
+          <w:bCs/>
+          <w:szCs w:val="22"/>
+        </w:rPr>
+      </w:pPr>
+    </w:p>
+    <w:p>
+      <w:pPr>
+        <w:rPr>
+          <w:b/>
+          <w:bCs/>
+          <w:szCs w:val="22"/>
+        </w:rPr>
+      </w:pPr>
+    </w:p>
+    <w:p>
+      <w:pPr>
+        <w:rPr>
+          <w:b/>
+          <w:bCs/>
+          <w:szCs w:val="22"/>
+        </w:rPr>
+      </w:pPr>
+    </w:p>
+    <w:p>
+      <w:pPr>
+        <w:rPr>
+          <w:b/>
+          <w:bCs/>
+          <w:szCs w:val="22"/>
+        </w:rPr>
+      </w:pPr>
+    </w:p>
+    <w:p>
+      <w:pPr>
+        <w:rPr>
+          <w:b/>
+          <w:bCs/>
+          <w:szCs w:val="22"/>
+        </w:rPr>
+      </w:pPr>
+    </w:p>
+    <w:p>
+      <w:pPr>
+        <w:rPr>
+          <w:b/>
+          <w:bCs/>
+          <w:szCs w:val="22"/>
+        </w:rPr>
+      </w:pPr>
+      <w:r>
+        <w:rPr>
+          <w:b/>
+          <w:bCs/>
+          <w:szCs w:val="22"/>
+        </w:rPr>
+        <w:lastRenderedPageBreak/>
+        <w:t>16. Audio</w:t>
+      </w:r>
+    </w:p>
+    <w:tbl>
+      <w:tblPr>
+        <w:tblW w:w="0" w:type="auto"/>
+        <w:tblCellSpacing w:w="15" w:type="dxa"/>
+        <w:tblBorders>
+          <w:top w:val="single" w:sz="4" w:space="0" w:color="auto"/>
+          <w:left w:val="single" w:sz="4" w:space="0" w:color="auto"/>
+          <w:bottom w:val="single" w:sz="4" w:space="0" w:color="auto"/>
+          <w:right w:val="single" w:sz="4" w:space="0" w:color="auto"/>
+          <w:insideH w:val="single" w:sz="4" w:space="0" w:color="auto"/>
+          <w:insideV w:val="single" w:sz="4" w:space="0" w:color="auto"/>
+        </w:tblBorders>
+        <w:tblCellMar>
+          <w:top w:w="15" w:type="dxa"/>
+          <w:left w:w="15" w:type="dxa"/>
+          <w:bottom w:w="15" w:type="dxa"/>
+          <w:right w:w="15" w:type="dxa"/>
+        </w:tblCellMar>
+        <w:tblLook w:val="04A0" w:firstRow="1" w:lastRow="0" w:firstColumn="1" w:lastColumn="0" w:noHBand="0" w:noVBand="1"/>
+      </w:tblPr>
+      <w:tblGrid>
+        <w:gridCol w:w="2679"/>
+        <w:gridCol w:w="4061"/>
+        <w:gridCol w:w="2276"/>
+      </w:tblGrid>
+      <w:tr>
+        <w:trPr>
+          <w:tblHeader/>
+          <w:tblCellSpacing w:w="15" w:type="dxa"/>
+        </w:trPr>
+        <w:tc>
+          <w:tcPr>
+            <w:tcW w:w="0" w:type="auto"/>
+            <w:vAlign w:val="center"/>
+            <w:hideMark/>
+          </w:tcPr>
+          <w:p>
+            <w:pPr>
+              <w:rPr>
+                <w:b/>
+                <w:bCs/>
+                <w:szCs w:val="22"/>
+              </w:rPr>
+            </w:pPr>
+            <w:r>
+              <w:rPr>
+                <w:b/>
+                <w:bCs/>
+                <w:szCs w:val="22"/>
+              </w:rPr>
+              <w:t>기능</w:t>
+            </w:r>
+          </w:p>
+        </w:tc>
+        <w:tc>
+          <w:tcPr>
+            <w:tcW w:w="0" w:type="auto"/>
+            <w:vAlign w:val="center"/>
+            <w:hideMark/>
+          </w:tcPr>
+          <w:p>
+            <w:pPr>
+              <w:rPr>
+                <w:b/>
+                <w:bCs/>
+                <w:szCs w:val="22"/>
+              </w:rPr>
+            </w:pPr>
+            <w:r>
+              <w:rPr>
+                <w:b/>
+                <w:bCs/>
+                <w:szCs w:val="22"/>
+              </w:rPr>
+              <w:t>무엇을 하는가</w:t>
+            </w:r>
+          </w:p>
+        </w:tc>
+        <w:tc>
+          <w:tcPr>
+            <w:tcW w:w="0" w:type="auto"/>
+            <w:vAlign w:val="center"/>
+            <w:hideMark/>
+          </w:tcPr>
+          <w:p>
+            <w:pPr>
+              <w:rPr>
+                <w:b/>
+                <w:bCs/>
+                <w:szCs w:val="22"/>
+              </w:rPr>
+            </w:pPr>
+            <w:r>
+              <w:rPr>
+                <w:b/>
+                <w:bCs/>
+                <w:szCs w:val="22"/>
+              </w:rPr>
+              <w:t>고급 활용 예</w:t>
+            </w:r>
+          </w:p>
+        </w:tc>
+      </w:tr>
+      <w:tr>
+        <w:trPr>
+          <w:tblCellSpacing w:w="15" w:type="dxa"/>
+        </w:trPr>
+        <w:tc>
+          <w:tcPr>
+            <w:tcW w:w="0" w:type="auto"/>
+            <w:vAlign w:val="center"/>
+            <w:hideMark/>
+          </w:tcPr>
+          <w:p>
+            <w:pPr>
+              <w:rPr>
+                <w:b/>
+                <w:bCs/>
+                <w:szCs w:val="22"/>
+              </w:rPr>
+            </w:pPr>
+            <w:r>
+              <w:rPr>
+                <w:b/>
+                <w:bCs/>
+                <w:szCs w:val="22"/>
+              </w:rPr>
+              <w:t>Audio Mixer</w:t>
+            </w:r>
+          </w:p>
+        </w:tc>
+        <w:tc>
+          <w:tcPr>
+            <w:tcW w:w="0" w:type="auto"/>
+            <w:vAlign w:val="center"/>
+            <w:hideMark/>
+          </w:tcPr>
+          <w:p>
+            <w:pPr>
+              <w:rPr>
+                <w:b/>
+                <w:bCs/>
+                <w:szCs w:val="22"/>
+              </w:rPr>
+            </w:pPr>
+            <w:r>
+              <w:rPr>
+                <w:b/>
+                <w:bCs/>
+                <w:szCs w:val="22"/>
+              </w:rPr>
+              <w:t>여러 Audio Source를 그룹 단위로 관리</w:t>
+            </w:r>
+          </w:p>
+        </w:tc>
+        <w:tc>
+          <w:tcPr>
+            <w:tcW w:w="0" w:type="auto"/>
+            <w:vAlign w:val="center"/>
+            <w:hideMark/>
+          </w:tcPr>
+          <w:p>
+            <w:pPr>
+              <w:rPr>
+                <w:b/>
+                <w:bCs/>
+                <w:szCs w:val="22"/>
+              </w:rPr>
+            </w:pPr>
+            <w:r>
+              <w:rPr>
+                <w:b/>
+                <w:bCs/>
+                <w:szCs w:val="22"/>
+              </w:rPr>
+              <w:t>엔진·폭발·통신 분리</w:t>
+            </w:r>
+          </w:p>
+        </w:tc>
+      </w:tr>
+      <w:tr>
+        <w:trPr>
+          <w:tblCellSpacing w:w="15" w:type="dxa"/>
+        </w:trPr>
+        <w:tc>
+          <w:tcPr>
+            <w:tcW w:w="0" w:type="auto"/>
+            <w:vAlign w:val="center"/>
+            <w:hideMark/>
+          </w:tcPr>
+          <w:p>
+            <w:pPr>
+              <w:rPr>
+                <w:b/>
+                <w:bCs/>
+                <w:szCs w:val="22"/>
+              </w:rPr>
+            </w:pPr>
+            <w:r>
+              <w:rPr>
+                <w:b/>
+                <w:bCs/>
+                <w:szCs w:val="22"/>
+              </w:rPr>
+              <w:t>Mixer Group</w:t>
+            </w:r>
+          </w:p>
+        </w:tc>
+        <w:tc>
+          <w:tcPr>
+            <w:tcW w:w="0" w:type="auto"/>
+            <w:vAlign w:val="center"/>
+            <w:hideMark/>
+          </w:tcPr>
+          <w:p>
+            <w:pPr>
+              <w:rPr>
+                <w:b/>
+                <w:bCs/>
+                <w:szCs w:val="22"/>
+              </w:rPr>
+            </w:pPr>
+            <w:r>
+              <w:rPr>
+                <w:b/>
+                <w:bCs/>
+                <w:szCs w:val="22"/>
+              </w:rPr>
+              <w:t>Audio Routing 구성</w:t>
+            </w:r>
+          </w:p>
+        </w:tc>
+        <w:tc>
+          <w:tcPr>
+            <w:tcW w:w="0" w:type="auto"/>
+            <w:vAlign w:val="center"/>
+            <w:hideMark/>
+          </w:tcPr>
+          <w:p>
+            <w:pPr>
+              <w:rPr>
+                <w:b/>
+                <w:bCs/>
+                <w:szCs w:val="22"/>
+              </w:rPr>
+            </w:pPr>
+            <w:r>
+              <w:rPr>
+                <w:b/>
+                <w:bCs/>
+                <w:szCs w:val="22"/>
+              </w:rPr>
+              <w:t>차량 내부/외부 분리</w:t>
+            </w:r>
+          </w:p>
+        </w:tc>
+      </w:tr>
+      <w:tr>
+        <w:trPr>
+          <w:tblCellSpacing w:w="15" w:type="dxa"/>
+        </w:trPr>
+        <w:tc>
+          <w:tcPr>
+            <w:tcW w:w="0" w:type="auto"/>
+            <w:vAlign w:val="center"/>
+            <w:hideMark/>
+          </w:tcPr>
+          <w:p>
+            <w:pPr>
+              <w:rPr>
+                <w:b/>
+                <w:bCs/>
+                <w:szCs w:val="22"/>
+              </w:rPr>
+            </w:pPr>
+            <w:r>
+              <w:rPr>
+                <w:b/>
+                <w:bCs/>
+                <w:szCs w:val="22"/>
+              </w:rPr>
+              <w:t>Audio Mixer Snapshot</w:t>
+            </w:r>
+          </w:p>
+        </w:tc>
+        <w:tc>
+          <w:tcPr>
+            <w:tcW w:w="0" w:type="auto"/>
+            <w:vAlign w:val="center"/>
+            <w:hideMark/>
+          </w:tcPr>
+          <w:p>
+            <w:pPr>
+              <w:rPr>
+                <w:b/>
+                <w:bCs/>
+                <w:szCs w:val="22"/>
+              </w:rPr>
+            </w:pPr>
+            <w:r>
+              <w:rPr>
+                <w:b/>
+                <w:bCs/>
+                <w:szCs w:val="22"/>
+              </w:rPr>
+              <w:t>Mixer 상태를 저장·전환</w:t>
+            </w:r>
+          </w:p>
+        </w:tc>
+        <w:tc>
+          <w:tcPr>
+            <w:tcW w:w="0" w:type="auto"/>
+            <w:vAlign w:val="center"/>
+            <w:hideMark/>
+          </w:tcPr>
+          <w:p>
+            <w:pPr>
+              <w:rPr>
+                <w:b/>
+                <w:bCs/>
+                <w:szCs w:val="22"/>
+              </w:rPr>
+            </w:pPr>
+            <w:r>
+              <w:rPr>
+                <w:b/>
+                <w:bCs/>
+                <w:szCs w:val="22"/>
+              </w:rPr>
+              <w:t xml:space="preserve">피격 후 </w:t>
+            </w:r>
+            <w:proofErr w:type="spellStart"/>
+            <w:r>
+              <w:rPr>
+                <w:b/>
+                <w:bCs/>
+                <w:szCs w:val="22"/>
+              </w:rPr>
+              <w:t>귀먹먹함</w:t>
+            </w:r>
+            <w:proofErr w:type="spellEnd"/>
+          </w:p>
+        </w:tc>
+      </w:tr>
+      <w:tr>
+        <w:trPr>
+          <w:tblCellSpacing w:w="15" w:type="dxa"/>
+        </w:trPr>
+        <w:tc>
+          <w:tcPr>
+            <w:tcW w:w="0" w:type="auto"/>
+            <w:vAlign w:val="center"/>
+            <w:hideMark/>
+          </w:tcPr>
+          <w:p>
+            <w:pPr>
+              <w:rPr>
+                <w:b/>
+                <w:bCs/>
+                <w:szCs w:val="22"/>
+              </w:rPr>
+            </w:pPr>
+            <w:r>
+              <w:rPr>
+                <w:b/>
+                <w:bCs/>
+                <w:szCs w:val="22"/>
+              </w:rPr>
+              <w:t>Audio Effect</w:t>
+            </w:r>
+          </w:p>
+        </w:tc>
+        <w:tc>
+          <w:tcPr>
+            <w:tcW w:w="0" w:type="auto"/>
+            <w:vAlign w:val="center"/>
+            <w:hideMark/>
+          </w:tcPr>
+          <w:p>
+            <w:pPr>
+              <w:rPr>
+                <w:b/>
+                <w:bCs/>
+                <w:szCs w:val="22"/>
+              </w:rPr>
+            </w:pPr>
+            <w:proofErr w:type="spellStart"/>
+            <w:r>
+              <w:rPr>
+                <w:b/>
+                <w:bCs/>
+                <w:szCs w:val="22"/>
+              </w:rPr>
+              <w:t>Filter·Reverb</w:t>
+            </w:r>
+            <w:proofErr w:type="spellEnd"/>
+            <w:r>
+              <w:rPr>
+                <w:b/>
+                <w:bCs/>
+                <w:szCs w:val="22"/>
+              </w:rPr>
+              <w:t xml:space="preserve"> 등 적용</w:t>
+            </w:r>
+          </w:p>
+        </w:tc>
+        <w:tc>
+          <w:tcPr>
+            <w:tcW w:w="0" w:type="auto"/>
+            <w:vAlign w:val="center"/>
+            <w:hideMark/>
+          </w:tcPr>
+          <w:p>
+            <w:pPr>
+              <w:rPr>
+                <w:b/>
+                <w:bCs/>
+                <w:szCs w:val="22"/>
+              </w:rPr>
+            </w:pPr>
+            <w:r>
+              <w:rPr>
+                <w:b/>
+                <w:bCs/>
+                <w:szCs w:val="22"/>
+              </w:rPr>
+              <w:t>전차 내부 음향</w:t>
+            </w:r>
+          </w:p>
+        </w:tc>
+      </w:tr>
+      <w:tr>
+        <w:trPr>
+          <w:tblCellSpacing w:w="15" w:type="dxa"/>
+        </w:trPr>
+        <w:tc>
+          <w:tcPr>
+            <w:tcW w:w="0" w:type="auto"/>
+            <w:vAlign w:val="center"/>
+            <w:hideMark/>
+          </w:tcPr>
+          <w:p>
+            <w:pPr>
+              <w:rPr>
+                <w:b/>
+                <w:bCs/>
+                <w:szCs w:val="22"/>
+              </w:rPr>
+            </w:pPr>
+            <w:r>
+              <w:rPr>
+                <w:b/>
+                <w:bCs/>
+                <w:szCs w:val="22"/>
+              </w:rPr>
+              <w:t>Spatial Audio</w:t>
+            </w:r>
+          </w:p>
+        </w:tc>
+        <w:tc>
+          <w:tcPr>
+            <w:tcW w:w="0" w:type="auto"/>
+            <w:vAlign w:val="center"/>
+            <w:hideMark/>
+          </w:tcPr>
+          <w:p>
+            <w:pPr>
+              <w:rPr>
+                <w:b/>
+                <w:bCs/>
+                <w:szCs w:val="22"/>
+              </w:rPr>
+            </w:pPr>
+            <w:r>
+              <w:rPr>
+                <w:b/>
+                <w:bCs/>
+                <w:szCs w:val="22"/>
+              </w:rPr>
+              <w:t>3D 위치 기반 Audio</w:t>
+            </w:r>
+          </w:p>
+        </w:tc>
+        <w:tc>
+          <w:tcPr>
+            <w:tcW w:w="0" w:type="auto"/>
+            <w:vAlign w:val="center"/>
+            <w:hideMark/>
+          </w:tcPr>
+          <w:p>
+            <w:pPr>
+              <w:rPr>
+                <w:b/>
+                <w:bCs/>
+                <w:szCs w:val="22"/>
+              </w:rPr>
+            </w:pPr>
+            <w:r>
+              <w:rPr>
+                <w:b/>
+                <w:bCs/>
+                <w:szCs w:val="22"/>
+              </w:rPr>
+              <w:t>적 포격 방향</w:t>
+            </w:r>
+          </w:p>
+        </w:tc>
+      </w:tr>
+      <w:tr>
+        <w:trPr>
+          <w:tblCellSpacing w:w="15" w:type="dxa"/>
+        </w:trPr>
+        <w:tc>
+          <w:tcPr>
+            <w:tcW w:w="0" w:type="auto"/>
+            <w:vAlign w:val="center"/>
+            <w:hideMark/>
+          </w:tcPr>
+          <w:p>
+            <w:pPr>
+              <w:rPr>
+                <w:b/>
+                <w:bCs/>
+                <w:szCs w:val="22"/>
+              </w:rPr>
+            </w:pPr>
+            <w:r>
+              <w:rPr>
+                <w:b/>
+                <w:bCs/>
+                <w:szCs w:val="22"/>
+              </w:rPr>
+              <w:t>Audio DSP</w:t>
+            </w:r>
+          </w:p>
+        </w:tc>
+        <w:tc>
+          <w:tcPr>
+            <w:tcW w:w="0" w:type="auto"/>
+            <w:vAlign w:val="center"/>
+            <w:hideMark/>
+          </w:tcPr>
+          <w:p>
+            <w:pPr>
+              <w:rPr>
+                <w:b/>
+                <w:bCs/>
+                <w:szCs w:val="22"/>
+              </w:rPr>
+            </w:pPr>
+            <w:r>
+              <w:rPr>
+                <w:b/>
+                <w:bCs/>
+                <w:szCs w:val="22"/>
+              </w:rPr>
+              <w:t>Audio Signal 수준 처리</w:t>
+            </w:r>
+          </w:p>
+        </w:tc>
+        <w:tc>
+          <w:tcPr>
+            <w:tcW w:w="0" w:type="auto"/>
+            <w:vAlign w:val="center"/>
+            <w:hideMark/>
+          </w:tcPr>
+          <w:p>
+            <w:pPr>
+              <w:rPr>
+                <w:b/>
+                <w:bCs/>
+                <w:szCs w:val="22"/>
+              </w:rPr>
+            </w:pPr>
+            <w:r>
+              <w:rPr>
+                <w:b/>
+                <w:bCs/>
+                <w:szCs w:val="22"/>
+              </w:rPr>
+              <w:t>Custom Sound Effect</w:t>
+            </w:r>
+          </w:p>
+        </w:tc>
+      </w:tr>
+      <w:tr>
+        <w:trPr>
+          <w:tblCellSpacing w:w="15" w:type="dxa"/>
+        </w:trPr>
+        <w:tc>
+          <w:tcPr>
+            <w:tcW w:w="0" w:type="auto"/>
+            <w:vAlign w:val="center"/>
+            <w:hideMark/>
+          </w:tcPr>
+          <w:p>
+            <w:pPr>
+              <w:rPr>
+                <w:b/>
+                <w:bCs/>
+                <w:szCs w:val="22"/>
+              </w:rPr>
+            </w:pPr>
+            <w:r>
+              <w:rPr>
+                <w:b/>
+                <w:bCs/>
+                <w:szCs w:val="22"/>
+              </w:rPr>
+              <w:t>Native Audio Plugin SDK</w:t>
+            </w:r>
+          </w:p>
+        </w:tc>
+        <w:tc>
+          <w:tcPr>
+            <w:tcW w:w="0" w:type="auto"/>
+            <w:vAlign w:val="center"/>
+            <w:hideMark/>
+          </w:tcPr>
+          <w:p>
+            <w:pPr>
+              <w:rPr>
+                <w:b/>
+                <w:bCs/>
+                <w:szCs w:val="22"/>
+              </w:rPr>
+            </w:pPr>
+            <w:r>
+              <w:rPr>
+                <w:b/>
+                <w:bCs/>
+                <w:szCs w:val="22"/>
+              </w:rPr>
+              <w:t>자체 Audio Plugin 제작</w:t>
+            </w:r>
+          </w:p>
+        </w:tc>
+        <w:tc>
+          <w:tcPr>
+            <w:tcW w:w="0" w:type="auto"/>
+            <w:vAlign w:val="center"/>
+            <w:hideMark/>
+          </w:tcPr>
+          <w:p>
+            <w:pPr>
+              <w:rPr>
+                <w:b/>
+                <w:bCs/>
+                <w:szCs w:val="22"/>
+              </w:rPr>
+            </w:pPr>
+            <w:r>
+              <w:rPr>
+                <w:b/>
+                <w:bCs/>
+                <w:szCs w:val="22"/>
+              </w:rPr>
+              <w:t>특수 음향 시스템</w:t>
+            </w:r>
+          </w:p>
+        </w:tc>
+      </w:tr>
+    </w:tbl>
+    <w:p>
+      <w:pPr>
+        <w:rPr>
+          <w:b/>
+          <w:bCs/>
+          <w:szCs w:val="22"/>
+        </w:rPr>
+      </w:pPr>
+      <w:r>
+        <w:rPr>
+          <w:rFonts w:hint="eastAsia"/>
+          <w:b/>
+          <w:bCs/>
+          <w:szCs w:val="22"/>
+        </w:rPr>
+        <w:t>고급 기능이라 주장할 수 있는지 모호함</w:t>
+      </w:r>
+    </w:p>
+    <w:p>
+      <w:pPr>
+        <w:rPr>
+          <w:b/>
+          <w:bCs/>
+          <w:szCs w:val="22"/>
+        </w:rPr>
+      </w:pPr>
+    </w:p>
+    <w:p>
+      <w:pPr>
+        <w:rPr>
+          <w:b/>
+          <w:bCs/>
+          <w:szCs w:val="22"/>
+        </w:rPr>
+      </w:pPr>
+    </w:p>
+    <w:p>
+      <w:pPr>
+        <w:rPr>
+          <w:b/>
+          <w:bCs/>
+          <w:szCs w:val="22"/>
+        </w:rPr>
+      </w:pPr>
+    </w:p>
+    <w:p>
+      <w:pPr>
+        <w:rPr>
+          <w:b/>
+          <w:bCs/>
+          <w:szCs w:val="22"/>
+        </w:rPr>
+      </w:pPr>
+    </w:p>
+    <w:p>
+      <w:pPr>
+        <w:rPr>
+          <w:b/>
+          <w:bCs/>
+          <w:szCs w:val="22"/>
+        </w:rPr>
+      </w:pPr>
+    </w:p>
+    <w:p>
+      <w:pPr>
+        <w:rPr>
+          <w:b/>
+          <w:bCs/>
+          <w:szCs w:val="22"/>
+        </w:rPr>
+      </w:pPr>
+    </w:p>
+    <w:p>
+      <w:pPr>
+        <w:rPr>
+          <w:b/>
+          <w:bCs/>
+          <w:szCs w:val="22"/>
+        </w:rPr>
+      </w:pPr>
+    </w:p>
+    <w:p>
+      <w:pPr>
+        <w:rPr>
+          <w:b/>
+          <w:bCs/>
+          <w:szCs w:val="22"/>
+        </w:rPr>
+      </w:pPr>
+    </w:p>
+    <w:p>
+      <w:pPr>
+        <w:rPr>
+          <w:b/>
+          <w:bCs/>
+          <w:szCs w:val="22"/>
+        </w:rPr>
+      </w:pPr>
+    </w:p>
+    <w:p>
+      <w:pPr>
+        <w:rPr>
+          <w:b/>
+          <w:bCs/>
+          <w:szCs w:val="22"/>
+        </w:rPr>
+      </w:pPr>
+    </w:p>
+    <w:p>
+      <w:pPr>
+        <w:rPr>
+          <w:b/>
+          <w:bCs/>
+          <w:szCs w:val="22"/>
+        </w:rPr>
+      </w:pPr>
+    </w:p>
+    <w:p>
+      <w:pPr>
+        <w:rPr>
+          <w:b/>
+          <w:bCs/>
+          <w:szCs w:val="22"/>
+        </w:rPr>
+      </w:pPr>
+    </w:p>
+    <w:p>
+      <w:pPr>
+        <w:rPr>
+          <w:b/>
+          <w:bCs/>
+          <w:szCs w:val="22"/>
+        </w:rPr>
+      </w:pPr>
+      <w:r>
+        <w:rPr>
+          <w:b/>
+          <w:bCs/>
+          <w:szCs w:val="22"/>
+        </w:rPr>
+        <w:lastRenderedPageBreak/>
+        <w:t>17. 월드 / Level 제작</w:t>
+      </w:r>
+    </w:p>
+    <w:tbl>
+      <w:tblPr>
+        <w:tblW w:w="0" w:type="auto"/>
+        <w:tblCellSpacing w:w="15" w:type="dxa"/>
+        <w:tblBorders>
+          <w:top w:val="single" w:sz="4" w:space="0" w:color="auto"/>
+          <w:left w:val="single" w:sz="4" w:space="0" w:color="auto"/>
+          <w:bottom w:val="single" w:sz="4" w:space="0" w:color="auto"/>
+          <w:right w:val="single" w:sz="4" w:space="0" w:color="auto"/>
+          <w:insideH w:val="single" w:sz="4" w:space="0" w:color="auto"/>
+          <w:insideV w:val="single" w:sz="4" w:space="0" w:color="auto"/>
+        </w:tblBorders>
+        <w:tblCellMar>
+          <w:top w:w="15" w:type="dxa"/>
+          <w:left w:w="15" w:type="dxa"/>
+          <w:bottom w:w="15" w:type="dxa"/>
+          <w:right w:w="15" w:type="dxa"/>
+        </w:tblCellMar>
+        <w:tblLook w:val="04A0" w:firstRow="1" w:lastRow="0" w:firstColumn="1" w:lastColumn="0" w:noHBand="0" w:noVBand="1"/>
+      </w:tblPr>
+      <w:tblGrid>
+        <w:gridCol w:w="1661"/>
+        <w:gridCol w:w="3487"/>
+        <w:gridCol w:w="1855"/>
+      </w:tblGrid>
+      <w:tr>
+        <w:trPr>
+          <w:tblHeader/>
+          <w:tblCellSpacing w:w="15" w:type="dxa"/>
+        </w:trPr>
+        <w:tc>
+          <w:tcPr>
+            <w:tcW w:w="0" w:type="auto"/>
+            <w:vAlign w:val="center"/>
+            <w:hideMark/>
+          </w:tcPr>
+          <w:p>
+            <w:pPr>
+              <w:rPr>
+                <w:b/>
+                <w:bCs/>
+                <w:szCs w:val="22"/>
+              </w:rPr>
+            </w:pPr>
+            <w:r>
+              <w:rPr>
+                <w:b/>
+                <w:bCs/>
+                <w:szCs w:val="22"/>
+              </w:rPr>
+              <w:t>기능</w:t>
+            </w:r>
+          </w:p>
+        </w:tc>
+        <w:tc>
+          <w:tcPr>
+            <w:tcW w:w="0" w:type="auto"/>
+            <w:vAlign w:val="center"/>
+            <w:hideMark/>
+          </w:tcPr>
+          <w:p>
+            <w:pPr>
+              <w:rPr>
+                <w:b/>
+                <w:bCs/>
+                <w:szCs w:val="22"/>
+              </w:rPr>
+            </w:pPr>
+            <w:r>
+              <w:rPr>
+                <w:b/>
+                <w:bCs/>
+                <w:szCs w:val="22"/>
+              </w:rPr>
+              <w:t>무엇을 하는가</w:t>
+            </w:r>
+          </w:p>
+        </w:tc>
+        <w:tc>
+          <w:tcPr>
+            <w:tcW w:w="0" w:type="auto"/>
+            <w:vAlign w:val="center"/>
+            <w:hideMark/>
+          </w:tcPr>
+          <w:p>
+            <w:pPr>
+              <w:rPr>
+                <w:b/>
+                <w:bCs/>
+                <w:szCs w:val="22"/>
+              </w:rPr>
+            </w:pPr>
+            <w:r>
+              <w:rPr>
+                <w:b/>
+                <w:bCs/>
+                <w:szCs w:val="22"/>
+              </w:rPr>
+              <w:t>고급 활용 예</w:t>
+            </w:r>
+          </w:p>
+        </w:tc>
+      </w:tr>
+      <w:tr>
+        <w:trPr>
+          <w:tblCellSpacing w:w="15" w:type="dxa"/>
+        </w:trPr>
+        <w:tc>
+          <w:tcPr>
+            <w:tcW w:w="0" w:type="auto"/>
+            <w:vAlign w:val="center"/>
+            <w:hideMark/>
+          </w:tcPr>
+          <w:p>
+            <w:pPr>
+              <w:rPr>
+                <w:b/>
+                <w:bCs/>
+                <w:szCs w:val="22"/>
+              </w:rPr>
+            </w:pPr>
+            <w:r>
+              <w:rPr>
+                <w:b/>
+                <w:bCs/>
+                <w:szCs w:val="22"/>
+              </w:rPr>
+              <w:t>Terrain System</w:t>
+            </w:r>
+          </w:p>
+        </w:tc>
+        <w:tc>
+          <w:tcPr>
+            <w:tcW w:w="0" w:type="auto"/>
+            <w:vAlign w:val="center"/>
+            <w:hideMark/>
+          </w:tcPr>
+          <w:p>
+            <w:pPr>
+              <w:rPr>
+                <w:b/>
+                <w:bCs/>
+                <w:szCs w:val="22"/>
+              </w:rPr>
+            </w:pPr>
+            <w:r>
+              <w:rPr>
+                <w:b/>
+                <w:bCs/>
+                <w:szCs w:val="22"/>
+              </w:rPr>
+              <w:t>대규모 지형 제작</w:t>
+            </w:r>
+          </w:p>
+        </w:tc>
+        <w:tc>
+          <w:tcPr>
+            <w:tcW w:w="0" w:type="auto"/>
+            <w:vAlign w:val="center"/>
+            <w:hideMark/>
+          </w:tcPr>
+          <w:p>
+            <w:pPr>
+              <w:rPr>
+                <w:b/>
+                <w:bCs/>
+                <w:szCs w:val="22"/>
+              </w:rPr>
+            </w:pPr>
+            <w:r>
+              <w:rPr>
+                <w:b/>
+                <w:bCs/>
+                <w:szCs w:val="22"/>
+              </w:rPr>
+              <w:t>전장 제작</w:t>
+            </w:r>
+          </w:p>
+        </w:tc>
+      </w:tr>
+      <w:tr>
+        <w:trPr>
+          <w:tblCellSpacing w:w="15" w:type="dxa"/>
+        </w:trPr>
+        <w:tc>
+          <w:tcPr>
+            <w:tcW w:w="0" w:type="auto"/>
+            <w:vAlign w:val="center"/>
+            <w:hideMark/>
+          </w:tcPr>
+          <w:p>
+            <w:pPr>
+              <w:rPr>
+                <w:b/>
+                <w:bCs/>
+                <w:szCs w:val="22"/>
+              </w:rPr>
+            </w:pPr>
+            <w:r>
+              <w:rPr>
+                <w:b/>
+                <w:bCs/>
+                <w:szCs w:val="22"/>
+              </w:rPr>
+              <w:t>Terrain Layer</w:t>
+            </w:r>
+          </w:p>
+        </w:tc>
+        <w:tc>
+          <w:tcPr>
+            <w:tcW w:w="0" w:type="auto"/>
+            <w:vAlign w:val="center"/>
+            <w:hideMark/>
+          </w:tcPr>
+          <w:p>
+            <w:pPr>
+              <w:rPr>
+                <w:b/>
+                <w:bCs/>
+                <w:szCs w:val="22"/>
+              </w:rPr>
+            </w:pPr>
+            <w:r>
+              <w:rPr>
+                <w:b/>
+                <w:bCs/>
+                <w:szCs w:val="22"/>
+              </w:rPr>
+              <w:t>지형 Material 혼합</w:t>
+            </w:r>
+          </w:p>
+        </w:tc>
+        <w:tc>
+          <w:tcPr>
+            <w:tcW w:w="0" w:type="auto"/>
+            <w:vAlign w:val="center"/>
+            <w:hideMark/>
+          </w:tcPr>
+          <w:p>
+            <w:pPr>
+              <w:rPr>
+                <w:b/>
+                <w:bCs/>
+                <w:szCs w:val="22"/>
+              </w:rPr>
+            </w:pPr>
+            <w:r>
+              <w:rPr>
+                <w:b/>
+                <w:bCs/>
+                <w:szCs w:val="22"/>
+              </w:rPr>
+              <w:t>흙·도로·잔디</w:t>
+            </w:r>
+          </w:p>
+        </w:tc>
+      </w:tr>
+      <w:tr>
+        <w:trPr>
+          <w:tblCellSpacing w:w="15" w:type="dxa"/>
+        </w:trPr>
+        <w:tc>
+          <w:tcPr>
+            <w:tcW w:w="0" w:type="auto"/>
+            <w:vAlign w:val="center"/>
+            <w:hideMark/>
+          </w:tcPr>
+          <w:p>
+            <w:pPr>
+              <w:rPr>
+                <w:b/>
+                <w:bCs/>
+                <w:szCs w:val="22"/>
+              </w:rPr>
+            </w:pPr>
+            <w:r>
+              <w:rPr>
+                <w:b/>
+                <w:bCs/>
+                <w:szCs w:val="22"/>
+              </w:rPr>
+              <w:t>Terrain Detail</w:t>
+            </w:r>
+          </w:p>
+        </w:tc>
+        <w:tc>
+          <w:tcPr>
+            <w:tcW w:w="0" w:type="auto"/>
+            <w:vAlign w:val="center"/>
+            <w:hideMark/>
+          </w:tcPr>
+          <w:p>
+            <w:pPr>
+              <w:rPr>
+                <w:b/>
+                <w:bCs/>
+                <w:szCs w:val="22"/>
+              </w:rPr>
+            </w:pPr>
+            <w:r>
+              <w:rPr>
+                <w:b/>
+                <w:bCs/>
+                <w:szCs w:val="22"/>
+              </w:rPr>
+              <w:t>풀·소형 식생 배치</w:t>
+            </w:r>
+          </w:p>
+        </w:tc>
+        <w:tc>
+          <w:tcPr>
+            <w:tcW w:w="0" w:type="auto"/>
+            <w:vAlign w:val="center"/>
+            <w:hideMark/>
+          </w:tcPr>
+          <w:p>
+            <w:pPr>
+              <w:rPr>
+                <w:b/>
+                <w:bCs/>
+                <w:szCs w:val="22"/>
+              </w:rPr>
+            </w:pPr>
+            <w:r>
+              <w:rPr>
+                <w:b/>
+                <w:bCs/>
+                <w:szCs w:val="22"/>
+              </w:rPr>
+              <w:t>전장 환경</w:t>
+            </w:r>
+          </w:p>
+        </w:tc>
+      </w:tr>
+      <w:tr>
+        <w:trPr>
+          <w:tblCellSpacing w:w="15" w:type="dxa"/>
+        </w:trPr>
+        <w:tc>
+          <w:tcPr>
+            <w:tcW w:w="0" w:type="auto"/>
+            <w:vAlign w:val="center"/>
+            <w:hideMark/>
+          </w:tcPr>
+          <w:p>
+            <w:pPr>
+              <w:rPr>
+                <w:b/>
+                <w:bCs/>
+                <w:szCs w:val="22"/>
+              </w:rPr>
+            </w:pPr>
+            <w:r>
+              <w:rPr>
+                <w:b/>
+                <w:bCs/>
+                <w:szCs w:val="22"/>
+              </w:rPr>
+              <w:t>Terrain Trees</w:t>
+            </w:r>
+          </w:p>
+        </w:tc>
+        <w:tc>
+          <w:tcPr>
+            <w:tcW w:w="0" w:type="auto"/>
+            <w:vAlign w:val="center"/>
+            <w:hideMark/>
+          </w:tcPr>
+          <w:p>
+            <w:pPr>
+              <w:rPr>
+                <w:b/>
+                <w:bCs/>
+                <w:szCs w:val="22"/>
+              </w:rPr>
+            </w:pPr>
+            <w:r>
+              <w:rPr>
+                <w:b/>
+                <w:bCs/>
+                <w:szCs w:val="22"/>
+              </w:rPr>
+              <w:t>대량 나무 배치</w:t>
+            </w:r>
+          </w:p>
+        </w:tc>
+        <w:tc>
+          <w:tcPr>
+            <w:tcW w:w="0" w:type="auto"/>
+            <w:vAlign w:val="center"/>
+            <w:hideMark/>
+          </w:tcPr>
+          <w:p>
+            <w:pPr>
+              <w:rPr>
+                <w:b/>
+                <w:bCs/>
+                <w:szCs w:val="22"/>
+              </w:rPr>
+            </w:pPr>
+            <w:r>
+              <w:rPr>
+                <w:b/>
+                <w:bCs/>
+                <w:szCs w:val="22"/>
+              </w:rPr>
+              <w:t>숲</w:t>
+            </w:r>
+          </w:p>
+        </w:tc>
+      </w:tr>
+      <w:tr>
+        <w:trPr>
+          <w:tblCellSpacing w:w="15" w:type="dxa"/>
+        </w:trPr>
+        <w:tc>
+          <w:tcPr>
+            <w:tcW w:w="0" w:type="auto"/>
+            <w:vAlign w:val="center"/>
+            <w:hideMark/>
+          </w:tcPr>
+          <w:p>
+            <w:pPr>
+              <w:rPr>
+                <w:b/>
+                <w:bCs/>
+                <w:szCs w:val="22"/>
+              </w:rPr>
+            </w:pPr>
+            <w:r>
+              <w:rPr>
+                <w:b/>
+                <w:bCs/>
+                <w:szCs w:val="22"/>
+              </w:rPr>
+              <w:t>Terrain Holes</w:t>
+            </w:r>
+          </w:p>
+        </w:tc>
+        <w:tc>
+          <w:tcPr>
+            <w:tcW w:w="0" w:type="auto"/>
+            <w:vAlign w:val="center"/>
+            <w:hideMark/>
+          </w:tcPr>
+          <w:p>
+            <w:pPr>
+              <w:rPr>
+                <w:b/>
+                <w:bCs/>
+                <w:szCs w:val="22"/>
+              </w:rPr>
+            </w:pPr>
+            <w:r>
+              <w:rPr>
+                <w:b/>
+                <w:bCs/>
+                <w:szCs w:val="22"/>
+              </w:rPr>
+              <w:t>Terrain에 구멍 생성</w:t>
+            </w:r>
+          </w:p>
+        </w:tc>
+        <w:tc>
+          <w:tcPr>
+            <w:tcW w:w="0" w:type="auto"/>
+            <w:vAlign w:val="center"/>
+            <w:hideMark/>
+          </w:tcPr>
+          <w:p>
+            <w:pPr>
+              <w:rPr>
+                <w:b/>
+                <w:bCs/>
+                <w:szCs w:val="22"/>
+              </w:rPr>
+            </w:pPr>
+            <w:r>
+              <w:rPr>
+                <w:b/>
+                <w:bCs/>
+                <w:szCs w:val="22"/>
+              </w:rPr>
+              <w:t>참호·터널</w:t>
+            </w:r>
+          </w:p>
+        </w:tc>
+      </w:tr>
+      <w:tr>
+        <w:trPr>
+          <w:tblCellSpacing w:w="15" w:type="dxa"/>
+        </w:trPr>
+        <w:tc>
+          <w:tcPr>
+            <w:tcW w:w="0" w:type="auto"/>
+            <w:vAlign w:val="center"/>
+            <w:hideMark/>
+          </w:tcPr>
+          <w:p>
+            <w:pPr>
+              <w:rPr>
+                <w:b/>
+                <w:bCs/>
+                <w:szCs w:val="22"/>
+              </w:rPr>
+            </w:pPr>
+            <w:proofErr w:type="spellStart"/>
+            <w:r>
+              <w:rPr>
+                <w:b/>
+                <w:bCs/>
+                <w:szCs w:val="22"/>
+              </w:rPr>
+              <w:t>ProBuilder</w:t>
+            </w:r>
+            <w:proofErr w:type="spellEnd"/>
+          </w:p>
+        </w:tc>
+        <w:tc>
+          <w:tcPr>
+            <w:tcW w:w="0" w:type="auto"/>
+            <w:vAlign w:val="center"/>
+            <w:hideMark/>
+          </w:tcPr>
+          <w:p>
+            <w:pPr>
+              <w:rPr>
+                <w:b/>
+                <w:bCs/>
+                <w:szCs w:val="22"/>
+              </w:rPr>
+            </w:pPr>
+            <w:r>
+              <w:rPr>
+                <w:b/>
+                <w:bCs/>
+                <w:szCs w:val="22"/>
+              </w:rPr>
+              <w:t>Unity 내부 Level Geometry 제작</w:t>
+            </w:r>
+          </w:p>
+        </w:tc>
+        <w:tc>
+          <w:tcPr>
+            <w:tcW w:w="0" w:type="auto"/>
+            <w:vAlign w:val="center"/>
+            <w:hideMark/>
+          </w:tcPr>
+          <w:p>
+            <w:pPr>
+              <w:rPr>
+                <w:b/>
+                <w:bCs/>
+                <w:szCs w:val="22"/>
+              </w:rPr>
+            </w:pPr>
+            <w:r>
+              <w:rPr>
+                <w:b/>
+                <w:bCs/>
+                <w:szCs w:val="22"/>
+              </w:rPr>
+              <w:t>전차 훈련장 제작</w:t>
+            </w:r>
+          </w:p>
+        </w:tc>
+      </w:tr>
+      <w:tr>
+        <w:trPr>
+          <w:tblCellSpacing w:w="15" w:type="dxa"/>
+        </w:trPr>
+        <w:tc>
+          <w:tcPr>
+            <w:tcW w:w="0" w:type="auto"/>
+            <w:vAlign w:val="center"/>
+            <w:hideMark/>
+          </w:tcPr>
+          <w:p>
+            <w:pPr>
+              <w:rPr>
+                <w:b/>
+                <w:bCs/>
+                <w:szCs w:val="22"/>
+              </w:rPr>
+            </w:pPr>
+            <w:r>
+              <w:rPr>
+                <w:b/>
+                <w:bCs/>
+                <w:szCs w:val="22"/>
+              </w:rPr>
+              <w:t>UV Editing</w:t>
+            </w:r>
+          </w:p>
+        </w:tc>
+        <w:tc>
+          <w:tcPr>
+            <w:tcW w:w="0" w:type="auto"/>
+            <w:vAlign w:val="center"/>
+            <w:hideMark/>
+          </w:tcPr>
+          <w:p>
+            <w:pPr>
+              <w:rPr>
+                <w:b/>
+                <w:bCs/>
+                <w:szCs w:val="22"/>
+              </w:rPr>
+            </w:pPr>
+            <w:r>
+              <w:rPr>
+                <w:b/>
+                <w:bCs/>
+                <w:szCs w:val="22"/>
+              </w:rPr>
+              <w:t>Mesh UV 수정</w:t>
+            </w:r>
+          </w:p>
+        </w:tc>
+        <w:tc>
+          <w:tcPr>
+            <w:tcW w:w="0" w:type="auto"/>
+            <w:vAlign w:val="center"/>
+            <w:hideMark/>
+          </w:tcPr>
+          <w:p>
+            <w:pPr>
+              <w:rPr>
+                <w:b/>
+                <w:bCs/>
+                <w:szCs w:val="22"/>
+              </w:rPr>
+            </w:pPr>
+            <w:r>
+              <w:rPr>
+                <w:b/>
+                <w:bCs/>
+                <w:szCs w:val="22"/>
+              </w:rPr>
+              <w:t>Prototype Asset</w:t>
+            </w:r>
+          </w:p>
+        </w:tc>
+      </w:tr>
+      <w:tr>
+        <w:trPr>
+          <w:tblCellSpacing w:w="15" w:type="dxa"/>
+        </w:trPr>
+        <w:tc>
+          <w:tcPr>
+            <w:tcW w:w="0" w:type="auto"/>
+            <w:vAlign w:val="center"/>
+            <w:hideMark/>
+          </w:tcPr>
+          <w:p>
+            <w:pPr>
+              <w:rPr>
+                <w:b/>
+                <w:bCs/>
+                <w:szCs w:val="22"/>
+              </w:rPr>
+            </w:pPr>
+            <w:r>
+              <w:rPr>
+                <w:b/>
+                <w:bCs/>
+                <w:szCs w:val="22"/>
+              </w:rPr>
+              <w:t>Vertex Editing</w:t>
+            </w:r>
+          </w:p>
+        </w:tc>
+        <w:tc>
+          <w:tcPr>
+            <w:tcW w:w="0" w:type="auto"/>
+            <w:vAlign w:val="center"/>
+            <w:hideMark/>
+          </w:tcPr>
+          <w:p>
+            <w:pPr>
+              <w:rPr>
+                <w:b/>
+                <w:bCs/>
+                <w:szCs w:val="22"/>
+              </w:rPr>
+            </w:pPr>
+            <w:r>
+              <w:rPr>
+                <w:b/>
+                <w:bCs/>
+                <w:szCs w:val="22"/>
+              </w:rPr>
+              <w:t>Scene에서 Geometry 수정</w:t>
+            </w:r>
+          </w:p>
+        </w:tc>
+        <w:tc>
+          <w:tcPr>
+            <w:tcW w:w="0" w:type="auto"/>
+            <w:vAlign w:val="center"/>
+            <w:hideMark/>
+          </w:tcPr>
+          <w:p>
+            <w:pPr>
+              <w:rPr>
+                <w:b/>
+                <w:bCs/>
+                <w:szCs w:val="22"/>
+              </w:rPr>
+            </w:pPr>
+            <w:r>
+              <w:rPr>
+                <w:b/>
+                <w:bCs/>
+                <w:szCs w:val="22"/>
+              </w:rPr>
+              <w:t>Level Design</w:t>
+            </w:r>
+          </w:p>
+        </w:tc>
+      </w:tr>
+    </w:tbl>
+    <w:p>
+      <w:pPr>
+        <w:rPr>
+          <w:b/>
+          <w:bCs/>
+          <w:szCs w:val="22"/>
+        </w:rPr>
+      </w:pPr>
+      <w:r>
+        <w:rPr>
+          <w:rFonts w:hint="eastAsia"/>
+          <w:b/>
+          <w:bCs/>
+          <w:szCs w:val="22"/>
+        </w:rPr>
+        <w:t>모든 내용이 필요하나 고급 기능이라 주장할 수 있는지 모호함</w:t>
+      </w:r>
+    </w:p>
+    <w:p>
+      <w:pPr>
+        <w:rPr>
+          <w:b/>
+          <w:bCs/>
+          <w:szCs w:val="22"/>
+        </w:rPr>
+      </w:pPr>
+    </w:p>
+    <w:p>
+      <w:pPr>
+        <w:rPr>
+          <w:b/>
+          <w:bCs/>
+          <w:szCs w:val="22"/>
+        </w:rPr>
+      </w:pPr>
+    </w:p>
+    <w:p>
+      <w:pPr>
+        <w:rPr>
+          <w:b/>
+          <w:bCs/>
+          <w:szCs w:val="22"/>
+        </w:rPr>
+      </w:pPr>
+    </w:p>
+    <w:p>
+      <w:pPr>
+        <w:rPr>
+          <w:b/>
+          <w:bCs/>
+          <w:szCs w:val="22"/>
+        </w:rPr>
+      </w:pPr>
+    </w:p>
+    <w:p>
+      <w:pPr>
+        <w:rPr>
+          <w:b/>
+          <w:bCs/>
+          <w:szCs w:val="22"/>
+        </w:rPr>
+      </w:pPr>
+    </w:p>
+    <w:p>
+      <w:pPr>
+        <w:rPr>
+          <w:b/>
+          <w:bCs/>
+          <w:szCs w:val="22"/>
+        </w:rPr>
+      </w:pPr>
+    </w:p>
+    <w:p>
+      <w:pPr>
+        <w:rPr>
+          <w:b/>
+          <w:bCs/>
+          <w:szCs w:val="22"/>
+        </w:rPr>
+      </w:pPr>
+    </w:p>
+    <w:p>
+      <w:pPr>
+        <w:rPr>
+          <w:b/>
+          <w:bCs/>
+          <w:szCs w:val="22"/>
+        </w:rPr>
+      </w:pPr>
+    </w:p>
+    <w:p>
+      <w:pPr>
+        <w:rPr>
+          <w:b/>
+          <w:bCs/>
+          <w:szCs w:val="22"/>
+        </w:rPr>
+      </w:pPr>
+    </w:p>
+    <w:p>
+      <w:pPr>
+        <w:rPr>
+          <w:b/>
+          <w:bCs/>
+          <w:szCs w:val="22"/>
+        </w:rPr>
+      </w:pPr>
+    </w:p>
+    <w:p>
+      <w:pPr>
+        <w:rPr>
+          <w:b/>
+          <w:bCs/>
+          <w:szCs w:val="22"/>
+        </w:rPr>
+      </w:pPr>
+    </w:p>
+    <w:p>
+      <w:pPr>
+        <w:rPr>
+          <w:b/>
+          <w:bCs/>
+          <w:szCs w:val="22"/>
+        </w:rPr>
+      </w:pPr>
+    </w:p>
+    <w:p>
+      <w:pPr>
+        <w:rPr>
+          <w:b/>
+          <w:bCs/>
+          <w:szCs w:val="22"/>
+        </w:rPr>
+      </w:pPr>
+    </w:p>
+    <w:p>
+      <w:pPr>
+        <w:rPr>
+          <w:b/>
+          <w:bCs/>
+          <w:szCs w:val="22"/>
+        </w:rPr>
+      </w:pPr>
+      <w:r>
+        <w:rPr>
+          <w:b/>
+          <w:bCs/>
+          <w:szCs w:val="22"/>
+        </w:rPr>
+        <w:lastRenderedPageBreak/>
+        <w:t>18. Lighting</w:t>
+      </w:r>
+    </w:p>
+    <w:tbl>
+      <w:tblPr>
+        <w:tblW w:w="0" w:type="auto"/>
+        <w:tblCellSpacing w:w="15" w:type="dxa"/>
+        <w:tblBorders>
+          <w:top w:val="single" w:sz="4" w:space="0" w:color="auto"/>
+          <w:left w:val="single" w:sz="4" w:space="0" w:color="auto"/>
+          <w:bottom w:val="single" w:sz="4" w:space="0" w:color="auto"/>
+          <w:right w:val="single" w:sz="4" w:space="0" w:color="auto"/>
+          <w:insideH w:val="single" w:sz="4" w:space="0" w:color="auto"/>
+          <w:insideV w:val="single" w:sz="4" w:space="0" w:color="auto"/>
+        </w:tblBorders>
+        <w:tblCellMar>
+          <w:top w:w="15" w:type="dxa"/>
+          <w:left w:w="15" w:type="dxa"/>
+          <w:bottom w:w="15" w:type="dxa"/>
+          <w:right w:w="15" w:type="dxa"/>
+        </w:tblCellMar>
+        <w:tblLook w:val="04A0" w:firstRow="1" w:lastRow="0" w:firstColumn="1" w:lastColumn="0" w:noHBand="0" w:noVBand="1"/>
+      </w:tblPr>
+      <w:tblGrid>
+        <w:gridCol w:w="2819"/>
+        <w:gridCol w:w="3524"/>
+        <w:gridCol w:w="2264"/>
+      </w:tblGrid>
+      <w:tr>
+        <w:trPr>
+          <w:tblHeader/>
+          <w:tblCellSpacing w:w="15" w:type="dxa"/>
+        </w:trPr>
+        <w:tc>
+          <w:tcPr>
+            <w:tcW w:w="0" w:type="auto"/>
+            <w:vAlign w:val="center"/>
+            <w:hideMark/>
+          </w:tcPr>
+          <w:p>
+            <w:pPr>
+              <w:rPr>
+                <w:b/>
+                <w:bCs/>
+                <w:szCs w:val="22"/>
+              </w:rPr>
+            </w:pPr>
+            <w:r>
+              <w:rPr>
+                <w:b/>
+                <w:bCs/>
+                <w:szCs w:val="22"/>
+              </w:rPr>
+              <w:t>기능</w:t>
+            </w:r>
+          </w:p>
+        </w:tc>
+        <w:tc>
+          <w:tcPr>
+            <w:tcW w:w="0" w:type="auto"/>
+            <w:vAlign w:val="center"/>
+            <w:hideMark/>
+          </w:tcPr>
+          <w:p>
+            <w:pPr>
+              <w:rPr>
+                <w:b/>
+                <w:bCs/>
+                <w:szCs w:val="22"/>
+              </w:rPr>
+            </w:pPr>
+            <w:r>
+              <w:rPr>
+                <w:b/>
+                <w:bCs/>
+                <w:szCs w:val="22"/>
+              </w:rPr>
+              <w:t>무엇을 하는가</w:t>
+            </w:r>
+          </w:p>
+        </w:tc>
+        <w:tc>
+          <w:tcPr>
+            <w:tcW w:w="0" w:type="auto"/>
+            <w:vAlign w:val="center"/>
+            <w:hideMark/>
+          </w:tcPr>
+          <w:p>
+            <w:pPr>
+              <w:rPr>
+                <w:b/>
+                <w:bCs/>
+                <w:szCs w:val="22"/>
+              </w:rPr>
+            </w:pPr>
+            <w:r>
+              <w:rPr>
+                <w:b/>
+                <w:bCs/>
+                <w:szCs w:val="22"/>
+              </w:rPr>
+              <w:t>고급 활용 예</w:t>
+            </w:r>
+          </w:p>
+        </w:tc>
+      </w:tr>
+      <w:tr>
+        <w:trPr>
+          <w:tblCellSpacing w:w="15" w:type="dxa"/>
+        </w:trPr>
+        <w:tc>
+          <w:tcPr>
+            <w:tcW w:w="0" w:type="auto"/>
+            <w:vAlign w:val="center"/>
+            <w:hideMark/>
+          </w:tcPr>
+          <w:p>
+            <w:pPr>
+              <w:rPr>
+                <w:b/>
+                <w:bCs/>
+                <w:szCs w:val="22"/>
+              </w:rPr>
+            </w:pPr>
+            <w:r>
+              <w:rPr>
+                <w:b/>
+                <w:bCs/>
+                <w:szCs w:val="22"/>
+              </w:rPr>
+              <w:t>Baked Global Illumination</w:t>
+            </w:r>
+          </w:p>
+        </w:tc>
+        <w:tc>
+          <w:tcPr>
+            <w:tcW w:w="0" w:type="auto"/>
+            <w:vAlign w:val="center"/>
+            <w:hideMark/>
+          </w:tcPr>
+          <w:p>
+            <w:pPr>
+              <w:rPr>
+                <w:b/>
+                <w:bCs/>
+                <w:szCs w:val="22"/>
+              </w:rPr>
+            </w:pPr>
+            <w:r>
+              <w:rPr>
+                <w:b/>
+                <w:bCs/>
+                <w:szCs w:val="22"/>
+              </w:rPr>
+              <w:t>Lighting을 미리 계산</w:t>
+            </w:r>
+          </w:p>
+        </w:tc>
+        <w:tc>
+          <w:tcPr>
+            <w:tcW w:w="0" w:type="auto"/>
+            <w:vAlign w:val="center"/>
+            <w:hideMark/>
+          </w:tcPr>
+          <w:p>
+            <w:pPr>
+              <w:rPr>
+                <w:b/>
+                <w:bCs/>
+                <w:szCs w:val="22"/>
+              </w:rPr>
+            </w:pPr>
+            <w:r>
+              <w:rPr>
+                <w:b/>
+                <w:bCs/>
+                <w:szCs w:val="22"/>
+              </w:rPr>
+              <w:t>실내 전차·환경</w:t>
+            </w:r>
+          </w:p>
+        </w:tc>
+      </w:tr>
+      <w:tr>
+        <w:trPr>
+          <w:tblCellSpacing w:w="15" w:type="dxa"/>
+        </w:trPr>
+        <w:tc>
+          <w:tcPr>
+            <w:tcW w:w="0" w:type="auto"/>
+            <w:vAlign w:val="center"/>
+            <w:hideMark/>
+          </w:tcPr>
+          <w:p>
+            <w:pPr>
+              <w:rPr>
+                <w:b/>
+                <w:bCs/>
+                <w:szCs w:val="22"/>
+              </w:rPr>
+            </w:pPr>
+            <w:r>
+              <w:rPr>
+                <w:b/>
+                <w:bCs/>
+                <w:szCs w:val="22"/>
+              </w:rPr>
+              <w:t>Realtime Lighting</w:t>
+            </w:r>
+          </w:p>
+        </w:tc>
+        <w:tc>
+          <w:tcPr>
+            <w:tcW w:w="0" w:type="auto"/>
+            <w:vAlign w:val="center"/>
+            <w:hideMark/>
+          </w:tcPr>
+          <w:p>
+            <w:pPr>
+              <w:rPr>
+                <w:b/>
+                <w:bCs/>
+                <w:szCs w:val="22"/>
+              </w:rPr>
+            </w:pPr>
+            <w:r>
+              <w:rPr>
+                <w:b/>
+                <w:bCs/>
+                <w:szCs w:val="22"/>
+              </w:rPr>
+              <w:t>실시간 Light 계산</w:t>
+            </w:r>
+          </w:p>
+        </w:tc>
+        <w:tc>
+          <w:tcPr>
+            <w:tcW w:w="0" w:type="auto"/>
+            <w:vAlign w:val="center"/>
+            <w:hideMark/>
+          </w:tcPr>
+          <w:p>
+            <w:pPr>
+              <w:rPr>
+                <w:b/>
+                <w:bCs/>
+                <w:szCs w:val="22"/>
+              </w:rPr>
+            </w:pPr>
+            <w:r>
+              <w:rPr>
+                <w:b/>
+                <w:bCs/>
+                <w:szCs w:val="22"/>
+              </w:rPr>
+              <w:t>폭발·조명 변화</w:t>
+            </w:r>
+          </w:p>
+        </w:tc>
+      </w:tr>
+      <w:tr>
+        <w:trPr>
+          <w:tblCellSpacing w:w="15" w:type="dxa"/>
+        </w:trPr>
+        <w:tc>
+          <w:tcPr>
+            <w:tcW w:w="0" w:type="auto"/>
+            <w:vAlign w:val="center"/>
+            <w:hideMark/>
+          </w:tcPr>
+          <w:p>
+            <w:pPr>
+              <w:rPr>
+                <w:b/>
+                <w:bCs/>
+                <w:szCs w:val="22"/>
+              </w:rPr>
+            </w:pPr>
+            <w:r>
+              <w:rPr>
+                <w:b/>
+                <w:bCs/>
+                <w:szCs w:val="22"/>
+              </w:rPr>
+              <w:t>Light Probe</w:t>
+            </w:r>
+          </w:p>
+        </w:tc>
+        <w:tc>
+          <w:tcPr>
+            <w:tcW w:w="0" w:type="auto"/>
+            <w:vAlign w:val="center"/>
+            <w:hideMark/>
+          </w:tcPr>
+          <w:p>
+            <w:pPr>
+              <w:rPr>
+                <w:b/>
+                <w:bCs/>
+                <w:szCs w:val="22"/>
+              </w:rPr>
+            </w:pPr>
+            <w:r>
+              <w:rPr>
+                <w:b/>
+                <w:bCs/>
+                <w:szCs w:val="22"/>
+              </w:rPr>
+              <w:t xml:space="preserve">Dynamic Object </w:t>
+            </w:r>
+            <w:proofErr w:type="spellStart"/>
+            <w:r>
+              <w:rPr>
+                <w:b/>
+                <w:bCs/>
+                <w:szCs w:val="22"/>
+              </w:rPr>
+              <w:t>간접광</w:t>
+            </w:r>
+            <w:proofErr w:type="spellEnd"/>
+            <w:r>
+              <w:rPr>
+                <w:b/>
+                <w:bCs/>
+                <w:szCs w:val="22"/>
+              </w:rPr>
+              <w:t xml:space="preserve"> 적용</w:t>
+            </w:r>
+          </w:p>
+        </w:tc>
+        <w:tc>
+          <w:tcPr>
+            <w:tcW w:w="0" w:type="auto"/>
+            <w:vAlign w:val="center"/>
+            <w:hideMark/>
+          </w:tcPr>
+          <w:p>
+            <w:pPr>
+              <w:rPr>
+                <w:b/>
+                <w:bCs/>
+                <w:szCs w:val="22"/>
+              </w:rPr>
+            </w:pPr>
+            <w:r>
+              <w:rPr>
+                <w:b/>
+                <w:bCs/>
+                <w:szCs w:val="22"/>
+              </w:rPr>
+              <w:t>이동 전차</w:t>
+            </w:r>
+          </w:p>
+        </w:tc>
+      </w:tr>
+      <w:tr>
+        <w:trPr>
+          <w:tblCellSpacing w:w="15" w:type="dxa"/>
+        </w:trPr>
+        <w:tc>
+          <w:tcPr>
+            <w:tcW w:w="0" w:type="auto"/>
+            <w:vAlign w:val="center"/>
+            <w:hideMark/>
+          </w:tcPr>
+          <w:p>
+            <w:pPr>
+              <w:rPr>
+                <w:b/>
+                <w:bCs/>
+                <w:szCs w:val="22"/>
+              </w:rPr>
+            </w:pPr>
+            <w:r>
+              <w:rPr>
+                <w:b/>
+                <w:bCs/>
+                <w:szCs w:val="22"/>
+              </w:rPr>
+              <w:t>Reflection Probe</w:t>
+            </w:r>
+          </w:p>
+        </w:tc>
+        <w:tc>
+          <w:tcPr>
+            <w:tcW w:w="0" w:type="auto"/>
+            <w:vAlign w:val="center"/>
+            <w:hideMark/>
+          </w:tcPr>
+          <w:p>
+            <w:pPr>
+              <w:rPr>
+                <w:b/>
+                <w:bCs/>
+                <w:szCs w:val="22"/>
+              </w:rPr>
+            </w:pPr>
+            <w:r>
+              <w:rPr>
+                <w:b/>
+                <w:bCs/>
+                <w:szCs w:val="22"/>
+              </w:rPr>
+              <w:t>주변 반사 정보 제공</w:t>
+            </w:r>
+          </w:p>
+        </w:tc>
+        <w:tc>
+          <w:tcPr>
+            <w:tcW w:w="0" w:type="auto"/>
+            <w:vAlign w:val="center"/>
+            <w:hideMark/>
+          </w:tcPr>
+          <w:p>
+            <w:pPr>
+              <w:rPr>
+                <w:b/>
+                <w:bCs/>
+                <w:szCs w:val="22"/>
+              </w:rPr>
+            </w:pPr>
+            <w:r>
+              <w:rPr>
+                <w:b/>
+                <w:bCs/>
+                <w:szCs w:val="22"/>
+              </w:rPr>
+              <w:t>금속 전차 내부</w:t>
+            </w:r>
+          </w:p>
+        </w:tc>
+      </w:tr>
+      <w:tr>
+        <w:trPr>
+          <w:tblCellSpacing w:w="15" w:type="dxa"/>
+        </w:trPr>
+        <w:tc>
+          <w:tcPr>
+            <w:tcW w:w="0" w:type="auto"/>
+            <w:vAlign w:val="center"/>
+            <w:hideMark/>
+          </w:tcPr>
+          <w:p>
+            <w:pPr>
+              <w:rPr>
+                <w:b/>
+                <w:bCs/>
+                <w:szCs w:val="22"/>
+              </w:rPr>
+            </w:pPr>
+            <w:r>
+              <w:rPr>
+                <w:b/>
+                <w:bCs/>
+                <w:szCs w:val="22"/>
+              </w:rPr>
+              <w:t>Adaptive Probe Volumes</w:t>
+            </w:r>
+          </w:p>
+        </w:tc>
+        <w:tc>
+          <w:tcPr>
+            <w:tcW w:w="0" w:type="auto"/>
+            <w:vAlign w:val="center"/>
+            <w:hideMark/>
+          </w:tcPr>
+          <w:p>
+            <w:pPr>
+              <w:rPr>
+                <w:b/>
+                <w:bCs/>
+                <w:szCs w:val="22"/>
+              </w:rPr>
+            </w:pPr>
+            <w:r>
+              <w:rPr>
+                <w:b/>
+                <w:bCs/>
+                <w:szCs w:val="22"/>
+              </w:rPr>
+              <w:t xml:space="preserve">공간 기반 고급 </w:t>
+            </w:r>
+            <w:proofErr w:type="spellStart"/>
+            <w:r>
+              <w:rPr>
+                <w:b/>
+                <w:bCs/>
+                <w:szCs w:val="22"/>
+              </w:rPr>
+              <w:t>간접광</w:t>
+            </w:r>
+            <w:proofErr w:type="spellEnd"/>
+            <w:r>
+              <w:rPr>
+                <w:b/>
+                <w:bCs/>
+                <w:szCs w:val="22"/>
+              </w:rPr>
+              <w:t xml:space="preserve"> Sampling</w:t>
+            </w:r>
+          </w:p>
+        </w:tc>
+        <w:tc>
+          <w:tcPr>
+            <w:tcW w:w="0" w:type="auto"/>
+            <w:vAlign w:val="center"/>
+            <w:hideMark/>
+          </w:tcPr>
+          <w:p>
+            <w:pPr>
+              <w:rPr>
+                <w:b/>
+                <w:bCs/>
+                <w:szCs w:val="22"/>
+              </w:rPr>
+            </w:pPr>
+            <w:r>
+              <w:rPr>
+                <w:b/>
+                <w:bCs/>
+                <w:szCs w:val="22"/>
+              </w:rPr>
+              <w:t>대규모 Scene</w:t>
+            </w:r>
+          </w:p>
+        </w:tc>
+      </w:tr>
+      <w:tr>
+        <w:trPr>
+          <w:tblCellSpacing w:w="15" w:type="dxa"/>
+        </w:trPr>
+        <w:tc>
+          <w:tcPr>
+            <w:tcW w:w="0" w:type="auto"/>
+            <w:vAlign w:val="center"/>
+            <w:hideMark/>
+          </w:tcPr>
+          <w:p>
+            <w:pPr>
+              <w:rPr>
+                <w:b/>
+                <w:bCs/>
+                <w:szCs w:val="22"/>
+              </w:rPr>
+            </w:pPr>
+            <w:r>
+              <w:rPr>
+                <w:b/>
+                <w:bCs/>
+                <w:szCs w:val="22"/>
+              </w:rPr>
+              <w:t>Lightmap</w:t>
+            </w:r>
+          </w:p>
+        </w:tc>
+        <w:tc>
+          <w:tcPr>
+            <w:tcW w:w="0" w:type="auto"/>
+            <w:vAlign w:val="center"/>
+            <w:hideMark/>
+          </w:tcPr>
+          <w:p>
+            <w:pPr>
+              <w:rPr>
+                <w:b/>
+                <w:bCs/>
+                <w:szCs w:val="22"/>
+              </w:rPr>
+            </w:pPr>
+            <w:r>
+              <w:rPr>
+                <w:b/>
+                <w:bCs/>
+                <w:szCs w:val="22"/>
+              </w:rPr>
+              <w:t>Baked Lighting Texture</w:t>
+            </w:r>
+          </w:p>
+        </w:tc>
+        <w:tc>
+          <w:tcPr>
+            <w:tcW w:w="0" w:type="auto"/>
+            <w:vAlign w:val="center"/>
+            <w:hideMark/>
+          </w:tcPr>
+          <w:p>
+            <w:pPr>
+              <w:rPr>
+                <w:b/>
+                <w:bCs/>
+                <w:szCs w:val="22"/>
+              </w:rPr>
+            </w:pPr>
+            <w:r>
+              <w:rPr>
+                <w:b/>
+                <w:bCs/>
+                <w:szCs w:val="22"/>
+              </w:rPr>
+              <w:t>환경 최적화</w:t>
+            </w:r>
+          </w:p>
+        </w:tc>
+      </w:tr>
+      <w:tr>
+        <w:trPr>
+          <w:tblCellSpacing w:w="15" w:type="dxa"/>
+        </w:trPr>
+        <w:tc>
+          <w:tcPr>
+            <w:tcW w:w="0" w:type="auto"/>
+            <w:vAlign w:val="center"/>
+            <w:hideMark/>
+          </w:tcPr>
+          <w:p>
+            <w:pPr>
+              <w:rPr>
+                <w:b/>
+                <w:bCs/>
+                <w:szCs w:val="22"/>
+              </w:rPr>
+            </w:pPr>
+            <w:r>
+              <w:rPr>
+                <w:b/>
+                <w:bCs/>
+                <w:szCs w:val="22"/>
+              </w:rPr>
+              <w:t>Mixed Lighting</w:t>
+            </w:r>
+          </w:p>
+        </w:tc>
+        <w:tc>
+          <w:tcPr>
+            <w:tcW w:w="0" w:type="auto"/>
+            <w:vAlign w:val="center"/>
+            <w:hideMark/>
+          </w:tcPr>
+          <w:p>
+            <w:pPr>
+              <w:rPr>
+                <w:b/>
+                <w:bCs/>
+                <w:szCs w:val="22"/>
+              </w:rPr>
+            </w:pPr>
+            <w:r>
+              <w:rPr>
+                <w:b/>
+                <w:bCs/>
+                <w:szCs w:val="22"/>
+              </w:rPr>
+              <w:t>Baked + Realtime 조합</w:t>
+            </w:r>
+          </w:p>
+        </w:tc>
+        <w:tc>
+          <w:tcPr>
+            <w:tcW w:w="0" w:type="auto"/>
+            <w:vAlign w:val="center"/>
+            <w:hideMark/>
+          </w:tcPr>
+          <w:p>
+            <w:pPr>
+              <w:rPr>
+                <w:b/>
+                <w:bCs/>
+                <w:szCs w:val="22"/>
+              </w:rPr>
+            </w:pPr>
+            <w:r>
+              <w:rPr>
+                <w:b/>
+                <w:bCs/>
+                <w:szCs w:val="22"/>
+              </w:rPr>
+              <w:t>실내외 Scene</w:t>
+            </w:r>
+          </w:p>
+        </w:tc>
+      </w:tr>
+      <w:tr>
+        <w:trPr>
+          <w:tblCellSpacing w:w="15" w:type="dxa"/>
+        </w:trPr>
+        <w:tc>
+          <w:tcPr>
+            <w:tcW w:w="0" w:type="auto"/>
+            <w:vAlign w:val="center"/>
+            <w:hideMark/>
+          </w:tcPr>
+          <w:p>
+            <w:pPr>
+              <w:rPr>
+                <w:b/>
+                <w:bCs/>
+                <w:szCs w:val="22"/>
+              </w:rPr>
+            </w:pPr>
+            <w:r>
+              <w:rPr>
+                <w:b/>
+                <w:bCs/>
+                <w:szCs w:val="22"/>
+              </w:rPr>
+              <w:t xml:space="preserve">GPU </w:t>
+            </w:r>
+            <w:proofErr w:type="spellStart"/>
+            <w:r>
+              <w:rPr>
+                <w:b/>
+                <w:bCs/>
+                <w:szCs w:val="22"/>
+              </w:rPr>
+              <w:t>Lightmapper</w:t>
+            </w:r>
+            <w:proofErr w:type="spellEnd"/>
+          </w:p>
+        </w:tc>
+        <w:tc>
+          <w:tcPr>
+            <w:tcW w:w="0" w:type="auto"/>
+            <w:vAlign w:val="center"/>
+            <w:hideMark/>
+          </w:tcPr>
+          <w:p>
+            <w:pPr>
+              <w:rPr>
+                <w:b/>
+                <w:bCs/>
+                <w:szCs w:val="22"/>
+              </w:rPr>
+            </w:pPr>
+            <w:r>
+              <w:rPr>
+                <w:b/>
+                <w:bCs/>
+                <w:szCs w:val="22"/>
+              </w:rPr>
+              <w:t>GPU 기반 Lightmap Baking</w:t>
+            </w:r>
+          </w:p>
+        </w:tc>
+        <w:tc>
+          <w:tcPr>
+            <w:tcW w:w="0" w:type="auto"/>
+            <w:vAlign w:val="center"/>
+            <w:hideMark/>
+          </w:tcPr>
+          <w:p>
+            <w:pPr>
+              <w:rPr>
+                <w:b/>
+                <w:bCs/>
+                <w:szCs w:val="22"/>
+              </w:rPr>
+            </w:pPr>
+            <w:r>
+              <w:rPr>
+                <w:b/>
+                <w:bCs/>
+                <w:szCs w:val="22"/>
+              </w:rPr>
+              <w:t>대규모 Scene Baking</w:t>
+            </w:r>
+          </w:p>
+        </w:tc>
+      </w:tr>
+      <w:tr>
+        <w:trPr>
+          <w:tblCellSpacing w:w="15" w:type="dxa"/>
+        </w:trPr>
+        <w:tc>
+          <w:tcPr>
+            <w:tcW w:w="0" w:type="auto"/>
+            <w:vAlign w:val="center"/>
+            <w:hideMark/>
+          </w:tcPr>
+          <w:p>
+            <w:pPr>
+              <w:rPr>
+                <w:b/>
+                <w:bCs/>
+                <w:szCs w:val="22"/>
+              </w:rPr>
+            </w:pPr>
+            <w:r>
+              <w:rPr>
+                <w:b/>
+                <w:bCs/>
+                <w:szCs w:val="22"/>
+              </w:rPr>
+              <w:t>Volumetric Lighting</w:t>
+            </w:r>
+          </w:p>
+        </w:tc>
+        <w:tc>
+          <w:tcPr>
+            <w:tcW w:w="0" w:type="auto"/>
+            <w:vAlign w:val="center"/>
+            <w:hideMark/>
+          </w:tcPr>
+          <w:p>
+            <w:pPr>
+              <w:rPr>
+                <w:b/>
+                <w:bCs/>
+                <w:szCs w:val="22"/>
+              </w:rPr>
+            </w:pPr>
+            <w:r>
+              <w:rPr>
+                <w:b/>
+                <w:bCs/>
+                <w:szCs w:val="22"/>
+              </w:rPr>
+              <w:t>빛의 부피 표현</w:t>
+            </w:r>
+          </w:p>
+        </w:tc>
+        <w:tc>
+          <w:tcPr>
+            <w:tcW w:w="0" w:type="auto"/>
+            <w:vAlign w:val="center"/>
+            <w:hideMark/>
+          </w:tcPr>
+          <w:p>
+            <w:pPr>
+              <w:rPr>
+                <w:b/>
+                <w:bCs/>
+                <w:szCs w:val="22"/>
+              </w:rPr>
+            </w:pPr>
+            <w:r>
+              <w:rPr>
+                <w:b/>
+                <w:bCs/>
+                <w:szCs w:val="22"/>
+              </w:rPr>
+              <w:t>연기·안개 전장</w:t>
+            </w:r>
+          </w:p>
+        </w:tc>
+      </w:tr>
+      <w:tr>
+        <w:trPr>
+          <w:tblCellSpacing w:w="15" w:type="dxa"/>
+        </w:trPr>
+        <w:tc>
+          <w:tcPr>
+            <w:tcW w:w="0" w:type="auto"/>
+            <w:vAlign w:val="center"/>
+            <w:hideMark/>
+          </w:tcPr>
+          <w:p>
+            <w:pPr>
+              <w:rPr>
+                <w:b/>
+                <w:bCs/>
+                <w:szCs w:val="22"/>
+              </w:rPr>
+            </w:pPr>
+            <w:r>
+              <w:rPr>
+                <w:b/>
+                <w:bCs/>
+                <w:szCs w:val="22"/>
+              </w:rPr>
+              <w:t>Decal</w:t>
+            </w:r>
+          </w:p>
+        </w:tc>
+        <w:tc>
+          <w:tcPr>
+            <w:tcW w:w="0" w:type="auto"/>
+            <w:vAlign w:val="center"/>
+            <w:hideMark/>
+          </w:tcPr>
+          <w:p>
+            <w:pPr>
+              <w:rPr>
+                <w:b/>
+                <w:bCs/>
+                <w:szCs w:val="22"/>
+              </w:rPr>
+            </w:pPr>
+            <w:r>
+              <w:rPr>
+                <w:b/>
+                <w:bCs/>
+                <w:szCs w:val="22"/>
+              </w:rPr>
+              <w:t>표면 위 추가 Texture 투영</w:t>
+            </w:r>
+          </w:p>
+        </w:tc>
+        <w:tc>
+          <w:tcPr>
+            <w:tcW w:w="0" w:type="auto"/>
+            <w:vAlign w:val="center"/>
+            <w:hideMark/>
+          </w:tcPr>
+          <w:p>
+            <w:pPr>
+              <w:rPr>
+                <w:b/>
+                <w:bCs/>
+                <w:szCs w:val="22"/>
+              </w:rPr>
+            </w:pPr>
+            <w:proofErr w:type="spellStart"/>
+            <w:r>
+              <w:rPr>
+                <w:b/>
+                <w:bCs/>
+                <w:szCs w:val="22"/>
+              </w:rPr>
+              <w:t>피탄</w:t>
+            </w:r>
+            <w:proofErr w:type="spellEnd"/>
+            <w:r>
+              <w:rPr>
+                <w:b/>
+                <w:bCs/>
+                <w:szCs w:val="22"/>
+              </w:rPr>
+              <w:t xml:space="preserve"> 자국·진흙</w:t>
+            </w:r>
+          </w:p>
+        </w:tc>
+      </w:tr>
+      <w:tr>
+        <w:trPr>
+          <w:tblCellSpacing w:w="15" w:type="dxa"/>
+        </w:trPr>
+        <w:tc>
+          <w:tcPr>
+            <w:tcW w:w="0" w:type="auto"/>
+            <w:vAlign w:val="center"/>
+            <w:hideMark/>
+          </w:tcPr>
+          <w:p>
+            <w:pPr>
+              <w:rPr>
+                <w:b/>
+                <w:bCs/>
+                <w:szCs w:val="22"/>
+              </w:rPr>
+            </w:pPr>
+            <w:r>
+              <w:rPr>
+                <w:b/>
+                <w:bCs/>
+                <w:szCs w:val="22"/>
+              </w:rPr>
+              <w:t>SSAO</w:t>
+            </w:r>
+          </w:p>
+        </w:tc>
+        <w:tc>
+          <w:tcPr>
+            <w:tcW w:w="0" w:type="auto"/>
+            <w:vAlign w:val="center"/>
+            <w:hideMark/>
+          </w:tcPr>
+          <w:p>
+            <w:pPr>
+              <w:rPr>
+                <w:b/>
+                <w:bCs/>
+                <w:szCs w:val="22"/>
+              </w:rPr>
+            </w:pPr>
+            <w:r>
+              <w:rPr>
+                <w:b/>
+                <w:bCs/>
+                <w:szCs w:val="22"/>
+              </w:rPr>
+              <w:t>Screen Space Ambient Occlusion</w:t>
+            </w:r>
+          </w:p>
+        </w:tc>
+        <w:tc>
+          <w:tcPr>
+            <w:tcW w:w="0" w:type="auto"/>
+            <w:vAlign w:val="center"/>
+            <w:hideMark/>
+          </w:tcPr>
+          <w:p>
+            <w:pPr>
+              <w:rPr>
+                <w:b/>
+                <w:bCs/>
+                <w:szCs w:val="22"/>
+              </w:rPr>
+            </w:pPr>
+            <w:proofErr w:type="spellStart"/>
+            <w:r>
+              <w:rPr>
+                <w:b/>
+                <w:bCs/>
+                <w:szCs w:val="22"/>
+              </w:rPr>
+              <w:t>깊이감</w:t>
+            </w:r>
+            <w:proofErr w:type="spellEnd"/>
+            <w:r>
+              <w:rPr>
+                <w:b/>
+                <w:bCs/>
+                <w:szCs w:val="22"/>
+              </w:rPr>
+              <w:t xml:space="preserve"> 강화</w:t>
+            </w:r>
+          </w:p>
+        </w:tc>
+      </w:tr>
+    </w:tbl>
+    <w:p>
+      <w:pPr>
+        <w:rPr>
+          <w:b/>
+          <w:bCs/>
+          <w:szCs w:val="22"/>
+        </w:rPr>
+      </w:pPr>
+      <w:r>
+        <w:rPr>
+          <w:b/>
+          <w:bCs/>
+          <w:szCs w:val="22"/>
+        </w:rPr>
+        <w:t>Baked Global Illumination</w:t>
+      </w:r>
+      <w:r>
+        <w:rPr>
+          <w:rFonts w:hint="eastAsia"/>
+          <w:b/>
+          <w:bCs/>
+          <w:szCs w:val="22"/>
+        </w:rPr>
+        <w:t>: 전차 내부는 조명이 변화할 일이 적으므로 차용 가능</w:t>
+      </w:r>
+    </w:p>
+    <w:p>
+      <w:pPr>
+        <w:rPr>
+          <w:b/>
+          <w:bCs/>
+          <w:szCs w:val="22"/>
+        </w:rPr>
+      </w:pPr>
+      <w:r>
+        <w:rPr>
+          <w:b/>
+          <w:bCs/>
+          <w:szCs w:val="22"/>
+        </w:rPr>
+        <w:t>Lightmap</w:t>
+      </w:r>
+      <w:r>
+        <w:rPr>
+          <w:rFonts w:hint="eastAsia"/>
+          <w:b/>
+          <w:bCs/>
+          <w:szCs w:val="22"/>
+        </w:rPr>
+        <w:t>:</w:t>
+      </w:r>
+      <w:r>
+        <w:rPr>
+          <w:b/>
+          <w:bCs/>
+          <w:szCs w:val="22"/>
+        </w:rPr>
+        <w:t xml:space="preserve"> </w:t>
+      </w:r>
+      <w:proofErr w:type="spellStart"/>
+      <w:r>
+        <w:rPr>
+          <w:rFonts w:hint="eastAsia"/>
+          <w:b/>
+          <w:bCs/>
+          <w:szCs w:val="22"/>
+        </w:rPr>
+        <w:t>vr</w:t>
+      </w:r>
+      <w:proofErr w:type="spellEnd"/>
+      <w:r>
+        <w:rPr>
+          <w:rFonts w:hint="eastAsia"/>
+          <w:b/>
+          <w:bCs/>
+          <w:szCs w:val="22"/>
+        </w:rPr>
+        <w:t xml:space="preserve"> 환경 상 조명 계산은 최소화해야 할 것으로 보임</w:t>
+      </w:r>
+    </w:p>
+    <w:p>
+      <w:pPr>
+        <w:rPr>
+          <w:rFonts w:hint="eastAsia"/>
+          <w:b/>
+          <w:bCs/>
+          <w:szCs w:val="22"/>
+        </w:rPr>
+      </w:pPr>
+    </w:p>
+    <w:p>
+      <w:pPr>
+        <w:rPr>
+          <w:b/>
+          <w:bCs/>
+          <w:szCs w:val="22"/>
+        </w:rPr>
+      </w:pPr>
+    </w:p>
+    <w:p>
+      <w:pPr>
+        <w:rPr>
+          <w:b/>
+          <w:bCs/>
+          <w:szCs w:val="22"/>
+        </w:rPr>
+      </w:pPr>
+    </w:p>
+    <w:p>
+      <w:pPr>
+        <w:rPr>
+          <w:b/>
+          <w:bCs/>
+          <w:szCs w:val="22"/>
+        </w:rPr>
+      </w:pPr>
+    </w:p>
+    <w:p>
+      <w:pPr>
+        <w:rPr>
+          <w:b/>
+          <w:bCs/>
+          <w:szCs w:val="22"/>
+        </w:rPr>
+      </w:pPr>
+    </w:p>
+    <w:p>
+      <w:pPr>
+        <w:rPr>
+          <w:b/>
+          <w:bCs/>
+          <w:szCs w:val="22"/>
+        </w:rPr>
+      </w:pPr>
+    </w:p>
+    <w:p>
+      <w:pPr>
+        <w:rPr>
+          <w:b/>
+          <w:bCs/>
+          <w:szCs w:val="22"/>
+        </w:rPr>
+      </w:pPr>
+    </w:p>
+    <w:p>
+      <w:pPr>
+        <w:rPr>
+          <w:b/>
+          <w:bCs/>
+          <w:szCs w:val="22"/>
+        </w:rPr>
+      </w:pPr>
+    </w:p>
+    <w:p>
+      <w:pPr>
+        <w:rPr>
+          <w:b/>
+          <w:bCs/>
+          <w:szCs w:val="22"/>
+        </w:rPr>
+      </w:pPr>
+      <w:r>
+        <w:rPr>
+          <w:b/>
+          <w:bCs/>
+          <w:szCs w:val="22"/>
+        </w:rPr>
+        <w:lastRenderedPageBreak/>
+        <w:t>19. 테스트 / 자동화</w:t>
+      </w:r>
+    </w:p>
+    <w:tbl>
+      <w:tblPr>
+        <w:tblW w:w="0" w:type="auto"/>
+        <w:tblCellSpacing w:w="15" w:type="dxa"/>
+        <w:tblBorders>
+          <w:top w:val="single" w:sz="4" w:space="0" w:color="auto"/>
+          <w:left w:val="single" w:sz="4" w:space="0" w:color="auto"/>
+          <w:bottom w:val="single" w:sz="4" w:space="0" w:color="auto"/>
+          <w:right w:val="single" w:sz="4" w:space="0" w:color="auto"/>
+          <w:insideH w:val="single" w:sz="4" w:space="0" w:color="auto"/>
+          <w:insideV w:val="single" w:sz="4" w:space="0" w:color="auto"/>
+        </w:tblBorders>
+        <w:tblCellMar>
+          <w:top w:w="15" w:type="dxa"/>
+          <w:left w:w="15" w:type="dxa"/>
+          <w:bottom w:w="15" w:type="dxa"/>
+          <w:right w:w="15" w:type="dxa"/>
+        </w:tblCellMar>
+        <w:tblLook w:val="04A0" w:firstRow="1" w:lastRow="0" w:firstColumn="1" w:lastColumn="0" w:noHBand="0" w:noVBand="1"/>
+      </w:tblPr>
+      <w:tblGrid>
+        <w:gridCol w:w="2485"/>
+        <w:gridCol w:w="3031"/>
+        <w:gridCol w:w="1983"/>
+      </w:tblGrid>
+      <w:tr>
+        <w:trPr>
+          <w:tblHeader/>
+          <w:tblCellSpacing w:w="15" w:type="dxa"/>
+        </w:trPr>
+        <w:tc>
+          <w:tcPr>
+            <w:tcW w:w="0" w:type="auto"/>
+            <w:vAlign w:val="center"/>
+            <w:hideMark/>
+          </w:tcPr>
+          <w:p>
+            <w:pPr>
+              <w:rPr>
+                <w:b/>
+                <w:bCs/>
+                <w:szCs w:val="22"/>
+              </w:rPr>
+            </w:pPr>
+            <w:r>
+              <w:rPr>
+                <w:b/>
+                <w:bCs/>
+                <w:szCs w:val="22"/>
+              </w:rPr>
+              <w:t>기능</w:t>
+            </w:r>
+          </w:p>
+        </w:tc>
+        <w:tc>
+          <w:tcPr>
+            <w:tcW w:w="0" w:type="auto"/>
+            <w:vAlign w:val="center"/>
+            <w:hideMark/>
+          </w:tcPr>
+          <w:p>
+            <w:pPr>
+              <w:rPr>
+                <w:b/>
+                <w:bCs/>
+                <w:szCs w:val="22"/>
+              </w:rPr>
+            </w:pPr>
+            <w:r>
+              <w:rPr>
+                <w:b/>
+                <w:bCs/>
+                <w:szCs w:val="22"/>
+              </w:rPr>
+              <w:t>무엇을 하는가</w:t>
+            </w:r>
+          </w:p>
+        </w:tc>
+        <w:tc>
+          <w:tcPr>
+            <w:tcW w:w="0" w:type="auto"/>
+            <w:vAlign w:val="center"/>
+            <w:hideMark/>
+          </w:tcPr>
+          <w:p>
+            <w:pPr>
+              <w:rPr>
+                <w:b/>
+                <w:bCs/>
+                <w:szCs w:val="22"/>
+              </w:rPr>
+            </w:pPr>
+            <w:r>
+              <w:rPr>
+                <w:b/>
+                <w:bCs/>
+                <w:szCs w:val="22"/>
+              </w:rPr>
+              <w:t>고급 활용 예</w:t>
+            </w:r>
+          </w:p>
+        </w:tc>
+      </w:tr>
+      <w:tr>
+        <w:trPr>
+          <w:tblCellSpacing w:w="15" w:type="dxa"/>
+        </w:trPr>
+        <w:tc>
+          <w:tcPr>
+            <w:tcW w:w="0" w:type="auto"/>
+            <w:vAlign w:val="center"/>
+            <w:hideMark/>
+          </w:tcPr>
+          <w:p>
+            <w:pPr>
+              <w:rPr>
+                <w:b/>
+                <w:bCs/>
+                <w:szCs w:val="22"/>
+              </w:rPr>
+            </w:pPr>
+            <w:r>
+              <w:rPr>
+                <w:b/>
+                <w:bCs/>
+                <w:szCs w:val="22"/>
+              </w:rPr>
+              <w:t>Unity Test Framework</w:t>
+            </w:r>
+          </w:p>
+        </w:tc>
+        <w:tc>
+          <w:tcPr>
+            <w:tcW w:w="0" w:type="auto"/>
+            <w:vAlign w:val="center"/>
+            <w:hideMark/>
+          </w:tcPr>
+          <w:p>
+            <w:pPr>
+              <w:rPr>
+                <w:b/>
+                <w:bCs/>
+                <w:szCs w:val="22"/>
+              </w:rPr>
+            </w:pPr>
+            <w:r>
+              <w:rPr>
+                <w:b/>
+                <w:bCs/>
+                <w:szCs w:val="22"/>
+              </w:rPr>
+              <w:t>자동화 테스트 Framework</w:t>
+            </w:r>
+          </w:p>
+        </w:tc>
+        <w:tc>
+          <w:tcPr>
+            <w:tcW w:w="0" w:type="auto"/>
+            <w:vAlign w:val="center"/>
+            <w:hideMark/>
+          </w:tcPr>
+          <w:p>
+            <w:pPr>
+              <w:rPr>
+                <w:b/>
+                <w:bCs/>
+                <w:szCs w:val="22"/>
+              </w:rPr>
+            </w:pPr>
+            <w:r>
+              <w:rPr>
+                <w:b/>
+                <w:bCs/>
+                <w:szCs w:val="22"/>
+              </w:rPr>
+              <w:t>Game Logic 검증</w:t>
+            </w:r>
+          </w:p>
+        </w:tc>
+      </w:tr>
+      <w:tr>
+        <w:trPr>
+          <w:tblCellSpacing w:w="15" w:type="dxa"/>
+        </w:trPr>
+        <w:tc>
+          <w:tcPr>
+            <w:tcW w:w="0" w:type="auto"/>
+            <w:vAlign w:val="center"/>
+            <w:hideMark/>
+          </w:tcPr>
+          <w:p>
+            <w:pPr>
+              <w:rPr>
+                <w:b/>
+                <w:bCs/>
+                <w:szCs w:val="22"/>
+              </w:rPr>
+            </w:pPr>
+            <w:proofErr w:type="spellStart"/>
+            <w:r>
+              <w:rPr>
+                <w:b/>
+                <w:bCs/>
+                <w:szCs w:val="22"/>
+              </w:rPr>
+              <w:t>EditMode</w:t>
+            </w:r>
+            <w:proofErr w:type="spellEnd"/>
+            <w:r>
+              <w:rPr>
+                <w:b/>
+                <w:bCs/>
+                <w:szCs w:val="22"/>
+              </w:rPr>
+              <w:t xml:space="preserve"> Test</w:t>
+            </w:r>
+          </w:p>
+        </w:tc>
+        <w:tc>
+          <w:tcPr>
+            <w:tcW w:w="0" w:type="auto"/>
+            <w:vAlign w:val="center"/>
+            <w:hideMark/>
+          </w:tcPr>
+          <w:p>
+            <w:pPr>
+              <w:rPr>
+                <w:b/>
+                <w:bCs/>
+                <w:szCs w:val="22"/>
+              </w:rPr>
+            </w:pPr>
+            <w:r>
+              <w:rPr>
+                <w:b/>
+                <w:bCs/>
+                <w:szCs w:val="22"/>
+              </w:rPr>
+              <w:t>Editor 상태에서 코드 테스트</w:t>
+            </w:r>
+          </w:p>
+        </w:tc>
+        <w:tc>
+          <w:tcPr>
+            <w:tcW w:w="0" w:type="auto"/>
+            <w:vAlign w:val="center"/>
+            <w:hideMark/>
+          </w:tcPr>
+          <w:p>
+            <w:pPr>
+              <w:rPr>
+                <w:b/>
+                <w:bCs/>
+                <w:szCs w:val="22"/>
+              </w:rPr>
+            </w:pPr>
+            <w:r>
+              <w:rPr>
+                <w:b/>
+                <w:bCs/>
+                <w:szCs w:val="22"/>
+              </w:rPr>
+              <w:t>데이터·수학 검증</w:t>
+            </w:r>
+          </w:p>
+        </w:tc>
+      </w:tr>
+      <w:tr>
+        <w:trPr>
+          <w:tblCellSpacing w:w="15" w:type="dxa"/>
+        </w:trPr>
+        <w:tc>
+          <w:tcPr>
+            <w:tcW w:w="0" w:type="auto"/>
+            <w:vAlign w:val="center"/>
+            <w:hideMark/>
+          </w:tcPr>
+          <w:p>
+            <w:pPr>
+              <w:rPr>
+                <w:b/>
+                <w:bCs/>
+                <w:szCs w:val="22"/>
+              </w:rPr>
+            </w:pPr>
+            <w:proofErr w:type="spellStart"/>
+            <w:r>
+              <w:rPr>
+                <w:b/>
+                <w:bCs/>
+                <w:szCs w:val="22"/>
+              </w:rPr>
+              <w:t>PlayMode</w:t>
+            </w:r>
+            <w:proofErr w:type="spellEnd"/>
+            <w:r>
+              <w:rPr>
+                <w:b/>
+                <w:bCs/>
+                <w:szCs w:val="22"/>
+              </w:rPr>
+              <w:t xml:space="preserve"> Test</w:t>
+            </w:r>
+          </w:p>
+        </w:tc>
+        <w:tc>
+          <w:tcPr>
+            <w:tcW w:w="0" w:type="auto"/>
+            <w:vAlign w:val="center"/>
+            <w:hideMark/>
+          </w:tcPr>
+          <w:p>
+            <w:pPr>
+              <w:rPr>
+                <w:b/>
+                <w:bCs/>
+                <w:szCs w:val="22"/>
+              </w:rPr>
+            </w:pPr>
+            <w:r>
+              <w:rPr>
+                <w:b/>
+                <w:bCs/>
+                <w:szCs w:val="22"/>
+              </w:rPr>
+              <w:t>실제 Runtime 환경 테스트</w:t>
+            </w:r>
+          </w:p>
+        </w:tc>
+        <w:tc>
+          <w:tcPr>
+            <w:tcW w:w="0" w:type="auto"/>
+            <w:vAlign w:val="center"/>
+            <w:hideMark/>
+          </w:tcPr>
+          <w:p>
+            <w:pPr>
+              <w:rPr>
+                <w:b/>
+                <w:bCs/>
+                <w:szCs w:val="22"/>
+              </w:rPr>
+            </w:pPr>
+            <w:r>
+              <w:rPr>
+                <w:b/>
+                <w:bCs/>
+                <w:szCs w:val="22"/>
+              </w:rPr>
+              <w:t>전투·Interaction</w:t>
+            </w:r>
+          </w:p>
+        </w:tc>
+      </w:tr>
+      <w:tr>
+        <w:trPr>
+          <w:tblCellSpacing w:w="15" w:type="dxa"/>
+        </w:trPr>
+        <w:tc>
+          <w:tcPr>
+            <w:tcW w:w="0" w:type="auto"/>
+            <w:vAlign w:val="center"/>
+            <w:hideMark/>
+          </w:tcPr>
+          <w:p>
+            <w:pPr>
+              <w:rPr>
+                <w:b/>
+                <w:bCs/>
+                <w:szCs w:val="22"/>
+              </w:rPr>
+            </w:pPr>
+            <w:r>
+              <w:rPr>
+                <w:b/>
+                <w:bCs/>
+                <w:szCs w:val="22"/>
+              </w:rPr>
+              <w:t>Performance Testing</w:t>
+            </w:r>
+          </w:p>
+        </w:tc>
+        <w:tc>
+          <w:tcPr>
+            <w:tcW w:w="0" w:type="auto"/>
+            <w:vAlign w:val="center"/>
+            <w:hideMark/>
+          </w:tcPr>
+          <w:p>
+            <w:pPr>
+              <w:rPr>
+                <w:b/>
+                <w:bCs/>
+                <w:szCs w:val="22"/>
+              </w:rPr>
+            </w:pPr>
+            <w:r>
+              <w:rPr>
+                <w:b/>
+                <w:bCs/>
+                <w:szCs w:val="22"/>
+              </w:rPr>
+              <w:t>성능을 자동 측정</w:t>
+            </w:r>
+          </w:p>
+        </w:tc>
+        <w:tc>
+          <w:tcPr>
+            <w:tcW w:w="0" w:type="auto"/>
+            <w:vAlign w:val="center"/>
+            <w:hideMark/>
+          </w:tcPr>
+          <w:p>
+            <w:pPr>
+              <w:rPr>
+                <w:b/>
+                <w:bCs/>
+                <w:szCs w:val="22"/>
+              </w:rPr>
+            </w:pPr>
+            <w:r>
+              <w:rPr>
+                <w:b/>
+                <w:bCs/>
+                <w:szCs w:val="22"/>
+              </w:rPr>
+              <w:t>Frame Time 비교</w:t>
+            </w:r>
+          </w:p>
+        </w:tc>
+      </w:tr>
+      <w:tr>
+        <w:trPr>
+          <w:tblCellSpacing w:w="15" w:type="dxa"/>
+        </w:trPr>
+        <w:tc>
+          <w:tcPr>
+            <w:tcW w:w="0" w:type="auto"/>
+            <w:vAlign w:val="center"/>
+            <w:hideMark/>
+          </w:tcPr>
+          <w:p>
+            <w:pPr>
+              <w:rPr>
+                <w:b/>
+                <w:bCs/>
+                <w:szCs w:val="22"/>
+              </w:rPr>
+            </w:pPr>
+            <w:r>
+              <w:rPr>
+                <w:b/>
+                <w:bCs/>
+                <w:szCs w:val="22"/>
+              </w:rPr>
+              <w:t>Test Runner</w:t>
+            </w:r>
+          </w:p>
+        </w:tc>
+        <w:tc>
+          <w:tcPr>
+            <w:tcW w:w="0" w:type="auto"/>
+            <w:vAlign w:val="center"/>
+            <w:hideMark/>
+          </w:tcPr>
+          <w:p>
+            <w:pPr>
+              <w:rPr>
+                <w:b/>
+                <w:bCs/>
+                <w:szCs w:val="22"/>
+              </w:rPr>
+            </w:pPr>
+            <w:r>
+              <w:rPr>
+                <w:b/>
+                <w:bCs/>
+                <w:szCs w:val="22"/>
+              </w:rPr>
+              <w:t>Unity 내부 테스트 관리</w:t>
+            </w:r>
+          </w:p>
+        </w:tc>
+        <w:tc>
+          <w:tcPr>
+            <w:tcW w:w="0" w:type="auto"/>
+            <w:vAlign w:val="center"/>
+            <w:hideMark/>
+          </w:tcPr>
+          <w:p>
+            <w:pPr>
+              <w:rPr>
+                <w:b/>
+                <w:bCs/>
+                <w:szCs w:val="22"/>
+              </w:rPr>
+            </w:pPr>
+            <w:r>
+              <w:rPr>
+                <w:b/>
+                <w:bCs/>
+                <w:szCs w:val="22"/>
+              </w:rPr>
+              <w:t>회귀 테스트</w:t>
+            </w:r>
+          </w:p>
+        </w:tc>
+      </w:tr>
+      <w:tr>
+        <w:trPr>
+          <w:tblCellSpacing w:w="15" w:type="dxa"/>
+        </w:trPr>
+        <w:tc>
+          <w:tcPr>
+            <w:tcW w:w="0" w:type="auto"/>
+            <w:vAlign w:val="center"/>
+            <w:hideMark/>
+          </w:tcPr>
+          <w:p>
+            <w:pPr>
+              <w:rPr>
+                <w:b/>
+                <w:bCs/>
+                <w:szCs w:val="22"/>
+              </w:rPr>
+            </w:pPr>
+            <w:r>
+              <w:rPr>
+                <w:b/>
+                <w:bCs/>
+                <w:szCs w:val="22"/>
+              </w:rPr>
+              <w:t>Build Profile</w:t>
+            </w:r>
+          </w:p>
+        </w:tc>
+        <w:tc>
+          <w:tcPr>
+            <w:tcW w:w="0" w:type="auto"/>
+            <w:vAlign w:val="center"/>
+            <w:hideMark/>
+          </w:tcPr>
+          <w:p>
+            <w:pPr>
+              <w:rPr>
+                <w:b/>
+                <w:bCs/>
+                <w:szCs w:val="22"/>
+              </w:rPr>
+            </w:pPr>
+            <w:r>
+              <w:rPr>
+                <w:b/>
+                <w:bCs/>
+                <w:szCs w:val="22"/>
+              </w:rPr>
+              <w:t>플랫폼별 Build 설정 관리</w:t>
+            </w:r>
+          </w:p>
+        </w:tc>
+        <w:tc>
+          <w:tcPr>
+            <w:tcW w:w="0" w:type="auto"/>
+            <w:vAlign w:val="center"/>
+            <w:hideMark/>
+          </w:tcPr>
+          <w:p>
+            <w:pPr>
+              <w:rPr>
+                <w:b/>
+                <w:bCs/>
+                <w:szCs w:val="22"/>
+              </w:rPr>
+            </w:pPr>
+            <w:r>
+              <w:rPr>
+                <w:b/>
+                <w:bCs/>
+                <w:szCs w:val="22"/>
+              </w:rPr>
+              <w:t>VR Client / Server</w:t>
+            </w:r>
+          </w:p>
+        </w:tc>
+      </w:tr>
+      <w:tr>
+        <w:trPr>
+          <w:tblCellSpacing w:w="15" w:type="dxa"/>
+        </w:trPr>
+        <w:tc>
+          <w:tcPr>
+            <w:tcW w:w="0" w:type="auto"/>
+            <w:vAlign w:val="center"/>
+            <w:hideMark/>
+          </w:tcPr>
+          <w:p>
+            <w:pPr>
+              <w:rPr>
+                <w:b/>
+                <w:bCs/>
+                <w:szCs w:val="22"/>
+              </w:rPr>
+            </w:pPr>
+            <w:r>
+              <w:rPr>
+                <w:b/>
+                <w:bCs/>
+                <w:szCs w:val="22"/>
+              </w:rPr>
+              <w:t>Automated Build</w:t>
+            </w:r>
+          </w:p>
+        </w:tc>
+        <w:tc>
+          <w:tcPr>
+            <w:tcW w:w="0" w:type="auto"/>
+            <w:vAlign w:val="center"/>
+            <w:hideMark/>
+          </w:tcPr>
+          <w:p>
+            <w:pPr>
+              <w:rPr>
+                <w:b/>
+                <w:bCs/>
+                <w:szCs w:val="22"/>
+              </w:rPr>
+            </w:pPr>
+            <w:r>
+              <w:rPr>
+                <w:b/>
+                <w:bCs/>
+                <w:szCs w:val="22"/>
+              </w:rPr>
+              <w:t>Build 과정 자동화</w:t>
+            </w:r>
+          </w:p>
+        </w:tc>
+        <w:tc>
+          <w:tcPr>
+            <w:tcW w:w="0" w:type="auto"/>
+            <w:vAlign w:val="center"/>
+            <w:hideMark/>
+          </w:tcPr>
+          <w:p>
+            <w:pPr>
+              <w:rPr>
+                <w:b/>
+                <w:bCs/>
+                <w:szCs w:val="22"/>
+              </w:rPr>
+            </w:pPr>
+            <w:r>
+              <w:rPr>
+                <w:b/>
+                <w:bCs/>
+                <w:szCs w:val="22"/>
+              </w:rPr>
+              <w:t>팀 개발</w:t>
+            </w:r>
+          </w:p>
+        </w:tc>
+      </w:tr>
+      <w:tr>
+        <w:trPr>
+          <w:tblCellSpacing w:w="15" w:type="dxa"/>
+        </w:trPr>
+        <w:tc>
+          <w:tcPr>
+            <w:tcW w:w="0" w:type="auto"/>
+            <w:vAlign w:val="center"/>
+            <w:hideMark/>
+          </w:tcPr>
+          <w:p>
+            <w:pPr>
+              <w:rPr>
+                <w:b/>
+                <w:bCs/>
+                <w:szCs w:val="22"/>
+              </w:rPr>
+            </w:pPr>
+            <w:r>
+              <w:rPr>
+                <w:b/>
+                <w:bCs/>
+                <w:szCs w:val="22"/>
+              </w:rPr>
+              <w:t>Multiplayer Play Mode</w:t>
+            </w:r>
+          </w:p>
+        </w:tc>
+        <w:tc>
+          <w:tcPr>
+            <w:tcW w:w="0" w:type="auto"/>
+            <w:vAlign w:val="center"/>
+            <w:hideMark/>
+          </w:tcPr>
+          <w:p>
+            <w:pPr>
+              <w:rPr>
+                <w:b/>
+                <w:bCs/>
+                <w:szCs w:val="22"/>
+              </w:rPr>
+            </w:pPr>
+            <w:r>
+              <w:rPr>
+                <w:b/>
+                <w:bCs/>
+                <w:szCs w:val="22"/>
+              </w:rPr>
+              <w:t>여러 Player를 동시에 테스트</w:t>
+            </w:r>
+          </w:p>
+        </w:tc>
+        <w:tc>
+          <w:tcPr>
+            <w:tcW w:w="0" w:type="auto"/>
+            <w:vAlign w:val="center"/>
+            <w:hideMark/>
+          </w:tcPr>
+          <w:p>
+            <w:pPr>
+              <w:rPr>
+                <w:b/>
+                <w:bCs/>
+                <w:szCs w:val="22"/>
+              </w:rPr>
+            </w:pPr>
+            <w:r>
+              <w:rPr>
+                <w:b/>
+                <w:bCs/>
+                <w:szCs w:val="22"/>
+              </w:rPr>
+              <w:t>3인 네트워크 검증</w:t>
+            </w:r>
+          </w:p>
+        </w:tc>
+      </w:tr>
+    </w:tbl>
+    <w:p>
+      <w:pPr>
+        <w:rPr>
+          <w:rFonts w:hint="eastAsia"/>
+          <w:b/>
+          <w:bCs/>
+          <w:szCs w:val="22"/>
+        </w:rPr>
+      </w:pPr>
+      <w:r>
+        <w:rPr>
+          <w:b/>
+          <w:bCs/>
+          <w:szCs w:val="22"/>
+        </w:rPr>
+        <w:t>Multiplayer Play Mode</w:t>
+      </w:r>
+      <w:r>
+        <w:rPr>
+          <w:rFonts w:hint="eastAsia"/>
+          <w:b/>
+          <w:bCs/>
+          <w:szCs w:val="22"/>
+        </w:rPr>
+        <w:t>: 7에서 필요성 언</w:t>
+      </w:r>
+      <w:r>
+        <w:rPr>
+          <w:rFonts w:hint="eastAsia"/>
+          <w:b/>
+          <w:bCs/>
+          <w:szCs w:val="22"/>
+        </w:rPr>
+        <w:t>급</w:t>
+      </w:r>
+    </w:p>
+    <w:p>
+      <w:pPr>
+        <w:rPr>
+          <w:b/>
+          <w:bCs/>
+          <w:szCs w:val="22"/>
+        </w:rPr>
+      </w:pPr>
+    </w:p>
+    <w:p>
+      <w:pPr>
+        <w:rPr>
+          <w:b/>
+          <w:bCs/>
+          <w:szCs w:val="22"/>
+        </w:rPr>
+      </w:pPr>
+      <w:r>
+        <w:rPr>
+          <w:rFonts w:hint="eastAsia"/>
+          <w:b/>
+          <w:bCs/>
+          <w:szCs w:val="22"/>
+        </w:rPr>
+        <w:t>프로젝트에서 생성형 ai가 추천한 기능:</w:t>
+      </w:r>
+    </w:p>
+    <w:p>
+      <w:pPr>
+        <w:rPr>
+          <w:rFonts w:hint="eastAsia"/>
+          <w:b/>
+          <w:bCs/>
+          <w:szCs w:val="22"/>
+        </w:rPr>
+      </w:pPr>
+      <w:r>
+        <w:rPr>
+          <w:b/>
+          <w:bCs/>
+          <w:szCs w:val="22"/>
+        </w:rPr>
+        <w:t xml:space="preserve">XR Interaction Toolkit, </w:t>
+      </w:r>
+      <w:proofErr w:type="spellStart"/>
+      <w:r>
+        <w:rPr>
+          <w:b/>
+          <w:bCs/>
+          <w:szCs w:val="22"/>
+        </w:rPr>
+        <w:t>OpenXR</w:t>
+      </w:r>
+      <w:proofErr w:type="spellEnd"/>
+      <w:r>
+        <w:rPr>
+          <w:b/>
+          <w:bCs/>
+          <w:szCs w:val="22"/>
+        </w:rPr>
+        <w:t xml:space="preserve">, Animation Rigging, Configurable Joint, Job System, </w:t>
+      </w:r>
+      <w:r>
+        <w:rPr>
+          <w:b/>
+          <w:bCs/>
+          <w:szCs w:val="22"/>
+        </w:rPr>
+        <w:t>Burst Compiler</w:t>
+      </w:r>
+      <w:r>
+        <w:rPr>
+          <w:b/>
+          <w:bCs/>
+          <w:szCs w:val="22"/>
+        </w:rPr>
+        <w:t xml:space="preserve">, Runtime </w:t>
+      </w:r>
+      <w:proofErr w:type="spellStart"/>
+      <w:r>
+        <w:rPr>
+          <w:b/>
+          <w:bCs/>
+          <w:szCs w:val="22"/>
+        </w:rPr>
+        <w:t>NavMesh</w:t>
+      </w:r>
+      <w:proofErr w:type="spellEnd"/>
+      <w:r>
+        <w:rPr>
+          <w:rFonts w:hint="eastAsia"/>
+          <w:b/>
+          <w:bCs/>
+          <w:szCs w:val="22"/>
+        </w:rPr>
+        <w:t xml:space="preserve"> Baking</w:t>
+      </w:r>
+      <w:r>
+        <w:rPr>
+          <w:b/>
+          <w:bCs/>
+          <w:szCs w:val="22"/>
+        </w:rPr>
+        <w:t>, Multiplayer Play Mode, Multiplayer Tools, Profiler</w:t>
+      </w:r>
+      <w:r>
+        <w:rPr>
+          <w:rFonts w:hint="eastAsia"/>
+          <w:b/>
+          <w:bCs/>
+          <w:szCs w:val="22"/>
+        </w:rPr>
+        <w:t>(</w:t>
+      </w:r>
+      <w:r>
+        <w:rPr>
+          <w:b/>
+          <w:bCs/>
+          <w:szCs w:val="22"/>
+        </w:rPr>
+        <w:t>12. 프로파일링 / 성능 분석</w:t>
+      </w:r>
+      <w:r>
+        <w:rPr>
+          <w:rFonts w:hint="eastAsia"/>
+          <w:b/>
+          <w:bCs/>
+          <w:szCs w:val="22"/>
+        </w:rPr>
+        <w:t xml:space="preserve"> 전체)</w:t>
+      </w:r>
+      <w:r>
+        <w:rPr>
+          <w:b/>
+          <w:bCs/>
+          <w:szCs w:val="22"/>
+        </w:rPr>
+        <w:t xml:space="preserve">, </w:t>
+      </w:r>
+      <w:r>
+        <w:rPr>
+          <w:rFonts w:hint="eastAsia"/>
+          <w:b/>
+          <w:bCs/>
+          <w:szCs w:val="22"/>
+        </w:rPr>
+        <w:t>Scriptable</w:t>
+      </w:r>
+      <w:r>
+        <w:rPr>
+          <w:b/>
+          <w:bCs/>
+          <w:szCs w:val="22"/>
+        </w:rPr>
+        <w:t xml:space="preserve"> Render Pass, </w:t>
+      </w:r>
+      <w:r>
+        <w:rPr>
+          <w:b/>
+          <w:bCs/>
+          <w:szCs w:val="22"/>
+        </w:rPr>
+        <w:t>VFX Shader Graph</w:t>
+      </w:r>
     </w:p>
     <w:sectPr>
       <w:pgSz w:w="11906" w:h="16838"/>
